--- a/docs (kubernetes)/kubernetes_for_absolute_beginners_kodekloud.docx
+++ b/docs (kubernetes)/kubernetes_for_absolute_beginners_kodekloud.docx
@@ -4352,6 +4352,34 @@
         </w:rPr>
         <w:t xml:space="preserve">     (use --driver to run minikube inside virtual machine)</w:t>
       </w:r>
+      <w:r>
+        <w:rPr>
+          <w:rFonts w:hint="default" w:ascii="Bodoni MT" w:hAnsi="Bodoni MT" w:cs="Bodoni MT"/>
+          <w:lang w:val="en-IN"/>
+        </w:rPr>
+        <w:br w:type="textWrapping"/>
+      </w:r>
+      <w:r>
+        <w:rPr>
+          <w:rFonts w:hint="default" w:ascii="Bodoni MT" w:hAnsi="Bodoni MT" w:cs="Bodoni MT"/>
+          <w:lang w:val="en-IN"/>
+        </w:rPr>
+        <w:t>if you are using WSL then virtualbox vms will not work because it cannot directly contact the hyperv, so, instead give the --driver=docker.</w:t>
+      </w:r>
+      <w:r>
+        <w:rPr>
+          <w:rFonts w:hint="default" w:ascii="Bodoni MT" w:hAnsi="Bodoni MT" w:cs="Bodoni MT"/>
+          <w:lang w:val="en-IN"/>
+        </w:rPr>
+        <w:br w:type="textWrapping"/>
+      </w:r>
+      <w:r>
+        <w:rPr>
+          <w:rFonts w:hint="default" w:ascii="Bodoni MT" w:hAnsi="Bodoni MT" w:cs="Bodoni MT"/>
+          <w:lang w:val="en-IN"/>
+        </w:rPr>
+        <w:t>If you remove WSL then Docker will not work.</w:t>
+      </w:r>
     </w:p>
     <w:p>
       <w:pPr>
@@ -4938,7 +4966,29 @@
           <w:iCs w:val="0"/>
           <w:lang w:val="en-US"/>
         </w:rPr>
-        <w:t>Multiple containers are very rare usecase.</w:t>
+        <w:t>Multiple containers are very rare use</w:t>
+      </w:r>
+      <w:r>
+        <w:rPr>
+          <w:rFonts w:hint="default" w:ascii="Bodoni MT" w:hAnsi="Bodoni MT" w:cs="Bodoni MT"/>
+          <w:b w:val="0"/>
+          <w:bCs w:val="0"/>
+          <w:i w:val="0"/>
+          <w:iCs w:val="0"/>
+          <w:lang w:val="en-IN"/>
+        </w:rPr>
+        <w:t>-</w:t>
+      </w:r>
+      <w:r>
+        <w:rPr>
+          <w:rFonts w:hint="default" w:ascii="Bodoni MT" w:hAnsi="Bodoni MT" w:cs="Bodoni MT"/>
+          <w:b w:val="0"/>
+          <w:bCs w:val="0"/>
+          <w:i w:val="0"/>
+          <w:iCs w:val="0"/>
+          <w:lang w:val="en-US"/>
+        </w:rPr>
+        <w:t>case.</w:t>
       </w:r>
     </w:p>
     <w:p>
@@ -4993,6 +5043,9 @@
         </w:rPr>
       </w:pPr>
       <w:r>
+        <w:rPr>
+          <w:rFonts w:hint="default" w:ascii="Bodoni MT" w:hAnsi="Bodoni MT" w:cs="Bodoni MT"/>
+        </w:rPr>
         <w:drawing>
           <wp:inline distT="0" distB="0" distL="114300" distR="114300">
             <wp:extent cx="4568825" cy="2616835"/>
@@ -5120,6 +5173,9 @@
         <w:br w:type="textWrapping"/>
       </w:r>
       <w:r>
+        <w:rPr>
+          <w:rFonts w:hint="default" w:ascii="Bodoni MT" w:hAnsi="Bodoni MT" w:cs="Bodoni MT"/>
+        </w:rPr>
         <w:drawing>
           <wp:inline distT="0" distB="0" distL="114300" distR="114300">
             <wp:extent cx="4049395" cy="1421130"/>
@@ -5163,6 +5219,9 @@
         </w:drawing>
       </w:r>
       <w:r>
+        <w:rPr>
+          <w:rFonts w:hint="default" w:ascii="Bodoni MT" w:hAnsi="Bodoni MT" w:cs="Bodoni MT"/>
+        </w:rPr>
         <w:br w:type="textWrapping"/>
       </w:r>
       <w:r>
@@ -5203,8 +5262,6 @@
         </w:rPr>
         <w:t>it displays a lot of details about the pod.</w:t>
       </w:r>
-      <w:bookmarkStart w:id="0" w:name="_GoBack"/>
-      <w:bookmarkEnd w:id="0"/>
       <w:r>
         <w:rPr>
           <w:rFonts w:hint="default" w:ascii="Bodoni MT" w:hAnsi="Bodoni MT" w:cs="Bodoni MT"/>
@@ -5253,6 +5310,9 @@
         <w:br w:type="textWrapping"/>
       </w:r>
       <w:r>
+        <w:rPr>
+          <w:rFonts w:hint="default" w:ascii="Bodoni MT" w:hAnsi="Bodoni MT" w:cs="Bodoni MT"/>
+        </w:rPr>
         <w:drawing>
           <wp:inline distT="0" distB="0" distL="114300" distR="114300">
             <wp:extent cx="5837555" cy="387350"/>
@@ -5316,6 +5376,65 @@
     </w:p>
     <w:p>
       <w:pPr>
+        <w:rPr>
+          <w:rFonts w:hint="default" w:ascii="Bodoni MT" w:hAnsi="Bodoni MT" w:cs="Bodoni MT"/>
+        </w:rPr>
+      </w:pPr>
+      <w:r>
+        <w:rPr>
+          <w:rFonts w:hint="default" w:ascii="Bodoni MT" w:hAnsi="Bodoni MT" w:eastAsia="等线" w:cs="Bodoni MT"/>
+          <w:b w:val="0"/>
+          <w:bCs w:val="0"/>
+          <w:color w:val="auto"/>
+          <w:kern w:val="0"/>
+          <w:sz w:val="22"/>
+          <w:szCs w:val="22"/>
+          <w:lang w:val="en-IN" w:eastAsia="zh-CN" w:bidi="ar"/>
+        </w:rPr>
+        <w:br w:type="page"/>
+      </w:r>
+    </w:p>
+    <w:p>
+      <w:pPr>
+        <w:keepNext w:val="0"/>
+        <w:keepLines w:val="0"/>
+        <w:widowControl/>
+        <w:numPr>
+          <w:numId w:val="0"/>
+        </w:numPr>
+        <w:suppressLineNumbers w:val="0"/>
+        <w:spacing w:before="0" w:beforeAutospacing="0" w:after="0" w:afterAutospacing="0" w:line="360" w:lineRule="auto"/>
+        <w:ind w:leftChars="0" w:right="0" w:rightChars="0"/>
+        <w:jc w:val="center"/>
+        <w:rPr>
+          <w:rFonts w:hint="default" w:ascii="Bodoni MT" w:hAnsi="Bodoni MT" w:cs="Bodoni MT"/>
+          <w:b/>
+          <w:bCs/>
+          <w:color w:val="002060"/>
+          <w:sz w:val="40"/>
+          <w:szCs w:val="40"/>
+          <w:highlight w:val="lightGray"/>
+          <w:u w:val="single"/>
+          <w:lang w:val="en-IN"/>
+        </w:rPr>
+      </w:pPr>
+      <w:r>
+        <w:rPr>
+          <w:rFonts w:hint="default" w:ascii="Bodoni MT" w:hAnsi="Bodoni MT" w:cs="Bodoni MT"/>
+          <w:b/>
+          <w:bCs/>
+          <w:color w:val="002060"/>
+          <w:sz w:val="40"/>
+          <w:szCs w:val="40"/>
+          <w:highlight w:val="lightGray"/>
+          <w:u w:val="single"/>
+          <w:lang w:val="en-IN"/>
+        </w:rPr>
+        <w:t xml:space="preserve">  Pods with YAML  </w:t>
+      </w:r>
+    </w:p>
+    <w:p>
+      <w:pPr>
         <w:keepNext w:val="0"/>
         <w:keepLines w:val="0"/>
         <w:widowControl/>
@@ -5333,16 +5452,1892 @@
       </w:pPr>
       <w:r>
         <w:rPr>
-          <w:rFonts w:hint="default" w:ascii="Bodoni MT" w:hAnsi="Bodoni MT" w:eastAsia="等线" w:cs="Bodoni MT"/>
-          <w:b w:val="0"/>
-          <w:bCs w:val="0"/>
+          <w:rFonts w:hint="default" w:ascii="Bodoni MT" w:hAnsi="Bodoni MT" w:cs="Bodoni MT"/>
+        </w:rPr>
+        <w:drawing>
+          <wp:inline distT="0" distB="0" distL="114300" distR="114300">
+            <wp:extent cx="2272030" cy="2708910"/>
+            <wp:effectExtent l="0" t="0" r="1270" b="8890"/>
+            <wp:docPr id="14" name="Picture 1"/>
+            <wp:cNvGraphicFramePr>
+              <a:graphicFrameLocks xmlns:a="http://schemas.openxmlformats.org/drawingml/2006/main" noChangeAspect="1"/>
+            </wp:cNvGraphicFramePr>
+            <a:graphic xmlns:a="http://schemas.openxmlformats.org/drawingml/2006/main">
+              <a:graphicData uri="http://schemas.openxmlformats.org/drawingml/2006/picture">
+                <pic:pic xmlns:pic="http://schemas.openxmlformats.org/drawingml/2006/picture">
+                  <pic:nvPicPr>
+                    <pic:cNvPr id="14" name="Picture 1"/>
+                    <pic:cNvPicPr>
+                      <a:picLocks noChangeAspect="1"/>
+                    </pic:cNvPicPr>
+                  </pic:nvPicPr>
+                  <pic:blipFill>
+                    <a:blip r:embed="rId16"/>
+                    <a:stretch>
+                      <a:fillRect/>
+                    </a:stretch>
+                  </pic:blipFill>
+                  <pic:spPr>
+                    <a:xfrm>
+                      <a:off x="0" y="0"/>
+                      <a:ext cx="2272030" cy="2708910"/>
+                    </a:xfrm>
+                    <a:prstGeom prst="rect">
+                      <a:avLst/>
+                    </a:prstGeom>
+                    <a:noFill/>
+                    <a:ln>
+                      <a:noFill/>
+                    </a:ln>
+                  </pic:spPr>
+                </pic:pic>
+              </a:graphicData>
+            </a:graphic>
+          </wp:inline>
+        </w:drawing>
+      </w:r>
+    </w:p>
+    <w:p>
+      <w:pPr>
+        <w:keepNext w:val="0"/>
+        <w:keepLines w:val="0"/>
+        <w:widowControl/>
+        <w:numPr>
+          <w:ilvl w:val="1"/>
+          <w:numId w:val="11"/>
+        </w:numPr>
+        <w:suppressLineNumbers w:val="0"/>
+        <w:spacing w:before="0" w:beforeAutospacing="0" w:after="0" w:afterAutospacing="0" w:line="360" w:lineRule="auto"/>
+        <w:ind w:left="840" w:leftChars="0" w:right="0" w:hanging="420" w:firstLineChars="0"/>
+        <w:jc w:val="left"/>
+        <w:rPr>
+          <w:rFonts w:hint="default" w:ascii="Bodoni MT" w:hAnsi="Bodoni MT" w:cs="Bodoni MT"/>
+        </w:rPr>
+      </w:pPr>
+      <w:r>
+        <w:rPr>
+          <w:rFonts w:hint="default" w:ascii="Bodoni MT" w:hAnsi="Bodoni MT" w:cs="Bodoni MT"/>
+          <w:b/>
+          <w:bCs/>
+          <w:lang w:val="en-IN"/>
+        </w:rPr>
+        <w:t>apiVersion</w:t>
+      </w:r>
+    </w:p>
+    <w:p>
+      <w:pPr>
+        <w:keepNext w:val="0"/>
+        <w:keepLines w:val="0"/>
+        <w:widowControl/>
+        <w:numPr>
+          <w:ilvl w:val="2"/>
+          <w:numId w:val="11"/>
+        </w:numPr>
+        <w:suppressLineNumbers w:val="0"/>
+        <w:spacing w:before="0" w:beforeAutospacing="0" w:after="0" w:afterAutospacing="0" w:line="360" w:lineRule="auto"/>
+        <w:ind w:left="1260" w:leftChars="0" w:right="0" w:hanging="420" w:firstLineChars="0"/>
+        <w:jc w:val="left"/>
+        <w:rPr>
+          <w:rFonts w:hint="default" w:ascii="Bodoni MT" w:hAnsi="Bodoni MT" w:cs="Bodoni MT"/>
+        </w:rPr>
+      </w:pPr>
+      <w:r>
+        <w:rPr>
+          <w:rFonts w:hint="default" w:ascii="Bodoni MT" w:hAnsi="Bodoni MT" w:cs="Bodoni MT"/>
+          <w:b w:val="0"/>
+          <w:bCs w:val="0"/>
+          <w:lang w:val="en-IN"/>
+        </w:rPr>
+        <w:t>It’s the Kubernetes API version, not your app’s version.</w:t>
+      </w:r>
+      <w:r>
+        <w:rPr>
+          <w:rFonts w:hint="default" w:ascii="Bodoni MT" w:hAnsi="Bodoni MT" w:cs="Bodoni MT"/>
+          <w:b w:val="0"/>
+          <w:bCs w:val="0"/>
+          <w:lang w:val="en-IN"/>
+        </w:rPr>
+        <w:br w:type="textWrapping"/>
+      </w:r>
+      <w:r>
+        <w:rPr>
+          <w:rFonts w:hint="default" w:ascii="Bodoni MT" w:hAnsi="Bodoni MT" w:cs="Bodoni MT"/>
+          <w:b w:val="0"/>
+          <w:bCs w:val="0"/>
+          <w:lang w:val="en-IN"/>
+        </w:rPr>
+        <w:t xml:space="preserve">Because the app version will be there in the docker image like </w:t>
+      </w:r>
+      <w:r>
+        <w:rPr>
+          <w:rFonts w:hint="default" w:ascii="Bodoni MT" w:hAnsi="Bodoni MT" w:cs="Bodoni MT"/>
+          <w:b w:val="0"/>
+          <w:bCs w:val="0"/>
+          <w:i/>
+          <w:iCs/>
+          <w:lang w:val="en-IN"/>
+        </w:rPr>
+        <w:t>my-app:v1</w:t>
+      </w:r>
+      <w:r>
+        <w:rPr>
+          <w:rFonts w:hint="default" w:ascii="Bodoni MT" w:hAnsi="Bodoni MT" w:cs="Bodoni MT"/>
+          <w:b w:val="0"/>
+          <w:bCs w:val="0"/>
+          <w:i w:val="0"/>
+          <w:iCs w:val="0"/>
+          <w:lang w:val="en-IN"/>
+        </w:rPr>
+        <w:t xml:space="preserve"> .</w:t>
+      </w:r>
+    </w:p>
+    <w:p>
+      <w:pPr>
+        <w:keepNext w:val="0"/>
+        <w:keepLines w:val="0"/>
+        <w:widowControl/>
+        <w:numPr>
+          <w:ilvl w:val="2"/>
+          <w:numId w:val="11"/>
+        </w:numPr>
+        <w:suppressLineNumbers w:val="0"/>
+        <w:spacing w:before="0" w:beforeAutospacing="0" w:after="0" w:afterAutospacing="0" w:line="360" w:lineRule="auto"/>
+        <w:ind w:left="1260" w:leftChars="0" w:right="0" w:hanging="420" w:firstLineChars="0"/>
+        <w:jc w:val="left"/>
+        <w:rPr>
+          <w:rFonts w:hint="default" w:ascii="Bodoni MT" w:hAnsi="Bodoni MT" w:cs="Bodoni MT"/>
+        </w:rPr>
+      </w:pPr>
+      <w:r>
+        <w:rPr>
+          <w:rFonts w:hint="default" w:ascii="Bodoni MT" w:hAnsi="Bodoni MT" w:cs="Bodoni MT"/>
+          <w:b/>
+          <w:bCs/>
+          <w:i w:val="0"/>
+          <w:iCs w:val="0"/>
+          <w:lang w:val="en-IN"/>
+        </w:rPr>
+        <w:t>Kubernetes API</w:t>
+      </w:r>
+      <w:r>
+        <w:rPr>
+          <w:rFonts w:hint="default" w:ascii="Bodoni MT" w:hAnsi="Bodoni MT" w:cs="Bodoni MT"/>
+          <w:b w:val="0"/>
+          <w:bCs w:val="0"/>
+          <w:i w:val="0"/>
+          <w:iCs w:val="0"/>
+          <w:lang w:val="en-IN"/>
+        </w:rPr>
+        <w:t xml:space="preserve"> and </w:t>
+      </w:r>
+      <w:r>
+        <w:rPr>
+          <w:rFonts w:hint="default" w:ascii="Bodoni MT" w:hAnsi="Bodoni MT" w:cs="Bodoni MT"/>
+          <w:b/>
+          <w:bCs/>
+          <w:i w:val="0"/>
+          <w:iCs w:val="0"/>
+          <w:lang w:val="en-IN"/>
+        </w:rPr>
+        <w:t>kube-apiserver</w:t>
+      </w:r>
+      <w:r>
+        <w:rPr>
+          <w:rFonts w:hint="default" w:ascii="Bodoni MT" w:hAnsi="Bodoni MT" w:cs="Bodoni MT"/>
+          <w:b w:val="0"/>
+          <w:bCs w:val="0"/>
+          <w:i w:val="0"/>
+          <w:iCs w:val="0"/>
+          <w:lang w:val="en-IN"/>
+        </w:rPr>
+        <w:t xml:space="preserve"> both are different.</w:t>
+      </w:r>
+      <w:r>
+        <w:rPr>
+          <w:rFonts w:hint="default" w:ascii="Bodoni MT" w:hAnsi="Bodoni MT" w:cs="Bodoni MT"/>
+          <w:b w:val="0"/>
+          <w:bCs w:val="0"/>
+          <w:i w:val="0"/>
+          <w:iCs w:val="0"/>
+          <w:lang w:val="en-IN"/>
+        </w:rPr>
+        <w:br w:type="textWrapping"/>
+      </w:r>
+      <w:r>
+        <w:rPr>
+          <w:rFonts w:hint="default" w:ascii="Bodoni MT" w:hAnsi="Bodoni MT" w:cs="Bodoni MT"/>
+          <w:b w:val="0"/>
+          <w:bCs w:val="0"/>
+          <w:i/>
+          <w:iCs/>
+          <w:lang w:val="en-IN"/>
+        </w:rPr>
+        <w:t>kube-apiserver</w:t>
+      </w:r>
+      <w:r>
+        <w:rPr>
+          <w:rFonts w:hint="default" w:ascii="Bodoni MT" w:hAnsi="Bodoni MT" w:cs="Bodoni MT"/>
+          <w:b w:val="0"/>
+          <w:bCs w:val="0"/>
+          <w:i w:val="0"/>
+          <w:iCs w:val="0"/>
+          <w:lang w:val="en-IN"/>
+        </w:rPr>
+        <w:t xml:space="preserve"> exposes the </w:t>
+      </w:r>
+      <w:r>
+        <w:rPr>
+          <w:rFonts w:hint="default" w:ascii="Bodoni MT" w:hAnsi="Bodoni MT" w:cs="Bodoni MT"/>
+          <w:b w:val="0"/>
+          <w:bCs w:val="0"/>
+          <w:i/>
+          <w:iCs/>
+          <w:lang w:val="en-IN"/>
+        </w:rPr>
+        <w:t>Kubernetes API</w:t>
+      </w:r>
+      <w:r>
+        <w:rPr>
+          <w:rFonts w:hint="default" w:ascii="Bodoni MT" w:hAnsi="Bodoni MT" w:cs="Bodoni MT"/>
+          <w:b w:val="0"/>
+          <w:bCs w:val="0"/>
+          <w:i w:val="0"/>
+          <w:iCs w:val="0"/>
+          <w:lang w:val="en-IN"/>
+        </w:rPr>
+        <w:t xml:space="preserve"> . </w:t>
+      </w:r>
+      <w:r>
+        <w:rPr>
+          <w:rFonts w:hint="default" w:ascii="Bodoni MT" w:hAnsi="Bodoni MT" w:cs="Bodoni MT"/>
+          <w:b w:val="0"/>
+          <w:bCs w:val="0"/>
+          <w:i w:val="0"/>
+          <w:iCs w:val="0"/>
+          <w:lang w:val="en-IN"/>
+        </w:rPr>
+        <w:br w:type="textWrapping"/>
+      </w:r>
+      <w:r>
+        <w:rPr>
+          <w:rFonts w:hint="default" w:ascii="Bodoni MT" w:hAnsi="Bodoni MT" w:cs="Bodoni MT"/>
+          <w:b w:val="0"/>
+          <w:bCs w:val="0"/>
+          <w:i w:val="0"/>
+          <w:iCs w:val="0"/>
+          <w:lang w:val="en-IN"/>
+        </w:rPr>
+        <w:t xml:space="preserve">analogy: </w:t>
+      </w:r>
+      <w:r>
+        <w:rPr>
+          <w:rFonts w:hint="default" w:ascii="Bodoni MT" w:hAnsi="Bodoni MT" w:cs="Bodoni MT"/>
+          <w:b w:val="0"/>
+          <w:bCs w:val="0"/>
+          <w:i w:val="0"/>
+          <w:iCs w:val="0"/>
+          <w:color w:val="0070C0"/>
+          <w:shd w:val="clear" w:color="FFFFFF" w:fill="D9D9D9"/>
+          <w:lang w:val="en-IN"/>
+        </w:rPr>
+        <w:t>kube-apiserver: nodejs application, kubernetes API: the exposed REST end-points</w:t>
+      </w:r>
+      <w:r>
+        <w:rPr>
+          <w:rFonts w:hint="default" w:ascii="Bodoni MT" w:hAnsi="Bodoni MT" w:cs="Bodoni MT"/>
+          <w:b w:val="0"/>
+          <w:bCs w:val="0"/>
+          <w:i w:val="0"/>
+          <w:iCs w:val="0"/>
+          <w:lang w:val="en-IN"/>
+        </w:rPr>
+        <w:t>.</w:t>
+      </w:r>
+    </w:p>
+    <w:p>
+      <w:pPr>
+        <w:keepNext w:val="0"/>
+        <w:keepLines w:val="0"/>
+        <w:widowControl/>
+        <w:numPr>
+          <w:ilvl w:val="2"/>
+          <w:numId w:val="11"/>
+        </w:numPr>
+        <w:suppressLineNumbers w:val="0"/>
+        <w:spacing w:before="0" w:beforeAutospacing="0" w:after="0" w:afterAutospacing="0" w:line="360" w:lineRule="auto"/>
+        <w:ind w:left="1260" w:leftChars="0" w:right="0" w:hanging="420" w:firstLineChars="0"/>
+        <w:jc w:val="left"/>
+        <w:rPr>
+          <w:rFonts w:hint="default" w:ascii="Bodoni MT" w:hAnsi="Bodoni MT" w:cs="Bodoni MT"/>
+          <w:color w:val="C00000"/>
+        </w:rPr>
+      </w:pPr>
+      <w:r>
+        <w:rPr>
+          <w:rFonts w:hint="default" w:ascii="Bodoni MT" w:hAnsi="Bodoni MT" w:cs="Bodoni MT"/>
+        </w:rPr>
+        <w:drawing>
+          <wp:inline distT="0" distB="0" distL="114300" distR="114300">
+            <wp:extent cx="1282700" cy="405765"/>
+            <wp:effectExtent l="0" t="0" r="0" b="635"/>
+            <wp:docPr id="15" name="Picture 2"/>
+            <wp:cNvGraphicFramePr>
+              <a:graphicFrameLocks xmlns:a="http://schemas.openxmlformats.org/drawingml/2006/main" noChangeAspect="1"/>
+            </wp:cNvGraphicFramePr>
+            <a:graphic xmlns:a="http://schemas.openxmlformats.org/drawingml/2006/main">
+              <a:graphicData uri="http://schemas.openxmlformats.org/drawingml/2006/picture">
+                <pic:pic xmlns:pic="http://schemas.openxmlformats.org/drawingml/2006/picture">
+                  <pic:nvPicPr>
+                    <pic:cNvPr id="15" name="Picture 2"/>
+                    <pic:cNvPicPr>
+                      <a:picLocks noChangeAspect="1"/>
+                    </pic:cNvPicPr>
+                  </pic:nvPicPr>
+                  <pic:blipFill>
+                    <a:blip r:embed="rId17"/>
+                    <a:stretch>
+                      <a:fillRect/>
+                    </a:stretch>
+                  </pic:blipFill>
+                  <pic:spPr>
+                    <a:xfrm>
+                      <a:off x="0" y="0"/>
+                      <a:ext cx="1282700" cy="405765"/>
+                    </a:xfrm>
+                    <a:prstGeom prst="rect">
+                      <a:avLst/>
+                    </a:prstGeom>
+                    <a:noFill/>
+                    <a:ln>
+                      <a:noFill/>
+                    </a:ln>
+                  </pic:spPr>
+                </pic:pic>
+              </a:graphicData>
+            </a:graphic>
+          </wp:inline>
+        </w:drawing>
+      </w:r>
+      <w:r>
+        <w:rPr>
+          <w:rFonts w:hint="default" w:ascii="Bodoni MT" w:hAnsi="Bodoni MT" w:cs="Bodoni MT"/>
+        </w:rPr>
+        <w:br w:type="textWrapping"/>
+      </w:r>
+      <w:r>
+        <w:rPr>
+          <w:rFonts w:hint="default" w:ascii="Bodoni MT" w:hAnsi="Bodoni MT" w:cs="Bodoni MT"/>
+          <w:lang w:val="en-IN"/>
+        </w:rPr>
+        <w:t>internally it becomes</w:t>
+      </w:r>
+      <w:r>
+        <w:rPr>
+          <w:rFonts w:hint="default" w:ascii="Bodoni MT" w:hAnsi="Bodoni MT" w:cs="Bodoni MT"/>
+          <w:color w:val="C00000"/>
+          <w:lang w:val="en-IN"/>
+        </w:rPr>
+        <w:t xml:space="preserve">: </w:t>
+      </w:r>
+      <w:r>
+        <w:rPr>
+          <w:rFonts w:hint="default" w:ascii="Bodoni MT" w:hAnsi="Bodoni MT" w:cs="Bodoni MT"/>
+          <w:b/>
+          <w:bCs/>
+          <w:color w:val="C00000"/>
+          <w:lang w:val="en-IN"/>
+        </w:rPr>
+        <w:t>/api/v1/pods</w:t>
+      </w:r>
+    </w:p>
+    <w:p>
+      <w:pPr>
+        <w:keepNext w:val="0"/>
+        <w:keepLines w:val="0"/>
+        <w:widowControl/>
+        <w:numPr>
+          <w:ilvl w:val="2"/>
+          <w:numId w:val="11"/>
+        </w:numPr>
+        <w:suppressLineNumbers w:val="0"/>
+        <w:spacing w:before="0" w:beforeAutospacing="0" w:after="0" w:afterAutospacing="0" w:line="360" w:lineRule="auto"/>
+        <w:ind w:left="1260" w:leftChars="0" w:right="0" w:hanging="420" w:firstLineChars="0"/>
+        <w:jc w:val="left"/>
+        <w:rPr>
+          <w:rFonts w:hint="default" w:ascii="Bodoni MT" w:hAnsi="Bodoni MT" w:cs="Bodoni MT"/>
+        </w:rPr>
+      </w:pPr>
+      <w:r>
+        <w:rPr>
+          <w:rFonts w:hint="default" w:ascii="Bodoni MT" w:hAnsi="Bodoni MT" w:cs="Bodoni MT"/>
+        </w:rPr>
+        <w:drawing>
+          <wp:inline distT="0" distB="0" distL="114300" distR="114300">
+            <wp:extent cx="5562600" cy="2472055"/>
+            <wp:effectExtent l="0" t="0" r="0" b="4445"/>
+            <wp:docPr id="16" name="Picture 3"/>
+            <wp:cNvGraphicFramePr>
+              <a:graphicFrameLocks xmlns:a="http://schemas.openxmlformats.org/drawingml/2006/main" noChangeAspect="1"/>
+            </wp:cNvGraphicFramePr>
+            <a:graphic xmlns:a="http://schemas.openxmlformats.org/drawingml/2006/main">
+              <a:graphicData uri="http://schemas.openxmlformats.org/drawingml/2006/picture">
+                <pic:pic xmlns:pic="http://schemas.openxmlformats.org/drawingml/2006/picture">
+                  <pic:nvPicPr>
+                    <pic:cNvPr id="16" name="Picture 3"/>
+                    <pic:cNvPicPr>
+                      <a:picLocks noChangeAspect="1"/>
+                    </pic:cNvPicPr>
+                  </pic:nvPicPr>
+                  <pic:blipFill>
+                    <a:blip r:embed="rId18"/>
+                    <a:stretch>
+                      <a:fillRect/>
+                    </a:stretch>
+                  </pic:blipFill>
+                  <pic:spPr>
+                    <a:xfrm>
+                      <a:off x="0" y="0"/>
+                      <a:ext cx="5562600" cy="2472055"/>
+                    </a:xfrm>
+                    <a:prstGeom prst="rect">
+                      <a:avLst/>
+                    </a:prstGeom>
+                    <a:noFill/>
+                    <a:ln>
+                      <a:noFill/>
+                    </a:ln>
+                  </pic:spPr>
+                </pic:pic>
+              </a:graphicData>
+            </a:graphic>
+          </wp:inline>
+        </w:drawing>
+      </w:r>
+    </w:p>
+    <w:p>
+      <w:pPr>
+        <w:keepNext w:val="0"/>
+        <w:keepLines w:val="0"/>
+        <w:widowControl/>
+        <w:numPr>
+          <w:ilvl w:val="1"/>
+          <w:numId w:val="11"/>
+        </w:numPr>
+        <w:suppressLineNumbers w:val="0"/>
+        <w:spacing w:before="0" w:beforeAutospacing="0" w:after="0" w:afterAutospacing="0" w:line="360" w:lineRule="auto"/>
+        <w:ind w:left="840" w:leftChars="0" w:right="0" w:hanging="420" w:firstLineChars="0"/>
+        <w:jc w:val="left"/>
+        <w:rPr>
+          <w:rFonts w:hint="default" w:ascii="Bodoni MT" w:hAnsi="Bodoni MT" w:cs="Bodoni MT"/>
+        </w:rPr>
+      </w:pPr>
+      <w:r>
+        <w:rPr>
+          <w:rFonts w:hint="default" w:ascii="Bodoni MT" w:hAnsi="Bodoni MT" w:cs="Bodoni MT"/>
+          <w:b/>
+          <w:bCs/>
+          <w:lang w:val="en-IN"/>
+        </w:rPr>
+        <w:t>kind</w:t>
+      </w:r>
+      <w:r>
+        <w:rPr>
+          <w:rFonts w:hint="default" w:ascii="Bodoni MT" w:hAnsi="Bodoni MT" w:cs="Bodoni MT"/>
+          <w:b w:val="0"/>
+          <w:bCs w:val="0"/>
+          <w:lang w:val="en-IN"/>
+        </w:rPr>
+        <w:t xml:space="preserve"> </w:t>
+      </w:r>
+    </w:p>
+    <w:p>
+      <w:pPr>
+        <w:keepNext w:val="0"/>
+        <w:keepLines w:val="0"/>
+        <w:widowControl/>
+        <w:numPr>
+          <w:ilvl w:val="2"/>
+          <w:numId w:val="11"/>
+        </w:numPr>
+        <w:suppressLineNumbers w:val="0"/>
+        <w:spacing w:before="0" w:beforeAutospacing="0" w:after="0" w:afterAutospacing="0" w:line="360" w:lineRule="auto"/>
+        <w:ind w:left="1260" w:leftChars="0" w:right="0" w:hanging="420" w:firstLineChars="0"/>
+        <w:jc w:val="left"/>
+        <w:rPr>
+          <w:rFonts w:hint="default" w:ascii="Bodoni MT" w:hAnsi="Bodoni MT" w:cs="Bodoni MT"/>
+        </w:rPr>
+      </w:pPr>
+      <w:r>
+        <w:rPr>
+          <w:rFonts w:hint="default" w:ascii="Bodoni MT" w:hAnsi="Bodoni MT" w:cs="Bodoni MT"/>
+          <w:b w:val="0"/>
+          <w:bCs w:val="0"/>
+          <w:lang w:val="en-IN"/>
+        </w:rPr>
+        <w:t>Its like what kind of object do you want to create.</w:t>
+      </w:r>
+    </w:p>
+    <w:p>
+      <w:pPr>
+        <w:keepNext w:val="0"/>
+        <w:keepLines w:val="0"/>
+        <w:widowControl/>
+        <w:numPr>
+          <w:ilvl w:val="2"/>
+          <w:numId w:val="11"/>
+        </w:numPr>
+        <w:suppressLineNumbers w:val="0"/>
+        <w:spacing w:before="0" w:beforeAutospacing="0" w:after="0" w:afterAutospacing="0" w:line="360" w:lineRule="auto"/>
+        <w:ind w:left="1260" w:leftChars="0" w:right="0" w:hanging="420" w:firstLineChars="0"/>
+        <w:jc w:val="left"/>
+        <w:rPr>
+          <w:rFonts w:hint="default" w:ascii="Bodoni MT" w:hAnsi="Bodoni MT" w:cs="Bodoni MT"/>
+        </w:rPr>
+      </w:pPr>
+      <w:r>
+        <w:rPr>
+          <w:rFonts w:hint="default" w:ascii="Bodoni MT" w:hAnsi="Bodoni MT" w:cs="Bodoni MT"/>
+          <w:lang w:val="en-IN"/>
+        </w:rPr>
+        <w:t>Simple analogy:</w:t>
+      </w:r>
+      <w:r>
+        <w:rPr>
+          <w:rFonts w:hint="default" w:ascii="Bodoni MT" w:hAnsi="Bodoni MT" w:cs="Bodoni MT"/>
+          <w:lang w:val="en-IN"/>
+        </w:rPr>
+        <w:br w:type="textWrapping"/>
+      </w:r>
+      <w:r>
+        <w:rPr>
+          <w:rFonts w:hint="default" w:ascii="Bodoni MT" w:hAnsi="Bodoni MT" w:cs="Bodoni MT"/>
+          <w:lang w:val="en-IN"/>
+        </w:rPr>
+        <w:t>apiVersion: which rule you want to apply?</w:t>
+      </w:r>
+      <w:r>
+        <w:rPr>
+          <w:rFonts w:hint="default" w:ascii="Bodoni MT" w:hAnsi="Bodoni MT" w:cs="Bodoni MT"/>
+          <w:lang w:val="en-IN"/>
+        </w:rPr>
+        <w:br w:type="textWrapping"/>
+      </w:r>
+      <w:r>
+        <w:rPr>
+          <w:rFonts w:hint="default" w:ascii="Bodoni MT" w:hAnsi="Bodoni MT" w:cs="Bodoni MT"/>
+          <w:lang w:val="en-IN"/>
+        </w:rPr>
+        <w:t>kind: applying that rule, what do you want to do?</w:t>
+      </w:r>
+    </w:p>
+    <w:p>
+      <w:pPr>
+        <w:keepNext w:val="0"/>
+        <w:keepLines w:val="0"/>
+        <w:widowControl/>
+        <w:numPr>
+          <w:ilvl w:val="2"/>
+          <w:numId w:val="11"/>
+        </w:numPr>
+        <w:suppressLineNumbers w:val="0"/>
+        <w:spacing w:before="0" w:beforeAutospacing="0" w:after="0" w:afterAutospacing="0" w:line="360" w:lineRule="auto"/>
+        <w:ind w:left="1260" w:leftChars="0" w:right="0" w:hanging="420" w:firstLineChars="0"/>
+        <w:jc w:val="left"/>
+        <w:rPr>
+          <w:rFonts w:hint="default" w:ascii="Bodoni MT" w:hAnsi="Bodoni MT" w:cs="Bodoni MT"/>
+        </w:rPr>
+      </w:pPr>
+      <w:r>
+        <w:rPr>
+          <w:rFonts w:hint="default" w:ascii="Bodoni MT" w:hAnsi="Bodoni MT" w:cs="Bodoni MT"/>
+        </w:rPr>
+        <w:drawing>
+          <wp:inline distT="0" distB="0" distL="114300" distR="114300">
+            <wp:extent cx="4325620" cy="2462530"/>
+            <wp:effectExtent l="0" t="0" r="5080" b="1270"/>
+            <wp:docPr id="17" name="Picture 4"/>
+            <wp:cNvGraphicFramePr>
+              <a:graphicFrameLocks xmlns:a="http://schemas.openxmlformats.org/drawingml/2006/main" noChangeAspect="1"/>
+            </wp:cNvGraphicFramePr>
+            <a:graphic xmlns:a="http://schemas.openxmlformats.org/drawingml/2006/main">
+              <a:graphicData uri="http://schemas.openxmlformats.org/drawingml/2006/picture">
+                <pic:pic xmlns:pic="http://schemas.openxmlformats.org/drawingml/2006/picture">
+                  <pic:nvPicPr>
+                    <pic:cNvPr id="17" name="Picture 4"/>
+                    <pic:cNvPicPr>
+                      <a:picLocks noChangeAspect="1"/>
+                    </pic:cNvPicPr>
+                  </pic:nvPicPr>
+                  <pic:blipFill>
+                    <a:blip r:embed="rId19"/>
+                    <a:stretch>
+                      <a:fillRect/>
+                    </a:stretch>
+                  </pic:blipFill>
+                  <pic:spPr>
+                    <a:xfrm>
+                      <a:off x="0" y="0"/>
+                      <a:ext cx="4325620" cy="2462530"/>
+                    </a:xfrm>
+                    <a:prstGeom prst="rect">
+                      <a:avLst/>
+                    </a:prstGeom>
+                    <a:noFill/>
+                    <a:ln>
+                      <a:noFill/>
+                    </a:ln>
+                  </pic:spPr>
+                </pic:pic>
+              </a:graphicData>
+            </a:graphic>
+          </wp:inline>
+        </w:drawing>
+      </w:r>
+    </w:p>
+    <w:p>
+      <w:pPr>
+        <w:keepNext w:val="0"/>
+        <w:keepLines w:val="0"/>
+        <w:widowControl/>
+        <w:numPr>
+          <w:ilvl w:val="1"/>
+          <w:numId w:val="11"/>
+        </w:numPr>
+        <w:suppressLineNumbers w:val="0"/>
+        <w:spacing w:before="0" w:beforeAutospacing="0" w:after="0" w:afterAutospacing="0" w:line="360" w:lineRule="auto"/>
+        <w:ind w:left="840" w:leftChars="0" w:right="0" w:hanging="420" w:firstLineChars="0"/>
+        <w:jc w:val="left"/>
+        <w:rPr>
+          <w:rFonts w:hint="default" w:ascii="Bodoni MT" w:hAnsi="Bodoni MT" w:cs="Bodoni MT"/>
+        </w:rPr>
+      </w:pPr>
+      <w:r>
+        <w:rPr>
+          <w:rFonts w:hint="default" w:ascii="Bodoni MT" w:hAnsi="Bodoni MT" w:cs="Bodoni MT"/>
+          <w:b/>
+          <w:bCs/>
+          <w:lang w:val="en-IN"/>
+        </w:rPr>
+        <w:t>metadata</w:t>
+      </w:r>
+      <w:r>
+        <w:rPr>
+          <w:rFonts w:hint="default" w:ascii="Bodoni MT" w:hAnsi="Bodoni MT" w:cs="Bodoni MT"/>
+          <w:b w:val="0"/>
+          <w:bCs w:val="0"/>
+          <w:lang w:val="en-IN"/>
+        </w:rPr>
+        <w:t xml:space="preserve"> </w:t>
+      </w:r>
+    </w:p>
+    <w:p>
+      <w:pPr>
+        <w:keepNext w:val="0"/>
+        <w:keepLines w:val="0"/>
+        <w:widowControl/>
+        <w:numPr>
+          <w:ilvl w:val="2"/>
+          <w:numId w:val="11"/>
+        </w:numPr>
+        <w:suppressLineNumbers w:val="0"/>
+        <w:spacing w:before="0" w:beforeAutospacing="0" w:after="0" w:afterAutospacing="0" w:line="360" w:lineRule="auto"/>
+        <w:ind w:left="1260" w:leftChars="0" w:right="0" w:hanging="420" w:firstLineChars="0"/>
+        <w:jc w:val="left"/>
+        <w:rPr>
+          <w:rFonts w:hint="default" w:ascii="Bodoni MT" w:hAnsi="Bodoni MT" w:cs="Bodoni MT"/>
+        </w:rPr>
+      </w:pPr>
+      <w:r>
+        <w:rPr>
+          <w:rFonts w:hint="default" w:ascii="Bodoni MT" w:hAnsi="Bodoni MT" w:cs="Bodoni MT"/>
+          <w:b w:val="0"/>
+          <w:bCs w:val="0"/>
+          <w:lang w:val="en-IN"/>
+        </w:rPr>
+        <w:t xml:space="preserve">There are some specific keys like </w:t>
+      </w:r>
+      <w:r>
+        <w:rPr>
+          <w:rFonts w:hint="default" w:ascii="Bodoni MT" w:hAnsi="Bodoni MT" w:cs="Bodoni MT"/>
+          <w:b w:val="0"/>
+          <w:bCs w:val="0"/>
+          <w:i/>
+          <w:iCs/>
+          <w:lang w:val="en-IN"/>
+        </w:rPr>
+        <w:t>name, labels, namespace, annotations ..etc</w:t>
+      </w:r>
+      <w:r>
+        <w:rPr>
+          <w:rFonts w:hint="default" w:ascii="Bodoni MT" w:hAnsi="Bodoni MT" w:cs="Bodoni MT"/>
+          <w:b w:val="0"/>
+          <w:bCs w:val="0"/>
+          <w:i w:val="0"/>
+          <w:iCs w:val="0"/>
+          <w:lang w:val="en-IN"/>
+        </w:rPr>
+        <w:t xml:space="preserve"> which kubernetes expects to be inside metadata, other than those accepted keys, you shouldn’t give anything.</w:t>
+      </w:r>
+    </w:p>
+    <w:p>
+      <w:pPr>
+        <w:keepNext w:val="0"/>
+        <w:keepLines w:val="0"/>
+        <w:widowControl/>
+        <w:numPr>
+          <w:ilvl w:val="2"/>
+          <w:numId w:val="11"/>
+        </w:numPr>
+        <w:suppressLineNumbers w:val="0"/>
+        <w:spacing w:before="0" w:beforeAutospacing="0" w:after="0" w:afterAutospacing="0" w:line="360" w:lineRule="auto"/>
+        <w:ind w:left="1260" w:leftChars="0" w:right="0" w:hanging="420" w:firstLineChars="0"/>
+        <w:jc w:val="left"/>
+        <w:rPr>
+          <w:rFonts w:hint="default" w:ascii="Bodoni MT" w:hAnsi="Bodoni MT" w:cs="Bodoni MT"/>
+        </w:rPr>
+      </w:pPr>
+      <w:r>
+        <w:rPr>
+          <w:rFonts w:hint="default" w:ascii="Bodoni MT" w:hAnsi="Bodoni MT" w:cs="Bodoni MT"/>
+          <w:b w:val="0"/>
+          <w:bCs w:val="0"/>
+          <w:i w:val="0"/>
+          <w:iCs w:val="0"/>
+          <w:color w:val="00B0F0"/>
+          <w:lang w:val="en-IN"/>
+        </w:rPr>
+        <w:t xml:space="preserve">Under </w:t>
+      </w:r>
+      <w:r>
+        <w:rPr>
+          <w:rFonts w:hint="default" w:ascii="Bodoni MT" w:hAnsi="Bodoni MT" w:cs="Bodoni MT"/>
+          <w:b/>
+          <w:bCs/>
+          <w:i/>
+          <w:iCs/>
+          <w:color w:val="00B0F0"/>
+          <w:lang w:val="en-IN"/>
+        </w:rPr>
+        <w:t>labels</w:t>
+      </w:r>
+      <w:r>
+        <w:rPr>
+          <w:rFonts w:hint="default" w:ascii="Bodoni MT" w:hAnsi="Bodoni MT" w:cs="Bodoni MT"/>
+          <w:b w:val="0"/>
+          <w:bCs w:val="0"/>
+          <w:i w:val="0"/>
+          <w:iCs w:val="0"/>
+          <w:color w:val="00B0F0"/>
+          <w:lang w:val="en-IN"/>
+        </w:rPr>
+        <w:t xml:space="preserve">, you can give your own key-value pairs you want. </w:t>
+      </w:r>
+    </w:p>
+    <w:p>
+      <w:pPr>
+        <w:keepNext w:val="0"/>
+        <w:keepLines w:val="0"/>
+        <w:widowControl/>
+        <w:numPr>
+          <w:ilvl w:val="1"/>
+          <w:numId w:val="11"/>
+        </w:numPr>
+        <w:suppressLineNumbers w:val="0"/>
+        <w:spacing w:before="0" w:beforeAutospacing="0" w:after="0" w:afterAutospacing="0" w:line="360" w:lineRule="auto"/>
+        <w:ind w:left="840" w:leftChars="0" w:right="0" w:hanging="420" w:firstLineChars="0"/>
+        <w:jc w:val="left"/>
+        <w:rPr>
+          <w:rFonts w:hint="default" w:ascii="Bodoni MT" w:hAnsi="Bodoni MT" w:cs="Bodoni MT"/>
+        </w:rPr>
+      </w:pPr>
+      <w:r>
+        <w:rPr>
+          <w:rFonts w:hint="default" w:ascii="Bodoni MT" w:hAnsi="Bodoni MT" w:cs="Bodoni MT"/>
+          <w:b/>
+          <w:bCs/>
+          <w:lang w:val="en-IN"/>
+        </w:rPr>
+        <w:t>specs</w:t>
+      </w:r>
+      <w:r>
+        <w:rPr>
+          <w:rFonts w:hint="default" w:ascii="Bodoni MT" w:hAnsi="Bodoni MT" w:cs="Bodoni MT"/>
+          <w:b w:val="0"/>
+          <w:bCs w:val="0"/>
+          <w:lang w:val="en-IN"/>
+        </w:rPr>
+        <w:t xml:space="preserve"> </w:t>
+      </w:r>
+    </w:p>
+    <w:p>
+      <w:pPr>
+        <w:keepNext w:val="0"/>
+        <w:keepLines w:val="0"/>
+        <w:widowControl/>
+        <w:numPr>
+          <w:ilvl w:val="2"/>
+          <w:numId w:val="11"/>
+        </w:numPr>
+        <w:suppressLineNumbers w:val="0"/>
+        <w:spacing w:before="0" w:beforeAutospacing="0" w:after="0" w:afterAutospacing="0" w:line="360" w:lineRule="auto"/>
+        <w:ind w:left="1260" w:leftChars="0" w:right="0" w:hanging="420" w:firstLineChars="0"/>
+        <w:jc w:val="left"/>
+        <w:rPr>
+          <w:rFonts w:hint="default" w:ascii="Bodoni MT" w:hAnsi="Bodoni MT" w:cs="Bodoni MT"/>
+        </w:rPr>
+      </w:pPr>
+      <w:r>
+        <w:rPr>
+          <w:rFonts w:hint="default" w:ascii="Bodoni MT" w:hAnsi="Bodoni MT" w:cs="Bodoni MT"/>
+        </w:rPr>
+        <w:t>spec = what you want Kubernetes to actually do (the desired state)</w:t>
+      </w:r>
+    </w:p>
+    <w:p>
+      <w:pPr>
+        <w:keepNext w:val="0"/>
+        <w:keepLines w:val="0"/>
+        <w:widowControl/>
+        <w:numPr>
+          <w:ilvl w:val="2"/>
+          <w:numId w:val="11"/>
+        </w:numPr>
+        <w:suppressLineNumbers w:val="0"/>
+        <w:spacing w:before="0" w:beforeAutospacing="0" w:after="0" w:afterAutospacing="0" w:line="360" w:lineRule="auto"/>
+        <w:ind w:left="1260" w:leftChars="0" w:right="0" w:hanging="420" w:firstLineChars="0"/>
+        <w:jc w:val="left"/>
+        <w:rPr>
+          <w:rFonts w:hint="default" w:ascii="Bodoni MT" w:hAnsi="Bodoni MT" w:cs="Bodoni MT"/>
+        </w:rPr>
+      </w:pPr>
+      <w:r>
+        <w:rPr>
+          <w:rFonts w:hint="default" w:ascii="Bodoni MT" w:hAnsi="Bodoni MT" w:cs="Bodoni MT"/>
+        </w:rPr>
+        <w:drawing>
+          <wp:inline distT="0" distB="0" distL="114300" distR="114300">
+            <wp:extent cx="943610" cy="312420"/>
+            <wp:effectExtent l="0" t="0" r="8890" b="5080"/>
+            <wp:docPr id="19" name="Picture 6"/>
+            <wp:cNvGraphicFramePr>
+              <a:graphicFrameLocks xmlns:a="http://schemas.openxmlformats.org/drawingml/2006/main" noChangeAspect="1"/>
+            </wp:cNvGraphicFramePr>
+            <a:graphic xmlns:a="http://schemas.openxmlformats.org/drawingml/2006/main">
+              <a:graphicData uri="http://schemas.openxmlformats.org/drawingml/2006/picture">
+                <pic:pic xmlns:pic="http://schemas.openxmlformats.org/drawingml/2006/picture">
+                  <pic:nvPicPr>
+                    <pic:cNvPr id="19" name="Picture 6"/>
+                    <pic:cNvPicPr>
+                      <a:picLocks noChangeAspect="1"/>
+                    </pic:cNvPicPr>
+                  </pic:nvPicPr>
+                  <pic:blipFill>
+                    <a:blip r:embed="rId20"/>
+                    <a:stretch>
+                      <a:fillRect/>
+                    </a:stretch>
+                  </pic:blipFill>
+                  <pic:spPr>
+                    <a:xfrm>
+                      <a:off x="0" y="0"/>
+                      <a:ext cx="943610" cy="312420"/>
+                    </a:xfrm>
+                    <a:prstGeom prst="rect">
+                      <a:avLst/>
+                    </a:prstGeom>
+                    <a:noFill/>
+                    <a:ln>
+                      <a:noFill/>
+                    </a:ln>
+                  </pic:spPr>
+                </pic:pic>
+              </a:graphicData>
+            </a:graphic>
+          </wp:inline>
+        </w:drawing>
+      </w:r>
+      <w:r>
+        <w:rPr>
+          <w:rFonts w:hint="default" w:ascii="Bodoni MT" w:hAnsi="Bodoni MT" w:cs="Bodoni MT"/>
+          <w:lang w:val="en-IN"/>
+        </w:rPr>
+        <w:t>, it says -- I want 3 pods running.</w:t>
+      </w:r>
+    </w:p>
+    <w:p>
+      <w:pPr>
+        <w:keepNext w:val="0"/>
+        <w:keepLines w:val="0"/>
+        <w:widowControl/>
+        <w:numPr>
+          <w:ilvl w:val="2"/>
+          <w:numId w:val="11"/>
+        </w:numPr>
+        <w:suppressLineNumbers w:val="0"/>
+        <w:spacing w:before="0" w:beforeAutospacing="0" w:after="0" w:afterAutospacing="0" w:line="360" w:lineRule="auto"/>
+        <w:ind w:left="1260" w:leftChars="0" w:right="0" w:hanging="420" w:firstLineChars="0"/>
+        <w:jc w:val="left"/>
+        <w:rPr>
+          <w:rFonts w:hint="default" w:ascii="Bodoni MT" w:hAnsi="Bodoni MT" w:cs="Bodoni MT"/>
+        </w:rPr>
+      </w:pPr>
+      <w:r>
+        <w:rPr>
+          <w:rFonts w:hint="default" w:ascii="Bodoni MT" w:hAnsi="Bodoni MT" w:cs="Bodoni MT"/>
+          <w:lang w:val="en-IN"/>
+        </w:rPr>
+        <w:t>Specs defines: which container? which image? how it should run?</w:t>
+      </w:r>
+    </w:p>
+    <w:p>
+      <w:pPr>
+        <w:keepNext w:val="0"/>
+        <w:keepLines w:val="0"/>
+        <w:widowControl/>
+        <w:numPr>
+          <w:ilvl w:val="2"/>
+          <w:numId w:val="11"/>
+        </w:numPr>
+        <w:suppressLineNumbers w:val="0"/>
+        <w:spacing w:before="0" w:beforeAutospacing="0" w:after="0" w:afterAutospacing="0" w:line="360" w:lineRule="auto"/>
+        <w:ind w:left="1260" w:leftChars="0" w:right="0" w:hanging="420" w:firstLineChars="0"/>
+        <w:jc w:val="left"/>
+        <w:rPr>
+          <w:rFonts w:hint="default" w:ascii="Bodoni MT" w:hAnsi="Bodoni MT" w:cs="Bodoni MT"/>
+        </w:rPr>
+      </w:pPr>
+      <w:r>
+        <w:rPr>
+          <w:rFonts w:hint="default" w:ascii="Bodoni MT" w:hAnsi="Bodoni MT" w:cs="Bodoni MT"/>
+          <w:lang w:val="en-IN"/>
+        </w:rPr>
+        <w:t xml:space="preserve">In simple terms: </w:t>
+      </w:r>
+      <w:r>
+        <w:rPr>
+          <w:rFonts w:hint="default" w:ascii="Bodoni MT" w:hAnsi="Bodoni MT" w:cs="Bodoni MT"/>
+          <w:b/>
+          <w:bCs/>
+          <w:i/>
+          <w:iCs/>
+          <w:color w:val="C00000"/>
+          <w:shd w:val="clear" w:color="FFFFFF" w:fill="D9D9D9"/>
+          <w:lang w:val="en-IN"/>
+        </w:rPr>
+        <w:t>specs</w:t>
+      </w:r>
+      <w:r>
+        <w:rPr>
+          <w:rFonts w:hint="default" w:ascii="Bodoni MT" w:hAnsi="Bodoni MT" w:cs="Bodoni MT"/>
+          <w:b w:val="0"/>
+          <w:bCs w:val="0"/>
+          <w:i/>
+          <w:iCs/>
+          <w:color w:val="C00000"/>
+          <w:shd w:val="clear" w:color="FFFFFF" w:fill="D9D9D9"/>
+          <w:lang w:val="en-IN"/>
+        </w:rPr>
+        <w:t xml:space="preserve"> is the desired state. </w:t>
+      </w:r>
+      <w:r>
+        <w:rPr>
+          <w:rFonts w:hint="default" w:ascii="Bodoni MT" w:hAnsi="Bodoni MT" w:cs="Bodoni MT"/>
+          <w:b/>
+          <w:bCs/>
+          <w:i/>
+          <w:iCs/>
+          <w:color w:val="C00000"/>
+          <w:shd w:val="clear" w:color="FFFFFF" w:fill="D9D9D9"/>
+          <w:lang w:val="en-IN"/>
+        </w:rPr>
+        <w:t xml:space="preserve">Controllers </w:t>
+      </w:r>
+      <w:r>
+        <w:rPr>
+          <w:rFonts w:hint="default" w:ascii="Bodoni MT" w:hAnsi="Bodoni MT" w:cs="Bodoni MT"/>
+          <w:b w:val="0"/>
+          <w:bCs w:val="0"/>
+          <w:i w:val="0"/>
+          <w:iCs w:val="0"/>
+          <w:color w:val="C00000"/>
+          <w:shd w:val="clear" w:color="FFFFFF" w:fill="D9D9D9"/>
+          <w:lang w:val="en-IN"/>
+        </w:rPr>
+        <w:t>(inside controller-manager)</w:t>
+      </w:r>
+      <w:r>
+        <w:rPr>
+          <w:rFonts w:hint="default" w:ascii="Bodoni MT" w:hAnsi="Bodoni MT" w:cs="Bodoni MT"/>
+          <w:b w:val="0"/>
+          <w:bCs w:val="0"/>
+          <w:i/>
+          <w:iCs/>
+          <w:color w:val="C00000"/>
+          <w:shd w:val="clear" w:color="FFFFFF" w:fill="D9D9D9"/>
+          <w:lang w:val="en-IN"/>
+        </w:rPr>
+        <w:t xml:space="preserve"> work to make actual state match it</w:t>
+      </w:r>
+      <w:r>
+        <w:rPr>
+          <w:rFonts w:hint="default" w:ascii="Bodoni MT" w:hAnsi="Bodoni MT" w:cs="Bodoni MT"/>
+          <w:b w:val="0"/>
+          <w:bCs w:val="0"/>
+          <w:i w:val="0"/>
+          <w:iCs w:val="0"/>
+          <w:lang w:val="en-IN"/>
+        </w:rPr>
+        <w:t>.</w:t>
+      </w:r>
+    </w:p>
+    <w:p>
+      <w:pPr>
+        <w:keepNext w:val="0"/>
+        <w:keepLines w:val="0"/>
+        <w:widowControl/>
+        <w:numPr>
+          <w:ilvl w:val="2"/>
+          <w:numId w:val="11"/>
+        </w:numPr>
+        <w:suppressLineNumbers w:val="0"/>
+        <w:spacing w:before="0" w:beforeAutospacing="0" w:after="0" w:afterAutospacing="0" w:line="360" w:lineRule="auto"/>
+        <w:ind w:left="1260" w:leftChars="0" w:right="0" w:hanging="420" w:firstLineChars="0"/>
+        <w:jc w:val="left"/>
+        <w:rPr>
+          <w:rFonts w:hint="default" w:ascii="Bodoni MT" w:hAnsi="Bodoni MT" w:cs="Bodoni MT"/>
+        </w:rPr>
+      </w:pPr>
+      <w:r>
+        <w:rPr>
+          <w:rFonts w:hint="default" w:ascii="Bodoni MT" w:hAnsi="Bodoni MT" w:cs="Bodoni MT"/>
+          <w:b w:val="0"/>
+          <w:bCs w:val="0"/>
+          <w:i w:val="0"/>
+          <w:iCs w:val="0"/>
+          <w:lang w:val="en-IN"/>
+        </w:rPr>
+        <w:t xml:space="preserve">You can see, </w:t>
+      </w:r>
+      <w:r>
+        <w:rPr>
+          <w:rFonts w:hint="default" w:ascii="Bodoni MT" w:hAnsi="Bodoni MT" w:cs="Bodoni MT"/>
+          <w:b/>
+          <w:bCs/>
+          <w:i/>
+          <w:iCs/>
+          <w:lang w:val="en-IN"/>
+        </w:rPr>
+        <w:t>containers</w:t>
+      </w:r>
+      <w:r>
+        <w:rPr>
+          <w:rFonts w:hint="default" w:ascii="Bodoni MT" w:hAnsi="Bodoni MT" w:cs="Bodoni MT"/>
+          <w:b w:val="0"/>
+          <w:bCs w:val="0"/>
+          <w:i w:val="0"/>
+          <w:iCs w:val="0"/>
+          <w:lang w:val="en-IN"/>
+        </w:rPr>
+        <w:t xml:space="preserve"> is a list.</w:t>
+      </w:r>
+      <w:r>
+        <w:rPr>
+          <w:rFonts w:hint="default" w:ascii="Bodoni MT" w:hAnsi="Bodoni MT" w:cs="Bodoni MT"/>
+          <w:b w:val="0"/>
+          <w:bCs w:val="0"/>
+          <w:i w:val="0"/>
+          <w:iCs w:val="0"/>
+          <w:lang w:val="en-IN"/>
+        </w:rPr>
+        <w:br w:type="textWrapping"/>
+      </w:r>
+      <w:r>
+        <w:rPr>
+          <w:rFonts w:hint="default" w:ascii="Bodoni MT" w:hAnsi="Bodoni MT" w:cs="Bodoni MT"/>
+          <w:b w:val="0"/>
+          <w:bCs w:val="0"/>
+          <w:i w:val="0"/>
+          <w:iCs w:val="0"/>
+          <w:color w:val="00B050"/>
+          <w:shd w:val="clear" w:color="FFFFFF" w:fill="D9D9D9"/>
+          <w:lang w:val="en-IN"/>
+        </w:rPr>
+        <w:t>If you give multiple container name and image, then it’ll run that many containers inside a single pod</w:t>
+      </w:r>
+      <w:r>
+        <w:rPr>
+          <w:rFonts w:hint="default" w:ascii="Bodoni MT" w:hAnsi="Bodoni MT" w:cs="Bodoni MT"/>
+          <w:b w:val="0"/>
+          <w:bCs w:val="0"/>
+          <w:i w:val="0"/>
+          <w:iCs w:val="0"/>
+          <w:lang w:val="en-IN"/>
+        </w:rPr>
+        <w:t>.</w:t>
+      </w:r>
+      <w:r>
+        <w:rPr>
+          <w:rFonts w:hint="default" w:ascii="Bodoni MT" w:hAnsi="Bodoni MT" w:cs="Bodoni MT"/>
+          <w:b w:val="0"/>
+          <w:bCs w:val="0"/>
+          <w:i w:val="0"/>
+          <w:iCs w:val="0"/>
+          <w:lang w:val="en-IN"/>
+        </w:rPr>
+        <w:br w:type="textWrapping"/>
+      </w:r>
+      <w:r>
+        <w:rPr>
+          <w:rFonts w:hint="default" w:ascii="Bodoni MT" w:hAnsi="Bodoni MT" w:cs="Bodoni MT"/>
+        </w:rPr>
+        <w:drawing>
+          <wp:inline distT="0" distB="0" distL="114300" distR="114300">
+            <wp:extent cx="1449070" cy="921385"/>
+            <wp:effectExtent l="0" t="0" r="11430" b="5715"/>
+            <wp:docPr id="20" name="Picture 7"/>
+            <wp:cNvGraphicFramePr>
+              <a:graphicFrameLocks xmlns:a="http://schemas.openxmlformats.org/drawingml/2006/main" noChangeAspect="1"/>
+            </wp:cNvGraphicFramePr>
+            <a:graphic xmlns:a="http://schemas.openxmlformats.org/drawingml/2006/main">
+              <a:graphicData uri="http://schemas.openxmlformats.org/drawingml/2006/picture">
+                <pic:pic xmlns:pic="http://schemas.openxmlformats.org/drawingml/2006/picture">
+                  <pic:nvPicPr>
+                    <pic:cNvPr id="20" name="Picture 7"/>
+                    <pic:cNvPicPr>
+                      <a:picLocks noChangeAspect="1"/>
+                    </pic:cNvPicPr>
+                  </pic:nvPicPr>
+                  <pic:blipFill>
+                    <a:blip r:embed="rId21"/>
+                    <a:stretch>
+                      <a:fillRect/>
+                    </a:stretch>
+                  </pic:blipFill>
+                  <pic:spPr>
+                    <a:xfrm>
+                      <a:off x="0" y="0"/>
+                      <a:ext cx="1449070" cy="921385"/>
+                    </a:xfrm>
+                    <a:prstGeom prst="rect">
+                      <a:avLst/>
+                    </a:prstGeom>
+                    <a:noFill/>
+                    <a:ln>
+                      <a:noFill/>
+                    </a:ln>
+                  </pic:spPr>
+                </pic:pic>
+              </a:graphicData>
+            </a:graphic>
+          </wp:inline>
+        </w:drawing>
+      </w:r>
+    </w:p>
+    <w:p>
+      <w:pPr>
+        <w:keepNext w:val="0"/>
+        <w:keepLines w:val="0"/>
+        <w:widowControl/>
+        <w:numPr>
+          <w:ilvl w:val="2"/>
+          <w:numId w:val="11"/>
+        </w:numPr>
+        <w:suppressLineNumbers w:val="0"/>
+        <w:spacing w:before="0" w:beforeAutospacing="0" w:after="0" w:afterAutospacing="0" w:line="360" w:lineRule="auto"/>
+        <w:ind w:left="1260" w:leftChars="0" w:right="0" w:hanging="420" w:firstLineChars="0"/>
+        <w:jc w:val="left"/>
+        <w:rPr>
+          <w:rFonts w:hint="default" w:ascii="Bodoni MT" w:hAnsi="Bodoni MT" w:cs="Bodoni MT"/>
+        </w:rPr>
+      </w:pPr>
+      <w:r>
+        <w:rPr>
+          <w:rFonts w:hint="default" w:ascii="Bodoni MT" w:hAnsi="Bodoni MT" w:cs="Bodoni MT"/>
+        </w:rPr>
+        <w:t>Deployment controller → ensures correct number of Pods</w:t>
+      </w:r>
+      <w:r>
+        <w:rPr>
+          <w:rFonts w:hint="default" w:ascii="Bodoni MT" w:hAnsi="Bodoni MT" w:cs="Bodoni MT"/>
+        </w:rPr>
+        <w:br w:type="textWrapping"/>
+      </w:r>
+      <w:r>
+        <w:rPr>
+          <w:rFonts w:hint="default" w:ascii="Bodoni MT" w:hAnsi="Bodoni MT" w:cs="Bodoni MT"/>
+        </w:rPr>
+        <w:t>Node controller → handles node health</w:t>
+      </w:r>
+      <w:r>
+        <w:rPr>
+          <w:rFonts w:hint="default" w:ascii="Bodoni MT" w:hAnsi="Bodoni MT" w:cs="Bodoni MT"/>
+        </w:rPr>
+        <w:br w:type="textWrapping"/>
+      </w:r>
+      <w:r>
+        <w:rPr>
+          <w:rFonts w:hint="default" w:ascii="Bodoni MT" w:hAnsi="Bodoni MT" w:cs="Bodoni MT"/>
+        </w:rPr>
+        <w:t>ReplicaSet controller → maintains replicas</w:t>
+      </w:r>
+    </w:p>
+    <w:p>
+      <w:pPr>
+        <w:keepNext w:val="0"/>
+        <w:keepLines w:val="0"/>
+        <w:widowControl/>
+        <w:numPr>
+          <w:ilvl w:val="2"/>
+          <w:numId w:val="11"/>
+        </w:numPr>
+        <w:suppressLineNumbers w:val="0"/>
+        <w:spacing w:before="0" w:beforeAutospacing="0" w:after="0" w:afterAutospacing="0" w:line="360" w:lineRule="auto"/>
+        <w:ind w:left="1260" w:leftChars="0" w:right="0" w:hanging="420" w:firstLineChars="0"/>
+        <w:jc w:val="left"/>
+        <w:rPr>
+          <w:rFonts w:hint="default" w:ascii="Bodoni MT" w:hAnsi="Bodoni MT" w:cs="Bodoni MT"/>
+        </w:rPr>
+      </w:pPr>
+      <w:r>
+        <w:rPr>
+          <w:rFonts w:hint="default" w:ascii="Bodoni MT" w:hAnsi="Bodoni MT" w:cs="Bodoni MT"/>
+          <w:lang w:val="en-IN"/>
+        </w:rPr>
+        <w:t xml:space="preserve">Inside </w:t>
+      </w:r>
+      <w:r>
+        <w:rPr>
+          <w:rFonts w:hint="default" w:ascii="Bodoni MT" w:hAnsi="Bodoni MT" w:cs="Bodoni MT"/>
+          <w:i/>
+          <w:iCs/>
+          <w:lang w:val="en-IN"/>
+        </w:rPr>
+        <w:t>containers</w:t>
+      </w:r>
+      <w:r>
+        <w:rPr>
+          <w:rFonts w:hint="default" w:ascii="Bodoni MT" w:hAnsi="Bodoni MT" w:cs="Bodoni MT"/>
+          <w:i w:val="0"/>
+          <w:iCs w:val="0"/>
+          <w:lang w:val="en-IN"/>
+        </w:rPr>
+        <w:t xml:space="preserve">, you’ll give list of dictionaries each containing </w:t>
+      </w:r>
+      <w:r>
+        <w:rPr>
+          <w:rFonts w:hint="default" w:ascii="Bodoni MT" w:hAnsi="Bodoni MT" w:cs="Bodoni MT"/>
+          <w:i/>
+          <w:iCs/>
+          <w:lang w:val="en-IN"/>
+        </w:rPr>
+        <w:t xml:space="preserve">name </w:t>
+      </w:r>
+      <w:r>
+        <w:rPr>
+          <w:rFonts w:hint="default" w:ascii="Bodoni MT" w:hAnsi="Bodoni MT" w:cs="Bodoni MT"/>
+          <w:i w:val="0"/>
+          <w:iCs w:val="0"/>
+          <w:lang w:val="en-IN"/>
+        </w:rPr>
+        <w:t xml:space="preserve">and </w:t>
+      </w:r>
+      <w:r>
+        <w:rPr>
+          <w:rFonts w:hint="default" w:ascii="Bodoni MT" w:hAnsi="Bodoni MT" w:cs="Bodoni MT"/>
+          <w:i/>
+          <w:iCs/>
+          <w:lang w:val="en-IN"/>
+        </w:rPr>
+        <w:t>image</w:t>
+      </w:r>
+      <w:r>
+        <w:rPr>
+          <w:rFonts w:hint="default" w:ascii="Bodoni MT" w:hAnsi="Bodoni MT" w:cs="Bodoni MT"/>
+          <w:i w:val="0"/>
+          <w:iCs w:val="0"/>
+          <w:lang w:val="en-IN"/>
+        </w:rPr>
+        <w:t>.</w:t>
+      </w:r>
+      <w:r>
+        <w:rPr>
+          <w:rFonts w:hint="default" w:ascii="Bodoni MT" w:hAnsi="Bodoni MT" w:cs="Bodoni MT"/>
+          <w:i w:val="0"/>
+          <w:iCs w:val="0"/>
+          <w:lang w:val="en-IN"/>
+        </w:rPr>
+        <w:br w:type="textWrapping"/>
+      </w:r>
+      <w:r>
+        <w:rPr>
+          <w:rFonts w:hint="default" w:ascii="Bodoni MT" w:hAnsi="Bodoni MT" w:cs="Bodoni MT"/>
+          <w:i w:val="0"/>
+          <w:iCs w:val="0"/>
+          <w:lang w:val="en-IN"/>
+        </w:rPr>
+        <w:t>Image: the actual container image that is pulled from registry.</w:t>
+      </w:r>
+      <w:r>
+        <w:rPr>
+          <w:rFonts w:hint="default" w:ascii="Bodoni MT" w:hAnsi="Bodoni MT" w:cs="Bodoni MT"/>
+          <w:i w:val="0"/>
+          <w:iCs w:val="0"/>
+          <w:lang w:val="en-IN"/>
+        </w:rPr>
+        <w:br w:type="textWrapping"/>
+      </w:r>
+      <w:r>
+        <w:rPr>
+          <w:rFonts w:hint="default" w:ascii="Bodoni MT" w:hAnsi="Bodoni MT" w:cs="Bodoni MT"/>
+          <w:i w:val="0"/>
+          <w:iCs w:val="0"/>
+          <w:lang w:val="en-IN"/>
+        </w:rPr>
+        <w:t>Name: just a name of that container inside Kubernetes.</w:t>
+      </w:r>
+    </w:p>
+    <w:p>
+      <w:pPr>
+        <w:keepNext w:val="0"/>
+        <w:keepLines w:val="0"/>
+        <w:widowControl/>
+        <w:numPr>
+          <w:ilvl w:val="1"/>
+          <w:numId w:val="11"/>
+        </w:numPr>
+        <w:suppressLineNumbers w:val="0"/>
+        <w:spacing w:before="0" w:beforeAutospacing="0" w:after="0" w:afterAutospacing="0" w:line="360" w:lineRule="auto"/>
+        <w:ind w:left="840" w:leftChars="0" w:right="0" w:hanging="420" w:firstLineChars="0"/>
+        <w:jc w:val="left"/>
+        <w:rPr>
+          <w:rFonts w:hint="default" w:ascii="Bodoni MT" w:hAnsi="Bodoni MT" w:cs="Bodoni MT"/>
+        </w:rPr>
+      </w:pPr>
+      <w:r>
+        <w:rPr>
+          <w:rFonts w:hint="default" w:ascii="Bodoni MT" w:hAnsi="Bodoni MT" w:cs="Bodoni MT"/>
+          <w:lang w:val="en-IN"/>
+        </w:rPr>
+        <w:t>At the end, run the command</w:t>
+      </w:r>
+      <w:r>
+        <w:rPr>
+          <w:rFonts w:hint="default" w:ascii="Bodoni MT" w:hAnsi="Bodoni MT" w:cs="Bodoni MT"/>
+          <w:lang w:val="en-IN"/>
+        </w:rPr>
+        <w:br w:type="textWrapping"/>
+      </w:r>
+      <w:r>
+        <w:rPr>
+          <w:rFonts w:hint="default" w:ascii="Bodoni MT" w:hAnsi="Bodoni MT" w:cs="Bodoni MT"/>
+          <w:b/>
+          <w:bCs/>
+          <w:color w:val="C00000"/>
+          <w:shd w:val="clear" w:color="FFFFFF" w:fill="D9D9D9"/>
+          <w:lang w:val="en-IN"/>
+        </w:rPr>
+        <w:t xml:space="preserve">kubectl </w:t>
+      </w:r>
+      <w:r>
+        <w:rPr>
+          <w:rFonts w:hint="default" w:ascii="Bodoni MT" w:hAnsi="Bodoni MT" w:cs="Bodoni MT"/>
+          <w:b/>
+          <w:bCs/>
+          <w:color w:val="7030A0"/>
+          <w:shd w:val="clear" w:color="FFFFFF" w:fill="D9D9D9"/>
+          <w:lang w:val="en-IN"/>
+        </w:rPr>
+        <w:t xml:space="preserve">create </w:t>
+      </w:r>
+      <w:r>
+        <w:rPr>
+          <w:rFonts w:hint="default" w:ascii="Bodoni MT" w:hAnsi="Bodoni MT" w:cs="Bodoni MT"/>
+          <w:b/>
+          <w:bCs/>
+          <w:color w:val="C00000"/>
+          <w:shd w:val="clear" w:color="FFFFFF" w:fill="D9D9D9"/>
+          <w:lang w:val="en-IN"/>
+        </w:rPr>
+        <w:t>-f &lt;</w:t>
+      </w:r>
+      <w:r>
+        <w:rPr>
+          <w:rFonts w:hint="default" w:ascii="Bodoni MT" w:hAnsi="Bodoni MT" w:cs="Bodoni MT"/>
+          <w:b w:val="0"/>
+          <w:bCs w:val="0"/>
+          <w:color w:val="C00000"/>
+          <w:shd w:val="clear" w:color="FFFFFF" w:fill="D9D9D9"/>
+          <w:lang w:val="en-IN"/>
+        </w:rPr>
+        <w:t>yml file name</w:t>
+      </w:r>
+      <w:r>
+        <w:rPr>
+          <w:rFonts w:hint="default" w:ascii="Bodoni MT" w:hAnsi="Bodoni MT" w:cs="Bodoni MT"/>
+          <w:b/>
+          <w:bCs/>
+          <w:color w:val="C00000"/>
+          <w:shd w:val="clear" w:color="FFFFFF" w:fill="D9D9D9"/>
+          <w:lang w:val="en-IN"/>
+        </w:rPr>
+        <w:t>&gt;</w:t>
+      </w:r>
+      <w:r>
+        <w:rPr>
+          <w:rFonts w:hint="default" w:ascii="Bodoni MT" w:hAnsi="Bodoni MT" w:cs="Bodoni MT"/>
+          <w:b w:val="0"/>
+          <w:bCs w:val="0"/>
+          <w:color w:val="C00000"/>
+          <w:shd w:val="clear" w:color="FFFFFF" w:fill="D9D9D9"/>
+          <w:lang w:val="en-IN"/>
+        </w:rPr>
+        <w:t xml:space="preserve"> </w:t>
+      </w:r>
+      <w:r>
+        <w:rPr>
+          <w:rFonts w:hint="default" w:ascii="Bodoni MT" w:hAnsi="Bodoni MT" w:cs="Bodoni MT"/>
+          <w:b w:val="0"/>
+          <w:bCs w:val="0"/>
+          <w:color w:val="C00000"/>
+          <w:shd w:val="clear" w:color="FFFFFF" w:fill="D9D9D9"/>
+          <w:lang w:val="en-IN"/>
+        </w:rPr>
+        <w:br w:type="textWrapping"/>
+      </w:r>
+      <w:r>
+        <w:rPr>
+          <w:rFonts w:hint="default" w:ascii="Bodoni MT" w:hAnsi="Bodoni MT" w:cs="Bodoni MT"/>
+          <w:b/>
+          <w:bCs/>
+          <w:color w:val="C00000"/>
+          <w:shd w:val="clear" w:color="FFFFFF" w:fill="D9D9D9"/>
+          <w:lang w:val="en-IN"/>
+        </w:rPr>
+        <w:t xml:space="preserve">kubectl </w:t>
+      </w:r>
+      <w:r>
+        <w:rPr>
+          <w:rFonts w:hint="default" w:ascii="Bodoni MT" w:hAnsi="Bodoni MT" w:cs="Bodoni MT"/>
+          <w:b/>
+          <w:bCs/>
+          <w:color w:val="7030A0"/>
+          <w:shd w:val="clear" w:color="FFFFFF" w:fill="D9D9D9"/>
+          <w:lang w:val="en-IN"/>
+        </w:rPr>
+        <w:t xml:space="preserve">apply </w:t>
+      </w:r>
+      <w:r>
+        <w:rPr>
+          <w:rFonts w:hint="default" w:ascii="Bodoni MT" w:hAnsi="Bodoni MT" w:cs="Bodoni MT"/>
+          <w:b/>
+          <w:bCs/>
+          <w:color w:val="C00000"/>
+          <w:shd w:val="clear" w:color="FFFFFF" w:fill="D9D9D9"/>
+          <w:lang w:val="en-IN"/>
+        </w:rPr>
+        <w:t>-f &lt;</w:t>
+      </w:r>
+      <w:r>
+        <w:rPr>
+          <w:rFonts w:hint="default" w:ascii="Bodoni MT" w:hAnsi="Bodoni MT" w:cs="Bodoni MT"/>
+          <w:b w:val="0"/>
+          <w:bCs w:val="0"/>
+          <w:color w:val="C00000"/>
+          <w:shd w:val="clear" w:color="FFFFFF" w:fill="D9D9D9"/>
+          <w:lang w:val="en-IN"/>
+        </w:rPr>
+        <w:t>yaml file name</w:t>
+      </w:r>
+      <w:r>
+        <w:rPr>
+          <w:rFonts w:hint="default" w:ascii="Bodoni MT" w:hAnsi="Bodoni MT" w:cs="Bodoni MT"/>
+          <w:b/>
+          <w:bCs/>
+          <w:color w:val="C00000"/>
+          <w:shd w:val="clear" w:color="FFFFFF" w:fill="D9D9D9"/>
+          <w:lang w:val="en-IN"/>
+        </w:rPr>
+        <w:t>&gt;</w:t>
+      </w:r>
+      <w:r>
+        <w:rPr>
+          <w:rFonts w:hint="default" w:ascii="Bodoni MT" w:hAnsi="Bodoni MT" w:cs="Bodoni MT"/>
+          <w:b w:val="0"/>
+          <w:bCs w:val="0"/>
+          <w:color w:val="C00000"/>
+          <w:shd w:val="clear" w:color="FFFFFF" w:fill="D9D9D9"/>
+          <w:lang w:val="en-IN"/>
+        </w:rPr>
+        <w:br w:type="textWrapping"/>
+      </w:r>
+      <w:r>
+        <w:rPr>
+          <w:rFonts w:hint="default" w:ascii="Bodoni MT" w:hAnsi="Bodoni MT" w:cs="Bodoni MT"/>
+          <w:b/>
+          <w:bCs/>
           <w:color w:val="auto"/>
-          <w:kern w:val="0"/>
-          <w:sz w:val="22"/>
-          <w:szCs w:val="22"/>
-          <w:lang w:val="en-IN" w:eastAsia="zh-CN" w:bidi="ar"/>
-        </w:rPr>
-        <w:t>F</w:t>
+          <w:shd w:val="clear" w:color="auto" w:fill="auto"/>
+          <w:lang w:val="en-IN"/>
+        </w:rPr>
+        <w:t>create</w:t>
+      </w:r>
+      <w:r>
+        <w:rPr>
+          <w:rFonts w:hint="default" w:ascii="Bodoni MT" w:hAnsi="Bodoni MT" w:cs="Bodoni MT"/>
+          <w:b w:val="0"/>
+          <w:bCs w:val="0"/>
+          <w:color w:val="auto"/>
+          <w:shd w:val="clear" w:color="auto" w:fill="auto"/>
+          <w:lang w:val="en-IN"/>
+        </w:rPr>
+        <w:t xml:space="preserve"> doesn’t’ update, just create the pods if doesn’t exist and don’t touch it later. If exist then error.</w:t>
+      </w:r>
+      <w:r>
+        <w:rPr>
+          <w:rFonts w:hint="default" w:ascii="Bodoni MT" w:hAnsi="Bodoni MT" w:cs="Bodoni MT"/>
+          <w:b w:val="0"/>
+          <w:bCs w:val="0"/>
+          <w:color w:val="auto"/>
+          <w:shd w:val="clear" w:color="auto" w:fill="auto"/>
+          <w:lang w:val="en-IN"/>
+        </w:rPr>
+        <w:br w:type="textWrapping"/>
+      </w:r>
+      <w:r>
+        <w:rPr>
+          <w:rFonts w:hint="default" w:ascii="Bodoni MT" w:hAnsi="Bodoni MT" w:cs="Bodoni MT"/>
+          <w:b/>
+          <w:bCs/>
+          <w:color w:val="auto"/>
+          <w:shd w:val="clear" w:color="auto" w:fill="auto"/>
+          <w:lang w:val="en-IN"/>
+        </w:rPr>
+        <w:t>apply</w:t>
+      </w:r>
+      <w:r>
+        <w:rPr>
+          <w:rFonts w:hint="default" w:ascii="Bodoni MT" w:hAnsi="Bodoni MT" w:cs="Bodoni MT"/>
+          <w:b w:val="0"/>
+          <w:bCs w:val="0"/>
+          <w:color w:val="auto"/>
+          <w:shd w:val="clear" w:color="auto" w:fill="auto"/>
+          <w:lang w:val="en-IN"/>
+        </w:rPr>
+        <w:t xml:space="preserve"> update the existing config (if present) or create the new configs (if not present) according to yaml. If you change yaml further, then you can again call </w:t>
+      </w:r>
+      <w:r>
+        <w:rPr>
+          <w:rFonts w:hint="default" w:ascii="Bodoni MT" w:hAnsi="Bodoni MT" w:cs="Bodoni MT"/>
+          <w:b w:val="0"/>
+          <w:bCs w:val="0"/>
+          <w:i/>
+          <w:iCs/>
+          <w:color w:val="auto"/>
+          <w:shd w:val="clear" w:color="auto" w:fill="auto"/>
+          <w:lang w:val="en-IN"/>
+        </w:rPr>
+        <w:t>apply</w:t>
+      </w:r>
+      <w:r>
+        <w:rPr>
+          <w:rFonts w:hint="default" w:ascii="Bodoni MT" w:hAnsi="Bodoni MT" w:cs="Bodoni MT"/>
+          <w:b w:val="0"/>
+          <w:bCs w:val="0"/>
+          <w:i w:val="0"/>
+          <w:iCs w:val="0"/>
+          <w:color w:val="auto"/>
+          <w:shd w:val="clear" w:color="auto" w:fill="auto"/>
+          <w:lang w:val="en-IN"/>
+        </w:rPr>
+        <w:t xml:space="preserve"> but not </w:t>
+      </w:r>
+      <w:r>
+        <w:rPr>
+          <w:rFonts w:hint="default" w:ascii="Bodoni MT" w:hAnsi="Bodoni MT" w:cs="Bodoni MT"/>
+          <w:b w:val="0"/>
+          <w:bCs w:val="0"/>
+          <w:i/>
+          <w:iCs/>
+          <w:color w:val="auto"/>
+          <w:shd w:val="clear" w:color="auto" w:fill="auto"/>
+          <w:lang w:val="en-IN"/>
+        </w:rPr>
+        <w:t>create</w:t>
+      </w:r>
+      <w:r>
+        <w:rPr>
+          <w:rFonts w:hint="default" w:ascii="Bodoni MT" w:hAnsi="Bodoni MT" w:cs="Bodoni MT"/>
+          <w:b w:val="0"/>
+          <w:bCs w:val="0"/>
+          <w:i w:val="0"/>
+          <w:iCs w:val="0"/>
+          <w:color w:val="auto"/>
+          <w:shd w:val="clear" w:color="auto" w:fill="auto"/>
+          <w:lang w:val="en-IN"/>
+        </w:rPr>
+        <w:t>.</w:t>
+      </w:r>
+      <w:r>
+        <w:rPr>
+          <w:rFonts w:hint="default" w:ascii="Bodoni MT" w:hAnsi="Bodoni MT" w:cs="Bodoni MT"/>
+          <w:b w:val="0"/>
+          <w:bCs w:val="0"/>
+          <w:i w:val="0"/>
+          <w:iCs w:val="0"/>
+          <w:color w:val="auto"/>
+          <w:shd w:val="clear" w:color="auto" w:fill="auto"/>
+          <w:lang w:val="en-IN"/>
+        </w:rPr>
+        <w:br w:type="textWrapping"/>
+      </w:r>
+      <w:r>
+        <w:rPr>
+          <w:rFonts w:hint="default" w:ascii="Bodoni MT" w:hAnsi="Bodoni MT" w:cs="Bodoni MT"/>
+          <w:b w:val="0"/>
+          <w:bCs w:val="0"/>
+          <w:i w:val="0"/>
+          <w:iCs w:val="0"/>
+          <w:color w:val="0070C0"/>
+          <w:shd w:val="clear" w:color="FFFFFF" w:fill="D9D9D9"/>
+          <w:lang w:val="en-IN"/>
+        </w:rPr>
+        <w:t xml:space="preserve">Always use </w:t>
+      </w:r>
+      <w:r>
+        <w:rPr>
+          <w:rFonts w:hint="default" w:ascii="Bodoni MT" w:hAnsi="Bodoni MT" w:cs="Bodoni MT"/>
+          <w:b/>
+          <w:bCs/>
+          <w:i w:val="0"/>
+          <w:iCs w:val="0"/>
+          <w:color w:val="0070C0"/>
+          <w:shd w:val="clear" w:color="FFFFFF" w:fill="D9D9D9"/>
+          <w:lang w:val="en-IN"/>
+        </w:rPr>
+        <w:t>apply</w:t>
+      </w:r>
+      <w:r>
+        <w:rPr>
+          <w:rFonts w:hint="default" w:ascii="Bodoni MT" w:hAnsi="Bodoni MT" w:cs="Bodoni MT"/>
+          <w:b w:val="0"/>
+          <w:bCs w:val="0"/>
+          <w:i w:val="0"/>
+          <w:iCs w:val="0"/>
+          <w:color w:val="0070C0"/>
+          <w:shd w:val="clear" w:color="FFFFFF" w:fill="D9D9D9"/>
+          <w:lang w:val="en-IN"/>
+        </w:rPr>
+        <w:t xml:space="preserve"> instead of </w:t>
+      </w:r>
+      <w:r>
+        <w:rPr>
+          <w:rFonts w:hint="default" w:ascii="Bodoni MT" w:hAnsi="Bodoni MT" w:cs="Bodoni MT"/>
+          <w:b w:val="0"/>
+          <w:bCs w:val="0"/>
+          <w:i/>
+          <w:iCs/>
+          <w:color w:val="0070C0"/>
+          <w:shd w:val="clear" w:color="FFFFFF" w:fill="D9D9D9"/>
+          <w:lang w:val="en-IN"/>
+        </w:rPr>
+        <w:t>create</w:t>
+      </w:r>
+      <w:r>
+        <w:rPr>
+          <w:rFonts w:hint="default" w:ascii="Bodoni MT" w:hAnsi="Bodoni MT" w:cs="Bodoni MT"/>
+          <w:b w:val="0"/>
+          <w:bCs w:val="0"/>
+          <w:i w:val="0"/>
+          <w:iCs w:val="0"/>
+          <w:color w:val="0070C0"/>
+          <w:shd w:val="clear" w:color="FFFFFF" w:fill="D9D9D9"/>
+          <w:lang w:val="en-IN"/>
+        </w:rPr>
+        <w:t>.</w:t>
+      </w:r>
+    </w:p>
+    <w:p>
+      <w:pPr>
+        <w:keepNext w:val="0"/>
+        <w:keepLines w:val="0"/>
+        <w:widowControl/>
+        <w:numPr>
+          <w:ilvl w:val="1"/>
+          <w:numId w:val="11"/>
+        </w:numPr>
+        <w:suppressLineNumbers w:val="0"/>
+        <w:spacing w:before="0" w:beforeAutospacing="0" w:after="0" w:afterAutospacing="0" w:line="360" w:lineRule="auto"/>
+        <w:ind w:left="840" w:leftChars="0" w:right="0" w:hanging="420" w:firstLineChars="0"/>
+        <w:jc w:val="left"/>
+        <w:rPr>
+          <w:rFonts w:hint="default" w:ascii="Bodoni MT" w:hAnsi="Bodoni MT" w:cs="Bodoni MT"/>
+        </w:rPr>
+      </w:pPr>
+      <w:r>
+        <w:rPr>
+          <w:rFonts w:hint="default" w:ascii="Bodoni MT" w:hAnsi="Bodoni MT" w:cs="Bodoni MT"/>
+          <w:b/>
+          <w:bCs/>
+          <w:color w:val="C00000"/>
+          <w:shd w:val="clear" w:color="FFFFFF" w:fill="D9D9D9"/>
+          <w:lang w:val="en-IN"/>
+        </w:rPr>
+        <w:t>kubectl describe pod &lt;</w:t>
+      </w:r>
+      <w:r>
+        <w:rPr>
+          <w:rFonts w:hint="default" w:ascii="Bodoni MT" w:hAnsi="Bodoni MT" w:cs="Bodoni MT"/>
+          <w:b w:val="0"/>
+          <w:bCs w:val="0"/>
+          <w:color w:val="C00000"/>
+          <w:shd w:val="clear" w:color="FFFFFF" w:fill="D9D9D9"/>
+          <w:lang w:val="en-IN"/>
+        </w:rPr>
+        <w:t>pod name</w:t>
+      </w:r>
+      <w:r>
+        <w:rPr>
+          <w:rFonts w:hint="default" w:ascii="Bodoni MT" w:hAnsi="Bodoni MT" w:cs="Bodoni MT"/>
+          <w:b/>
+          <w:bCs/>
+          <w:color w:val="C00000"/>
+          <w:shd w:val="clear" w:color="FFFFFF" w:fill="D9D9D9"/>
+          <w:lang w:val="en-IN"/>
+        </w:rPr>
+        <w:t>&gt;</w:t>
+      </w:r>
+      <w:r>
+        <w:rPr>
+          <w:rFonts w:hint="default" w:ascii="Bodoni MT" w:hAnsi="Bodoni MT" w:cs="Bodoni MT"/>
+          <w:b/>
+          <w:bCs/>
+          <w:lang w:val="en-IN"/>
+        </w:rPr>
+        <w:br w:type="textWrapping"/>
+      </w:r>
+      <w:r>
+        <w:rPr>
+          <w:rFonts w:hint="default" w:ascii="Bodoni MT" w:hAnsi="Bodoni MT" w:cs="Bodoni MT"/>
+          <w:b w:val="0"/>
+          <w:bCs w:val="0"/>
+          <w:lang w:val="en-IN"/>
+        </w:rPr>
+        <w:t>it displays all the details about the pod.</w:t>
+      </w:r>
+    </w:p>
+    <w:p>
+      <w:pPr>
+        <w:keepNext w:val="0"/>
+        <w:keepLines w:val="0"/>
+        <w:widowControl/>
+        <w:numPr>
+          <w:ilvl w:val="1"/>
+          <w:numId w:val="11"/>
+        </w:numPr>
+        <w:suppressLineNumbers w:val="0"/>
+        <w:spacing w:before="0" w:beforeAutospacing="0" w:after="0" w:afterAutospacing="0" w:line="360" w:lineRule="auto"/>
+        <w:ind w:left="840" w:leftChars="0" w:right="0" w:hanging="420" w:firstLineChars="0"/>
+        <w:jc w:val="left"/>
+        <w:rPr>
+          <w:rFonts w:hint="default" w:ascii="Bodoni MT" w:hAnsi="Bodoni MT" w:cs="Bodoni MT"/>
+          <w:b w:val="0"/>
+          <w:bCs w:val="0"/>
+        </w:rPr>
+      </w:pPr>
+      <w:r>
+        <w:rPr>
+          <w:rFonts w:hint="default" w:ascii="Bodoni MT" w:hAnsi="Bodoni MT" w:cs="Bodoni MT"/>
+          <w:b/>
+          <w:bCs/>
+          <w:color w:val="C00000"/>
+          <w:shd w:val="clear" w:color="FFFFFF" w:fill="D9D9D9"/>
+          <w:lang w:val="en-IN"/>
+        </w:rPr>
+        <w:t>kubectl run nginx --image nginx</w:t>
+      </w:r>
+      <w:r>
+        <w:rPr>
+          <w:rFonts w:hint="default" w:ascii="Bodoni MT" w:hAnsi="Bodoni MT" w:cs="Bodoni MT"/>
+          <w:b/>
+          <w:bCs/>
+          <w:lang w:val="en-IN"/>
+        </w:rPr>
+        <w:br w:type="textWrapping"/>
+      </w:r>
+      <w:r>
+        <w:rPr>
+          <w:rFonts w:hint="default" w:ascii="Bodoni MT" w:hAnsi="Bodoni MT" w:cs="Bodoni MT"/>
+          <w:b w:val="0"/>
+          <w:bCs w:val="0"/>
+          <w:lang w:val="en-IN"/>
+        </w:rPr>
+        <w:t xml:space="preserve">you can create pods using </w:t>
+      </w:r>
+      <w:r>
+        <w:rPr>
+          <w:rFonts w:hint="default" w:ascii="Bodoni MT" w:hAnsi="Bodoni MT" w:cs="Bodoni MT"/>
+          <w:b/>
+          <w:bCs/>
+          <w:color w:val="C00000"/>
+          <w:lang w:val="en-IN"/>
+        </w:rPr>
+        <w:t xml:space="preserve">run </w:t>
+      </w:r>
+      <w:r>
+        <w:rPr>
+          <w:rFonts w:hint="default" w:ascii="Bodoni MT" w:hAnsi="Bodoni MT" w:cs="Bodoni MT"/>
+          <w:b w:val="0"/>
+          <w:bCs w:val="0"/>
+          <w:lang w:val="en-IN"/>
+        </w:rPr>
+        <w:t>command as well, if you want to debug something or create a pod quickly then it can be used.</w:t>
+      </w:r>
+      <w:r>
+        <w:rPr>
+          <w:rFonts w:hint="default" w:ascii="Bodoni MT" w:hAnsi="Bodoni MT" w:cs="Bodoni MT"/>
+          <w:b w:val="0"/>
+          <w:bCs w:val="0"/>
+          <w:lang w:val="en-IN"/>
+        </w:rPr>
+        <w:br w:type="textWrapping"/>
+      </w:r>
+      <w:r>
+        <w:rPr>
+          <w:rFonts w:hint="default" w:ascii="Bodoni MT" w:hAnsi="Bodoni MT" w:cs="Bodoni MT"/>
+          <w:b/>
+          <w:bCs/>
+          <w:color w:val="C00000"/>
+          <w:lang w:val="en-IN"/>
+        </w:rPr>
+        <w:t xml:space="preserve">apply </w:t>
+      </w:r>
+      <w:r>
+        <w:rPr>
+          <w:rFonts w:hint="default" w:ascii="Bodoni MT" w:hAnsi="Bodoni MT" w:cs="Bodoni MT"/>
+          <w:b w:val="0"/>
+          <w:bCs w:val="0"/>
+          <w:lang w:val="en-IN"/>
+        </w:rPr>
+        <w:t xml:space="preserve">or </w:t>
+      </w:r>
+      <w:r>
+        <w:rPr>
+          <w:rFonts w:hint="default" w:ascii="Bodoni MT" w:hAnsi="Bodoni MT" w:cs="Bodoni MT"/>
+          <w:b/>
+          <w:bCs/>
+          <w:color w:val="C00000"/>
+          <w:lang w:val="en-IN"/>
+        </w:rPr>
+        <w:t xml:space="preserve">create </w:t>
+      </w:r>
+      <w:r>
+        <w:rPr>
+          <w:rFonts w:hint="default" w:ascii="Bodoni MT" w:hAnsi="Bodoni MT" w:cs="Bodoni MT"/>
+          <w:b w:val="0"/>
+          <w:bCs w:val="0"/>
+          <w:lang w:val="en-IN"/>
+        </w:rPr>
+        <w:t>gives control because you can configure the things in yaml or any other file.</w:t>
       </w:r>
     </w:p>
     <w:p>
@@ -5378,6 +7373,96 @@
     </w:p>
     <w:p>
       <w:pPr>
+        <w:rPr>
+          <w:rFonts w:hint="default" w:ascii="Bodoni MT" w:hAnsi="Bodoni MT" w:cs="Bodoni MT"/>
+        </w:rPr>
+      </w:pPr>
+      <w:r>
+        <w:rPr>
+          <w:rFonts w:hint="default" w:ascii="Bodoni MT" w:hAnsi="Bodoni MT" w:eastAsia="等线" w:cs="Bodoni MT"/>
+          <w:b w:val="0"/>
+          <w:bCs w:val="0"/>
+          <w:color w:val="auto"/>
+          <w:kern w:val="0"/>
+          <w:sz w:val="22"/>
+          <w:szCs w:val="22"/>
+          <w:lang w:val="en-IN" w:eastAsia="zh-CN" w:bidi="ar"/>
+        </w:rPr>
+        <w:br w:type="page"/>
+      </w:r>
+    </w:p>
+    <w:p>
+      <w:pPr>
+        <w:keepNext w:val="0"/>
+        <w:keepLines w:val="0"/>
+        <w:widowControl/>
+        <w:numPr>
+          <w:numId w:val="0"/>
+        </w:numPr>
+        <w:suppressLineNumbers w:val="0"/>
+        <w:spacing w:before="0" w:beforeAutospacing="0" w:after="0" w:afterAutospacing="0" w:line="360" w:lineRule="auto"/>
+        <w:ind w:leftChars="0" w:right="0" w:rightChars="0" w:firstLine="400" w:firstLineChars="100"/>
+        <w:jc w:val="both"/>
+        <w:rPr>
+          <w:rFonts w:hint="default" w:ascii="Bodoni MT" w:hAnsi="Bodoni MT" w:cs="Bodoni MT"/>
+          <w:b/>
+          <w:bCs/>
+          <w:color w:val="002060"/>
+          <w:sz w:val="40"/>
+          <w:szCs w:val="40"/>
+          <w:highlight w:val="lightGray"/>
+          <w:u w:val="single"/>
+          <w:lang w:val="en-IN"/>
+        </w:rPr>
+      </w:pPr>
+      <w:r>
+        <w:rPr>
+          <w:rFonts w:hint="default" w:ascii="Bodoni MT" w:hAnsi="Bodoni MT" w:eastAsia="等线" w:cs="Bodoni MT"/>
+          <w:b/>
+          <w:bCs/>
+          <w:color w:val="002060"/>
+          <w:kern w:val="0"/>
+          <w:sz w:val="40"/>
+          <w:szCs w:val="40"/>
+          <w:highlight w:val="lightGray"/>
+          <w:u w:val="single"/>
+          <w:lang w:val="en-IN" w:eastAsia="zh-CN" w:bidi="ar"/>
+        </w:rPr>
+        <w:t xml:space="preserve">  Replication Controllers </w:t>
+      </w:r>
+      <w:r>
+        <w:rPr>
+          <w:rFonts w:hint="default" w:ascii="Bodoni MT" w:hAnsi="Bodoni MT" w:eastAsia="等线" w:cs="Bodoni MT"/>
+          <w:b w:val="0"/>
+          <w:bCs w:val="0"/>
+          <w:color w:val="002060"/>
+          <w:kern w:val="0"/>
+          <w:sz w:val="40"/>
+          <w:szCs w:val="40"/>
+          <w:highlight w:val="lightGray"/>
+          <w:u w:val="single"/>
+          <w:lang w:val="en-IN" w:eastAsia="zh-CN" w:bidi="ar"/>
+        </w:rPr>
+        <w:t xml:space="preserve">and </w:t>
+      </w:r>
+      <w:r>
+        <w:rPr>
+          <w:rFonts w:hint="default" w:ascii="Bodoni MT" w:hAnsi="Bodoni MT" w:eastAsia="等线" w:cs="Bodoni MT"/>
+          <w:b/>
+          <w:bCs/>
+          <w:color w:val="002060"/>
+          <w:kern w:val="0"/>
+          <w:sz w:val="40"/>
+          <w:szCs w:val="40"/>
+          <w:highlight w:val="lightGray"/>
+          <w:u w:val="single"/>
+          <w:lang w:val="en-IN" w:eastAsia="zh-CN" w:bidi="ar"/>
+        </w:rPr>
+        <w:t xml:space="preserve">ReplicaSets  </w:t>
+      </w:r>
+    </w:p>
+    <w:p>
+      <w:pPr>
         <w:keepNext w:val="0"/>
         <w:keepLines w:val="0"/>
         <w:widowControl/>
@@ -5395,16 +7480,32 @@
       </w:pPr>
       <w:r>
         <w:rPr>
-          <w:rFonts w:hint="default" w:ascii="Bodoni MT" w:hAnsi="Bodoni MT" w:eastAsia="等线" w:cs="Bodoni MT"/>
-          <w:b w:val="0"/>
-          <w:bCs w:val="0"/>
-          <w:color w:val="auto"/>
-          <w:kern w:val="0"/>
-          <w:sz w:val="22"/>
-          <w:szCs w:val="22"/>
-          <w:lang w:val="en-IN" w:eastAsia="zh-CN" w:bidi="ar"/>
-        </w:rPr>
-        <w:t>F</w:t>
+          <w:rFonts w:hint="default" w:ascii="Bodoni MT" w:hAnsi="Bodoni MT" w:cs="Bodoni MT"/>
+          <w:lang w:val="en-IN"/>
+        </w:rPr>
+        <w:t xml:space="preserve">Controller Manager (CM) consists of different types of controllers, one of them is </w:t>
+      </w:r>
+      <w:r>
+        <w:rPr>
+          <w:rFonts w:hint="default" w:ascii="Bodoni MT" w:hAnsi="Bodoni MT" w:cs="Bodoni MT"/>
+          <w:b/>
+          <w:bCs/>
+          <w:i/>
+          <w:iCs/>
+          <w:lang w:val="en-IN"/>
+        </w:rPr>
+        <w:t>Replication Controller</w:t>
+      </w:r>
+      <w:r>
+        <w:rPr>
+          <w:rFonts w:hint="default" w:ascii="Bodoni MT" w:hAnsi="Bodoni MT" w:cs="Bodoni MT"/>
+          <w:b w:val="0"/>
+          <w:bCs w:val="0"/>
+          <w:i w:val="0"/>
+          <w:iCs w:val="0"/>
+          <w:lang w:val="en-IN"/>
+        </w:rPr>
+        <w:t>.</w:t>
       </w:r>
     </w:p>
     <w:p>
@@ -5422,20 +7523,955 @@
         <w:jc w:val="left"/>
         <w:rPr>
           <w:rFonts w:hint="default" w:ascii="Bodoni MT" w:hAnsi="Bodoni MT" w:cs="Bodoni MT"/>
-        </w:rPr>
-      </w:pPr>
-      <w:r>
-        <w:rPr>
-          <w:rFonts w:hint="default" w:ascii="Bodoni MT" w:hAnsi="Bodoni MT" w:eastAsia="等线" w:cs="Bodoni MT"/>
-          <w:b w:val="0"/>
-          <w:bCs w:val="0"/>
-          <w:color w:val="auto"/>
-          <w:kern w:val="0"/>
-          <w:sz w:val="22"/>
-          <w:szCs w:val="22"/>
-          <w:lang w:val="en-IN" w:eastAsia="zh-CN" w:bidi="ar"/>
-        </w:rPr>
-        <w:t>F</w:t>
+          <w:b/>
+          <w:bCs/>
+          <w:u w:val="single"/>
+        </w:rPr>
+      </w:pPr>
+      <w:r>
+        <w:rPr>
+          <w:rFonts w:hint="default" w:ascii="Bodoni MT" w:hAnsi="Bodoni MT" w:cs="Bodoni MT"/>
+          <w:b/>
+          <w:bCs/>
+          <w:u w:val="single"/>
+          <w:lang w:val="en-IN"/>
+        </w:rPr>
+        <w:t>Replication Controller</w:t>
+      </w:r>
+    </w:p>
+    <w:p>
+      <w:pPr>
+        <w:keepNext w:val="0"/>
+        <w:keepLines w:val="0"/>
+        <w:widowControl/>
+        <w:numPr>
+          <w:ilvl w:val="1"/>
+          <w:numId w:val="11"/>
+        </w:numPr>
+        <w:suppressLineNumbers w:val="0"/>
+        <w:spacing w:before="0" w:beforeAutospacing="0" w:after="0" w:afterAutospacing="0" w:line="360" w:lineRule="auto"/>
+        <w:ind w:left="840" w:leftChars="0" w:right="0" w:hanging="420" w:firstLineChars="0"/>
+        <w:jc w:val="left"/>
+        <w:rPr>
+          <w:rFonts w:hint="default" w:ascii="Bodoni MT" w:hAnsi="Bodoni MT" w:cs="Bodoni MT"/>
+        </w:rPr>
+      </w:pPr>
+      <w:r>
+        <w:rPr>
+          <w:rFonts w:hint="default" w:ascii="Bodoni MT" w:hAnsi="Bodoni MT" w:cs="Bodoni MT"/>
+          <w:lang w:val="en-IN"/>
+        </w:rPr>
+        <w:t>It keeps the desired number of pods running.</w:t>
+      </w:r>
+    </w:p>
+    <w:p>
+      <w:pPr>
+        <w:keepNext w:val="0"/>
+        <w:keepLines w:val="0"/>
+        <w:widowControl/>
+        <w:numPr>
+          <w:ilvl w:val="1"/>
+          <w:numId w:val="11"/>
+        </w:numPr>
+        <w:suppressLineNumbers w:val="0"/>
+        <w:spacing w:before="0" w:beforeAutospacing="0" w:after="0" w:afterAutospacing="0" w:line="360" w:lineRule="auto"/>
+        <w:ind w:left="840" w:leftChars="0" w:right="0" w:hanging="420" w:firstLineChars="0"/>
+        <w:jc w:val="left"/>
+        <w:rPr>
+          <w:rFonts w:hint="default" w:ascii="Bodoni MT" w:hAnsi="Bodoni MT" w:cs="Bodoni MT"/>
+        </w:rPr>
+      </w:pPr>
+      <w:r>
+        <w:rPr>
+          <w:rFonts w:hint="default" w:ascii="Bodoni MT" w:hAnsi="Bodoni MT" w:cs="Bodoni MT"/>
+          <w:lang w:val="en-IN"/>
+        </w:rPr>
+        <w:t>If one pod goes down, it build another to keep the desired state.</w:t>
+      </w:r>
+    </w:p>
+    <w:p>
+      <w:pPr>
+        <w:keepNext w:val="0"/>
+        <w:keepLines w:val="0"/>
+        <w:widowControl/>
+        <w:numPr>
+          <w:ilvl w:val="1"/>
+          <w:numId w:val="11"/>
+        </w:numPr>
+        <w:suppressLineNumbers w:val="0"/>
+        <w:spacing w:before="0" w:beforeAutospacing="0" w:after="0" w:afterAutospacing="0" w:line="360" w:lineRule="auto"/>
+        <w:ind w:left="840" w:leftChars="0" w:right="0" w:hanging="420" w:firstLineChars="0"/>
+        <w:jc w:val="left"/>
+        <w:rPr>
+          <w:rFonts w:hint="default" w:ascii="Bodoni MT" w:hAnsi="Bodoni MT" w:cs="Bodoni MT"/>
+        </w:rPr>
+      </w:pPr>
+      <w:r>
+        <w:rPr>
+          <w:rFonts w:hint="default" w:ascii="Bodoni MT" w:hAnsi="Bodoni MT" w:cs="Bodoni MT"/>
+          <w:lang w:val="en-IN"/>
+        </w:rPr>
+        <w:t>Does that mean, if you want only one then you can’t use Replication Controller?</w:t>
+      </w:r>
+      <w:r>
+        <w:rPr>
+          <w:rFonts w:hint="default" w:ascii="Bodoni MT" w:hAnsi="Bodoni MT" w:cs="Bodoni MT"/>
+          <w:lang w:val="en-IN"/>
+        </w:rPr>
+        <w:br w:type="textWrapping"/>
+      </w:r>
+      <w:r>
+        <w:rPr>
+          <w:rFonts w:hint="default" w:ascii="Bodoni MT" w:hAnsi="Bodoni MT" w:cs="Bodoni MT"/>
+          <w:lang w:val="en-IN"/>
+        </w:rPr>
+        <w:t>NO, if that single pod goes down, then Replication Controller build another pod in same or different node to keep the application running.</w:t>
+      </w:r>
+    </w:p>
+    <w:p>
+      <w:pPr>
+        <w:keepNext w:val="0"/>
+        <w:keepLines w:val="0"/>
+        <w:widowControl/>
+        <w:numPr>
+          <w:ilvl w:val="1"/>
+          <w:numId w:val="11"/>
+        </w:numPr>
+        <w:suppressLineNumbers w:val="0"/>
+        <w:spacing w:before="0" w:beforeAutospacing="0" w:after="0" w:afterAutospacing="0" w:line="360" w:lineRule="auto"/>
+        <w:ind w:left="840" w:leftChars="0" w:right="0" w:hanging="420" w:firstLineChars="0"/>
+        <w:jc w:val="left"/>
+        <w:rPr>
+          <w:rFonts w:hint="default" w:ascii="Bodoni MT" w:hAnsi="Bodoni MT" w:cs="Bodoni MT"/>
+        </w:rPr>
+      </w:pPr>
+      <w:r>
+        <w:rPr>
+          <w:rFonts w:hint="default" w:ascii="Bodoni MT" w:hAnsi="Bodoni MT" w:cs="Bodoni MT"/>
+          <w:lang w:val="en-IN"/>
+        </w:rPr>
+        <w:t>It also helps in scaling by building pods through out the cluster.</w:t>
+      </w:r>
+    </w:p>
+    <w:p>
+      <w:pPr>
+        <w:keepNext w:val="0"/>
+        <w:keepLines w:val="0"/>
+        <w:widowControl/>
+        <w:numPr>
+          <w:ilvl w:val="1"/>
+          <w:numId w:val="11"/>
+        </w:numPr>
+        <w:suppressLineNumbers w:val="0"/>
+        <w:spacing w:before="0" w:beforeAutospacing="0" w:after="0" w:afterAutospacing="0" w:line="360" w:lineRule="auto"/>
+        <w:ind w:left="840" w:leftChars="0" w:right="0" w:hanging="420" w:firstLineChars="0"/>
+        <w:jc w:val="left"/>
+        <w:rPr>
+          <w:rFonts w:hint="default" w:ascii="Bodoni MT" w:hAnsi="Bodoni MT" w:cs="Bodoni MT"/>
+        </w:rPr>
+      </w:pPr>
+      <w:r>
+        <w:rPr>
+          <w:rFonts w:hint="default" w:ascii="Bodoni MT" w:hAnsi="Bodoni MT" w:eastAsia="SimSun" w:cs="Bodoni MT"/>
+          <w:sz w:val="24"/>
+          <w:szCs w:val="24"/>
+        </w:rPr>
+        <w:drawing>
+          <wp:inline distT="0" distB="0" distL="114300" distR="114300">
+            <wp:extent cx="2457450" cy="1418590"/>
+            <wp:effectExtent l="0" t="0" r="6350" b="3810"/>
+            <wp:docPr id="23" name="Picture 10" descr="IMG_256"/>
+            <wp:cNvGraphicFramePr>
+              <a:graphicFrameLocks xmlns:a="http://schemas.openxmlformats.org/drawingml/2006/main" noChangeAspect="1"/>
+            </wp:cNvGraphicFramePr>
+            <a:graphic xmlns:a="http://schemas.openxmlformats.org/drawingml/2006/main">
+              <a:graphicData uri="http://schemas.openxmlformats.org/drawingml/2006/picture">
+                <pic:pic xmlns:pic="http://schemas.openxmlformats.org/drawingml/2006/picture">
+                  <pic:nvPicPr>
+                    <pic:cNvPr id="23" name="Picture 10" descr="IMG_256"/>
+                    <pic:cNvPicPr>
+                      <a:picLocks noChangeAspect="1"/>
+                    </pic:cNvPicPr>
+                  </pic:nvPicPr>
+                  <pic:blipFill>
+                    <a:blip r:embed="rId22"/>
+                    <a:srcRect l="9863" t="15752" r="26115" b="18560"/>
+                    <a:stretch>
+                      <a:fillRect/>
+                    </a:stretch>
+                  </pic:blipFill>
+                  <pic:spPr>
+                    <a:xfrm>
+                      <a:off x="0" y="0"/>
+                      <a:ext cx="2457450" cy="1418590"/>
+                    </a:xfrm>
+                    <a:prstGeom prst="rect">
+                      <a:avLst/>
+                    </a:prstGeom>
+                    <a:noFill/>
+                    <a:ln w="9525">
+                      <a:noFill/>
+                    </a:ln>
+                  </pic:spPr>
+                </pic:pic>
+              </a:graphicData>
+            </a:graphic>
+          </wp:inline>
+        </w:drawing>
+      </w:r>
+    </w:p>
+    <w:p>
+      <w:pPr>
+        <w:keepNext w:val="0"/>
+        <w:keepLines w:val="0"/>
+        <w:widowControl/>
+        <w:numPr>
+          <w:ilvl w:val="1"/>
+          <w:numId w:val="11"/>
+        </w:numPr>
+        <w:suppressLineNumbers w:val="0"/>
+        <w:spacing w:before="0" w:beforeAutospacing="0" w:after="0" w:afterAutospacing="0" w:line="360" w:lineRule="auto"/>
+        <w:ind w:left="840" w:leftChars="0" w:right="0" w:hanging="420" w:firstLineChars="0"/>
+        <w:jc w:val="left"/>
+        <w:rPr>
+          <w:rFonts w:hint="default" w:ascii="Bodoni MT" w:hAnsi="Bodoni MT" w:cs="Bodoni MT"/>
+        </w:rPr>
+      </w:pPr>
+      <w:r>
+        <w:rPr>
+          <w:rFonts w:hint="default" w:ascii="Bodoni MT" w:hAnsi="Bodoni MT" w:cs="Bodoni MT"/>
+        </w:rPr>
+        <w:drawing>
+          <wp:inline distT="0" distB="0" distL="114300" distR="114300">
+            <wp:extent cx="2173605" cy="4010660"/>
+            <wp:effectExtent l="0" t="0" r="10795" b="2540"/>
+            <wp:docPr id="24" name="Picture 11"/>
+            <wp:cNvGraphicFramePr>
+              <a:graphicFrameLocks xmlns:a="http://schemas.openxmlformats.org/drawingml/2006/main" noChangeAspect="1"/>
+            </wp:cNvGraphicFramePr>
+            <a:graphic xmlns:a="http://schemas.openxmlformats.org/drawingml/2006/main">
+              <a:graphicData uri="http://schemas.openxmlformats.org/drawingml/2006/picture">
+                <pic:pic xmlns:pic="http://schemas.openxmlformats.org/drawingml/2006/picture">
+                  <pic:nvPicPr>
+                    <pic:cNvPr id="24" name="Picture 11"/>
+                    <pic:cNvPicPr>
+                      <a:picLocks noChangeAspect="1"/>
+                    </pic:cNvPicPr>
+                  </pic:nvPicPr>
+                  <pic:blipFill>
+                    <a:blip r:embed="rId23"/>
+                    <a:stretch>
+                      <a:fillRect/>
+                    </a:stretch>
+                  </pic:blipFill>
+                  <pic:spPr>
+                    <a:xfrm>
+                      <a:off x="0" y="0"/>
+                      <a:ext cx="2173605" cy="4010660"/>
+                    </a:xfrm>
+                    <a:prstGeom prst="rect">
+                      <a:avLst/>
+                    </a:prstGeom>
+                    <a:noFill/>
+                    <a:ln>
+                      <a:noFill/>
+                    </a:ln>
+                  </pic:spPr>
+                </pic:pic>
+              </a:graphicData>
+            </a:graphic>
+          </wp:inline>
+        </w:drawing>
+      </w:r>
+    </w:p>
+    <w:p>
+      <w:pPr>
+        <w:keepNext w:val="0"/>
+        <w:keepLines w:val="0"/>
+        <w:widowControl/>
+        <w:numPr>
+          <w:ilvl w:val="2"/>
+          <w:numId w:val="11"/>
+        </w:numPr>
+        <w:suppressLineNumbers w:val="0"/>
+        <w:spacing w:before="0" w:beforeAutospacing="0" w:after="0" w:afterAutospacing="0" w:line="360" w:lineRule="auto"/>
+        <w:ind w:left="1260" w:leftChars="0" w:right="0" w:hanging="420" w:firstLineChars="0"/>
+        <w:jc w:val="left"/>
+        <w:rPr>
+          <w:rFonts w:hint="default" w:ascii="Bodoni MT" w:hAnsi="Bodoni MT" w:cs="Bodoni MT"/>
+        </w:rPr>
+      </w:pPr>
+      <w:r>
+        <w:rPr>
+          <w:rFonts w:hint="default" w:ascii="Bodoni MT" w:hAnsi="Bodoni MT" w:cs="Bodoni MT"/>
+          <w:lang w:val="en-IN"/>
+        </w:rPr>
+        <w:t>It is confusing that, when the kind was ‘</w:t>
+      </w:r>
+      <w:r>
+        <w:rPr>
+          <w:rFonts w:hint="default" w:ascii="Bodoni MT" w:hAnsi="Bodoni MT" w:cs="Bodoni MT"/>
+          <w:i/>
+          <w:iCs/>
+          <w:lang w:val="en-IN"/>
+        </w:rPr>
+        <w:t>Pod</w:t>
+      </w:r>
+      <w:r>
+        <w:rPr>
+          <w:rFonts w:hint="default" w:ascii="Bodoni MT" w:hAnsi="Bodoni MT" w:cs="Bodoni MT"/>
+          <w:i w:val="0"/>
+          <w:iCs w:val="0"/>
+          <w:lang w:val="en-IN"/>
+        </w:rPr>
+        <w:t xml:space="preserve">’, we were writing </w:t>
+      </w:r>
+      <w:r>
+        <w:rPr>
+          <w:rFonts w:hint="default" w:ascii="Bodoni MT" w:hAnsi="Bodoni MT" w:cs="Bodoni MT"/>
+          <w:i/>
+          <w:iCs/>
+          <w:lang w:val="en-IN"/>
+        </w:rPr>
+        <w:t>containers</w:t>
+      </w:r>
+      <w:r>
+        <w:rPr>
+          <w:rFonts w:hint="default" w:ascii="Bodoni MT" w:hAnsi="Bodoni MT" w:cs="Bodoni MT"/>
+          <w:i w:val="0"/>
+          <w:iCs w:val="0"/>
+          <w:lang w:val="en-IN"/>
+        </w:rPr>
+        <w:t xml:space="preserve"> inside the </w:t>
+      </w:r>
+      <w:r>
+        <w:rPr>
+          <w:rFonts w:hint="default" w:ascii="Bodoni MT" w:hAnsi="Bodoni MT" w:cs="Bodoni MT"/>
+          <w:i/>
+          <w:iCs/>
+          <w:lang w:val="en-IN"/>
+        </w:rPr>
+        <w:t>spec</w:t>
+      </w:r>
+      <w:r>
+        <w:rPr>
+          <w:rFonts w:hint="default" w:ascii="Bodoni MT" w:hAnsi="Bodoni MT" w:cs="Bodoni MT"/>
+          <w:i w:val="0"/>
+          <w:iCs w:val="0"/>
+          <w:lang w:val="en-IN"/>
+        </w:rPr>
+        <w:t xml:space="preserve"> and that’s it. </w:t>
+      </w:r>
+    </w:p>
+    <w:p>
+      <w:pPr>
+        <w:keepNext w:val="0"/>
+        <w:keepLines w:val="0"/>
+        <w:widowControl/>
+        <w:numPr>
+          <w:ilvl w:val="2"/>
+          <w:numId w:val="11"/>
+        </w:numPr>
+        <w:suppressLineNumbers w:val="0"/>
+        <w:spacing w:before="0" w:beforeAutospacing="0" w:after="0" w:afterAutospacing="0" w:line="360" w:lineRule="auto"/>
+        <w:ind w:left="1260" w:leftChars="0" w:right="0" w:hanging="420" w:firstLineChars="0"/>
+        <w:jc w:val="left"/>
+        <w:rPr>
+          <w:rFonts w:hint="default" w:ascii="Bodoni MT" w:hAnsi="Bodoni MT" w:cs="Bodoni MT"/>
+        </w:rPr>
+      </w:pPr>
+      <w:r>
+        <w:rPr>
+          <w:rFonts w:hint="default" w:ascii="Bodoni MT" w:hAnsi="Bodoni MT" w:cs="Bodoni MT"/>
+          <w:i w:val="0"/>
+          <w:iCs w:val="0"/>
+          <w:lang w:val="en-IN"/>
+        </w:rPr>
+        <w:t xml:space="preserve">But here, there is a </w:t>
+      </w:r>
+      <w:r>
+        <w:rPr>
+          <w:rFonts w:hint="default" w:ascii="Bodoni MT" w:hAnsi="Bodoni MT" w:cs="Bodoni MT"/>
+          <w:i/>
+          <w:iCs/>
+          <w:lang w:val="en-IN"/>
+        </w:rPr>
+        <w:t>spec</w:t>
+      </w:r>
+      <w:r>
+        <w:rPr>
+          <w:rFonts w:hint="default" w:ascii="Bodoni MT" w:hAnsi="Bodoni MT" w:cs="Bodoni MT"/>
+          <w:i w:val="0"/>
+          <w:iCs w:val="0"/>
+          <w:lang w:val="en-IN"/>
+        </w:rPr>
+        <w:t xml:space="preserve"> inside </w:t>
+      </w:r>
+      <w:r>
+        <w:rPr>
+          <w:rFonts w:hint="default" w:ascii="Bodoni MT" w:hAnsi="Bodoni MT" w:cs="Bodoni MT"/>
+          <w:i/>
+          <w:iCs/>
+          <w:lang w:val="en-IN"/>
+        </w:rPr>
+        <w:t>spec</w:t>
+      </w:r>
+      <w:r>
+        <w:rPr>
+          <w:rFonts w:hint="default" w:ascii="Bodoni MT" w:hAnsi="Bodoni MT" w:cs="Bodoni MT"/>
+          <w:i w:val="0"/>
+          <w:iCs w:val="0"/>
+          <w:lang w:val="en-IN"/>
+        </w:rPr>
+        <w:t>.</w:t>
+      </w:r>
+    </w:p>
+    <w:p>
+      <w:pPr>
+        <w:keepNext w:val="0"/>
+        <w:keepLines w:val="0"/>
+        <w:widowControl/>
+        <w:numPr>
+          <w:ilvl w:val="1"/>
+          <w:numId w:val="11"/>
+        </w:numPr>
+        <w:suppressLineNumbers w:val="0"/>
+        <w:spacing w:before="0" w:beforeAutospacing="0" w:after="0" w:afterAutospacing="0" w:line="360" w:lineRule="auto"/>
+        <w:ind w:left="840" w:leftChars="0" w:right="0" w:hanging="420" w:firstLineChars="0"/>
+        <w:jc w:val="left"/>
+        <w:rPr>
+          <w:rFonts w:hint="default" w:ascii="Bodoni MT" w:hAnsi="Bodoni MT" w:cs="Bodoni MT"/>
+        </w:rPr>
+      </w:pPr>
+      <w:r>
+        <w:rPr>
+          <w:rFonts w:hint="default" w:ascii="Bodoni MT" w:hAnsi="Bodoni MT" w:cs="Bodoni MT"/>
+          <w:lang w:val="en-IN"/>
+        </w:rPr>
+        <w:t xml:space="preserve">Here, we are not using </w:t>
+      </w:r>
+      <w:r>
+        <w:rPr>
+          <w:rFonts w:hint="default" w:ascii="Bodoni MT" w:hAnsi="Bodoni MT" w:cs="Bodoni MT"/>
+          <w:b/>
+          <w:bCs/>
+          <w:i/>
+          <w:iCs/>
+          <w:lang w:val="en-IN"/>
+        </w:rPr>
+        <w:t>Pods</w:t>
+      </w:r>
+      <w:r>
+        <w:rPr>
+          <w:rFonts w:hint="default" w:ascii="Bodoni MT" w:hAnsi="Bodoni MT" w:cs="Bodoni MT"/>
+          <w:b w:val="0"/>
+          <w:bCs w:val="0"/>
+          <w:i w:val="0"/>
+          <w:iCs w:val="0"/>
+          <w:lang w:val="en-IN"/>
+        </w:rPr>
+        <w:t xml:space="preserve"> directly, instead we are telling Kubernetes to create the pods.</w:t>
+      </w:r>
+    </w:p>
+    <w:p>
+      <w:pPr>
+        <w:keepNext w:val="0"/>
+        <w:keepLines w:val="0"/>
+        <w:widowControl/>
+        <w:numPr>
+          <w:ilvl w:val="1"/>
+          <w:numId w:val="11"/>
+        </w:numPr>
+        <w:suppressLineNumbers w:val="0"/>
+        <w:spacing w:before="0" w:beforeAutospacing="0" w:after="0" w:afterAutospacing="0" w:line="360" w:lineRule="auto"/>
+        <w:ind w:left="840" w:leftChars="0" w:right="0" w:hanging="420" w:firstLineChars="0"/>
+        <w:jc w:val="left"/>
+        <w:rPr>
+          <w:rFonts w:hint="default" w:ascii="Bodoni MT" w:hAnsi="Bodoni MT" w:cs="Bodoni MT"/>
+        </w:rPr>
+      </w:pPr>
+      <w:r>
+        <w:rPr>
+          <w:rFonts w:hint="default" w:ascii="Bodoni MT" w:hAnsi="Bodoni MT" w:cs="Bodoni MT"/>
+          <w:b w:val="0"/>
+          <w:bCs w:val="0"/>
+          <w:i w:val="0"/>
+          <w:iCs w:val="0"/>
+          <w:lang w:val="en-IN"/>
+        </w:rPr>
+        <w:t xml:space="preserve">First level is for </w:t>
+      </w:r>
+      <w:r>
+        <w:rPr>
+          <w:rFonts w:hint="default" w:ascii="Bodoni MT" w:hAnsi="Bodoni MT" w:cs="Bodoni MT"/>
+          <w:b w:val="0"/>
+          <w:bCs w:val="0"/>
+          <w:i/>
+          <w:iCs/>
+          <w:lang w:val="en-IN"/>
+        </w:rPr>
+        <w:t>Replication Controller</w:t>
+      </w:r>
+      <w:r>
+        <w:rPr>
+          <w:rFonts w:hint="default" w:ascii="Bodoni MT" w:hAnsi="Bodoni MT" w:cs="Bodoni MT"/>
+          <w:b w:val="0"/>
+          <w:bCs w:val="0"/>
+          <w:i w:val="0"/>
+          <w:iCs w:val="0"/>
+          <w:lang w:val="en-IN"/>
+        </w:rPr>
+        <w:t>, which will manage the pods.</w:t>
+      </w:r>
+      <w:r>
+        <w:rPr>
+          <w:rFonts w:hint="default" w:ascii="Bodoni MT" w:hAnsi="Bodoni MT" w:cs="Bodoni MT"/>
+          <w:b w:val="0"/>
+          <w:bCs w:val="0"/>
+          <w:i w:val="0"/>
+          <w:iCs w:val="0"/>
+          <w:lang w:val="en-IN"/>
+        </w:rPr>
+        <w:br w:type="textWrapping"/>
+      </w:r>
+      <w:r>
+        <w:rPr>
+          <w:rFonts w:hint="default" w:ascii="Bodoni MT" w:hAnsi="Bodoni MT" w:cs="Bodoni MT"/>
+          <w:b w:val="0"/>
+          <w:bCs w:val="0"/>
+          <w:i w:val="0"/>
+          <w:iCs w:val="0"/>
+          <w:lang w:val="en-IN"/>
+        </w:rPr>
+        <w:t xml:space="preserve">So, inside that, we are giving the template of the </w:t>
+      </w:r>
+      <w:r>
+        <w:rPr>
+          <w:rFonts w:hint="default" w:ascii="Bodoni MT" w:hAnsi="Bodoni MT" w:cs="Bodoni MT"/>
+          <w:b w:val="0"/>
+          <w:bCs w:val="0"/>
+          <w:i/>
+          <w:iCs/>
+          <w:lang w:val="en-IN"/>
+        </w:rPr>
+        <w:t>Pod</w:t>
+      </w:r>
+      <w:r>
+        <w:rPr>
+          <w:rFonts w:hint="default" w:ascii="Bodoni MT" w:hAnsi="Bodoni MT" w:cs="Bodoni MT"/>
+          <w:b w:val="0"/>
+          <w:bCs w:val="0"/>
+          <w:i w:val="0"/>
+          <w:iCs w:val="0"/>
+          <w:lang w:val="en-IN"/>
+        </w:rPr>
+        <w:t>.</w:t>
+      </w:r>
+    </w:p>
+    <w:p>
+      <w:pPr>
+        <w:keepNext w:val="0"/>
+        <w:keepLines w:val="0"/>
+        <w:widowControl/>
+        <w:numPr>
+          <w:ilvl w:val="1"/>
+          <w:numId w:val="11"/>
+        </w:numPr>
+        <w:suppressLineNumbers w:val="0"/>
+        <w:spacing w:before="0" w:beforeAutospacing="0" w:after="0" w:afterAutospacing="0" w:line="360" w:lineRule="auto"/>
+        <w:ind w:left="840" w:leftChars="0" w:right="0" w:hanging="420" w:firstLineChars="0"/>
+        <w:jc w:val="left"/>
+        <w:rPr>
+          <w:rFonts w:hint="default" w:ascii="Bodoni MT" w:hAnsi="Bodoni MT" w:cs="Bodoni MT"/>
+          <w:color w:val="C00000"/>
+          <w:shd w:val="clear" w:color="FFFFFF" w:fill="D9D9D9"/>
+        </w:rPr>
+      </w:pPr>
+      <w:r>
+        <w:rPr>
+          <w:rFonts w:hint="default" w:ascii="Bodoni MT" w:hAnsi="Bodoni MT" w:cs="Bodoni MT"/>
+          <w:b w:val="0"/>
+          <w:bCs w:val="0"/>
+          <w:i w:val="0"/>
+          <w:iCs w:val="0"/>
+          <w:color w:val="C00000"/>
+          <w:shd w:val="clear" w:color="FFFFFF" w:fill="D9D9D9"/>
+          <w:lang w:val="en-IN"/>
+        </w:rPr>
+        <w:t xml:space="preserve">That </w:t>
+      </w:r>
+      <w:r>
+        <w:rPr>
+          <w:rFonts w:hint="default" w:ascii="Bodoni MT" w:hAnsi="Bodoni MT" w:cs="Bodoni MT"/>
+          <w:b/>
+          <w:bCs/>
+          <w:i/>
+          <w:iCs/>
+          <w:color w:val="C00000"/>
+          <w:shd w:val="clear" w:color="FFFFFF" w:fill="D9D9D9"/>
+          <w:lang w:val="en-IN"/>
+        </w:rPr>
+        <w:t>template</w:t>
+      </w:r>
+      <w:r>
+        <w:rPr>
+          <w:rFonts w:hint="default" w:ascii="Bodoni MT" w:hAnsi="Bodoni MT" w:cs="Bodoni MT"/>
+          <w:b w:val="0"/>
+          <w:bCs w:val="0"/>
+          <w:i w:val="0"/>
+          <w:iCs w:val="0"/>
+          <w:color w:val="C00000"/>
+          <w:shd w:val="clear" w:color="FFFFFF" w:fill="D9D9D9"/>
+          <w:lang w:val="en-IN"/>
+        </w:rPr>
+        <w:t xml:space="preserve"> key inside the Spec will be exact same as the yaml configuration of kind </w:t>
+      </w:r>
+      <w:r>
+        <w:rPr>
+          <w:rFonts w:hint="default" w:ascii="Bodoni MT" w:hAnsi="Bodoni MT" w:cs="Bodoni MT"/>
+          <w:b w:val="0"/>
+          <w:bCs w:val="0"/>
+          <w:i/>
+          <w:iCs/>
+          <w:color w:val="C00000"/>
+          <w:shd w:val="clear" w:color="FFFFFF" w:fill="D9D9D9"/>
+          <w:lang w:val="en-IN"/>
+        </w:rPr>
+        <w:t>Pod</w:t>
+      </w:r>
+      <w:r>
+        <w:rPr>
+          <w:rFonts w:hint="default" w:ascii="Bodoni MT" w:hAnsi="Bodoni MT" w:cs="Bodoni MT"/>
+          <w:b w:val="0"/>
+          <w:bCs w:val="0"/>
+          <w:i w:val="0"/>
+          <w:iCs w:val="0"/>
+          <w:color w:val="C00000"/>
+          <w:shd w:val="clear" w:color="FFFFFF" w:fill="D9D9D9"/>
+          <w:lang w:val="en-IN"/>
+        </w:rPr>
+        <w:t xml:space="preserve">. </w:t>
+      </w:r>
+      <w:r>
+        <w:rPr>
+          <w:rFonts w:hint="default" w:ascii="Bodoni MT" w:hAnsi="Bodoni MT" w:cs="Bodoni MT"/>
+          <w:b w:val="0"/>
+          <w:bCs w:val="0"/>
+          <w:i w:val="0"/>
+          <w:iCs w:val="0"/>
+          <w:color w:val="C00000"/>
+          <w:shd w:val="clear" w:color="FFFFFF" w:fill="D9D9D9"/>
+          <w:lang w:val="en-IN"/>
+        </w:rPr>
+        <w:br w:type="textWrapping"/>
+      </w:r>
+      <w:r>
+        <w:rPr>
+          <w:rFonts w:hint="default" w:ascii="Bodoni MT" w:hAnsi="Bodoni MT" w:cs="Bodoni MT"/>
+          <w:b w:val="0"/>
+          <w:bCs w:val="0"/>
+          <w:i w:val="0"/>
+          <w:iCs w:val="0"/>
+          <w:color w:val="C00000"/>
+          <w:shd w:val="clear" w:color="FFFFFF" w:fill="D9D9D9"/>
+          <w:lang w:val="en-IN"/>
+        </w:rPr>
+        <w:t xml:space="preserve">The difference is, inside that template you don’t write </w:t>
+      </w:r>
+      <w:r>
+        <w:rPr>
+          <w:rFonts w:hint="default" w:ascii="Bodoni MT" w:hAnsi="Bodoni MT" w:cs="Bodoni MT"/>
+          <w:b w:val="0"/>
+          <w:bCs w:val="0"/>
+          <w:i/>
+          <w:iCs/>
+          <w:color w:val="C00000"/>
+          <w:shd w:val="clear" w:color="FFFFFF" w:fill="D9D9D9"/>
+          <w:lang w:val="en-IN"/>
+        </w:rPr>
+        <w:t>apiVersion</w:t>
+      </w:r>
+      <w:r>
+        <w:rPr>
+          <w:rFonts w:hint="default" w:ascii="Bodoni MT" w:hAnsi="Bodoni MT" w:cs="Bodoni MT"/>
+          <w:b w:val="0"/>
+          <w:bCs w:val="0"/>
+          <w:i w:val="0"/>
+          <w:iCs w:val="0"/>
+          <w:color w:val="C00000"/>
+          <w:shd w:val="clear" w:color="FFFFFF" w:fill="D9D9D9"/>
+          <w:lang w:val="en-IN"/>
+        </w:rPr>
+        <w:t xml:space="preserve">, </w:t>
+      </w:r>
+      <w:r>
+        <w:rPr>
+          <w:rFonts w:hint="default" w:ascii="Bodoni MT" w:hAnsi="Bodoni MT" w:cs="Bodoni MT"/>
+          <w:b w:val="0"/>
+          <w:bCs w:val="0"/>
+          <w:i/>
+          <w:iCs/>
+          <w:color w:val="C00000"/>
+          <w:shd w:val="clear" w:color="FFFFFF" w:fill="D9D9D9"/>
+          <w:lang w:val="en-IN"/>
+        </w:rPr>
+        <w:t>kind</w:t>
+      </w:r>
+      <w:r>
+        <w:rPr>
+          <w:rFonts w:hint="default" w:ascii="Bodoni MT" w:hAnsi="Bodoni MT" w:cs="Bodoni MT"/>
+          <w:b w:val="0"/>
+          <w:bCs w:val="0"/>
+          <w:i w:val="0"/>
+          <w:iCs w:val="0"/>
+          <w:color w:val="C00000"/>
+          <w:shd w:val="clear" w:color="FFFFFF" w:fill="D9D9D9"/>
+          <w:lang w:val="en-IN"/>
+        </w:rPr>
+        <w:t>.</w:t>
+      </w:r>
+    </w:p>
+    <w:p>
+      <w:pPr>
+        <w:keepNext w:val="0"/>
+        <w:keepLines w:val="0"/>
+        <w:widowControl/>
+        <w:numPr>
+          <w:ilvl w:val="1"/>
+          <w:numId w:val="11"/>
+        </w:numPr>
+        <w:suppressLineNumbers w:val="0"/>
+        <w:spacing w:before="0" w:beforeAutospacing="0" w:after="0" w:afterAutospacing="0" w:line="360" w:lineRule="auto"/>
+        <w:ind w:left="840" w:leftChars="0" w:right="0" w:hanging="420" w:firstLineChars="0"/>
+        <w:jc w:val="left"/>
+        <w:rPr>
+          <w:rFonts w:hint="default" w:ascii="Bodoni MT" w:hAnsi="Bodoni MT" w:cs="Bodoni MT"/>
+        </w:rPr>
+      </w:pPr>
+      <w:r>
+        <w:rPr>
+          <w:rFonts w:hint="default" w:ascii="Bodoni MT" w:hAnsi="Bodoni MT" w:cs="Bodoni MT"/>
+        </w:rPr>
+        <w:drawing>
+          <wp:inline distT="0" distB="0" distL="114300" distR="114300">
+            <wp:extent cx="2867660" cy="1504950"/>
+            <wp:effectExtent l="0" t="0" r="2540" b="6350"/>
+            <wp:docPr id="25" name="Picture 12"/>
+            <wp:cNvGraphicFramePr>
+              <a:graphicFrameLocks xmlns:a="http://schemas.openxmlformats.org/drawingml/2006/main" noChangeAspect="1"/>
+            </wp:cNvGraphicFramePr>
+            <a:graphic xmlns:a="http://schemas.openxmlformats.org/drawingml/2006/main">
+              <a:graphicData uri="http://schemas.openxmlformats.org/drawingml/2006/picture">
+                <pic:pic xmlns:pic="http://schemas.openxmlformats.org/drawingml/2006/picture">
+                  <pic:nvPicPr>
+                    <pic:cNvPr id="25" name="Picture 12"/>
+                    <pic:cNvPicPr>
+                      <a:picLocks noChangeAspect="1"/>
+                    </pic:cNvPicPr>
+                  </pic:nvPicPr>
+                  <pic:blipFill>
+                    <a:blip r:embed="rId24"/>
+                    <a:stretch>
+                      <a:fillRect/>
+                    </a:stretch>
+                  </pic:blipFill>
+                  <pic:spPr>
+                    <a:xfrm>
+                      <a:off x="0" y="0"/>
+                      <a:ext cx="2867660" cy="1504950"/>
+                    </a:xfrm>
+                    <a:prstGeom prst="rect">
+                      <a:avLst/>
+                    </a:prstGeom>
+                    <a:noFill/>
+                    <a:ln>
+                      <a:noFill/>
+                    </a:ln>
+                  </pic:spPr>
+                </pic:pic>
+              </a:graphicData>
+            </a:graphic>
+          </wp:inline>
+        </w:drawing>
+      </w:r>
+    </w:p>
+    <w:p>
+      <w:pPr>
+        <w:keepNext w:val="0"/>
+        <w:keepLines w:val="0"/>
+        <w:widowControl/>
+        <w:numPr>
+          <w:ilvl w:val="1"/>
+          <w:numId w:val="11"/>
+        </w:numPr>
+        <w:suppressLineNumbers w:val="0"/>
+        <w:spacing w:before="0" w:beforeAutospacing="0" w:after="0" w:afterAutospacing="0" w:line="360" w:lineRule="auto"/>
+        <w:ind w:left="840" w:leftChars="0" w:right="0" w:hanging="420" w:firstLineChars="0"/>
+        <w:jc w:val="left"/>
+        <w:rPr>
+          <w:rFonts w:hint="default" w:ascii="Bodoni MT" w:hAnsi="Bodoni MT" w:cs="Bodoni MT"/>
+        </w:rPr>
+      </w:pPr>
+      <w:r>
+        <w:rPr>
+          <w:rFonts w:hint="default" w:ascii="Bodoni MT" w:hAnsi="Bodoni MT" w:cs="Bodoni MT"/>
+          <w:lang w:val="en-IN"/>
+        </w:rPr>
+        <w:t>Run the same command i.e.</w:t>
+      </w:r>
+      <w:r>
+        <w:rPr>
+          <w:rFonts w:hint="default" w:ascii="Bodoni MT" w:hAnsi="Bodoni MT" w:cs="Bodoni MT"/>
+          <w:lang w:val="en-IN"/>
+        </w:rPr>
+        <w:br w:type="textWrapping"/>
+      </w:r>
+      <w:r>
+        <w:rPr>
+          <w:rFonts w:hint="default" w:ascii="Bodoni MT" w:hAnsi="Bodoni MT" w:cs="Bodoni MT"/>
+          <w:b/>
+          <w:bCs/>
+          <w:color w:val="C00000"/>
+          <w:shd w:val="clear" w:color="FFFFFF" w:fill="D9D9D9"/>
+          <w:lang w:val="en-IN"/>
+        </w:rPr>
+        <w:t>kubectl apply/create -f &lt;</w:t>
+      </w:r>
+      <w:r>
+        <w:rPr>
+          <w:rFonts w:hint="default" w:ascii="Bodoni MT" w:hAnsi="Bodoni MT" w:cs="Bodoni MT"/>
+          <w:b w:val="0"/>
+          <w:bCs w:val="0"/>
+          <w:color w:val="C00000"/>
+          <w:shd w:val="clear" w:color="FFFFFF" w:fill="D9D9D9"/>
+          <w:lang w:val="en-IN"/>
+        </w:rPr>
+        <w:t>yaml file name</w:t>
+      </w:r>
+      <w:r>
+        <w:rPr>
+          <w:rFonts w:hint="default" w:ascii="Bodoni MT" w:hAnsi="Bodoni MT" w:cs="Bodoni MT"/>
+          <w:b/>
+          <w:bCs/>
+          <w:color w:val="C00000"/>
+          <w:shd w:val="clear" w:color="FFFFFF" w:fill="D9D9D9"/>
+          <w:lang w:val="en-IN"/>
+        </w:rPr>
+        <w:t>&gt;</w:t>
+      </w:r>
+      <w:r>
+        <w:rPr>
+          <w:rFonts w:hint="default" w:ascii="Bodoni MT" w:hAnsi="Bodoni MT" w:cs="Bodoni MT"/>
+          <w:b/>
+          <w:bCs/>
+          <w:lang w:val="en-IN"/>
+        </w:rPr>
+        <w:br w:type="textWrapping"/>
+      </w:r>
+      <w:r>
+        <w:rPr>
+          <w:rFonts w:hint="default" w:ascii="Bodoni MT" w:hAnsi="Bodoni MT" w:cs="Bodoni MT"/>
+          <w:b w:val="0"/>
+          <w:bCs w:val="0"/>
+          <w:lang w:val="en-IN"/>
+        </w:rPr>
+        <w:t xml:space="preserve">to run the </w:t>
+      </w:r>
+      <w:r>
+        <w:rPr>
+          <w:rFonts w:hint="default" w:ascii="Bodoni MT" w:hAnsi="Bodoni MT" w:cs="Bodoni MT"/>
+          <w:b w:val="0"/>
+          <w:bCs w:val="0"/>
+          <w:i/>
+          <w:iCs/>
+          <w:lang w:val="en-IN"/>
+        </w:rPr>
+        <w:t>Replication Controller</w:t>
+      </w:r>
+      <w:r>
+        <w:rPr>
+          <w:rFonts w:hint="default" w:ascii="Bodoni MT" w:hAnsi="Bodoni MT" w:cs="Bodoni MT"/>
+          <w:b w:val="0"/>
+          <w:bCs w:val="0"/>
+          <w:i w:val="0"/>
+          <w:iCs w:val="0"/>
+          <w:lang w:val="en-IN"/>
+        </w:rPr>
+        <w:t>.</w:t>
+      </w:r>
+    </w:p>
+    <w:p>
+      <w:pPr>
+        <w:keepNext w:val="0"/>
+        <w:keepLines w:val="0"/>
+        <w:widowControl/>
+        <w:numPr>
+          <w:ilvl w:val="1"/>
+          <w:numId w:val="11"/>
+        </w:numPr>
+        <w:suppressLineNumbers w:val="0"/>
+        <w:spacing w:before="0" w:beforeAutospacing="0" w:after="0" w:afterAutospacing="0" w:line="360" w:lineRule="auto"/>
+        <w:ind w:left="840" w:leftChars="0" w:right="0" w:hanging="420" w:firstLineChars="0"/>
+        <w:jc w:val="left"/>
+        <w:rPr>
+          <w:rFonts w:hint="default" w:ascii="Bodoni MT" w:hAnsi="Bodoni MT" w:cs="Bodoni MT"/>
+        </w:rPr>
+      </w:pPr>
+      <w:r>
+        <w:rPr>
+          <w:rFonts w:hint="default" w:ascii="Bodoni MT" w:hAnsi="Bodoni MT" w:cs="Bodoni MT"/>
+          <w:lang w:val="en-IN"/>
+        </w:rPr>
+        <w:t xml:space="preserve">You can see in the yaml, the replication controller’s name is </w:t>
+      </w:r>
+      <w:r>
+        <w:rPr>
+          <w:rFonts w:hint="default" w:ascii="Bodoni MT" w:hAnsi="Bodoni MT" w:cs="Bodoni MT"/>
+          <w:i/>
+          <w:iCs/>
+          <w:lang w:val="en-IN"/>
+        </w:rPr>
+        <w:t>myapp-rc</w:t>
+      </w:r>
+      <w:r>
+        <w:rPr>
+          <w:rFonts w:hint="default" w:ascii="Bodoni MT" w:hAnsi="Bodoni MT" w:cs="Bodoni MT"/>
+          <w:i w:val="0"/>
+          <w:iCs w:val="0"/>
+          <w:lang w:val="en-IN"/>
+        </w:rPr>
+        <w:t xml:space="preserve"> (against metadata.name), so</w:t>
+      </w:r>
+      <w:r>
+        <w:rPr>
+          <w:rFonts w:hint="default" w:ascii="Bodoni MT" w:hAnsi="Bodoni MT" w:cs="Bodoni MT"/>
+          <w:i w:val="0"/>
+          <w:iCs w:val="0"/>
+          <w:color w:val="00B0F0"/>
+          <w:shd w:val="clear" w:color="FFFFFF" w:fill="D9D9D9"/>
+          <w:lang w:val="en-IN"/>
+        </w:rPr>
+        <w:t xml:space="preserve"> all the pods will have name with prefix </w:t>
+      </w:r>
+      <w:r>
+        <w:rPr>
+          <w:rFonts w:hint="default" w:ascii="Bodoni MT" w:hAnsi="Bodoni MT" w:cs="Bodoni MT"/>
+          <w:i/>
+          <w:iCs/>
+          <w:color w:val="00B0F0"/>
+          <w:shd w:val="clear" w:color="FFFFFF" w:fill="D9D9D9"/>
+          <w:lang w:val="en-IN"/>
+        </w:rPr>
+        <w:t>myapp-rc</w:t>
+      </w:r>
+      <w:r>
+        <w:rPr>
+          <w:rFonts w:hint="default" w:ascii="Bodoni MT" w:hAnsi="Bodoni MT" w:cs="Bodoni MT"/>
+          <w:i w:val="0"/>
+          <w:iCs w:val="0"/>
+          <w:lang w:val="en-IN"/>
+        </w:rPr>
+        <w:t>.</w:t>
       </w:r>
     </w:p>
     <w:p>
@@ -5457,17 +8493,3544 @@
       </w:pPr>
       <w:r>
         <w:rPr>
-          <w:rFonts w:hint="default" w:ascii="Bodoni MT" w:hAnsi="Bodoni MT" w:eastAsia="等线" w:cs="Bodoni MT"/>
-          <w:b w:val="0"/>
-          <w:bCs w:val="0"/>
+          <w:rFonts w:hint="default" w:ascii="Bodoni MT" w:hAnsi="Bodoni MT" w:cs="Bodoni MT"/>
+          <w:b/>
+          <w:bCs/>
+          <w:u w:val="single"/>
+          <w:lang w:val="en-IN"/>
+        </w:rPr>
+        <w:t>ReplicaSets</w:t>
+      </w:r>
+    </w:p>
+    <w:p>
+      <w:pPr>
+        <w:keepNext w:val="0"/>
+        <w:keepLines w:val="0"/>
+        <w:widowControl/>
+        <w:numPr>
+          <w:ilvl w:val="1"/>
+          <w:numId w:val="11"/>
+        </w:numPr>
+        <w:suppressLineNumbers w:val="0"/>
+        <w:spacing w:before="0" w:beforeAutospacing="0" w:after="0" w:afterAutospacing="0" w:line="360" w:lineRule="auto"/>
+        <w:ind w:left="840" w:leftChars="0" w:right="0" w:hanging="420" w:firstLineChars="0"/>
+        <w:jc w:val="left"/>
+        <w:rPr>
+          <w:rFonts w:hint="default" w:ascii="Bodoni MT" w:hAnsi="Bodoni MT" w:cs="Bodoni MT"/>
+        </w:rPr>
+      </w:pPr>
+      <w:r>
+        <w:rPr>
+          <w:rFonts w:hint="default" w:ascii="Bodoni MT" w:hAnsi="Bodoni MT" w:cs="Bodoni MT"/>
+        </w:rPr>
+        <w:t>Replication Controller and ReplicaSets have same purpose, but Replication Controller is older way to handle this.</w:t>
+      </w:r>
+      <w:r>
+        <w:rPr>
+          <w:rFonts w:hint="default" w:ascii="Bodoni MT" w:hAnsi="Bodoni MT" w:cs="Bodoni MT"/>
+          <w:lang w:val="en-IN"/>
+        </w:rPr>
+        <w:t xml:space="preserve"> </w:t>
+      </w:r>
+      <w:r>
+        <w:rPr>
+          <w:rFonts w:hint="default" w:ascii="Bodoni MT" w:hAnsi="Bodoni MT" w:cs="Bodoni MT"/>
+        </w:rPr>
+        <w:t>Nowadays, ReplicaSets is widely used.</w:t>
+      </w:r>
+    </w:p>
+    <w:p>
+      <w:pPr>
+        <w:keepNext w:val="0"/>
+        <w:keepLines w:val="0"/>
+        <w:widowControl/>
+        <w:numPr>
+          <w:ilvl w:val="1"/>
+          <w:numId w:val="11"/>
+        </w:numPr>
+        <w:suppressLineNumbers w:val="0"/>
+        <w:spacing w:before="0" w:beforeAutospacing="0" w:after="0" w:afterAutospacing="0" w:line="360" w:lineRule="auto"/>
+        <w:ind w:left="840" w:leftChars="0" w:right="0" w:hanging="420" w:firstLineChars="0"/>
+        <w:jc w:val="left"/>
+        <w:rPr>
+          <w:rFonts w:hint="default" w:ascii="Bodoni MT" w:hAnsi="Bodoni MT" w:cs="Bodoni MT"/>
+        </w:rPr>
+      </w:pPr>
+      <w:r>
+        <w:rPr>
+          <w:rFonts w:hint="default" w:ascii="Bodoni MT" w:hAnsi="Bodoni MT" w:cs="Bodoni MT"/>
+          <w:lang w:val="en-IN"/>
+        </w:rPr>
+        <w:t xml:space="preserve">ReplicaSets is there in </w:t>
+      </w:r>
+      <w:r>
+        <w:rPr>
+          <w:rFonts w:hint="default" w:ascii="Bodoni MT" w:hAnsi="Bodoni MT" w:cs="Bodoni MT"/>
+          <w:color w:val="C00000"/>
+          <w:shd w:val="clear" w:color="FFFFFF" w:fill="D9D9D9"/>
+          <w:lang w:val="en-IN"/>
+        </w:rPr>
+        <w:t xml:space="preserve"> </w:t>
+      </w:r>
+      <w:r>
+        <w:rPr>
+          <w:rFonts w:hint="default" w:ascii="Bodoni MT" w:hAnsi="Bodoni MT" w:cs="Bodoni MT"/>
+          <w:b/>
+          <w:bCs/>
+          <w:i/>
+          <w:iCs/>
+          <w:color w:val="C00000"/>
+          <w:shd w:val="clear" w:color="FFFFFF" w:fill="D9D9D9"/>
+          <w:lang w:val="en-IN"/>
+        </w:rPr>
+        <w:t>apps/v1</w:t>
+      </w:r>
+      <w:r>
+        <w:rPr>
+          <w:rFonts w:hint="default" w:ascii="Bodoni MT" w:hAnsi="Bodoni MT" w:cs="Bodoni MT"/>
+          <w:b w:val="0"/>
+          <w:bCs w:val="0"/>
+          <w:i w:val="0"/>
+          <w:iCs w:val="0"/>
+          <w:color w:val="C00000"/>
+          <w:shd w:val="clear" w:color="FFFFFF" w:fill="D9D9D9"/>
+          <w:lang w:val="en-IN"/>
+        </w:rPr>
+        <w:t xml:space="preserve"> </w:t>
+      </w:r>
+      <w:r>
+        <w:rPr>
+          <w:rFonts w:hint="default" w:ascii="Bodoni MT" w:hAnsi="Bodoni MT" w:cs="Bodoni MT"/>
+          <w:b w:val="0"/>
+          <w:bCs w:val="0"/>
+          <w:i w:val="0"/>
+          <w:iCs w:val="0"/>
+          <w:lang w:val="en-IN"/>
+        </w:rPr>
+        <w:t xml:space="preserve">   (previously we were using </w:t>
+      </w:r>
+      <w:r>
+        <w:rPr>
+          <w:rFonts w:hint="default" w:ascii="Bodoni MT" w:hAnsi="Bodoni MT" w:cs="Bodoni MT"/>
+          <w:b w:val="0"/>
+          <w:bCs w:val="0"/>
+          <w:i/>
+          <w:iCs/>
+          <w:lang w:val="en-IN"/>
+        </w:rPr>
+        <w:t>v1</w:t>
+      </w:r>
+      <w:r>
+        <w:rPr>
+          <w:rFonts w:hint="default" w:ascii="Bodoni MT" w:hAnsi="Bodoni MT" w:cs="Bodoni MT"/>
+          <w:b w:val="0"/>
+          <w:bCs w:val="0"/>
+          <w:i w:val="0"/>
+          <w:iCs w:val="0"/>
+          <w:lang w:val="en-IN"/>
+        </w:rPr>
+        <w:t>)</w:t>
+      </w:r>
+    </w:p>
+    <w:p>
+      <w:pPr>
+        <w:keepNext w:val="0"/>
+        <w:keepLines w:val="0"/>
+        <w:widowControl/>
+        <w:numPr>
+          <w:ilvl w:val="1"/>
+          <w:numId w:val="11"/>
+        </w:numPr>
+        <w:suppressLineNumbers w:val="0"/>
+        <w:spacing w:before="0" w:beforeAutospacing="0" w:after="0" w:afterAutospacing="0" w:line="360" w:lineRule="auto"/>
+        <w:ind w:left="840" w:leftChars="0" w:right="0" w:hanging="420" w:firstLineChars="0"/>
+        <w:jc w:val="left"/>
+        <w:rPr>
+          <w:rFonts w:hint="default" w:ascii="Bodoni MT" w:hAnsi="Bodoni MT" w:cs="Bodoni MT"/>
+        </w:rPr>
+      </w:pPr>
+      <w:r>
+        <w:rPr>
+          <w:rFonts w:hint="default" w:ascii="Bodoni MT" w:hAnsi="Bodoni MT" w:cs="Bodoni MT"/>
+          <w:lang w:val="en-IN"/>
+        </w:rPr>
+        <w:t xml:space="preserve">All the things are same in both </w:t>
+      </w:r>
+      <w:r>
+        <w:rPr>
+          <w:rFonts w:hint="default" w:ascii="Bodoni MT" w:hAnsi="Bodoni MT" w:cs="Bodoni MT"/>
+          <w:i/>
+          <w:iCs/>
+          <w:lang w:val="en-IN"/>
+        </w:rPr>
+        <w:t>ReplicaSets</w:t>
+      </w:r>
+      <w:r>
+        <w:rPr>
+          <w:rFonts w:hint="default" w:ascii="Bodoni MT" w:hAnsi="Bodoni MT" w:cs="Bodoni MT"/>
+          <w:i w:val="0"/>
+          <w:iCs w:val="0"/>
+          <w:lang w:val="en-IN"/>
+        </w:rPr>
+        <w:t xml:space="preserve"> and </w:t>
+      </w:r>
+      <w:r>
+        <w:rPr>
+          <w:rFonts w:hint="default" w:ascii="Bodoni MT" w:hAnsi="Bodoni MT" w:cs="Bodoni MT"/>
+          <w:i/>
+          <w:iCs/>
+          <w:lang w:val="en-IN"/>
+        </w:rPr>
+        <w:t>Replication Controller</w:t>
+      </w:r>
+      <w:r>
+        <w:rPr>
+          <w:rFonts w:hint="default" w:ascii="Bodoni MT" w:hAnsi="Bodoni MT" w:cs="Bodoni MT"/>
+          <w:i w:val="0"/>
+          <w:iCs w:val="0"/>
+          <w:lang w:val="en-IN"/>
+        </w:rPr>
+        <w:t xml:space="preserve"> yaml configs.</w:t>
+      </w:r>
+      <w:r>
+        <w:rPr>
+          <w:rFonts w:hint="default" w:ascii="Bodoni MT" w:hAnsi="Bodoni MT" w:cs="Bodoni MT"/>
+          <w:i w:val="0"/>
+          <w:iCs w:val="0"/>
+          <w:lang w:val="en-IN"/>
+        </w:rPr>
+        <w:br w:type="textWrapping"/>
+      </w:r>
+      <w:r>
+        <w:rPr>
+          <w:rFonts w:hint="default" w:ascii="Bodoni MT" w:hAnsi="Bodoni MT" w:cs="Bodoni MT"/>
+          <w:i w:val="0"/>
+          <w:iCs w:val="0"/>
+          <w:lang w:val="en-IN"/>
+        </w:rPr>
+        <w:t xml:space="preserve">Just, one extra key </w:t>
+      </w:r>
+      <w:r>
+        <w:rPr>
+          <w:rFonts w:hint="default" w:ascii="Bodoni MT" w:hAnsi="Bodoni MT" w:cs="Bodoni MT"/>
+          <w:b/>
+          <w:bCs/>
+          <w:i/>
+          <w:iCs/>
+          <w:lang w:val="en-IN"/>
+        </w:rPr>
+        <w:t>selector</w:t>
+      </w:r>
+      <w:r>
+        <w:rPr>
+          <w:rFonts w:hint="default" w:ascii="Bodoni MT" w:hAnsi="Bodoni MT" w:cs="Bodoni MT"/>
+          <w:b w:val="0"/>
+          <w:bCs w:val="0"/>
+          <w:i w:val="0"/>
+          <w:iCs w:val="0"/>
+          <w:lang w:val="en-IN"/>
+        </w:rPr>
+        <w:t xml:space="preserve"> (under spec i.e. parent spec, not inside template’s spec) will be there.</w:t>
+      </w:r>
+      <w:r>
+        <w:rPr>
+          <w:rFonts w:hint="default" w:ascii="Bodoni MT" w:hAnsi="Bodoni MT" w:cs="Bodoni MT"/>
+          <w:b w:val="0"/>
+          <w:bCs w:val="0"/>
+          <w:i w:val="0"/>
+          <w:iCs w:val="0"/>
+          <w:lang w:val="en-IN"/>
+        </w:rPr>
+        <w:br w:type="textWrapping"/>
+      </w:r>
+      <w:r>
+        <w:rPr>
+          <w:rFonts w:hint="default" w:ascii="Bodoni MT" w:hAnsi="Bodoni MT" w:cs="Bodoni MT"/>
+          <w:b w:val="0"/>
+          <w:bCs w:val="0"/>
+          <w:i w:val="0"/>
+          <w:iCs w:val="0"/>
+          <w:lang w:val="en-IN"/>
+        </w:rPr>
+        <w:t>[ it is sibling of template, replicas ]</w:t>
+      </w:r>
+    </w:p>
+    <w:p>
+      <w:pPr>
+        <w:keepNext w:val="0"/>
+        <w:keepLines w:val="0"/>
+        <w:widowControl/>
+        <w:numPr>
+          <w:ilvl w:val="2"/>
+          <w:numId w:val="11"/>
+        </w:numPr>
+        <w:suppressLineNumbers w:val="0"/>
+        <w:spacing w:before="0" w:beforeAutospacing="0" w:after="0" w:afterAutospacing="0" w:line="360" w:lineRule="auto"/>
+        <w:ind w:left="1260" w:leftChars="0" w:right="0" w:hanging="420" w:firstLineChars="0"/>
+        <w:jc w:val="left"/>
+        <w:rPr>
+          <w:rFonts w:hint="default" w:ascii="Bodoni MT" w:hAnsi="Bodoni MT" w:cs="Bodoni MT"/>
+        </w:rPr>
+      </w:pPr>
+      <w:r>
+        <w:rPr>
+          <w:rFonts w:hint="default" w:ascii="Bodoni MT" w:hAnsi="Bodoni MT" w:cs="Bodoni MT"/>
+          <w:b w:val="0"/>
+          <w:bCs w:val="0"/>
+          <w:i w:val="0"/>
+          <w:iCs w:val="0"/>
+          <w:lang w:val="en-IN"/>
+        </w:rPr>
+        <w:t>This is mentioned to tell the ReplicaSets that which Pods come under this.</w:t>
+      </w:r>
+    </w:p>
+    <w:p>
+      <w:pPr>
+        <w:keepNext w:val="0"/>
+        <w:keepLines w:val="0"/>
+        <w:widowControl/>
+        <w:numPr>
+          <w:ilvl w:val="2"/>
+          <w:numId w:val="11"/>
+        </w:numPr>
+        <w:suppressLineNumbers w:val="0"/>
+        <w:spacing w:before="0" w:beforeAutospacing="0" w:after="0" w:afterAutospacing="0" w:line="360" w:lineRule="auto"/>
+        <w:ind w:left="1260" w:leftChars="0" w:right="0" w:hanging="420" w:firstLineChars="0"/>
+        <w:jc w:val="left"/>
+        <w:rPr>
+          <w:rFonts w:hint="default" w:ascii="Bodoni MT" w:hAnsi="Bodoni MT" w:cs="Bodoni MT"/>
+        </w:rPr>
+      </w:pPr>
+      <w:r>
+        <w:rPr>
+          <w:rFonts w:hint="default" w:ascii="Bodoni MT" w:hAnsi="Bodoni MT" w:cs="Bodoni MT"/>
+          <w:b w:val="0"/>
+          <w:bCs w:val="0"/>
+          <w:i w:val="0"/>
+          <w:iCs w:val="0"/>
+          <w:lang w:val="en-IN"/>
+        </w:rPr>
+        <w:t xml:space="preserve">But, </w:t>
+      </w:r>
+      <w:r>
+        <w:rPr>
+          <w:rFonts w:hint="default" w:ascii="Bodoni MT" w:hAnsi="Bodoni MT" w:cs="Bodoni MT"/>
+          <w:b w:val="0"/>
+          <w:bCs w:val="0"/>
+          <w:i w:val="0"/>
+          <w:iCs w:val="0"/>
+          <w:color w:val="FF0000"/>
+          <w:lang w:val="en-IN"/>
+        </w:rPr>
+        <w:t>why is this required where we are already giving the Pod’s template inside it?</w:t>
+      </w:r>
+      <w:r>
+        <w:rPr>
+          <w:rFonts w:hint="default" w:ascii="Bodoni MT" w:hAnsi="Bodoni MT" w:cs="Bodoni MT"/>
+          <w:b w:val="0"/>
+          <w:bCs w:val="0"/>
+          <w:i w:val="0"/>
+          <w:iCs w:val="0"/>
+          <w:lang w:val="en-IN"/>
+        </w:rPr>
+        <w:br w:type="textWrapping"/>
+      </w:r>
+      <w:r>
+        <w:rPr>
+          <w:rFonts w:hint="default" w:ascii="Bodoni MT" w:hAnsi="Bodoni MT" w:cs="Bodoni MT"/>
+          <w:b w:val="0"/>
+          <w:bCs w:val="0"/>
+          <w:i w:val="0"/>
+          <w:iCs w:val="0"/>
+          <w:color w:val="00B050"/>
+          <w:lang w:val="en-IN"/>
+        </w:rPr>
+        <w:t>It is because if the Pods are already created before and you want them to come under this</w:t>
+      </w:r>
+      <w:r>
+        <w:rPr>
+          <w:rFonts w:hint="default" w:ascii="Bodoni MT" w:hAnsi="Bodoni MT" w:cs="Bodoni MT"/>
+          <w:b w:val="0"/>
+          <w:bCs w:val="0"/>
+          <w:i w:val="0"/>
+          <w:iCs w:val="0"/>
+          <w:lang w:val="en-IN"/>
+        </w:rPr>
+        <w:t>.</w:t>
+      </w:r>
+    </w:p>
+    <w:p>
+      <w:pPr>
+        <w:keepNext w:val="0"/>
+        <w:keepLines w:val="0"/>
+        <w:widowControl/>
+        <w:numPr>
+          <w:ilvl w:val="1"/>
+          <w:numId w:val="11"/>
+        </w:numPr>
+        <w:suppressLineNumbers w:val="0"/>
+        <w:spacing w:before="0" w:beforeAutospacing="0" w:after="0" w:afterAutospacing="0" w:line="360" w:lineRule="auto"/>
+        <w:ind w:left="840" w:leftChars="0" w:right="0" w:hanging="420" w:firstLineChars="0"/>
+        <w:jc w:val="left"/>
+        <w:rPr>
+          <w:rFonts w:hint="default" w:ascii="Bodoni MT" w:hAnsi="Bodoni MT" w:cs="Bodoni MT"/>
+        </w:rPr>
+      </w:pPr>
+      <w:r>
+        <w:rPr>
+          <w:rFonts w:hint="default" w:ascii="Bodoni MT" w:hAnsi="Bodoni MT" w:cs="Bodoni MT"/>
+          <w:b/>
+          <w:bCs/>
+          <w:i w:val="0"/>
+          <w:iCs w:val="0"/>
+          <w:lang w:val="en-IN"/>
+        </w:rPr>
+        <w:t>selector</w:t>
+      </w:r>
+      <w:r>
+        <w:rPr>
+          <w:rFonts w:hint="default" w:ascii="Bodoni MT" w:hAnsi="Bodoni MT" w:cs="Bodoni MT"/>
+          <w:b w:val="0"/>
+          <w:bCs w:val="0"/>
+          <w:i w:val="0"/>
+          <w:iCs w:val="0"/>
+          <w:lang w:val="en-IN"/>
+        </w:rPr>
+        <w:t xml:space="preserve"> works mainly on labels, means it’ll select the pods according to the key and values inside respective </w:t>
+      </w:r>
+      <w:r>
+        <w:rPr>
+          <w:rFonts w:hint="default" w:ascii="Bodoni MT" w:hAnsi="Bodoni MT" w:cs="Bodoni MT"/>
+          <w:b w:val="0"/>
+          <w:bCs w:val="0"/>
+          <w:i/>
+          <w:iCs/>
+          <w:lang w:val="en-IN"/>
+        </w:rPr>
+        <w:t>labels</w:t>
+      </w:r>
+      <w:r>
+        <w:rPr>
+          <w:rFonts w:hint="default" w:ascii="Bodoni MT" w:hAnsi="Bodoni MT" w:cs="Bodoni MT"/>
+          <w:b w:val="0"/>
+          <w:bCs w:val="0"/>
+          <w:i w:val="0"/>
+          <w:iCs w:val="0"/>
+          <w:lang w:val="en-IN"/>
+        </w:rPr>
+        <w:t xml:space="preserve"> of the pods.</w:t>
+      </w:r>
+    </w:p>
+    <w:p>
+      <w:pPr>
+        <w:keepNext w:val="0"/>
+        <w:keepLines w:val="0"/>
+        <w:widowControl/>
+        <w:numPr>
+          <w:ilvl w:val="1"/>
+          <w:numId w:val="11"/>
+        </w:numPr>
+        <w:suppressLineNumbers w:val="0"/>
+        <w:spacing w:before="0" w:beforeAutospacing="0" w:after="0" w:afterAutospacing="0" w:line="360" w:lineRule="auto"/>
+        <w:ind w:left="840" w:leftChars="0" w:right="0" w:hanging="420" w:firstLineChars="0"/>
+        <w:jc w:val="left"/>
+        <w:rPr>
+          <w:rFonts w:hint="default" w:ascii="Bodoni MT" w:hAnsi="Bodoni MT" w:cs="Bodoni MT"/>
+        </w:rPr>
+      </w:pPr>
+      <w:r>
+        <w:rPr>
+          <w:rFonts w:hint="default" w:ascii="Bodoni MT" w:hAnsi="Bodoni MT" w:cs="Bodoni MT"/>
+          <w:b/>
+          <w:bCs/>
+          <w:i/>
+          <w:iCs/>
+          <w:lang w:val="en-IN"/>
+        </w:rPr>
+        <w:t>matchLabels</w:t>
+      </w:r>
+      <w:r>
+        <w:rPr>
+          <w:rFonts w:hint="default" w:ascii="Bodoni MT" w:hAnsi="Bodoni MT" w:cs="Bodoni MT"/>
+          <w:b w:val="0"/>
+          <w:bCs w:val="0"/>
+          <w:i w:val="0"/>
+          <w:iCs w:val="0"/>
+          <w:lang w:val="en-IN"/>
+        </w:rPr>
+        <w:t xml:space="preserve"> and </w:t>
+      </w:r>
+      <w:r>
+        <w:rPr>
+          <w:rFonts w:hint="default" w:ascii="Bodoni MT" w:hAnsi="Bodoni MT" w:cs="Bodoni MT"/>
+          <w:b/>
+          <w:bCs/>
+          <w:i/>
+          <w:iCs/>
+          <w:lang w:val="en-IN"/>
+        </w:rPr>
+        <w:t>matchExpressions</w:t>
+      </w:r>
+      <w:r>
+        <w:rPr>
+          <w:rFonts w:hint="default" w:ascii="Bodoni MT" w:hAnsi="Bodoni MT" w:cs="Bodoni MT"/>
+          <w:b w:val="0"/>
+          <w:bCs w:val="0"/>
+          <w:i w:val="0"/>
+          <w:iCs w:val="0"/>
+          <w:lang w:val="en-IN"/>
+        </w:rPr>
+        <w:t xml:space="preserve"> are there.</w:t>
+      </w:r>
+    </w:p>
+    <w:p>
+      <w:pPr>
+        <w:keepNext w:val="0"/>
+        <w:keepLines w:val="0"/>
+        <w:widowControl/>
+        <w:numPr>
+          <w:ilvl w:val="2"/>
+          <w:numId w:val="11"/>
+        </w:numPr>
+        <w:suppressLineNumbers w:val="0"/>
+        <w:spacing w:before="0" w:beforeAutospacing="0" w:after="0" w:afterAutospacing="0" w:line="360" w:lineRule="auto"/>
+        <w:ind w:left="1260" w:leftChars="0" w:right="0" w:hanging="420" w:firstLineChars="0"/>
+        <w:jc w:val="left"/>
+        <w:rPr>
+          <w:rFonts w:hint="default" w:ascii="Bodoni MT" w:hAnsi="Bodoni MT" w:cs="Bodoni MT"/>
+        </w:rPr>
+      </w:pPr>
+      <w:r>
+        <w:rPr>
+          <w:rFonts w:hint="default" w:ascii="Bodoni MT" w:hAnsi="Bodoni MT" w:cs="Bodoni MT"/>
+        </w:rPr>
+        <w:drawing>
+          <wp:inline distT="0" distB="0" distL="114300" distR="114300">
+            <wp:extent cx="779145" cy="288925"/>
+            <wp:effectExtent l="0" t="0" r="8255" b="3175"/>
+            <wp:docPr id="26" name="Picture 13"/>
+            <wp:cNvGraphicFramePr>
+              <a:graphicFrameLocks xmlns:a="http://schemas.openxmlformats.org/drawingml/2006/main" noChangeAspect="1"/>
+            </wp:cNvGraphicFramePr>
+            <a:graphic xmlns:a="http://schemas.openxmlformats.org/drawingml/2006/main">
+              <a:graphicData uri="http://schemas.openxmlformats.org/drawingml/2006/picture">
+                <pic:pic xmlns:pic="http://schemas.openxmlformats.org/drawingml/2006/picture">
+                  <pic:nvPicPr>
+                    <pic:cNvPr id="26" name="Picture 13"/>
+                    <pic:cNvPicPr>
+                      <a:picLocks noChangeAspect="1"/>
+                    </pic:cNvPicPr>
+                  </pic:nvPicPr>
+                  <pic:blipFill>
+                    <a:blip r:embed="rId25"/>
+                    <a:stretch>
+                      <a:fillRect/>
+                    </a:stretch>
+                  </pic:blipFill>
+                  <pic:spPr>
+                    <a:xfrm>
+                      <a:off x="0" y="0"/>
+                      <a:ext cx="779145" cy="288925"/>
+                    </a:xfrm>
+                    <a:prstGeom prst="rect">
+                      <a:avLst/>
+                    </a:prstGeom>
+                    <a:noFill/>
+                    <a:ln>
+                      <a:noFill/>
+                    </a:ln>
+                  </pic:spPr>
+                </pic:pic>
+              </a:graphicData>
+            </a:graphic>
+          </wp:inline>
+        </w:drawing>
+      </w:r>
+      <w:r>
+        <w:rPr>
+          <w:rFonts w:hint="default" w:ascii="Bodoni MT" w:hAnsi="Bodoni MT" w:cs="Bodoni MT"/>
+        </w:rPr>
+        <w:br w:type="textWrapping"/>
+      </w:r>
+      <w:r>
+        <w:rPr>
+          <w:rFonts w:hint="default" w:ascii="Bodoni MT" w:hAnsi="Bodoni MT" w:cs="Bodoni MT"/>
+          <w:lang w:val="en-IN"/>
+        </w:rPr>
+        <w:t xml:space="preserve">it’ll check for the exact match, i.e. Pods having value ‘myapp’ against the key ‘app’ inside their </w:t>
+      </w:r>
+      <w:r>
+        <w:rPr>
+          <w:rFonts w:hint="default" w:ascii="Bodoni MT" w:hAnsi="Bodoni MT" w:cs="Bodoni MT"/>
+          <w:i/>
+          <w:iCs/>
+          <w:lang w:val="en-IN"/>
+        </w:rPr>
+        <w:t>labels</w:t>
+      </w:r>
+      <w:r>
+        <w:rPr>
+          <w:rFonts w:hint="default" w:ascii="Bodoni MT" w:hAnsi="Bodoni MT" w:cs="Bodoni MT"/>
+          <w:i w:val="0"/>
+          <w:iCs w:val="0"/>
+          <w:lang w:val="en-IN"/>
+        </w:rPr>
+        <w:t xml:space="preserve"> will be selected.</w:t>
+      </w:r>
+    </w:p>
+    <w:p>
+      <w:pPr>
+        <w:keepNext w:val="0"/>
+        <w:keepLines w:val="0"/>
+        <w:widowControl/>
+        <w:numPr>
+          <w:ilvl w:val="2"/>
+          <w:numId w:val="11"/>
+        </w:numPr>
+        <w:suppressLineNumbers w:val="0"/>
+        <w:spacing w:before="0" w:beforeAutospacing="0" w:after="0" w:afterAutospacing="0" w:line="360" w:lineRule="auto"/>
+        <w:ind w:left="1260" w:leftChars="0" w:right="0" w:hanging="420" w:firstLineChars="0"/>
+        <w:jc w:val="left"/>
+        <w:rPr>
+          <w:rFonts w:hint="default" w:ascii="Bodoni MT" w:hAnsi="Bodoni MT" w:cs="Bodoni MT"/>
+        </w:rPr>
+      </w:pPr>
+      <w:r>
+        <w:rPr>
+          <w:rFonts w:hint="default" w:ascii="Bodoni MT" w:hAnsi="Bodoni MT" w:cs="Bodoni MT"/>
+        </w:rPr>
+        <w:drawing>
+          <wp:inline distT="0" distB="0" distL="114300" distR="114300">
+            <wp:extent cx="1236345" cy="1046480"/>
+            <wp:effectExtent l="0" t="0" r="8255" b="7620"/>
+            <wp:docPr id="27" name="Picture 14"/>
+            <wp:cNvGraphicFramePr>
+              <a:graphicFrameLocks xmlns:a="http://schemas.openxmlformats.org/drawingml/2006/main" noChangeAspect="1"/>
+            </wp:cNvGraphicFramePr>
+            <a:graphic xmlns:a="http://schemas.openxmlformats.org/drawingml/2006/main">
+              <a:graphicData uri="http://schemas.openxmlformats.org/drawingml/2006/picture">
+                <pic:pic xmlns:pic="http://schemas.openxmlformats.org/drawingml/2006/picture">
+                  <pic:nvPicPr>
+                    <pic:cNvPr id="27" name="Picture 14"/>
+                    <pic:cNvPicPr>
+                      <a:picLocks noChangeAspect="1"/>
+                    </pic:cNvPicPr>
+                  </pic:nvPicPr>
+                  <pic:blipFill>
+                    <a:blip r:embed="rId26"/>
+                    <a:stretch>
+                      <a:fillRect/>
+                    </a:stretch>
+                  </pic:blipFill>
+                  <pic:spPr>
+                    <a:xfrm>
+                      <a:off x="0" y="0"/>
+                      <a:ext cx="1236345" cy="1046480"/>
+                    </a:xfrm>
+                    <a:prstGeom prst="rect">
+                      <a:avLst/>
+                    </a:prstGeom>
+                    <a:noFill/>
+                    <a:ln>
+                      <a:noFill/>
+                    </a:ln>
+                  </pic:spPr>
+                </pic:pic>
+              </a:graphicData>
+            </a:graphic>
+          </wp:inline>
+        </w:drawing>
+      </w:r>
+      <w:r>
+        <w:rPr>
+          <w:rFonts w:hint="default" w:ascii="Bodoni MT" w:hAnsi="Bodoni MT" w:cs="Bodoni MT"/>
+        </w:rPr>
+        <w:br w:type="textWrapping"/>
+      </w:r>
+      <w:r>
+        <w:rPr>
+          <w:rFonts w:hint="default" w:ascii="Bodoni MT" w:hAnsi="Bodoni MT" w:cs="Bodoni MT"/>
+          <w:lang w:val="en-IN"/>
+        </w:rPr>
+        <w:t xml:space="preserve">it is advanced filtering. Pods having value ‘prod’ or ‘staging’ against the key ‘env’ inside their </w:t>
+      </w:r>
+      <w:r>
+        <w:rPr>
+          <w:rFonts w:hint="default" w:ascii="Bodoni MT" w:hAnsi="Bodoni MT" w:cs="Bodoni MT"/>
+          <w:i/>
+          <w:iCs/>
+          <w:lang w:val="en-IN"/>
+        </w:rPr>
+        <w:t>labels</w:t>
+      </w:r>
+      <w:r>
+        <w:rPr>
+          <w:rFonts w:hint="default" w:ascii="Bodoni MT" w:hAnsi="Bodoni MT" w:cs="Bodoni MT"/>
+          <w:i w:val="0"/>
+          <w:iCs w:val="0"/>
+          <w:lang w:val="en-IN"/>
+        </w:rPr>
+        <w:t xml:space="preserve"> will be selected.</w:t>
+      </w:r>
+    </w:p>
+    <w:p>
+      <w:pPr>
+        <w:keepNext w:val="0"/>
+        <w:keepLines w:val="0"/>
+        <w:widowControl/>
+        <w:numPr>
+          <w:ilvl w:val="1"/>
+          <w:numId w:val="11"/>
+        </w:numPr>
+        <w:suppressLineNumbers w:val="0"/>
+        <w:spacing w:before="0" w:beforeAutospacing="0" w:after="0" w:afterAutospacing="0" w:line="360" w:lineRule="auto"/>
+        <w:ind w:left="840" w:leftChars="0" w:right="0" w:hanging="420" w:firstLineChars="0"/>
+        <w:jc w:val="left"/>
+        <w:rPr>
+          <w:rFonts w:hint="default" w:ascii="Bodoni MT" w:hAnsi="Bodoni MT" w:cs="Bodoni MT"/>
+          <w:color w:val="7030A0"/>
+        </w:rPr>
+      </w:pPr>
+      <w:r>
+        <w:rPr>
+          <w:rFonts w:hint="default" w:ascii="Bodoni MT" w:hAnsi="Bodoni MT" w:cs="Bodoni MT"/>
+          <w:b/>
+          <w:bCs/>
+          <w:i w:val="0"/>
+          <w:iCs w:val="0"/>
+          <w:color w:val="7030A0"/>
+          <w:shd w:val="clear" w:color="FFFFFF" w:fill="D9D9D9"/>
+          <w:lang w:val="en-IN"/>
+        </w:rPr>
+        <w:t xml:space="preserve">NOTE: </w:t>
+      </w:r>
+      <w:r>
+        <w:rPr>
+          <w:rFonts w:hint="default" w:ascii="Bodoni MT" w:hAnsi="Bodoni MT" w:cs="Bodoni MT"/>
+          <w:b/>
+          <w:bCs/>
+          <w:i w:val="0"/>
+          <w:iCs w:val="0"/>
+          <w:color w:val="7030A0"/>
+          <w:shd w:val="clear" w:color="FFFFFF" w:fill="D9D9D9"/>
+          <w:lang w:val="en-IN"/>
+        </w:rPr>
+        <w:br w:type="textWrapping"/>
+      </w:r>
+      <w:r>
+        <w:rPr>
+          <w:rFonts w:hint="default" w:ascii="Bodoni MT" w:hAnsi="Bodoni MT" w:cs="Bodoni MT"/>
+          <w:i/>
+          <w:iCs/>
+          <w:color w:val="7030A0"/>
+          <w:shd w:val="clear" w:color="FFFFFF" w:fill="D9D9D9"/>
+          <w:lang w:val="en-IN"/>
+        </w:rPr>
+        <w:t>Selectors don’t work only for Pods — they work for different resources, but they always select based on labels</w:t>
+      </w:r>
+      <w:r>
+        <w:rPr>
+          <w:rFonts w:hint="default" w:ascii="Bodoni MT" w:hAnsi="Bodoni MT" w:cs="Bodoni MT"/>
+          <w:i w:val="0"/>
+          <w:iCs w:val="0"/>
+          <w:color w:val="7030A0"/>
+          <w:lang w:val="en-IN"/>
+        </w:rPr>
+        <w:t>.</w:t>
+      </w:r>
+    </w:p>
+    <w:p>
+      <w:pPr>
+        <w:keepNext w:val="0"/>
+        <w:keepLines w:val="0"/>
+        <w:widowControl/>
+        <w:numPr>
+          <w:ilvl w:val="1"/>
+          <w:numId w:val="11"/>
+        </w:numPr>
+        <w:suppressLineNumbers w:val="0"/>
+        <w:spacing w:before="0" w:beforeAutospacing="0" w:after="0" w:afterAutospacing="0" w:line="360" w:lineRule="auto"/>
+        <w:ind w:left="840" w:leftChars="0" w:right="0" w:hanging="420" w:firstLineChars="0"/>
+        <w:jc w:val="left"/>
+        <w:rPr>
+          <w:rFonts w:hint="default" w:ascii="Bodoni MT" w:hAnsi="Bodoni MT" w:cs="Bodoni MT"/>
+          <w:color w:val="7030A0"/>
+        </w:rPr>
+      </w:pPr>
+      <w:r>
+        <w:rPr>
+          <w:rFonts w:hint="default" w:ascii="Bodoni MT" w:hAnsi="Bodoni MT" w:cs="Bodoni MT"/>
+          <w:i w:val="0"/>
+          <w:iCs w:val="0"/>
+          <w:color w:val="7030A0"/>
+          <w:lang w:val="en-IN"/>
+        </w:rPr>
+        <w:t xml:space="preserve">Replication Controller also has this </w:t>
+      </w:r>
+      <w:r>
+        <w:rPr>
+          <w:rFonts w:hint="default" w:ascii="Bodoni MT" w:hAnsi="Bodoni MT" w:cs="Bodoni MT"/>
+          <w:i/>
+          <w:iCs/>
+          <w:color w:val="7030A0"/>
+          <w:lang w:val="en-IN"/>
+        </w:rPr>
+        <w:t>selectors</w:t>
+      </w:r>
+      <w:r>
+        <w:rPr>
+          <w:rFonts w:hint="default" w:ascii="Bodoni MT" w:hAnsi="Bodoni MT" w:cs="Bodoni MT"/>
+          <w:i w:val="0"/>
+          <w:iCs w:val="0"/>
+          <w:color w:val="7030A0"/>
+          <w:lang w:val="en-IN"/>
+        </w:rPr>
+        <w:t xml:space="preserve"> options but user input is not mandatory there, if its not mentioned then it’ll take all the pods whose labels are matching with the one written in the yaml config of this replication controller’s template.</w:t>
+      </w:r>
+    </w:p>
+    <w:p>
+      <w:pPr>
+        <w:keepNext w:val="0"/>
+        <w:keepLines w:val="0"/>
+        <w:widowControl/>
+        <w:numPr>
+          <w:ilvl w:val="1"/>
+          <w:numId w:val="11"/>
+        </w:numPr>
+        <w:suppressLineNumbers w:val="0"/>
+        <w:spacing w:before="0" w:beforeAutospacing="0" w:after="0" w:afterAutospacing="0" w:line="360" w:lineRule="auto"/>
+        <w:ind w:left="840" w:leftChars="0" w:right="0" w:hanging="420" w:firstLineChars="0"/>
+        <w:jc w:val="left"/>
+        <w:rPr>
+          <w:rFonts w:hint="default" w:ascii="Bodoni MT" w:hAnsi="Bodoni MT" w:cs="Bodoni MT"/>
+        </w:rPr>
+      </w:pPr>
+      <w:r>
+        <w:rPr>
+          <w:rFonts w:hint="default" w:ascii="Bodoni MT" w:hAnsi="Bodoni MT" w:cs="Bodoni MT"/>
+          <w:lang w:val="en-IN"/>
+        </w:rPr>
+        <w:t xml:space="preserve">Lets say you gave </w:t>
+      </w:r>
+      <w:r>
+        <w:rPr>
+          <w:rFonts w:hint="default" w:ascii="Bodoni MT" w:hAnsi="Bodoni MT" w:cs="Bodoni MT"/>
+          <w:b/>
+          <w:bCs/>
+          <w:i/>
+          <w:iCs/>
+          <w:lang w:val="en-IN"/>
+        </w:rPr>
+        <w:t>replicas</w:t>
+      </w:r>
+      <w:r>
+        <w:rPr>
+          <w:rFonts w:hint="default" w:ascii="Bodoni MT" w:hAnsi="Bodoni MT" w:cs="Bodoni MT"/>
+          <w:b w:val="0"/>
+          <w:bCs w:val="0"/>
+          <w:i w:val="0"/>
+          <w:iCs w:val="0"/>
+          <w:lang w:val="en-IN"/>
+        </w:rPr>
+        <w:t xml:space="preserve"> as 4, and there already 4 pods of same type running.</w:t>
+      </w:r>
+      <w:r>
+        <w:rPr>
+          <w:rFonts w:hint="default" w:ascii="Bodoni MT" w:hAnsi="Bodoni MT" w:cs="Bodoni MT"/>
+          <w:b w:val="0"/>
+          <w:bCs w:val="0"/>
+          <w:i w:val="0"/>
+          <w:iCs w:val="0"/>
+          <w:lang w:val="en-IN"/>
+        </w:rPr>
+        <w:br w:type="textWrapping"/>
+      </w:r>
+      <w:r>
+        <w:rPr>
+          <w:rFonts w:hint="default" w:ascii="Bodoni MT" w:hAnsi="Bodoni MT" w:cs="Bodoni MT"/>
+          <w:b w:val="0"/>
+          <w:bCs w:val="0"/>
+          <w:i w:val="0"/>
+          <w:iCs w:val="0"/>
+          <w:lang w:val="en-IN"/>
+        </w:rPr>
+        <w:t xml:space="preserve">then when you give the </w:t>
+      </w:r>
+      <w:r>
+        <w:rPr>
+          <w:rFonts w:hint="default" w:ascii="Bodoni MT" w:hAnsi="Bodoni MT" w:cs="Bodoni MT"/>
+          <w:b w:val="0"/>
+          <w:bCs w:val="0"/>
+          <w:i/>
+          <w:iCs/>
+          <w:lang w:val="en-IN"/>
+        </w:rPr>
+        <w:t>selector</w:t>
+      </w:r>
+      <w:r>
+        <w:rPr>
+          <w:rFonts w:hint="default" w:ascii="Bodoni MT" w:hAnsi="Bodoni MT" w:cs="Bodoni MT"/>
+          <w:b w:val="0"/>
+          <w:bCs w:val="0"/>
+          <w:i w:val="0"/>
+          <w:iCs w:val="0"/>
+          <w:lang w:val="en-IN"/>
+        </w:rPr>
+        <w:t>, it’ll not create any other pod because already 4 are there. So instead of creating new pods, it’ll manage those.</w:t>
+      </w:r>
+      <w:r>
+        <w:rPr>
+          <w:rFonts w:hint="default" w:ascii="Bodoni MT" w:hAnsi="Bodoni MT" w:cs="Bodoni MT"/>
+          <w:b w:val="0"/>
+          <w:bCs w:val="0"/>
+          <w:i w:val="0"/>
+          <w:iCs w:val="0"/>
+          <w:lang w:val="en-IN"/>
+        </w:rPr>
+        <w:br w:type="textWrapping"/>
+      </w:r>
+      <w:r>
+        <w:rPr>
+          <w:rFonts w:hint="default" w:ascii="Bodoni MT" w:hAnsi="Bodoni MT" w:cs="Bodoni MT"/>
+          <w:b w:val="0"/>
+          <w:bCs w:val="0"/>
+          <w:i w:val="0"/>
+          <w:iCs w:val="0"/>
+          <w:lang w:val="en-IN"/>
+        </w:rPr>
+        <w:t>And if any pod among them goes down, it’ll create one more.</w:t>
+      </w:r>
+    </w:p>
+    <w:p>
+      <w:pPr>
+        <w:keepNext w:val="0"/>
+        <w:keepLines w:val="0"/>
+        <w:widowControl/>
+        <w:numPr>
+          <w:ilvl w:val="1"/>
+          <w:numId w:val="11"/>
+        </w:numPr>
+        <w:suppressLineNumbers w:val="0"/>
+        <w:spacing w:before="0" w:beforeAutospacing="0" w:after="0" w:afterAutospacing="0" w:line="360" w:lineRule="auto"/>
+        <w:ind w:left="840" w:leftChars="0" w:right="0" w:hanging="420" w:firstLineChars="0"/>
+        <w:jc w:val="left"/>
+        <w:rPr>
+          <w:rFonts w:hint="default" w:ascii="Bodoni MT" w:hAnsi="Bodoni MT" w:cs="Bodoni MT"/>
+        </w:rPr>
+      </w:pPr>
+      <w:r>
+        <w:rPr>
+          <w:rFonts w:hint="default" w:ascii="Bodoni MT" w:hAnsi="Bodoni MT" w:cs="Bodoni MT"/>
+          <w:b w:val="0"/>
+          <w:bCs w:val="0"/>
+          <w:i w:val="0"/>
+          <w:iCs w:val="0"/>
+          <w:lang w:val="en-IN"/>
+        </w:rPr>
+        <w:t>If you have configured some replicas and its running, and want to scale now. Then you’ll have the below options</w:t>
+      </w:r>
+    </w:p>
+    <w:p>
+      <w:pPr>
+        <w:keepNext w:val="0"/>
+        <w:keepLines w:val="0"/>
+        <w:widowControl/>
+        <w:numPr>
+          <w:ilvl w:val="2"/>
+          <w:numId w:val="11"/>
+        </w:numPr>
+        <w:suppressLineNumbers w:val="0"/>
+        <w:spacing w:before="0" w:beforeAutospacing="0" w:after="0" w:afterAutospacing="0" w:line="360" w:lineRule="auto"/>
+        <w:ind w:left="1260" w:leftChars="0" w:right="0" w:hanging="420" w:firstLineChars="0"/>
+        <w:jc w:val="left"/>
+        <w:rPr>
+          <w:rFonts w:hint="default" w:ascii="Bodoni MT" w:hAnsi="Bodoni MT" w:cs="Bodoni MT"/>
+        </w:rPr>
+      </w:pPr>
+      <w:r>
+        <w:rPr>
+          <w:rFonts w:hint="default" w:ascii="Bodoni MT" w:hAnsi="Bodoni MT" w:cs="Bodoni MT"/>
+          <w:b w:val="0"/>
+          <w:bCs w:val="0"/>
+          <w:i w:val="0"/>
+          <w:iCs w:val="0"/>
+          <w:lang w:val="en-IN"/>
+        </w:rPr>
+        <w:t xml:space="preserve">Update the yaml and run </w:t>
+      </w:r>
+      <w:r>
+        <w:rPr>
+          <w:rFonts w:hint="default" w:ascii="Bodoni MT" w:hAnsi="Bodoni MT" w:cs="Bodoni MT"/>
+          <w:b w:val="0"/>
+          <w:bCs w:val="0"/>
+          <w:i/>
+          <w:iCs/>
+          <w:lang w:val="en-IN"/>
+        </w:rPr>
+        <w:t>kubectl apply</w:t>
+      </w:r>
+      <w:r>
+        <w:rPr>
+          <w:rFonts w:hint="default" w:ascii="Bodoni MT" w:hAnsi="Bodoni MT" w:cs="Bodoni MT"/>
+          <w:b w:val="0"/>
+          <w:bCs w:val="0"/>
+          <w:i w:val="0"/>
+          <w:iCs w:val="0"/>
+          <w:lang w:val="en-IN"/>
+        </w:rPr>
+        <w:t xml:space="preserve"> command.</w:t>
+      </w:r>
+      <w:r>
+        <w:rPr>
+          <w:rFonts w:hint="default" w:ascii="Bodoni MT" w:hAnsi="Bodoni MT" w:cs="Bodoni MT"/>
+          <w:b w:val="0"/>
+          <w:bCs w:val="0"/>
+          <w:i w:val="0"/>
+          <w:iCs w:val="0"/>
+          <w:lang w:val="en-IN"/>
+        </w:rPr>
+        <w:br w:type="textWrapping"/>
+      </w:r>
+      <w:r>
+        <w:rPr>
+          <w:rFonts w:hint="default" w:ascii="Bodoni MT" w:hAnsi="Bodoni MT" w:cs="Bodoni MT"/>
+          <w:b/>
+          <w:bCs/>
+          <w:i w:val="0"/>
+          <w:iCs w:val="0"/>
+          <w:color w:val="C00000"/>
+          <w:shd w:val="clear" w:color="FFFFFF" w:fill="D9D9D9"/>
+          <w:lang w:val="en-IN"/>
+        </w:rPr>
+        <w:t>kubectl apply -f &lt;</w:t>
+      </w:r>
+      <w:r>
+        <w:rPr>
+          <w:rFonts w:hint="default" w:ascii="Bodoni MT" w:hAnsi="Bodoni MT" w:cs="Bodoni MT"/>
+          <w:b w:val="0"/>
+          <w:bCs w:val="0"/>
+          <w:i w:val="0"/>
+          <w:iCs w:val="0"/>
+          <w:color w:val="C00000"/>
+          <w:shd w:val="clear" w:color="FFFFFF" w:fill="D9D9D9"/>
+          <w:lang w:val="en-IN"/>
+        </w:rPr>
+        <w:t>yaml file name</w:t>
+      </w:r>
+      <w:r>
+        <w:rPr>
+          <w:rFonts w:hint="default" w:ascii="Bodoni MT" w:hAnsi="Bodoni MT" w:cs="Bodoni MT"/>
+          <w:b/>
+          <w:bCs/>
+          <w:i w:val="0"/>
+          <w:iCs w:val="0"/>
+          <w:color w:val="C00000"/>
+          <w:shd w:val="clear" w:color="FFFFFF" w:fill="D9D9D9"/>
+          <w:lang w:val="en-IN"/>
+        </w:rPr>
+        <w:t>&gt;</w:t>
+      </w:r>
+    </w:p>
+    <w:p>
+      <w:pPr>
+        <w:keepNext w:val="0"/>
+        <w:keepLines w:val="0"/>
+        <w:widowControl/>
+        <w:numPr>
+          <w:ilvl w:val="2"/>
+          <w:numId w:val="11"/>
+        </w:numPr>
+        <w:suppressLineNumbers w:val="0"/>
+        <w:spacing w:before="0" w:beforeAutospacing="0" w:after="0" w:afterAutospacing="0" w:line="360" w:lineRule="auto"/>
+        <w:ind w:left="1260" w:leftChars="0" w:right="0" w:hanging="420" w:firstLineChars="0"/>
+        <w:jc w:val="left"/>
+        <w:rPr>
+          <w:rFonts w:hint="default" w:ascii="Bodoni MT" w:hAnsi="Bodoni MT" w:cs="Bodoni MT"/>
+        </w:rPr>
+      </w:pPr>
+      <w:r>
+        <w:rPr>
+          <w:rFonts w:hint="default" w:ascii="Bodoni MT" w:hAnsi="Bodoni MT" w:cs="Bodoni MT"/>
+          <w:b w:val="0"/>
+          <w:bCs w:val="0"/>
+          <w:i w:val="0"/>
+          <w:iCs w:val="0"/>
+          <w:lang w:val="en-IN"/>
+        </w:rPr>
+        <w:t>Run the below command without updating the yaml file.</w:t>
+      </w:r>
+      <w:r>
+        <w:rPr>
+          <w:rFonts w:hint="default" w:ascii="Bodoni MT" w:hAnsi="Bodoni MT" w:cs="Bodoni MT"/>
+          <w:b w:val="0"/>
+          <w:bCs w:val="0"/>
+          <w:i w:val="0"/>
+          <w:iCs w:val="0"/>
+          <w:lang w:val="en-IN"/>
+        </w:rPr>
+        <w:br w:type="textWrapping"/>
+      </w:r>
+      <w:r>
+        <w:rPr>
+          <w:rFonts w:hint="default" w:ascii="Bodoni MT" w:hAnsi="Bodoni MT" w:cs="Bodoni MT"/>
+          <w:b/>
+          <w:bCs/>
+          <w:i w:val="0"/>
+          <w:iCs w:val="0"/>
+          <w:color w:val="C00000"/>
+          <w:shd w:val="clear" w:color="FFFFFF" w:fill="D9D9D9"/>
+          <w:lang w:val="en-IN"/>
+        </w:rPr>
+        <w:t>kubectl scale --replicas=6 -f &lt;</w:t>
+      </w:r>
+      <w:r>
+        <w:rPr>
+          <w:rFonts w:hint="default" w:ascii="Bodoni MT" w:hAnsi="Bodoni MT" w:cs="Bodoni MT"/>
+          <w:b w:val="0"/>
+          <w:bCs w:val="0"/>
+          <w:i w:val="0"/>
+          <w:iCs w:val="0"/>
+          <w:color w:val="C00000"/>
+          <w:shd w:val="clear" w:color="FFFFFF" w:fill="D9D9D9"/>
+          <w:lang w:val="en-IN"/>
+        </w:rPr>
+        <w:t>yaml file name</w:t>
+      </w:r>
+      <w:r>
+        <w:rPr>
+          <w:rFonts w:hint="default" w:ascii="Bodoni MT" w:hAnsi="Bodoni MT" w:cs="Bodoni MT"/>
+          <w:b/>
+          <w:bCs/>
+          <w:i w:val="0"/>
+          <w:iCs w:val="0"/>
+          <w:color w:val="C00000"/>
+          <w:shd w:val="clear" w:color="FFFFFF" w:fill="D9D9D9"/>
+          <w:lang w:val="en-IN"/>
+        </w:rPr>
+        <w:t>&gt;</w:t>
+      </w:r>
+      <w:r>
+        <w:rPr>
+          <w:rFonts w:hint="default" w:ascii="Bodoni MT" w:hAnsi="Bodoni MT" w:cs="Bodoni MT"/>
+          <w:b w:val="0"/>
+          <w:bCs w:val="0"/>
+          <w:i w:val="0"/>
+          <w:iCs w:val="0"/>
+          <w:color w:val="C00000"/>
+          <w:shd w:val="clear" w:color="FFFFFF" w:fill="D9D9D9"/>
+          <w:lang w:val="en-IN"/>
+        </w:rPr>
+        <w:t xml:space="preserve"> </w:t>
+      </w:r>
+      <w:r>
+        <w:rPr>
+          <w:rFonts w:hint="default" w:ascii="Bodoni MT" w:hAnsi="Bodoni MT" w:cs="Bodoni MT"/>
+          <w:b w:val="0"/>
+          <w:bCs w:val="0"/>
+          <w:i w:val="0"/>
+          <w:iCs w:val="0"/>
+          <w:lang w:val="en-IN"/>
+        </w:rPr>
+        <w:br w:type="textWrapping"/>
+      </w:r>
+      <w:r>
+        <w:rPr>
+          <w:rFonts w:hint="default" w:ascii="Bodoni MT" w:hAnsi="Bodoni MT" w:cs="Bodoni MT"/>
+          <w:b w:val="0"/>
+          <w:bCs w:val="0"/>
+          <w:i w:val="0"/>
+          <w:iCs w:val="0"/>
+          <w:lang w:val="en-IN"/>
+        </w:rPr>
+        <w:t xml:space="preserve">[ NOTE: It’ll </w:t>
+      </w:r>
+      <w:r>
+        <w:rPr>
+          <w:rFonts w:hint="default" w:ascii="Bodoni MT" w:hAnsi="Bodoni MT" w:cs="Bodoni MT"/>
+          <w:b w:val="0"/>
+          <w:bCs w:val="0"/>
+          <w:i w:val="0"/>
+          <w:iCs w:val="0"/>
+          <w:color w:val="0070C0"/>
+          <w:shd w:val="clear" w:color="FFFFFF" w:fill="D9D9D9"/>
+          <w:lang w:val="en-IN"/>
+        </w:rPr>
+        <w:t>not update</w:t>
+      </w:r>
+      <w:r>
+        <w:rPr>
+          <w:rFonts w:hint="default" w:ascii="Bodoni MT" w:hAnsi="Bodoni MT" w:cs="Bodoni MT"/>
+          <w:b w:val="0"/>
+          <w:bCs w:val="0"/>
+          <w:i w:val="0"/>
+          <w:iCs w:val="0"/>
+          <w:lang w:val="en-IN"/>
+        </w:rPr>
+        <w:t xml:space="preserve"> the yaml file to replica = 6 ]</w:t>
+      </w:r>
+    </w:p>
+    <w:p>
+      <w:pPr>
+        <w:keepNext w:val="0"/>
+        <w:keepLines w:val="0"/>
+        <w:widowControl/>
+        <w:numPr>
+          <w:ilvl w:val="2"/>
+          <w:numId w:val="11"/>
+        </w:numPr>
+        <w:suppressLineNumbers w:val="0"/>
+        <w:spacing w:before="0" w:beforeAutospacing="0" w:after="0" w:afterAutospacing="0" w:line="360" w:lineRule="auto"/>
+        <w:ind w:left="1260" w:leftChars="0" w:right="0" w:hanging="420" w:firstLineChars="0"/>
+        <w:jc w:val="left"/>
+        <w:rPr>
+          <w:rFonts w:hint="default" w:ascii="Bodoni MT" w:hAnsi="Bodoni MT" w:cs="Bodoni MT"/>
+        </w:rPr>
+      </w:pPr>
+      <w:r>
+        <w:rPr>
+          <w:rFonts w:hint="default" w:ascii="Bodoni MT" w:hAnsi="Bodoni MT" w:cs="Bodoni MT"/>
+          <w:b w:val="0"/>
+          <w:bCs w:val="0"/>
+          <w:i w:val="0"/>
+          <w:iCs w:val="0"/>
+          <w:lang w:val="en-IN"/>
+        </w:rPr>
+        <w:t>Or the below command without mentioning the yaml file.</w:t>
+      </w:r>
+      <w:bookmarkStart w:id="0" w:name="_GoBack"/>
+      <w:bookmarkEnd w:id="0"/>
+      <w:r>
+        <w:rPr>
+          <w:rFonts w:hint="default" w:ascii="Bodoni MT" w:hAnsi="Bodoni MT" w:cs="Bodoni MT"/>
+          <w:b w:val="0"/>
+          <w:bCs w:val="0"/>
+          <w:i w:val="0"/>
+          <w:iCs w:val="0"/>
+          <w:lang w:val="en-IN"/>
+        </w:rPr>
+        <w:br w:type="textWrapping"/>
+      </w:r>
+      <w:r>
+        <w:rPr>
+          <w:rFonts w:hint="default" w:ascii="Bodoni MT" w:hAnsi="Bodoni MT" w:cs="Bodoni MT"/>
+          <w:b/>
+          <w:bCs/>
+          <w:i w:val="0"/>
+          <w:iCs w:val="0"/>
+          <w:color w:val="C00000"/>
+          <w:shd w:val="clear" w:color="FFFFFF" w:fill="D9D9D9"/>
+          <w:lang w:val="en-IN"/>
+        </w:rPr>
+        <w:t xml:space="preserve">kubectl scale --replicas=6 </w:t>
+      </w:r>
+      <w:r>
+        <w:rPr>
+          <w:rFonts w:hint="default" w:ascii="Bodoni MT" w:hAnsi="Bodoni MT" w:cs="Bodoni MT"/>
+          <w:b/>
+          <w:bCs/>
+          <w:i w:val="0"/>
+          <w:iCs w:val="0"/>
+          <w:color w:val="002060"/>
+          <w:shd w:val="clear" w:color="FFFFFF" w:fill="D9D9D9"/>
+          <w:lang w:val="en-IN"/>
+        </w:rPr>
+        <w:t xml:space="preserve">replicaset </w:t>
+      </w:r>
+      <w:r>
+        <w:rPr>
+          <w:rFonts w:hint="default" w:ascii="Bodoni MT" w:hAnsi="Bodoni MT" w:cs="Bodoni MT"/>
+          <w:b/>
+          <w:bCs/>
+          <w:i w:val="0"/>
+          <w:iCs w:val="0"/>
+          <w:color w:val="C00000"/>
+          <w:shd w:val="clear" w:color="FFFFFF" w:fill="D9D9D9"/>
+          <w:lang w:val="en-IN"/>
+        </w:rPr>
+        <w:t>&lt;</w:t>
+      </w:r>
+      <w:r>
+        <w:rPr>
+          <w:rFonts w:hint="default" w:ascii="Bodoni MT" w:hAnsi="Bodoni MT" w:cs="Bodoni MT"/>
+          <w:b w:val="0"/>
+          <w:bCs w:val="0"/>
+          <w:i w:val="0"/>
+          <w:iCs w:val="0"/>
+          <w:color w:val="C00000"/>
+          <w:shd w:val="clear" w:color="FFFFFF" w:fill="D9D9D9"/>
+          <w:lang w:val="en-IN"/>
+        </w:rPr>
+        <w:t>existing replicaset name</w:t>
+      </w:r>
+      <w:r>
+        <w:rPr>
+          <w:rFonts w:hint="default" w:ascii="Bodoni MT" w:hAnsi="Bodoni MT" w:cs="Bodoni MT"/>
+          <w:b/>
+          <w:bCs/>
+          <w:i w:val="0"/>
+          <w:iCs w:val="0"/>
+          <w:color w:val="C00000"/>
+          <w:shd w:val="clear" w:color="FFFFFF" w:fill="D9D9D9"/>
+          <w:lang w:val="en-IN"/>
+        </w:rPr>
+        <w:t xml:space="preserve">&gt; </w:t>
+      </w:r>
+      <w:r>
+        <w:rPr>
+          <w:rFonts w:hint="default" w:ascii="Bodoni MT" w:hAnsi="Bodoni MT" w:cs="Bodoni MT"/>
+          <w:b/>
+          <w:bCs/>
+          <w:i w:val="0"/>
+          <w:iCs w:val="0"/>
+          <w:lang w:val="en-IN"/>
+        </w:rPr>
+        <w:t xml:space="preserve"> </w:t>
+      </w:r>
+      <w:r>
+        <w:rPr>
+          <w:rFonts w:hint="default" w:ascii="Bodoni MT" w:hAnsi="Bodoni MT" w:cs="Bodoni MT"/>
+          <w:b w:val="0"/>
+          <w:bCs w:val="0"/>
+          <w:i w:val="0"/>
+          <w:iCs w:val="0"/>
+          <w:lang w:val="en-IN"/>
+        </w:rPr>
+        <w:t xml:space="preserve">(in our case, replicaset name will be </w:t>
+      </w:r>
+      <w:r>
+        <w:rPr>
+          <w:rFonts w:hint="default" w:ascii="Bodoni MT" w:hAnsi="Bodoni MT" w:cs="Bodoni MT"/>
+          <w:b w:val="0"/>
+          <w:bCs w:val="0"/>
+          <w:i/>
+          <w:iCs/>
+          <w:lang w:val="en-IN"/>
+        </w:rPr>
+        <w:t>myapp-replicaset</w:t>
+      </w:r>
+      <w:r>
+        <w:rPr>
+          <w:rFonts w:hint="default" w:ascii="Bodoni MT" w:hAnsi="Bodoni MT" w:cs="Bodoni MT"/>
+          <w:b w:val="0"/>
+          <w:bCs w:val="0"/>
+          <w:i w:val="0"/>
+          <w:iCs w:val="0"/>
+          <w:lang w:val="en-IN"/>
+        </w:rPr>
+        <w:t>)</w:t>
+      </w:r>
+      <w:r>
+        <w:rPr>
+          <w:rFonts w:hint="default" w:ascii="Bodoni MT" w:hAnsi="Bodoni MT" w:cs="Bodoni MT"/>
+          <w:b w:val="0"/>
+          <w:bCs w:val="0"/>
+          <w:i w:val="0"/>
+          <w:iCs w:val="0"/>
+          <w:lang w:val="en-IN"/>
+        </w:rPr>
+        <w:br w:type="textWrapping"/>
+      </w:r>
+      <w:r>
+        <w:drawing>
+          <wp:inline distT="0" distB="0" distL="114300" distR="114300">
+            <wp:extent cx="3317240" cy="718820"/>
+            <wp:effectExtent l="0" t="0" r="10160" b="5080"/>
+            <wp:docPr id="28" name="Picture 15"/>
+            <wp:cNvGraphicFramePr>
+              <a:graphicFrameLocks xmlns:a="http://schemas.openxmlformats.org/drawingml/2006/main" noChangeAspect="1"/>
+            </wp:cNvGraphicFramePr>
+            <a:graphic xmlns:a="http://schemas.openxmlformats.org/drawingml/2006/main">
+              <a:graphicData uri="http://schemas.openxmlformats.org/drawingml/2006/picture">
+                <pic:pic xmlns:pic="http://schemas.openxmlformats.org/drawingml/2006/picture">
+                  <pic:nvPicPr>
+                    <pic:cNvPr id="28" name="Picture 15"/>
+                    <pic:cNvPicPr>
+                      <a:picLocks noChangeAspect="1"/>
+                    </pic:cNvPicPr>
+                  </pic:nvPicPr>
+                  <pic:blipFill>
+                    <a:blip r:embed="rId27"/>
+                    <a:stretch>
+                      <a:fillRect/>
+                    </a:stretch>
+                  </pic:blipFill>
+                  <pic:spPr>
+                    <a:xfrm>
+                      <a:off x="0" y="0"/>
+                      <a:ext cx="3317240" cy="718820"/>
+                    </a:xfrm>
+                    <a:prstGeom prst="rect">
+                      <a:avLst/>
+                    </a:prstGeom>
+                    <a:noFill/>
+                    <a:ln>
+                      <a:noFill/>
+                    </a:ln>
+                  </pic:spPr>
+                </pic:pic>
+              </a:graphicData>
+            </a:graphic>
+          </wp:inline>
+        </w:drawing>
+      </w:r>
+    </w:p>
+    <w:p>
+      <w:pPr>
+        <w:keepNext w:val="0"/>
+        <w:keepLines w:val="0"/>
+        <w:widowControl/>
+        <w:numPr>
+          <w:ilvl w:val="3"/>
+          <w:numId w:val="11"/>
+        </w:numPr>
+        <w:suppressLineNumbers w:val="0"/>
+        <w:spacing w:before="0" w:beforeAutospacing="0" w:after="0" w:afterAutospacing="0" w:line="360" w:lineRule="auto"/>
+        <w:ind w:left="1680" w:leftChars="0" w:right="0" w:hanging="420" w:firstLineChars="0"/>
+        <w:jc w:val="left"/>
+        <w:rPr>
+          <w:rFonts w:hint="default" w:ascii="Bodoni MT" w:hAnsi="Bodoni MT" w:cs="Bodoni MT"/>
+          <w:b/>
+          <w:bCs/>
+          <w:color w:val="FFFFFF" w:themeColor="background1"/>
+          <w:highlight w:val="none"/>
+          <w14:textFill>
+            <w14:solidFill>
+              <w14:schemeClr w14:val="bg1"/>
+            </w14:solidFill>
+          </w14:textFill>
+        </w:rPr>
+      </w:pPr>
+      <w:r>
+        <w:rPr>
+          <w:rFonts w:hint="default" w:ascii="Bodoni MT" w:hAnsi="Bodoni MT" w:cs="Bodoni MT"/>
+        </w:rPr>
+        <w:t>(that, replicaset in between is the type, what do you want to scale)</w:t>
+      </w:r>
+    </w:p>
+    <w:p>
+      <w:pPr>
+        <w:keepNext w:val="0"/>
+        <w:keepLines w:val="0"/>
+        <w:widowControl/>
+        <w:numPr>
+          <w:ilvl w:val="1"/>
+          <w:numId w:val="11"/>
+        </w:numPr>
+        <w:suppressLineNumbers w:val="0"/>
+        <w:spacing w:before="0" w:beforeAutospacing="0" w:after="0" w:afterAutospacing="0" w:line="360" w:lineRule="auto"/>
+        <w:ind w:left="840" w:leftChars="0" w:right="0" w:hanging="420" w:firstLineChars="0"/>
+        <w:jc w:val="left"/>
+        <w:rPr>
+          <w:rFonts w:hint="default" w:ascii="Bodoni MT" w:hAnsi="Bodoni MT" w:cs="Bodoni MT"/>
+          <w:b/>
+          <w:bCs/>
           <w:color w:val="auto"/>
-          <w:kern w:val="0"/>
-          <w:sz w:val="22"/>
-          <w:szCs w:val="22"/>
-          <w:lang w:val="en-IN" w:eastAsia="zh-CN" w:bidi="ar"/>
-        </w:rPr>
-        <w:t>F</w:t>
-      </w:r>
+          <w:highlight w:val="none"/>
+        </w:rPr>
+      </w:pPr>
+      <w:r>
+        <w:rPr>
+          <w:color w:val="auto"/>
+          <w:highlight w:val="none"/>
+        </w:rPr>
+        <w:drawing>
+          <wp:inline distT="0" distB="0" distL="114300" distR="114300">
+            <wp:extent cx="3222625" cy="222250"/>
+            <wp:effectExtent l="0" t="0" r="3175" b="6350"/>
+            <wp:docPr id="30" name="Picture 17"/>
+            <wp:cNvGraphicFramePr>
+              <a:graphicFrameLocks xmlns:a="http://schemas.openxmlformats.org/drawingml/2006/main" noChangeAspect="1"/>
+            </wp:cNvGraphicFramePr>
+            <a:graphic xmlns:a="http://schemas.openxmlformats.org/drawingml/2006/main">
+              <a:graphicData uri="http://schemas.openxmlformats.org/drawingml/2006/picture">
+                <pic:pic xmlns:pic="http://schemas.openxmlformats.org/drawingml/2006/picture">
+                  <pic:nvPicPr>
+                    <pic:cNvPr id="30" name="Picture 17"/>
+                    <pic:cNvPicPr>
+                      <a:picLocks noChangeAspect="1"/>
+                    </pic:cNvPicPr>
+                  </pic:nvPicPr>
+                  <pic:blipFill>
+                    <a:blip r:embed="rId28"/>
+                    <a:srcRect l="3417" t="9168" r="45947" b="84381"/>
+                    <a:stretch>
+                      <a:fillRect/>
+                    </a:stretch>
+                  </pic:blipFill>
+                  <pic:spPr>
+                    <a:xfrm>
+                      <a:off x="0" y="0"/>
+                      <a:ext cx="3222625" cy="222250"/>
+                    </a:xfrm>
+                    <a:prstGeom prst="rect">
+                      <a:avLst/>
+                    </a:prstGeom>
+                    <a:noFill/>
+                    <a:ln>
+                      <a:noFill/>
+                    </a:ln>
+                  </pic:spPr>
+                </pic:pic>
+              </a:graphicData>
+            </a:graphic>
+          </wp:inline>
+        </w:drawing>
+      </w:r>
+    </w:p>
+    <w:p>
+      <w:pPr>
+        <w:keepNext w:val="0"/>
+        <w:keepLines w:val="0"/>
+        <w:widowControl/>
+        <w:numPr>
+          <w:ilvl w:val="1"/>
+          <w:numId w:val="11"/>
+        </w:numPr>
+        <w:suppressLineNumbers w:val="0"/>
+        <w:spacing w:before="0" w:beforeAutospacing="0" w:after="0" w:afterAutospacing="0" w:line="360" w:lineRule="auto"/>
+        <w:ind w:left="840" w:leftChars="0" w:right="0" w:hanging="420" w:firstLineChars="0"/>
+        <w:jc w:val="left"/>
+        <w:rPr>
+          <w:rFonts w:hint="default" w:ascii="Bodoni MT" w:hAnsi="Bodoni MT" w:cs="Bodoni MT"/>
+          <w:b/>
+          <w:bCs/>
+          <w:color w:val="auto"/>
+          <w:highlight w:val="none"/>
+        </w:rPr>
+      </w:pPr>
+      <w:r>
+        <w:rPr>
+          <w:color w:val="auto"/>
+          <w:highlight w:val="none"/>
+        </w:rPr>
+        <w:drawing>
+          <wp:inline distT="0" distB="0" distL="114300" distR="114300">
+            <wp:extent cx="3169285" cy="221615"/>
+            <wp:effectExtent l="0" t="0" r="5715" b="6985"/>
+            <wp:docPr id="32" name="Picture 17"/>
+            <wp:cNvGraphicFramePr>
+              <a:graphicFrameLocks xmlns:a="http://schemas.openxmlformats.org/drawingml/2006/main" noChangeAspect="1"/>
+            </wp:cNvGraphicFramePr>
+            <a:graphic xmlns:a="http://schemas.openxmlformats.org/drawingml/2006/main">
+              <a:graphicData uri="http://schemas.openxmlformats.org/drawingml/2006/picture">
+                <pic:pic xmlns:pic="http://schemas.openxmlformats.org/drawingml/2006/picture">
+                  <pic:nvPicPr>
+                    <pic:cNvPr id="32" name="Picture 17"/>
+                    <pic:cNvPicPr>
+                      <a:picLocks noChangeAspect="1"/>
+                    </pic:cNvPicPr>
+                  </pic:nvPicPr>
+                  <pic:blipFill>
+                    <a:blip r:embed="rId28"/>
+                    <a:srcRect l="3467" t="9191" r="46770" b="84381"/>
+                    <a:stretch>
+                      <a:fillRect/>
+                    </a:stretch>
+                  </pic:blipFill>
+                  <pic:spPr>
+                    <a:xfrm>
+                      <a:off x="0" y="0"/>
+                      <a:ext cx="3169285" cy="221615"/>
+                    </a:xfrm>
+                    <a:prstGeom prst="rect">
+                      <a:avLst/>
+                    </a:prstGeom>
+                    <a:noFill/>
+                    <a:ln>
+                      <a:noFill/>
+                    </a:ln>
+                  </pic:spPr>
+                </pic:pic>
+              </a:graphicData>
+            </a:graphic>
+          </wp:inline>
+        </w:drawing>
+      </w:r>
+    </w:p>
+    <w:p>
+      <w:pPr>
+        <w:keepNext w:val="0"/>
+        <w:keepLines w:val="0"/>
+        <w:widowControl/>
+        <w:numPr>
+          <w:ilvl w:val="1"/>
+          <w:numId w:val="11"/>
+        </w:numPr>
+        <w:suppressLineNumbers w:val="0"/>
+        <w:spacing w:before="0" w:beforeAutospacing="0" w:after="0" w:afterAutospacing="0" w:line="360" w:lineRule="auto"/>
+        <w:ind w:left="840" w:leftChars="0" w:right="0" w:hanging="420" w:firstLineChars="0"/>
+        <w:jc w:val="left"/>
+        <w:rPr>
+          <w:rFonts w:hint="default" w:ascii="Bodoni MT" w:hAnsi="Bodoni MT" w:cs="Bodoni MT"/>
+          <w:b/>
+          <w:bCs/>
+          <w:color w:val="auto"/>
+          <w:highlight w:val="none"/>
+        </w:rPr>
+      </w:pPr>
+      <w:r>
+        <w:rPr>
+          <w:color w:val="auto"/>
+          <w:highlight w:val="none"/>
+        </w:rPr>
+        <w:drawing>
+          <wp:inline distT="0" distB="0" distL="114300" distR="114300">
+            <wp:extent cx="5814060" cy="556260"/>
+            <wp:effectExtent l="0" t="0" r="2540" b="2540"/>
+            <wp:docPr id="33" name="Picture 17"/>
+            <wp:cNvGraphicFramePr>
+              <a:graphicFrameLocks xmlns:a="http://schemas.openxmlformats.org/drawingml/2006/main" noChangeAspect="1"/>
+            </wp:cNvGraphicFramePr>
+            <a:graphic xmlns:a="http://schemas.openxmlformats.org/drawingml/2006/main">
+              <a:graphicData uri="http://schemas.openxmlformats.org/drawingml/2006/picture">
+                <pic:pic xmlns:pic="http://schemas.openxmlformats.org/drawingml/2006/picture">
+                  <pic:nvPicPr>
+                    <pic:cNvPr id="33" name="Picture 17"/>
+                    <pic:cNvPicPr>
+                      <a:picLocks noChangeAspect="1"/>
+                    </pic:cNvPicPr>
+                  </pic:nvPicPr>
+                  <pic:blipFill>
+                    <a:blip r:embed="rId28"/>
+                    <a:srcRect t="40014" b="42317"/>
+                    <a:stretch>
+                      <a:fillRect/>
+                    </a:stretch>
+                  </pic:blipFill>
+                  <pic:spPr>
+                    <a:xfrm>
+                      <a:off x="0" y="0"/>
+                      <a:ext cx="5814060" cy="556260"/>
+                    </a:xfrm>
+                    <a:prstGeom prst="rect">
+                      <a:avLst/>
+                    </a:prstGeom>
+                    <a:noFill/>
+                    <a:ln>
+                      <a:noFill/>
+                    </a:ln>
+                  </pic:spPr>
+                </pic:pic>
+              </a:graphicData>
+            </a:graphic>
+          </wp:inline>
+        </w:drawing>
+      </w:r>
+    </w:p>
+    <w:p>
+      <w:pPr>
+        <w:keepNext w:val="0"/>
+        <w:keepLines w:val="0"/>
+        <w:widowControl/>
+        <w:numPr>
+          <w:ilvl w:val="1"/>
+          <w:numId w:val="11"/>
+        </w:numPr>
+        <w:suppressLineNumbers w:val="0"/>
+        <w:spacing w:before="0" w:beforeAutospacing="0" w:after="0" w:afterAutospacing="0" w:line="360" w:lineRule="auto"/>
+        <w:ind w:left="840" w:leftChars="0" w:right="0" w:hanging="420" w:firstLineChars="0"/>
+        <w:jc w:val="left"/>
+        <w:rPr>
+          <w:rFonts w:hint="default" w:ascii="Bodoni MT" w:hAnsi="Bodoni MT" w:cs="Bodoni MT"/>
+          <w:b/>
+          <w:bCs/>
+          <w:color w:val="auto"/>
+          <w:highlight w:val="none"/>
+        </w:rPr>
+      </w:pPr>
+      <w:r>
+        <w:rPr>
+          <w:color w:val="auto"/>
+          <w:highlight w:val="none"/>
+        </w:rPr>
+        <w:drawing>
+          <wp:inline distT="0" distB="0" distL="114300" distR="114300">
+            <wp:extent cx="3353435" cy="233045"/>
+            <wp:effectExtent l="0" t="0" r="12065" b="8255"/>
+            <wp:docPr id="35" name="Picture 17"/>
+            <wp:cNvGraphicFramePr>
+              <a:graphicFrameLocks xmlns:a="http://schemas.openxmlformats.org/drawingml/2006/main" noChangeAspect="1"/>
+            </wp:cNvGraphicFramePr>
+            <a:graphic xmlns:a="http://schemas.openxmlformats.org/drawingml/2006/main">
+              <a:graphicData uri="http://schemas.openxmlformats.org/drawingml/2006/picture">
+                <pic:pic xmlns:pic="http://schemas.openxmlformats.org/drawingml/2006/picture">
+                  <pic:nvPicPr>
+                    <pic:cNvPr id="35" name="Picture 17"/>
+                    <pic:cNvPicPr>
+                      <a:picLocks noChangeAspect="1"/>
+                    </pic:cNvPicPr>
+                  </pic:nvPicPr>
+                  <pic:blipFill>
+                    <a:blip r:embed="rId28"/>
+                    <a:srcRect t="71504" r="44899" b="21424"/>
+                    <a:stretch>
+                      <a:fillRect/>
+                    </a:stretch>
+                  </pic:blipFill>
+                  <pic:spPr>
+                    <a:xfrm>
+                      <a:off x="0" y="0"/>
+                      <a:ext cx="3353435" cy="233045"/>
+                    </a:xfrm>
+                    <a:prstGeom prst="rect">
+                      <a:avLst/>
+                    </a:prstGeom>
+                    <a:noFill/>
+                    <a:ln>
+                      <a:noFill/>
+                    </a:ln>
+                  </pic:spPr>
+                </pic:pic>
+              </a:graphicData>
+            </a:graphic>
+          </wp:inline>
+        </w:drawing>
+      </w:r>
+    </w:p>
+    <w:p>
+      <w:pPr>
+        <w:keepNext w:val="0"/>
+        <w:keepLines w:val="0"/>
+        <w:widowControl/>
+        <w:numPr>
+          <w:ilvl w:val="1"/>
+          <w:numId w:val="11"/>
+        </w:numPr>
+        <w:suppressLineNumbers w:val="0"/>
+        <w:spacing w:before="0" w:beforeAutospacing="0" w:after="0" w:afterAutospacing="0" w:line="360" w:lineRule="auto"/>
+        <w:ind w:left="840" w:leftChars="0" w:right="0" w:hanging="420" w:firstLineChars="0"/>
+        <w:jc w:val="left"/>
+        <w:rPr>
+          <w:rFonts w:hint="default" w:ascii="Bodoni MT" w:hAnsi="Bodoni MT" w:cs="Bodoni MT"/>
+          <w:b/>
+          <w:bCs/>
+          <w:color w:val="auto"/>
+          <w:highlight w:val="none"/>
+        </w:rPr>
+      </w:pPr>
+      <w:r>
+        <w:rPr>
+          <w:color w:val="auto"/>
+          <w:highlight w:val="none"/>
+        </w:rPr>
+        <w:drawing>
+          <wp:inline distT="0" distB="0" distL="114300" distR="114300">
+            <wp:extent cx="3620770" cy="248920"/>
+            <wp:effectExtent l="0" t="0" r="11430" b="5080"/>
+            <wp:docPr id="34" name="Picture 17"/>
+            <wp:cNvGraphicFramePr>
+              <a:graphicFrameLocks xmlns:a="http://schemas.openxmlformats.org/drawingml/2006/main" noChangeAspect="1"/>
+            </wp:cNvGraphicFramePr>
+            <a:graphic xmlns:a="http://schemas.openxmlformats.org/drawingml/2006/main">
+              <a:graphicData uri="http://schemas.openxmlformats.org/drawingml/2006/picture">
+                <pic:pic xmlns:pic="http://schemas.openxmlformats.org/drawingml/2006/picture">
+                  <pic:nvPicPr>
+                    <pic:cNvPr id="34" name="Picture 17"/>
+                    <pic:cNvPicPr>
+                      <a:picLocks noChangeAspect="1"/>
+                    </pic:cNvPicPr>
+                  </pic:nvPicPr>
+                  <pic:blipFill>
+                    <a:blip r:embed="rId28"/>
+                    <a:srcRect l="3592" t="92099" r="34173"/>
+                    <a:stretch>
+                      <a:fillRect/>
+                    </a:stretch>
+                  </pic:blipFill>
+                  <pic:spPr>
+                    <a:xfrm>
+                      <a:off x="0" y="0"/>
+                      <a:ext cx="3620770" cy="248920"/>
+                    </a:xfrm>
+                    <a:prstGeom prst="rect">
+                      <a:avLst/>
+                    </a:prstGeom>
+                    <a:noFill/>
+                    <a:ln>
+                      <a:noFill/>
+                    </a:ln>
+                  </pic:spPr>
+                </pic:pic>
+              </a:graphicData>
+            </a:graphic>
+          </wp:inline>
+        </w:drawing>
+      </w:r>
+    </w:p>
+    <w:p>
+      <w:pPr>
+        <w:keepNext w:val="0"/>
+        <w:keepLines w:val="0"/>
+        <w:widowControl/>
+        <w:numPr>
+          <w:ilvl w:val="1"/>
+          <w:numId w:val="11"/>
+        </w:numPr>
+        <w:suppressLineNumbers w:val="0"/>
+        <w:spacing w:before="0" w:beforeAutospacing="0" w:after="0" w:afterAutospacing="0" w:line="360" w:lineRule="auto"/>
+        <w:ind w:left="840" w:leftChars="0" w:right="0" w:hanging="420" w:firstLineChars="0"/>
+        <w:jc w:val="left"/>
+        <w:rPr>
+          <w:rFonts w:hint="default" w:ascii="Bodoni MT" w:hAnsi="Bodoni MT" w:cs="Bodoni MT"/>
+          <w:b/>
+          <w:bCs/>
+          <w:color w:val="FFFFFF" w:themeColor="background1"/>
+          <w:highlight w:val="darkMagenta"/>
+          <w14:textFill>
+            <w14:solidFill>
+              <w14:schemeClr w14:val="bg1"/>
+            </w14:solidFill>
+          </w14:textFill>
+        </w:rPr>
+      </w:pPr>
+      <w:r>
+        <w:rPr>
+          <w:rFonts w:hint="default" w:ascii="Bodoni MT" w:hAnsi="Bodoni MT" w:cs="Bodoni MT"/>
+          <w:b/>
+          <w:bCs/>
+          <w:color w:val="FFFFFF" w:themeColor="background1"/>
+          <w:highlight w:val="darkMagenta"/>
+          <w:lang w:val="en-IN"/>
+          <w14:textFill>
+            <w14:solidFill>
+              <w14:schemeClr w14:val="bg1"/>
+            </w14:solidFill>
+          </w14:textFill>
+        </w:rPr>
+        <w:t>NOTE -----------------------------------------------------------------------------------</w:t>
+      </w:r>
+    </w:p>
+    <w:p>
+      <w:pPr>
+        <w:keepNext w:val="0"/>
+        <w:keepLines w:val="0"/>
+        <w:widowControl/>
+        <w:numPr>
+          <w:ilvl w:val="2"/>
+          <w:numId w:val="11"/>
+        </w:numPr>
+        <w:suppressLineNumbers w:val="0"/>
+        <w:spacing w:before="0" w:beforeAutospacing="0" w:after="0" w:afterAutospacing="0" w:line="360" w:lineRule="auto"/>
+        <w:ind w:left="1260" w:leftChars="0" w:right="0" w:hanging="420" w:firstLineChars="0"/>
+        <w:jc w:val="left"/>
+        <w:rPr>
+          <w:rFonts w:hint="default" w:ascii="Bodoni MT" w:hAnsi="Bodoni MT" w:cs="Bodoni MT"/>
+          <w:color w:val="C00000"/>
+          <w:shd w:val="clear" w:color="FFFFFF" w:fill="D9D9D9"/>
+        </w:rPr>
+      </w:pPr>
+      <w:r>
+        <w:rPr>
+          <w:rFonts w:hint="default" w:ascii="Bodoni MT" w:hAnsi="Bodoni MT" w:cs="Bodoni MT"/>
+          <w:color w:val="C00000"/>
+          <w:shd w:val="clear" w:color="FFFFFF" w:fill="D9D9D9"/>
+          <w:lang w:val="en-IN"/>
+        </w:rPr>
+        <w:t xml:space="preserve">The </w:t>
+      </w:r>
+      <w:r>
+        <w:rPr>
+          <w:rFonts w:hint="default" w:ascii="Bodoni MT" w:hAnsi="Bodoni MT" w:cs="Bodoni MT"/>
+          <w:b/>
+          <w:bCs/>
+          <w:i/>
+          <w:iCs/>
+          <w:color w:val="C00000"/>
+          <w:shd w:val="clear" w:color="FFFFFF" w:fill="D9D9D9"/>
+          <w:lang w:val="en-IN"/>
+        </w:rPr>
+        <w:t>labels</w:t>
+      </w:r>
+      <w:r>
+        <w:rPr>
+          <w:rFonts w:hint="default" w:ascii="Bodoni MT" w:hAnsi="Bodoni MT" w:cs="Bodoni MT"/>
+          <w:b w:val="0"/>
+          <w:bCs w:val="0"/>
+          <w:i w:val="0"/>
+          <w:iCs w:val="0"/>
+          <w:color w:val="C00000"/>
+          <w:shd w:val="clear" w:color="FFFFFF" w:fill="D9D9D9"/>
+          <w:lang w:val="en-IN"/>
+        </w:rPr>
+        <w:t xml:space="preserve"> inside the </w:t>
+      </w:r>
+      <w:r>
+        <w:rPr>
+          <w:rFonts w:hint="default" w:ascii="Bodoni MT" w:hAnsi="Bodoni MT" w:cs="Bodoni MT"/>
+          <w:b/>
+          <w:bCs/>
+          <w:i/>
+          <w:iCs/>
+          <w:color w:val="C00000"/>
+          <w:shd w:val="clear" w:color="FFFFFF" w:fill="D9D9D9"/>
+          <w:lang w:val="en-IN"/>
+        </w:rPr>
+        <w:t>selector</w:t>
+      </w:r>
+      <w:r>
+        <w:rPr>
+          <w:rFonts w:hint="default" w:ascii="Bodoni MT" w:hAnsi="Bodoni MT" w:cs="Bodoni MT"/>
+          <w:b w:val="0"/>
+          <w:bCs w:val="0"/>
+          <w:i w:val="0"/>
+          <w:iCs w:val="0"/>
+          <w:color w:val="C00000"/>
+          <w:shd w:val="clear" w:color="FFFFFF" w:fill="D9D9D9"/>
+          <w:lang w:val="en-IN"/>
+        </w:rPr>
+        <w:t xml:space="preserve"> and </w:t>
+      </w:r>
+      <w:r>
+        <w:rPr>
+          <w:rFonts w:hint="default" w:ascii="Bodoni MT" w:hAnsi="Bodoni MT" w:cs="Bodoni MT"/>
+          <w:b/>
+          <w:bCs/>
+          <w:i/>
+          <w:iCs/>
+          <w:color w:val="C00000"/>
+          <w:shd w:val="clear" w:color="FFFFFF" w:fill="D9D9D9"/>
+          <w:lang w:val="en-IN"/>
+        </w:rPr>
+        <w:t>labels</w:t>
+      </w:r>
+      <w:r>
+        <w:rPr>
+          <w:rFonts w:hint="default" w:ascii="Bodoni MT" w:hAnsi="Bodoni MT" w:cs="Bodoni MT"/>
+          <w:b w:val="0"/>
+          <w:bCs w:val="0"/>
+          <w:i w:val="0"/>
+          <w:iCs w:val="0"/>
+          <w:color w:val="C00000"/>
+          <w:shd w:val="clear" w:color="FFFFFF" w:fill="D9D9D9"/>
+          <w:lang w:val="en-IN"/>
+        </w:rPr>
+        <w:t xml:space="preserve"> inside the </w:t>
+      </w:r>
+      <w:r>
+        <w:rPr>
+          <w:rFonts w:hint="default" w:ascii="Bodoni MT" w:hAnsi="Bodoni MT" w:cs="Bodoni MT"/>
+          <w:b/>
+          <w:bCs/>
+          <w:i/>
+          <w:iCs/>
+          <w:color w:val="C00000"/>
+          <w:shd w:val="clear" w:color="FFFFFF" w:fill="D9D9D9"/>
+          <w:lang w:val="en-IN"/>
+        </w:rPr>
+        <w:t>template</w:t>
+      </w:r>
+      <w:r>
+        <w:rPr>
+          <w:rFonts w:hint="default" w:ascii="Bodoni MT" w:hAnsi="Bodoni MT" w:cs="Bodoni MT"/>
+          <w:b w:val="0"/>
+          <w:bCs w:val="0"/>
+          <w:i w:val="0"/>
+          <w:iCs w:val="0"/>
+          <w:color w:val="C00000"/>
+          <w:shd w:val="clear" w:color="FFFFFF" w:fill="D9D9D9"/>
+          <w:lang w:val="en-IN"/>
+        </w:rPr>
+        <w:t xml:space="preserve"> (i.e. Pod) </w:t>
+      </w:r>
+      <w:r>
+        <w:rPr>
+          <w:rFonts w:hint="default" w:ascii="Bodoni MT" w:hAnsi="Bodoni MT" w:cs="Bodoni MT"/>
+          <w:b w:val="0"/>
+          <w:bCs w:val="0"/>
+          <w:i w:val="0"/>
+          <w:iCs w:val="0"/>
+          <w:color w:val="0070C0"/>
+          <w:shd w:val="clear" w:color="FFFFFF" w:fill="D9D9D9"/>
+          <w:lang w:val="en-IN"/>
+        </w:rPr>
+        <w:t>must be same</w:t>
+      </w:r>
+      <w:r>
+        <w:rPr>
+          <w:rFonts w:hint="default" w:ascii="Bodoni MT" w:hAnsi="Bodoni MT" w:cs="Bodoni MT"/>
+          <w:b w:val="0"/>
+          <w:bCs w:val="0"/>
+          <w:i w:val="0"/>
+          <w:iCs w:val="0"/>
+          <w:color w:val="C00000"/>
+          <w:shd w:val="clear" w:color="FFFFFF" w:fill="D9D9D9"/>
+          <w:lang w:val="en-IN"/>
+        </w:rPr>
+        <w:t>.</w:t>
+      </w:r>
+    </w:p>
+    <w:p>
+      <w:pPr>
+        <w:keepNext w:val="0"/>
+        <w:keepLines w:val="0"/>
+        <w:widowControl/>
+        <w:numPr>
+          <w:ilvl w:val="2"/>
+          <w:numId w:val="11"/>
+        </w:numPr>
+        <w:suppressLineNumbers w:val="0"/>
+        <w:spacing w:before="0" w:beforeAutospacing="0" w:after="0" w:afterAutospacing="0" w:line="360" w:lineRule="auto"/>
+        <w:ind w:left="1260" w:leftChars="0" w:right="0" w:hanging="420" w:firstLineChars="0"/>
+        <w:jc w:val="left"/>
+        <w:rPr>
+          <w:rFonts w:hint="default" w:ascii="Bodoni MT" w:hAnsi="Bodoni MT" w:cs="Bodoni MT"/>
+        </w:rPr>
+      </w:pPr>
+      <w:r>
+        <w:rPr>
+          <w:rFonts w:hint="default" w:ascii="Bodoni MT" w:hAnsi="Bodoni MT" w:cs="Bodoni MT"/>
+          <w:lang w:val="en-IN"/>
+        </w:rPr>
+        <w:t xml:space="preserve">Otherwise, when you run, even if it creates the pod with the labels defined inside template, it’ll not match with the </w:t>
+      </w:r>
+      <w:r>
+        <w:rPr>
+          <w:rFonts w:hint="default" w:ascii="Bodoni MT" w:hAnsi="Bodoni MT" w:cs="Bodoni MT"/>
+          <w:i/>
+          <w:iCs/>
+          <w:lang w:val="en-IN"/>
+        </w:rPr>
+        <w:t>selector</w:t>
+      </w:r>
+      <w:r>
+        <w:rPr>
+          <w:rFonts w:hint="default" w:ascii="Bodoni MT" w:hAnsi="Bodoni MT" w:cs="Bodoni MT"/>
+          <w:i w:val="0"/>
+          <w:iCs w:val="0"/>
+          <w:lang w:val="en-IN"/>
+        </w:rPr>
+        <w:t xml:space="preserve">’s </w:t>
+      </w:r>
+      <w:r>
+        <w:rPr>
+          <w:rFonts w:hint="default" w:ascii="Bodoni MT" w:hAnsi="Bodoni MT" w:cs="Bodoni MT"/>
+          <w:i/>
+          <w:iCs/>
+          <w:lang w:val="en-IN"/>
+        </w:rPr>
+        <w:t>labels</w:t>
+      </w:r>
+      <w:r>
+        <w:rPr>
+          <w:rFonts w:hint="default" w:ascii="Bodoni MT" w:hAnsi="Bodoni MT" w:cs="Bodoni MT"/>
+          <w:i w:val="0"/>
+          <w:iCs w:val="0"/>
+          <w:lang w:val="en-IN"/>
+        </w:rPr>
+        <w:t>.</w:t>
+      </w:r>
+      <w:r>
+        <w:rPr>
+          <w:rFonts w:hint="default" w:ascii="Bodoni MT" w:hAnsi="Bodoni MT" w:cs="Bodoni MT"/>
+          <w:i w:val="0"/>
+          <w:iCs w:val="0"/>
+          <w:lang w:val="en-IN"/>
+        </w:rPr>
+        <w:br w:type="textWrapping"/>
+      </w:r>
+      <w:r>
+        <w:rPr>
+          <w:rFonts w:hint="default" w:ascii="Bodoni MT" w:hAnsi="Bodoni MT" w:cs="Bodoni MT"/>
+          <w:i w:val="0"/>
+          <w:iCs w:val="0"/>
+          <w:lang w:val="en-IN"/>
+        </w:rPr>
+        <w:t>So, it’ll think that those pods are not its own, and it’ll keep creating the pods.</w:t>
+      </w:r>
+    </w:p>
+    <w:p>
+      <w:pPr>
+        <w:keepNext w:val="0"/>
+        <w:keepLines w:val="0"/>
+        <w:widowControl/>
+        <w:numPr>
+          <w:ilvl w:val="2"/>
+          <w:numId w:val="11"/>
+        </w:numPr>
+        <w:suppressLineNumbers w:val="0"/>
+        <w:spacing w:before="0" w:beforeAutospacing="0" w:after="0" w:afterAutospacing="0" w:line="360" w:lineRule="auto"/>
+        <w:ind w:left="1260" w:leftChars="0" w:right="0" w:hanging="420" w:firstLineChars="0"/>
+        <w:jc w:val="left"/>
+        <w:rPr>
+          <w:rFonts w:hint="default" w:ascii="Bodoni MT" w:hAnsi="Bodoni MT" w:cs="Bodoni MT"/>
+        </w:rPr>
+      </w:pPr>
+      <w:r>
+        <w:rPr>
+          <w:rFonts w:hint="default" w:ascii="Bodoni MT" w:hAnsi="Bodoni MT" w:cs="Bodoni MT"/>
+          <w:i w:val="0"/>
+          <w:iCs w:val="0"/>
+          <w:lang w:val="en-IN"/>
+        </w:rPr>
+        <w:t xml:space="preserve">However, currently it’ll give error saying </w:t>
+      </w:r>
+      <w:r>
+        <w:rPr>
+          <w:rFonts w:hint="default" w:ascii="Bodoni MT" w:hAnsi="Bodoni MT" w:cs="Bodoni MT"/>
+          <w:i/>
+          <w:iCs/>
+          <w:lang w:val="en-IN"/>
+        </w:rPr>
+        <w:t>selector’s</w:t>
+      </w:r>
+      <w:r>
+        <w:rPr>
+          <w:rFonts w:hint="default" w:ascii="Bodoni MT" w:hAnsi="Bodoni MT" w:cs="Bodoni MT"/>
+          <w:b w:val="0"/>
+          <w:bCs w:val="0"/>
+          <w:i w:val="0"/>
+          <w:iCs w:val="0"/>
+          <w:lang w:val="en-IN"/>
+        </w:rPr>
+        <w:t xml:space="preserve"> labels and </w:t>
+      </w:r>
+      <w:r>
+        <w:rPr>
+          <w:rFonts w:hint="default" w:ascii="Bodoni MT" w:hAnsi="Bodoni MT" w:cs="Bodoni MT"/>
+          <w:b w:val="0"/>
+          <w:bCs w:val="0"/>
+          <w:i/>
+          <w:iCs/>
+          <w:lang w:val="en-IN"/>
+        </w:rPr>
+        <w:t>template’s</w:t>
+      </w:r>
+      <w:r>
+        <w:rPr>
+          <w:rFonts w:hint="default" w:ascii="Bodoni MT" w:hAnsi="Bodoni MT" w:cs="Bodoni MT"/>
+          <w:b w:val="0"/>
+          <w:bCs w:val="0"/>
+          <w:i w:val="0"/>
+          <w:iCs w:val="0"/>
+          <w:lang w:val="en-IN"/>
+        </w:rPr>
+        <w:t xml:space="preserve"> labels are not matching.</w:t>
+      </w:r>
+    </w:p>
+    <w:p>
+      <w:pPr>
+        <w:keepNext w:val="0"/>
+        <w:keepLines w:val="0"/>
+        <w:widowControl/>
+        <w:numPr>
+          <w:ilvl w:val="2"/>
+          <w:numId w:val="11"/>
+        </w:numPr>
+        <w:suppressLineNumbers w:val="0"/>
+        <w:spacing w:before="0" w:beforeAutospacing="0" w:after="0" w:afterAutospacing="0" w:line="360" w:lineRule="auto"/>
+        <w:ind w:left="1260" w:leftChars="0" w:right="0" w:hanging="420" w:firstLineChars="0"/>
+        <w:jc w:val="left"/>
+        <w:rPr>
+          <w:rFonts w:hint="default" w:ascii="Bodoni MT" w:hAnsi="Bodoni MT" w:cs="Bodoni MT"/>
+        </w:rPr>
+      </w:pPr>
+      <w:r>
+        <w:rPr>
+          <w:rFonts w:hint="default" w:ascii="Bodoni MT" w:hAnsi="Bodoni MT" w:cs="Bodoni MT"/>
+          <w:b w:val="0"/>
+          <w:bCs w:val="0"/>
+          <w:i w:val="0"/>
+          <w:iCs w:val="0"/>
+          <w:lang w:val="en-IN"/>
+        </w:rPr>
+        <w:t>Template: creation of pods</w:t>
+      </w:r>
+      <w:r>
+        <w:rPr>
+          <w:rFonts w:hint="default" w:ascii="Bodoni MT" w:hAnsi="Bodoni MT" w:cs="Bodoni MT"/>
+          <w:b w:val="0"/>
+          <w:bCs w:val="0"/>
+          <w:i w:val="0"/>
+          <w:iCs w:val="0"/>
+          <w:lang w:val="en-IN"/>
+        </w:rPr>
+        <w:br w:type="textWrapping"/>
+      </w:r>
+      <w:r>
+        <w:rPr>
+          <w:rFonts w:hint="default" w:ascii="Bodoni MT" w:hAnsi="Bodoni MT" w:cs="Bodoni MT"/>
+          <w:b w:val="0"/>
+          <w:bCs w:val="0"/>
+          <w:i w:val="0"/>
+          <w:iCs w:val="0"/>
+          <w:lang w:val="en-IN"/>
+        </w:rPr>
+        <w:t>Selector: owning those pods</w:t>
+      </w:r>
+    </w:p>
+    <w:p>
+      <w:pPr>
+        <w:keepNext w:val="0"/>
+        <w:keepLines w:val="0"/>
+        <w:widowControl/>
+        <w:numPr>
+          <w:ilvl w:val="2"/>
+          <w:numId w:val="11"/>
+        </w:numPr>
+        <w:suppressLineNumbers w:val="0"/>
+        <w:spacing w:before="0" w:beforeAutospacing="0" w:after="0" w:afterAutospacing="0" w:line="360" w:lineRule="auto"/>
+        <w:ind w:left="1260" w:leftChars="0" w:right="0" w:hanging="420" w:firstLineChars="0"/>
+        <w:jc w:val="left"/>
+        <w:rPr>
+          <w:rFonts w:hint="default" w:ascii="Bodoni MT" w:hAnsi="Bodoni MT" w:cs="Bodoni MT"/>
+        </w:rPr>
+      </w:pPr>
+      <w:r>
+        <w:rPr>
+          <w:rFonts w:hint="default" w:ascii="Bodoni MT" w:hAnsi="Bodoni MT" w:cs="Bodoni MT"/>
+          <w:b w:val="0"/>
+          <w:bCs w:val="0"/>
+          <w:i w:val="0"/>
+          <w:iCs w:val="0"/>
+          <w:lang w:val="en-IN"/>
+        </w:rPr>
+        <w:t>Labels of the replicaset can be anything, that doesn’t need to be matched.</w:t>
+      </w:r>
+    </w:p>
+    <w:p>
+      <w:pPr>
+        <w:keepNext w:val="0"/>
+        <w:keepLines w:val="0"/>
+        <w:widowControl/>
+        <w:numPr>
+          <w:ilvl w:val="2"/>
+          <w:numId w:val="11"/>
+        </w:numPr>
+        <w:suppressLineNumbers w:val="0"/>
+        <w:spacing w:before="0" w:beforeAutospacing="0" w:after="0" w:afterAutospacing="0" w:line="360" w:lineRule="auto"/>
+        <w:ind w:left="1260" w:leftChars="0" w:right="0" w:hanging="420" w:firstLineChars="0"/>
+        <w:jc w:val="left"/>
+        <w:rPr>
+          <w:rFonts w:hint="default" w:ascii="Bodoni MT" w:hAnsi="Bodoni MT" w:cs="Bodoni MT"/>
+        </w:rPr>
+      </w:pPr>
+      <w:r>
+        <w:drawing>
+          <wp:inline distT="0" distB="0" distL="114300" distR="114300">
+            <wp:extent cx="2365375" cy="3385820"/>
+            <wp:effectExtent l="0" t="0" r="9525" b="5080"/>
+            <wp:docPr id="31" name="Picture 18"/>
+            <wp:cNvGraphicFramePr>
+              <a:graphicFrameLocks xmlns:a="http://schemas.openxmlformats.org/drawingml/2006/main" noChangeAspect="1"/>
+            </wp:cNvGraphicFramePr>
+            <a:graphic xmlns:a="http://schemas.openxmlformats.org/drawingml/2006/main">
+              <a:graphicData uri="http://schemas.openxmlformats.org/drawingml/2006/picture">
+                <pic:pic xmlns:pic="http://schemas.openxmlformats.org/drawingml/2006/picture">
+                  <pic:nvPicPr>
+                    <pic:cNvPr id="31" name="Picture 18"/>
+                    <pic:cNvPicPr>
+                      <a:picLocks noChangeAspect="1"/>
+                    </pic:cNvPicPr>
+                  </pic:nvPicPr>
+                  <pic:blipFill>
+                    <a:blip r:embed="rId29"/>
+                    <a:stretch>
+                      <a:fillRect/>
+                    </a:stretch>
+                  </pic:blipFill>
+                  <pic:spPr>
+                    <a:xfrm>
+                      <a:off x="0" y="0"/>
+                      <a:ext cx="2365375" cy="3385820"/>
+                    </a:xfrm>
+                    <a:prstGeom prst="rect">
+                      <a:avLst/>
+                    </a:prstGeom>
+                    <a:noFill/>
+                    <a:ln>
+                      <a:noFill/>
+                    </a:ln>
+                  </pic:spPr>
+                </pic:pic>
+              </a:graphicData>
+            </a:graphic>
+          </wp:inline>
+        </w:drawing>
+      </w:r>
+    </w:p>
+    <w:p>
+      <w:pPr>
+        <w:keepNext w:val="0"/>
+        <w:keepLines w:val="0"/>
+        <w:widowControl/>
+        <w:numPr>
+          <w:ilvl w:val="2"/>
+          <w:numId w:val="11"/>
+        </w:numPr>
+        <w:suppressLineNumbers w:val="0"/>
+        <w:spacing w:before="0" w:beforeAutospacing="0" w:after="0" w:afterAutospacing="0" w:line="360" w:lineRule="auto"/>
+        <w:ind w:left="1260" w:leftChars="0" w:right="0" w:hanging="420" w:firstLineChars="0"/>
+        <w:jc w:val="left"/>
+        <w:rPr>
+          <w:rFonts w:hint="default" w:ascii="Bodoni MT" w:hAnsi="Bodoni MT" w:cs="Bodoni MT"/>
+          <w:b/>
+          <w:bCs/>
+          <w:color w:val="FFFFFF" w:themeColor="background1"/>
+          <w:highlight w:val="darkMagenta"/>
+          <w14:textFill>
+            <w14:solidFill>
+              <w14:schemeClr w14:val="bg1"/>
+            </w14:solidFill>
+          </w14:textFill>
+        </w:rPr>
+      </w:pPr>
+      <w:r>
+        <w:rPr>
+          <w:rFonts w:hint="default" w:ascii="Bodoni MT" w:hAnsi="Bodoni MT" w:cs="Bodoni MT"/>
+          <w:b/>
+          <w:bCs/>
+          <w:i w:val="0"/>
+          <w:iCs w:val="0"/>
+          <w:color w:val="FFFFFF" w:themeColor="background1"/>
+          <w:highlight w:val="darkMagenta"/>
+          <w:lang w:val="en-IN"/>
+          <w14:textFill>
+            <w14:solidFill>
+              <w14:schemeClr w14:val="bg1"/>
+            </w14:solidFill>
+          </w14:textFill>
+        </w:rPr>
+        <w:t>-------------------------------------------------------------------------------------</w:t>
+      </w:r>
+    </w:p>
+    <w:p>
+      <w:pPr>
+        <w:keepNext w:val="0"/>
+        <w:keepLines w:val="0"/>
+        <w:widowControl/>
+        <w:numPr>
+          <w:ilvl w:val="1"/>
+          <w:numId w:val="11"/>
+        </w:numPr>
+        <w:suppressLineNumbers w:val="0"/>
+        <w:spacing w:before="0" w:beforeAutospacing="0" w:after="0" w:afterAutospacing="0" w:line="360" w:lineRule="auto"/>
+        <w:ind w:left="840" w:leftChars="0" w:right="0" w:hanging="420" w:firstLineChars="0"/>
+        <w:jc w:val="left"/>
+        <w:rPr>
+          <w:rFonts w:hint="default" w:ascii="Bodoni MT" w:hAnsi="Bodoni MT" w:cs="Bodoni MT"/>
+        </w:rPr>
+      </w:pPr>
+      <w:r>
+        <w:rPr>
+          <w:rFonts w:hint="default" w:ascii="Bodoni MT" w:hAnsi="Bodoni MT" w:cs="Bodoni MT"/>
+          <w:lang w:val="en-IN"/>
+        </w:rPr>
+        <w:t>See the below</w:t>
+      </w:r>
+      <w:r>
+        <w:rPr>
+          <w:rFonts w:hint="default" w:ascii="Bodoni MT" w:hAnsi="Bodoni MT" w:cs="Bodoni MT"/>
+          <w:lang w:val="en-IN"/>
+        </w:rPr>
+        <w:br w:type="textWrapping"/>
+      </w:r>
+      <w:r>
+        <w:drawing>
+          <wp:inline distT="0" distB="0" distL="114300" distR="114300">
+            <wp:extent cx="2051050" cy="1962785"/>
+            <wp:effectExtent l="0" t="0" r="6350" b="5715"/>
+            <wp:docPr id="36" name="Picture 19"/>
+            <wp:cNvGraphicFramePr>
+              <a:graphicFrameLocks xmlns:a="http://schemas.openxmlformats.org/drawingml/2006/main" noChangeAspect="1"/>
+            </wp:cNvGraphicFramePr>
+            <a:graphic xmlns:a="http://schemas.openxmlformats.org/drawingml/2006/main">
+              <a:graphicData uri="http://schemas.openxmlformats.org/drawingml/2006/picture">
+                <pic:pic xmlns:pic="http://schemas.openxmlformats.org/drawingml/2006/picture">
+                  <pic:nvPicPr>
+                    <pic:cNvPr id="36" name="Picture 19"/>
+                    <pic:cNvPicPr>
+                      <a:picLocks noChangeAspect="1"/>
+                    </pic:cNvPicPr>
+                  </pic:nvPicPr>
+                  <pic:blipFill>
+                    <a:blip r:embed="rId30"/>
+                    <a:stretch>
+                      <a:fillRect/>
+                    </a:stretch>
+                  </pic:blipFill>
+                  <pic:spPr>
+                    <a:xfrm>
+                      <a:off x="0" y="0"/>
+                      <a:ext cx="2051050" cy="1962785"/>
+                    </a:xfrm>
+                    <a:prstGeom prst="rect">
+                      <a:avLst/>
+                    </a:prstGeom>
+                    <a:noFill/>
+                    <a:ln>
+                      <a:noFill/>
+                    </a:ln>
+                  </pic:spPr>
+                </pic:pic>
+              </a:graphicData>
+            </a:graphic>
+          </wp:inline>
+        </w:drawing>
+      </w:r>
+      <w:r>
+        <w:rPr>
+          <w:rFonts w:hint="default"/>
+          <w:lang w:val="en-IN"/>
+        </w:rPr>
+        <w:t xml:space="preserve"> </w:t>
+      </w:r>
+      <w:r>
+        <w:drawing>
+          <wp:inline distT="0" distB="0" distL="114300" distR="114300">
+            <wp:extent cx="2524760" cy="4090035"/>
+            <wp:effectExtent l="0" t="0" r="2540" b="12065"/>
+            <wp:docPr id="37" name="Picture 20"/>
+            <wp:cNvGraphicFramePr>
+              <a:graphicFrameLocks xmlns:a="http://schemas.openxmlformats.org/drawingml/2006/main" noChangeAspect="1"/>
+            </wp:cNvGraphicFramePr>
+            <a:graphic xmlns:a="http://schemas.openxmlformats.org/drawingml/2006/main">
+              <a:graphicData uri="http://schemas.openxmlformats.org/drawingml/2006/picture">
+                <pic:pic xmlns:pic="http://schemas.openxmlformats.org/drawingml/2006/picture">
+                  <pic:nvPicPr>
+                    <pic:cNvPr id="37" name="Picture 20"/>
+                    <pic:cNvPicPr>
+                      <a:picLocks noChangeAspect="1"/>
+                    </pic:cNvPicPr>
+                  </pic:nvPicPr>
+                  <pic:blipFill>
+                    <a:blip r:embed="rId31"/>
+                    <a:stretch>
+                      <a:fillRect/>
+                    </a:stretch>
+                  </pic:blipFill>
+                  <pic:spPr>
+                    <a:xfrm>
+                      <a:off x="0" y="0"/>
+                      <a:ext cx="2524760" cy="4090035"/>
+                    </a:xfrm>
+                    <a:prstGeom prst="rect">
+                      <a:avLst/>
+                    </a:prstGeom>
+                    <a:noFill/>
+                    <a:ln>
+                      <a:noFill/>
+                    </a:ln>
+                  </pic:spPr>
+                </pic:pic>
+              </a:graphicData>
+            </a:graphic>
+          </wp:inline>
+        </w:drawing>
+      </w:r>
+    </w:p>
+    <w:p>
+      <w:pPr>
+        <w:keepNext w:val="0"/>
+        <w:keepLines w:val="0"/>
+        <w:widowControl/>
+        <w:numPr>
+          <w:ilvl w:val="2"/>
+          <w:numId w:val="11"/>
+        </w:numPr>
+        <w:suppressLineNumbers w:val="0"/>
+        <w:spacing w:before="0" w:beforeAutospacing="0" w:after="0" w:afterAutospacing="0" w:line="360" w:lineRule="auto"/>
+        <w:ind w:left="1260" w:leftChars="0" w:right="0" w:hanging="420" w:firstLineChars="0"/>
+        <w:jc w:val="left"/>
+        <w:rPr>
+          <w:rFonts w:hint="default" w:ascii="Bodoni MT" w:hAnsi="Bodoni MT" w:cs="Bodoni MT"/>
+        </w:rPr>
+      </w:pPr>
+      <w:r>
+        <w:rPr>
+          <w:rFonts w:hint="default" w:ascii="Bodoni MT"/>
+          <w:lang w:val="en-IN"/>
+        </w:rPr>
+        <w:t xml:space="preserve">I had 2 yamls, one for </w:t>
+      </w:r>
+      <w:r>
+        <w:rPr>
+          <w:rFonts w:hint="default" w:ascii="Bodoni MT"/>
+          <w:b/>
+          <w:bCs/>
+          <w:lang w:val="en-IN"/>
+        </w:rPr>
+        <w:t xml:space="preserve">Pod </w:t>
+      </w:r>
+      <w:r>
+        <w:rPr>
+          <w:rFonts w:hint="default" w:ascii="Bodoni MT"/>
+          <w:lang w:val="en-IN"/>
+        </w:rPr>
+        <w:t xml:space="preserve">and the other for </w:t>
+      </w:r>
+      <w:r>
+        <w:rPr>
+          <w:rFonts w:hint="default" w:ascii="Bodoni MT"/>
+          <w:b/>
+          <w:bCs/>
+          <w:lang w:val="en-IN"/>
+        </w:rPr>
+        <w:t>ReplicaSet</w:t>
+      </w:r>
+    </w:p>
+    <w:p>
+      <w:pPr>
+        <w:keepNext w:val="0"/>
+        <w:keepLines w:val="0"/>
+        <w:widowControl/>
+        <w:numPr>
+          <w:ilvl w:val="2"/>
+          <w:numId w:val="11"/>
+        </w:numPr>
+        <w:suppressLineNumbers w:val="0"/>
+        <w:spacing w:before="0" w:beforeAutospacing="0" w:after="0" w:afterAutospacing="0" w:line="360" w:lineRule="auto"/>
+        <w:ind w:left="1260" w:leftChars="0" w:right="0" w:hanging="420" w:firstLineChars="0"/>
+        <w:jc w:val="left"/>
+        <w:rPr>
+          <w:rFonts w:hint="default" w:ascii="Bodoni MT" w:hAnsi="Bodoni MT" w:cs="Bodoni MT"/>
+        </w:rPr>
+      </w:pPr>
+      <w:r>
+        <w:rPr>
+          <w:rFonts w:hint="default" w:ascii="Bodoni MT" w:hAnsi="Bodoni MT" w:cs="Bodoni MT"/>
+          <w:lang w:val="en-IN"/>
+        </w:rPr>
+        <w:t>I ran one pod using that Pod yaml.</w:t>
+      </w:r>
+      <w:r>
+        <w:rPr>
+          <w:rFonts w:hint="default" w:ascii="Bodoni MT" w:hAnsi="Bodoni MT" w:cs="Bodoni MT"/>
+          <w:lang w:val="en-IN"/>
+        </w:rPr>
+        <w:br w:type="textWrapping"/>
+      </w:r>
+      <w:r>
+        <w:drawing>
+          <wp:inline distT="0" distB="0" distL="114300" distR="114300">
+            <wp:extent cx="3629025" cy="614045"/>
+            <wp:effectExtent l="0" t="0" r="3175" b="8255"/>
+            <wp:docPr id="38" name="Picture 21"/>
+            <wp:cNvGraphicFramePr>
+              <a:graphicFrameLocks xmlns:a="http://schemas.openxmlformats.org/drawingml/2006/main" noChangeAspect="1"/>
+            </wp:cNvGraphicFramePr>
+            <a:graphic xmlns:a="http://schemas.openxmlformats.org/drawingml/2006/main">
+              <a:graphicData uri="http://schemas.openxmlformats.org/drawingml/2006/picture">
+                <pic:pic xmlns:pic="http://schemas.openxmlformats.org/drawingml/2006/picture">
+                  <pic:nvPicPr>
+                    <pic:cNvPr id="38" name="Picture 21"/>
+                    <pic:cNvPicPr>
+                      <a:picLocks noChangeAspect="1"/>
+                    </pic:cNvPicPr>
+                  </pic:nvPicPr>
+                  <pic:blipFill>
+                    <a:blip r:embed="rId32"/>
+                    <a:stretch>
+                      <a:fillRect/>
+                    </a:stretch>
+                  </pic:blipFill>
+                  <pic:spPr>
+                    <a:xfrm>
+                      <a:off x="0" y="0"/>
+                      <a:ext cx="3629025" cy="614045"/>
+                    </a:xfrm>
+                    <a:prstGeom prst="rect">
+                      <a:avLst/>
+                    </a:prstGeom>
+                    <a:noFill/>
+                    <a:ln>
+                      <a:noFill/>
+                    </a:ln>
+                  </pic:spPr>
+                </pic:pic>
+              </a:graphicData>
+            </a:graphic>
+          </wp:inline>
+        </w:drawing>
+      </w:r>
+    </w:p>
+    <w:p>
+      <w:pPr>
+        <w:keepNext w:val="0"/>
+        <w:keepLines w:val="0"/>
+        <w:widowControl/>
+        <w:numPr>
+          <w:ilvl w:val="2"/>
+          <w:numId w:val="11"/>
+        </w:numPr>
+        <w:suppressLineNumbers w:val="0"/>
+        <w:spacing w:before="0" w:beforeAutospacing="0" w:after="0" w:afterAutospacing="0" w:line="360" w:lineRule="auto"/>
+        <w:ind w:left="1260" w:leftChars="0" w:right="0" w:hanging="420" w:firstLineChars="0"/>
+        <w:jc w:val="left"/>
+        <w:rPr>
+          <w:rFonts w:hint="default" w:ascii="Bodoni MT" w:hAnsi="Bodoni MT" w:cs="Bodoni MT"/>
+        </w:rPr>
+      </w:pPr>
+      <w:r>
+        <w:rPr>
+          <w:rFonts w:hint="default" w:ascii="Bodoni MT"/>
+          <w:lang w:val="en-IN"/>
+        </w:rPr>
+        <w:t>You can see, Pod’s labels and ReplicaSet’s selector’s labels are matching.</w:t>
+      </w:r>
+      <w:r>
+        <w:rPr>
+          <w:rFonts w:hint="default" w:ascii="Bodoni MT"/>
+          <w:lang w:val="en-IN"/>
+        </w:rPr>
+        <w:br w:type="textWrapping"/>
+      </w:r>
+      <w:r>
+        <w:rPr>
+          <w:rFonts w:hint="default" w:ascii="Bodoni MT"/>
+          <w:lang w:val="en-IN"/>
+        </w:rPr>
+        <w:t>Also, ReplicaSet’s selector’s labels and template’s labels are matching.</w:t>
+      </w:r>
+    </w:p>
+    <w:p>
+      <w:pPr>
+        <w:keepNext w:val="0"/>
+        <w:keepLines w:val="0"/>
+        <w:widowControl/>
+        <w:numPr>
+          <w:ilvl w:val="2"/>
+          <w:numId w:val="11"/>
+        </w:numPr>
+        <w:suppressLineNumbers w:val="0"/>
+        <w:spacing w:before="0" w:beforeAutospacing="0" w:after="0" w:afterAutospacing="0" w:line="360" w:lineRule="auto"/>
+        <w:ind w:left="1260" w:leftChars="0" w:right="0" w:hanging="420" w:firstLineChars="0"/>
+        <w:jc w:val="left"/>
+        <w:rPr>
+          <w:rFonts w:hint="default" w:ascii="Bodoni MT" w:hAnsi="Bodoni MT" w:cs="Bodoni MT"/>
+        </w:rPr>
+      </w:pPr>
+      <w:r>
+        <w:rPr>
+          <w:rFonts w:hint="default" w:ascii="Bodoni MT"/>
+          <w:lang w:val="en-IN"/>
+        </w:rPr>
+        <w:t>Now, when I run the replicaset using this yaml, it’ll create 2 more pods.</w:t>
+      </w:r>
+      <w:r>
+        <w:rPr>
+          <w:rFonts w:hint="default" w:ascii="Bodoni MT"/>
+          <w:lang w:val="en-IN"/>
+        </w:rPr>
+        <w:br w:type="textWrapping"/>
+      </w:r>
+      <w:r>
+        <w:rPr>
+          <w:rFonts w:hint="default" w:ascii="Bodoni MT"/>
+          <w:lang w:val="en-IN"/>
+        </w:rPr>
+        <w:t>Because required is 3, and 1 is already running (nginx Pod script).</w:t>
+      </w:r>
+    </w:p>
+    <w:p>
+      <w:pPr>
+        <w:keepNext w:val="0"/>
+        <w:keepLines w:val="0"/>
+        <w:widowControl/>
+        <w:numPr>
+          <w:ilvl w:val="2"/>
+          <w:numId w:val="11"/>
+        </w:numPr>
+        <w:suppressLineNumbers w:val="0"/>
+        <w:spacing w:before="0" w:beforeAutospacing="0" w:after="0" w:afterAutospacing="0" w:line="360" w:lineRule="auto"/>
+        <w:ind w:left="1260" w:leftChars="0" w:right="0" w:hanging="420" w:firstLineChars="0"/>
+        <w:jc w:val="left"/>
+        <w:rPr>
+          <w:rFonts w:hint="default" w:ascii="Bodoni MT" w:hAnsi="Bodoni MT" w:cs="Bodoni MT"/>
+        </w:rPr>
+      </w:pPr>
+      <w:r>
+        <w:drawing>
+          <wp:inline distT="0" distB="0" distL="114300" distR="114300">
+            <wp:extent cx="4517390" cy="951230"/>
+            <wp:effectExtent l="0" t="0" r="3810" b="1270"/>
+            <wp:docPr id="39" name="Picture 22"/>
+            <wp:cNvGraphicFramePr>
+              <a:graphicFrameLocks xmlns:a="http://schemas.openxmlformats.org/drawingml/2006/main" noChangeAspect="1"/>
+            </wp:cNvGraphicFramePr>
+            <a:graphic xmlns:a="http://schemas.openxmlformats.org/drawingml/2006/main">
+              <a:graphicData uri="http://schemas.openxmlformats.org/drawingml/2006/picture">
+                <pic:pic xmlns:pic="http://schemas.openxmlformats.org/drawingml/2006/picture">
+                  <pic:nvPicPr>
+                    <pic:cNvPr id="39" name="Picture 22"/>
+                    <pic:cNvPicPr>
+                      <a:picLocks noChangeAspect="1"/>
+                    </pic:cNvPicPr>
+                  </pic:nvPicPr>
+                  <pic:blipFill>
+                    <a:blip r:embed="rId33"/>
+                    <a:stretch>
+                      <a:fillRect/>
+                    </a:stretch>
+                  </pic:blipFill>
+                  <pic:spPr>
+                    <a:xfrm>
+                      <a:off x="0" y="0"/>
+                      <a:ext cx="4517390" cy="951230"/>
+                    </a:xfrm>
+                    <a:prstGeom prst="rect">
+                      <a:avLst/>
+                    </a:prstGeom>
+                    <a:noFill/>
+                    <a:ln>
+                      <a:noFill/>
+                    </a:ln>
+                  </pic:spPr>
+                </pic:pic>
+              </a:graphicData>
+            </a:graphic>
+          </wp:inline>
+        </w:drawing>
+      </w:r>
+    </w:p>
+    <w:p>
+      <w:pPr>
+        <w:keepNext w:val="0"/>
+        <w:keepLines w:val="0"/>
+        <w:widowControl/>
+        <w:numPr>
+          <w:ilvl w:val="2"/>
+          <w:numId w:val="11"/>
+        </w:numPr>
+        <w:suppressLineNumbers w:val="0"/>
+        <w:spacing w:before="0" w:beforeAutospacing="0" w:after="0" w:afterAutospacing="0" w:line="360" w:lineRule="auto"/>
+        <w:ind w:left="1260" w:leftChars="0" w:right="0" w:hanging="420" w:firstLineChars="0"/>
+        <w:jc w:val="left"/>
+        <w:rPr>
+          <w:rFonts w:hint="default" w:ascii="Bodoni MT" w:hAnsi="Bodoni MT" w:cs="Bodoni MT"/>
+        </w:rPr>
+      </w:pPr>
+      <w:r>
+        <w:rPr>
+          <w:rFonts w:hint="default" w:ascii="Bodoni MT"/>
+          <w:lang w:val="en-IN"/>
+        </w:rPr>
+        <w:t xml:space="preserve">The pods started from replicaset are having </w:t>
+      </w:r>
+      <w:r>
+        <w:rPr>
+          <w:rFonts w:hint="default" w:ascii="Bodoni MT"/>
+          <w:i/>
+          <w:iCs/>
+          <w:lang w:val="en-IN"/>
+        </w:rPr>
+        <w:t>myapp-replicaset</w:t>
+      </w:r>
+      <w:r>
+        <w:rPr>
+          <w:rFonts w:hint="default" w:ascii="Bodoni MT"/>
+          <w:i w:val="0"/>
+          <w:iCs w:val="0"/>
+          <w:lang w:val="en-IN"/>
+        </w:rPr>
+        <w:t xml:space="preserve"> as the prefix, because the replicaset’s name is </w:t>
+      </w:r>
+      <w:r>
+        <w:rPr>
+          <w:rFonts w:hint="default" w:ascii="Bodoni MT"/>
+          <w:i/>
+          <w:iCs/>
+          <w:lang w:val="en-IN"/>
+        </w:rPr>
+        <w:t>myapp-replicaset</w:t>
+      </w:r>
+      <w:r>
+        <w:rPr>
+          <w:rFonts w:hint="default" w:ascii="Bodoni MT"/>
+          <w:i w:val="0"/>
+          <w:iCs w:val="0"/>
+          <w:lang w:val="en-IN"/>
+        </w:rPr>
+        <w:t>.</w:t>
+      </w:r>
+    </w:p>
+    <w:p>
+      <w:pPr>
+        <w:keepNext w:val="0"/>
+        <w:keepLines w:val="0"/>
+        <w:widowControl/>
+        <w:numPr>
+          <w:ilvl w:val="2"/>
+          <w:numId w:val="11"/>
+        </w:numPr>
+        <w:suppressLineNumbers w:val="0"/>
+        <w:spacing w:before="0" w:beforeAutospacing="0" w:after="0" w:afterAutospacing="0" w:line="360" w:lineRule="auto"/>
+        <w:ind w:left="1260" w:leftChars="0" w:right="0" w:hanging="420" w:firstLineChars="0"/>
+        <w:jc w:val="left"/>
+        <w:rPr>
+          <w:rFonts w:hint="default" w:ascii="Bodoni MT" w:hAnsi="Bodoni MT" w:cs="Bodoni MT"/>
+        </w:rPr>
+      </w:pPr>
+      <w:r>
+        <w:rPr>
+          <w:rFonts w:hint="default" w:ascii="Bodoni MT" w:hAnsi="Bodoni MT" w:cs="Bodoni MT"/>
+          <w:lang w:val="en-IN"/>
+        </w:rPr>
+        <w:t>Now, if I delete that nginx-2 pod, then it should create one more.</w:t>
+      </w:r>
+      <w:r>
+        <w:rPr>
+          <w:rFonts w:hint="default" w:ascii="Bodoni MT" w:hAnsi="Bodoni MT" w:cs="Bodoni MT"/>
+          <w:lang w:val="en-IN"/>
+        </w:rPr>
+        <w:br w:type="textWrapping"/>
+      </w:r>
+      <w:r>
+        <w:drawing>
+          <wp:inline distT="0" distB="0" distL="114300" distR="114300">
+            <wp:extent cx="3632835" cy="404495"/>
+            <wp:effectExtent l="0" t="0" r="12065" b="1905"/>
+            <wp:docPr id="40" name="Picture 23"/>
+            <wp:cNvGraphicFramePr>
+              <a:graphicFrameLocks xmlns:a="http://schemas.openxmlformats.org/drawingml/2006/main" noChangeAspect="1"/>
+            </wp:cNvGraphicFramePr>
+            <a:graphic xmlns:a="http://schemas.openxmlformats.org/drawingml/2006/main">
+              <a:graphicData uri="http://schemas.openxmlformats.org/drawingml/2006/picture">
+                <pic:pic xmlns:pic="http://schemas.openxmlformats.org/drawingml/2006/picture">
+                  <pic:nvPicPr>
+                    <pic:cNvPr id="40" name="Picture 23"/>
+                    <pic:cNvPicPr>
+                      <a:picLocks noChangeAspect="1"/>
+                    </pic:cNvPicPr>
+                  </pic:nvPicPr>
+                  <pic:blipFill>
+                    <a:blip r:embed="rId34"/>
+                    <a:stretch>
+                      <a:fillRect/>
+                    </a:stretch>
+                  </pic:blipFill>
+                  <pic:spPr>
+                    <a:xfrm>
+                      <a:off x="0" y="0"/>
+                      <a:ext cx="3632835" cy="404495"/>
+                    </a:xfrm>
+                    <a:prstGeom prst="rect">
+                      <a:avLst/>
+                    </a:prstGeom>
+                    <a:noFill/>
+                    <a:ln>
+                      <a:noFill/>
+                    </a:ln>
+                  </pic:spPr>
+                </pic:pic>
+              </a:graphicData>
+            </a:graphic>
+          </wp:inline>
+        </w:drawing>
+      </w:r>
+      <w:r>
+        <w:br w:type="textWrapping"/>
+      </w:r>
+      <w:r>
+        <w:drawing>
+          <wp:inline distT="0" distB="0" distL="114300" distR="114300">
+            <wp:extent cx="4260215" cy="702310"/>
+            <wp:effectExtent l="0" t="0" r="6985" b="8890"/>
+            <wp:docPr id="41" name="Picture 24"/>
+            <wp:cNvGraphicFramePr>
+              <a:graphicFrameLocks xmlns:a="http://schemas.openxmlformats.org/drawingml/2006/main" noChangeAspect="1"/>
+            </wp:cNvGraphicFramePr>
+            <a:graphic xmlns:a="http://schemas.openxmlformats.org/drawingml/2006/main">
+              <a:graphicData uri="http://schemas.openxmlformats.org/drawingml/2006/picture">
+                <pic:pic xmlns:pic="http://schemas.openxmlformats.org/drawingml/2006/picture">
+                  <pic:nvPicPr>
+                    <pic:cNvPr id="41" name="Picture 24"/>
+                    <pic:cNvPicPr>
+                      <a:picLocks noChangeAspect="1"/>
+                    </pic:cNvPicPr>
+                  </pic:nvPicPr>
+                  <pic:blipFill>
+                    <a:blip r:embed="rId35"/>
+                    <a:stretch>
+                      <a:fillRect/>
+                    </a:stretch>
+                  </pic:blipFill>
+                  <pic:spPr>
+                    <a:xfrm>
+                      <a:off x="0" y="0"/>
+                      <a:ext cx="4260215" cy="702310"/>
+                    </a:xfrm>
+                    <a:prstGeom prst="rect">
+                      <a:avLst/>
+                    </a:prstGeom>
+                    <a:noFill/>
+                    <a:ln>
+                      <a:noFill/>
+                    </a:ln>
+                  </pic:spPr>
+                </pic:pic>
+              </a:graphicData>
+            </a:graphic>
+          </wp:inline>
+        </w:drawing>
+      </w:r>
+    </w:p>
+    <w:p>
+      <w:pPr>
+        <w:keepNext w:val="0"/>
+        <w:keepLines w:val="0"/>
+        <w:widowControl/>
+        <w:numPr>
+          <w:ilvl w:val="2"/>
+          <w:numId w:val="11"/>
+        </w:numPr>
+        <w:suppressLineNumbers w:val="0"/>
+        <w:spacing w:before="0" w:beforeAutospacing="0" w:after="0" w:afterAutospacing="0" w:line="360" w:lineRule="auto"/>
+        <w:ind w:left="1260" w:leftChars="0" w:right="0" w:hanging="420" w:firstLineChars="0"/>
+        <w:jc w:val="left"/>
+        <w:rPr>
+          <w:rFonts w:hint="default" w:ascii="Bodoni MT" w:hAnsi="Bodoni MT" w:cs="Bodoni MT"/>
+          <w:color w:val="C00000"/>
+          <w:shd w:val="clear" w:color="FFFFFF" w:fill="D9D9D9"/>
+        </w:rPr>
+      </w:pPr>
+      <w:r>
+        <w:rPr>
+          <w:rFonts w:hint="default" w:ascii="Bodoni MT"/>
+          <w:color w:val="C00000"/>
+          <w:shd w:val="clear" w:color="FFFFFF" w:fill="D9D9D9"/>
+          <w:lang w:val="en-IN"/>
+        </w:rPr>
+        <w:t>Now, if you create one pod using that Pod yaml file, it’ll be created. But it’ll be deleted by our replicaset immediately because the required number of pods is 3, not 4.</w:t>
+      </w:r>
+    </w:p>
+    <w:p>
+      <w:pPr>
+        <w:keepNext w:val="0"/>
+        <w:keepLines w:val="0"/>
+        <w:widowControl/>
+        <w:numPr>
+          <w:ilvl w:val="1"/>
+          <w:numId w:val="11"/>
+        </w:numPr>
+        <w:suppressLineNumbers w:val="0"/>
+        <w:spacing w:before="0" w:beforeAutospacing="0" w:after="0" w:afterAutospacing="0" w:line="360" w:lineRule="auto"/>
+        <w:ind w:left="840" w:leftChars="0" w:right="0" w:hanging="420" w:firstLineChars="0"/>
+        <w:jc w:val="left"/>
+        <w:rPr>
+          <w:rFonts w:hint="default" w:ascii="Bodoni MT" w:hAnsi="Bodoni MT" w:cs="Bodoni MT"/>
+        </w:rPr>
+      </w:pPr>
+      <w:r>
+        <w:rPr>
+          <w:rFonts w:hint="default" w:ascii="Bodoni MT"/>
+          <w:lang w:val="en-IN"/>
+        </w:rPr>
+        <w:t>NOTE</w:t>
+      </w:r>
+    </w:p>
+    <w:p>
+      <w:pPr>
+        <w:keepNext w:val="0"/>
+        <w:keepLines w:val="0"/>
+        <w:widowControl/>
+        <w:numPr>
+          <w:ilvl w:val="2"/>
+          <w:numId w:val="11"/>
+        </w:numPr>
+        <w:suppressLineNumbers w:val="0"/>
+        <w:spacing w:before="0" w:beforeAutospacing="0" w:after="0" w:afterAutospacing="0" w:line="360" w:lineRule="auto"/>
+        <w:ind w:left="1260" w:leftChars="0" w:right="0" w:hanging="420" w:firstLineChars="0"/>
+        <w:jc w:val="left"/>
+        <w:rPr>
+          <w:rFonts w:hint="default" w:ascii="Bodoni MT" w:hAnsi="Bodoni MT" w:cs="Bodoni MT"/>
+        </w:rPr>
+      </w:pPr>
+      <w:r>
+        <w:rPr>
+          <w:rFonts w:hint="default" w:ascii="Bodoni MT"/>
+          <w:lang w:val="en-IN"/>
+        </w:rPr>
+        <w:t>Lets say one pod is having n number of key value pairs in its labels like</w:t>
+      </w:r>
+      <w:r>
+        <w:rPr>
+          <w:rFonts w:hint="default" w:ascii="Bodoni MT"/>
+          <w:lang w:val="en-IN"/>
+        </w:rPr>
+        <w:br w:type="textWrapping"/>
+      </w:r>
+      <w:r>
+        <w:drawing>
+          <wp:inline distT="0" distB="0" distL="114300" distR="114300">
+            <wp:extent cx="1643380" cy="1743075"/>
+            <wp:effectExtent l="0" t="0" r="7620" b="9525"/>
+            <wp:docPr id="42" name="Picture 25"/>
+            <wp:cNvGraphicFramePr>
+              <a:graphicFrameLocks xmlns:a="http://schemas.openxmlformats.org/drawingml/2006/main" noChangeAspect="1"/>
+            </wp:cNvGraphicFramePr>
+            <a:graphic xmlns:a="http://schemas.openxmlformats.org/drawingml/2006/main">
+              <a:graphicData uri="http://schemas.openxmlformats.org/drawingml/2006/picture">
+                <pic:pic xmlns:pic="http://schemas.openxmlformats.org/drawingml/2006/picture">
+                  <pic:nvPicPr>
+                    <pic:cNvPr id="42" name="Picture 25"/>
+                    <pic:cNvPicPr>
+                      <a:picLocks noChangeAspect="1"/>
+                    </pic:cNvPicPr>
+                  </pic:nvPicPr>
+                  <pic:blipFill>
+                    <a:blip r:embed="rId36"/>
+                    <a:stretch>
+                      <a:fillRect/>
+                    </a:stretch>
+                  </pic:blipFill>
+                  <pic:spPr>
+                    <a:xfrm>
+                      <a:off x="0" y="0"/>
+                      <a:ext cx="1643380" cy="1743075"/>
+                    </a:xfrm>
+                    <a:prstGeom prst="rect">
+                      <a:avLst/>
+                    </a:prstGeom>
+                    <a:noFill/>
+                    <a:ln>
+                      <a:noFill/>
+                    </a:ln>
+                  </pic:spPr>
+                </pic:pic>
+              </a:graphicData>
+            </a:graphic>
+          </wp:inline>
+        </w:drawing>
+      </w:r>
+    </w:p>
+    <w:p>
+      <w:pPr>
+        <w:keepNext w:val="0"/>
+        <w:keepLines w:val="0"/>
+        <w:widowControl/>
+        <w:numPr>
+          <w:ilvl w:val="2"/>
+          <w:numId w:val="11"/>
+        </w:numPr>
+        <w:suppressLineNumbers w:val="0"/>
+        <w:spacing w:before="0" w:beforeAutospacing="0" w:after="0" w:afterAutospacing="0" w:line="360" w:lineRule="auto"/>
+        <w:ind w:left="1260" w:leftChars="0" w:right="0" w:hanging="420" w:firstLineChars="0"/>
+        <w:jc w:val="left"/>
+        <w:rPr>
+          <w:rFonts w:hint="default" w:ascii="Bodoni MT" w:hAnsi="Bodoni MT" w:cs="Bodoni MT"/>
+        </w:rPr>
+      </w:pPr>
+      <w:r>
+        <w:rPr>
+          <w:rFonts w:hint="default" w:ascii="Bodoni MT"/>
+          <w:lang w:val="en-IN"/>
+        </w:rPr>
+        <w:t>And, in the replicaset we are writing 2 key value pairs like</w:t>
+      </w:r>
+      <w:r>
+        <w:rPr>
+          <w:rFonts w:hint="default" w:ascii="Bodoni MT"/>
+          <w:lang w:val="en-IN"/>
+        </w:rPr>
+        <w:br w:type="textWrapping"/>
+      </w:r>
+      <w:r>
+        <w:drawing>
+          <wp:inline distT="0" distB="0" distL="114300" distR="114300">
+            <wp:extent cx="2062480" cy="2519045"/>
+            <wp:effectExtent l="0" t="0" r="7620" b="8255"/>
+            <wp:docPr id="43" name="Picture 26"/>
+            <wp:cNvGraphicFramePr>
+              <a:graphicFrameLocks xmlns:a="http://schemas.openxmlformats.org/drawingml/2006/main" noChangeAspect="1"/>
+            </wp:cNvGraphicFramePr>
+            <a:graphic xmlns:a="http://schemas.openxmlformats.org/drawingml/2006/main">
+              <a:graphicData uri="http://schemas.openxmlformats.org/drawingml/2006/picture">
+                <pic:pic xmlns:pic="http://schemas.openxmlformats.org/drawingml/2006/picture">
+                  <pic:nvPicPr>
+                    <pic:cNvPr id="43" name="Picture 26"/>
+                    <pic:cNvPicPr>
+                      <a:picLocks noChangeAspect="1"/>
+                    </pic:cNvPicPr>
+                  </pic:nvPicPr>
+                  <pic:blipFill>
+                    <a:blip r:embed="rId37"/>
+                    <a:stretch>
+                      <a:fillRect/>
+                    </a:stretch>
+                  </pic:blipFill>
+                  <pic:spPr>
+                    <a:xfrm>
+                      <a:off x="0" y="0"/>
+                      <a:ext cx="2062480" cy="2519045"/>
+                    </a:xfrm>
+                    <a:prstGeom prst="rect">
+                      <a:avLst/>
+                    </a:prstGeom>
+                    <a:noFill/>
+                    <a:ln>
+                      <a:noFill/>
+                    </a:ln>
+                  </pic:spPr>
+                </pic:pic>
+              </a:graphicData>
+            </a:graphic>
+          </wp:inline>
+        </w:drawing>
+      </w:r>
+    </w:p>
+    <w:p>
+      <w:pPr>
+        <w:keepNext w:val="0"/>
+        <w:keepLines w:val="0"/>
+        <w:widowControl/>
+        <w:numPr>
+          <w:ilvl w:val="2"/>
+          <w:numId w:val="11"/>
+        </w:numPr>
+        <w:suppressLineNumbers w:val="0"/>
+        <w:spacing w:before="0" w:beforeAutospacing="0" w:after="0" w:afterAutospacing="0" w:line="360" w:lineRule="auto"/>
+        <w:ind w:left="1260" w:leftChars="0" w:right="0" w:hanging="420" w:firstLineChars="0"/>
+        <w:jc w:val="left"/>
+        <w:rPr>
+          <w:rFonts w:hint="default" w:ascii="Bodoni MT" w:hAnsi="Bodoni MT" w:cs="Bodoni MT"/>
+        </w:rPr>
+      </w:pPr>
+      <w:r>
+        <w:rPr>
+          <w:rFonts w:hint="default" w:ascii="Bodoni MT"/>
+          <w:lang w:val="en-IN"/>
+        </w:rPr>
+        <w:t xml:space="preserve">Now, all the Pods having labels both </w:t>
+      </w:r>
+      <w:r>
+        <w:rPr>
+          <w:rFonts w:hint="default" w:ascii="Bodoni MT"/>
+          <w:b/>
+          <w:bCs/>
+          <w:lang w:val="en-IN"/>
+        </w:rPr>
+        <w:t>env: production</w:t>
+      </w:r>
+      <w:r>
+        <w:rPr>
+          <w:rFonts w:hint="default" w:ascii="Bodoni MT"/>
+          <w:b w:val="0"/>
+          <w:bCs w:val="0"/>
+          <w:lang w:val="en-IN"/>
+        </w:rPr>
+        <w:t xml:space="preserve"> and </w:t>
+      </w:r>
+      <w:r>
+        <w:rPr>
+          <w:rFonts w:hint="default" w:ascii="Bodoni MT"/>
+          <w:b/>
+          <w:bCs/>
+          <w:lang w:val="en-IN"/>
+        </w:rPr>
+        <w:t>key1: value1</w:t>
+      </w:r>
+      <w:r>
+        <w:rPr>
+          <w:rFonts w:hint="default" w:ascii="Bodoni MT"/>
+          <w:b w:val="0"/>
+          <w:bCs w:val="0"/>
+          <w:lang w:val="en-IN"/>
+        </w:rPr>
+        <w:t xml:space="preserve"> will be selected.</w:t>
+      </w:r>
+      <w:r>
+        <w:rPr>
+          <w:rFonts w:hint="default" w:ascii="Bodoni MT"/>
+          <w:b w:val="0"/>
+          <w:bCs w:val="0"/>
+          <w:lang w:val="en-IN"/>
+        </w:rPr>
+        <w:br w:type="textWrapping"/>
+      </w:r>
+      <w:r>
+        <w:rPr>
+          <w:rFonts w:hint="default" w:ascii="Bodoni MT"/>
+          <w:b w:val="0"/>
+          <w:bCs w:val="0"/>
+          <w:lang w:val="en-IN"/>
+        </w:rPr>
+        <w:t>If any Pod contains only 1 of these or none of these then it’ll not be selected.</w:t>
+      </w:r>
+    </w:p>
+    <w:p>
+      <w:pPr>
+        <w:keepNext w:val="0"/>
+        <w:keepLines w:val="0"/>
+        <w:widowControl/>
+        <w:numPr>
+          <w:ilvl w:val="2"/>
+          <w:numId w:val="11"/>
+        </w:numPr>
+        <w:suppressLineNumbers w:val="0"/>
+        <w:spacing w:before="0" w:beforeAutospacing="0" w:after="0" w:afterAutospacing="0" w:line="360" w:lineRule="auto"/>
+        <w:ind w:left="1260" w:leftChars="0" w:right="0" w:hanging="420" w:firstLineChars="0"/>
+        <w:jc w:val="left"/>
+        <w:rPr>
+          <w:rFonts w:hint="default" w:ascii="Bodoni MT" w:hAnsi="Bodoni MT" w:cs="Bodoni MT"/>
+          <w:color w:val="C00000"/>
+          <w:shd w:val="clear" w:color="FFFFFF" w:fill="D9D9D9"/>
+        </w:rPr>
+      </w:pPr>
+      <w:r>
+        <w:rPr>
+          <w:rFonts w:hint="default" w:ascii="Bodoni MT"/>
+          <w:b w:val="0"/>
+          <w:bCs w:val="0"/>
+          <w:color w:val="C00000"/>
+          <w:shd w:val="clear" w:color="FFFFFF" w:fill="D9D9D9"/>
+          <w:lang w:val="en-IN"/>
+        </w:rPr>
+        <w:t xml:space="preserve">Simply, the selector works on </w:t>
+      </w:r>
+      <w:r>
+        <w:rPr>
+          <w:rFonts w:hint="default" w:ascii="Bodoni MT"/>
+          <w:b/>
+          <w:bCs/>
+          <w:color w:val="C00000"/>
+          <w:shd w:val="clear" w:color="FFFFFF" w:fill="D9D9D9"/>
+          <w:lang w:val="en-IN"/>
+        </w:rPr>
+        <w:t>‘AND’</w:t>
+      </w:r>
+      <w:r>
+        <w:rPr>
+          <w:rFonts w:hint="default" w:ascii="Bodoni MT"/>
+          <w:b w:val="0"/>
+          <w:bCs w:val="0"/>
+          <w:color w:val="C00000"/>
+          <w:shd w:val="clear" w:color="FFFFFF" w:fill="D9D9D9"/>
+          <w:lang w:val="en-IN"/>
+        </w:rPr>
+        <w:t xml:space="preserve"> concept, not ‘OR’.</w:t>
+      </w:r>
+    </w:p>
+    <w:p>
+      <w:pPr>
+        <w:keepNext w:val="0"/>
+        <w:keepLines w:val="0"/>
+        <w:widowControl/>
+        <w:numPr>
+          <w:numId w:val="0"/>
+        </w:numPr>
+        <w:suppressLineNumbers w:val="0"/>
+        <w:spacing w:before="0" w:beforeAutospacing="0" w:after="0" w:afterAutospacing="0" w:line="360" w:lineRule="auto"/>
+        <w:ind w:right="0" w:rightChars="0"/>
+        <w:jc w:val="left"/>
+        <w:rPr>
+          <w:rFonts w:hint="default" w:ascii="Bodoni MT" w:hAnsi="Bodoni MT" w:cs="Bodoni MT"/>
+        </w:rPr>
+      </w:pPr>
+    </w:p>
+    <w:p>
+      <w:pPr>
+        <w:keepNext w:val="0"/>
+        <w:keepLines w:val="0"/>
+        <w:widowControl/>
+        <w:numPr>
+          <w:ilvl w:val="1"/>
+          <w:numId w:val="11"/>
+        </w:numPr>
+        <w:suppressLineNumbers w:val="0"/>
+        <w:spacing w:before="0" w:beforeAutospacing="0" w:after="0" w:afterAutospacing="0" w:line="360" w:lineRule="auto"/>
+        <w:ind w:left="840" w:leftChars="0" w:right="0" w:hanging="420" w:firstLineChars="0"/>
+        <w:jc w:val="left"/>
+        <w:rPr>
+          <w:rFonts w:hint="default" w:ascii="Bodoni MT" w:hAnsi="Bodoni MT" w:cs="Bodoni MT"/>
+        </w:rPr>
+      </w:pPr>
+      <w:r>
+        <w:rPr>
+          <w:rFonts w:hint="default" w:ascii="Bodoni MT" w:hAnsi="Bodoni MT" w:cs="Bodoni MT"/>
+          <w:lang w:val="en-IN"/>
+        </w:rPr>
+        <w:t>If you execute the command</w:t>
+      </w:r>
+      <w:r>
+        <w:rPr>
+          <w:rFonts w:hint="default" w:ascii="Bodoni MT" w:hAnsi="Bodoni MT" w:cs="Bodoni MT"/>
+          <w:lang w:val="en-IN"/>
+        </w:rPr>
+        <w:br w:type="textWrapping"/>
+      </w:r>
+      <w:r>
+        <w:rPr>
+          <w:rFonts w:hint="default" w:ascii="Bodoni MT" w:hAnsi="Bodoni MT" w:cs="Bodoni MT"/>
+          <w:b/>
+          <w:bCs/>
+          <w:lang w:val="en-IN"/>
+        </w:rPr>
+        <w:t>kubectl edit replicaset &lt;</w:t>
+      </w:r>
+      <w:r>
+        <w:rPr>
+          <w:rFonts w:hint="default" w:ascii="Bodoni MT" w:hAnsi="Bodoni MT" w:cs="Bodoni MT"/>
+          <w:b w:val="0"/>
+          <w:bCs w:val="0"/>
+          <w:lang w:val="en-IN"/>
+        </w:rPr>
+        <w:t>replicaset name</w:t>
+      </w:r>
+      <w:r>
+        <w:rPr>
+          <w:rFonts w:hint="default" w:ascii="Bodoni MT" w:hAnsi="Bodoni MT" w:cs="Bodoni MT"/>
+          <w:b/>
+          <w:bCs/>
+          <w:lang w:val="en-IN"/>
+        </w:rPr>
+        <w:t>&gt;</w:t>
+      </w:r>
+      <w:r>
+        <w:rPr>
+          <w:rFonts w:hint="default" w:ascii="Bodoni MT" w:hAnsi="Bodoni MT" w:cs="Bodoni MT"/>
+          <w:b/>
+          <w:bCs/>
+          <w:lang w:val="en-IN"/>
+        </w:rPr>
+        <w:br w:type="textWrapping"/>
+      </w:r>
+      <w:r>
+        <w:rPr>
+          <w:rFonts w:hint="default" w:ascii="Bodoni MT" w:hAnsi="Bodoni MT" w:cs="Bodoni MT"/>
+          <w:b/>
+          <w:bCs/>
+          <w:lang w:val="en-IN"/>
+        </w:rPr>
+        <w:tab/>
+      </w:r>
+      <w:r>
+        <w:rPr>
+          <w:rFonts w:hint="default" w:ascii="Bodoni MT" w:hAnsi="Bodoni MT" w:cs="Bodoni MT"/>
+          <w:b w:val="0"/>
+          <w:bCs w:val="0"/>
+          <w:lang w:val="en-IN"/>
+        </w:rPr>
+        <w:t>it’ll open a yaml file (that is being created in memory for the currently running replicaset) and you can edit there. It’ll directly reflect on the running services.</w:t>
+      </w:r>
+      <w:r>
+        <w:rPr>
+          <w:rFonts w:hint="default" w:ascii="Bodoni MT" w:hAnsi="Bodoni MT" w:cs="Bodoni MT"/>
+          <w:b w:val="0"/>
+          <w:bCs w:val="0"/>
+          <w:lang w:val="en-IN"/>
+        </w:rPr>
+        <w:br w:type="textWrapping"/>
+      </w:r>
+      <w:r>
+        <w:rPr>
+          <w:rFonts w:hint="default" w:ascii="Bodoni MT" w:hAnsi="Bodoni MT" w:cs="Bodoni MT"/>
+          <w:b w:val="0"/>
+          <w:bCs w:val="0"/>
+          <w:lang w:val="en-IN"/>
+        </w:rPr>
+        <w:tab/>
+        <w:t>It’ll look something like this</w:t>
+      </w:r>
+      <w:r>
+        <w:rPr>
+          <w:rFonts w:hint="default" w:ascii="Bodoni MT" w:hAnsi="Bodoni MT" w:cs="Bodoni MT"/>
+          <w:b w:val="0"/>
+          <w:bCs w:val="0"/>
+          <w:lang w:val="en-IN"/>
+        </w:rPr>
+        <w:br w:type="textWrapping"/>
+      </w:r>
+      <w:r>
+        <w:drawing>
+          <wp:inline distT="0" distB="0" distL="114300" distR="114300">
+            <wp:extent cx="5266055" cy="3361055"/>
+            <wp:effectExtent l="0" t="0" r="4445" b="4445"/>
+            <wp:docPr id="45" name="Picture 28"/>
+            <wp:cNvGraphicFramePr>
+              <a:graphicFrameLocks xmlns:a="http://schemas.openxmlformats.org/drawingml/2006/main" noChangeAspect="1"/>
+            </wp:cNvGraphicFramePr>
+            <a:graphic xmlns:a="http://schemas.openxmlformats.org/drawingml/2006/main">
+              <a:graphicData uri="http://schemas.openxmlformats.org/drawingml/2006/picture">
+                <pic:pic xmlns:pic="http://schemas.openxmlformats.org/drawingml/2006/picture">
+                  <pic:nvPicPr>
+                    <pic:cNvPr id="45" name="Picture 28"/>
+                    <pic:cNvPicPr>
+                      <a:picLocks noChangeAspect="1"/>
+                    </pic:cNvPicPr>
+                  </pic:nvPicPr>
+                  <pic:blipFill>
+                    <a:blip r:embed="rId38"/>
+                    <a:stretch>
+                      <a:fillRect/>
+                    </a:stretch>
+                  </pic:blipFill>
+                  <pic:spPr>
+                    <a:xfrm>
+                      <a:off x="0" y="0"/>
+                      <a:ext cx="5266055" cy="3361055"/>
+                    </a:xfrm>
+                    <a:prstGeom prst="rect">
+                      <a:avLst/>
+                    </a:prstGeom>
+                    <a:noFill/>
+                    <a:ln>
+                      <a:noFill/>
+                    </a:ln>
+                  </pic:spPr>
+                </pic:pic>
+              </a:graphicData>
+            </a:graphic>
+          </wp:inline>
+        </w:drawing>
+      </w:r>
+    </w:p>
+    <w:p>
+      <w:pPr>
+        <w:keepNext w:val="0"/>
+        <w:keepLines w:val="0"/>
+        <w:widowControl/>
+        <w:numPr>
+          <w:ilvl w:val="1"/>
+          <w:numId w:val="11"/>
+        </w:numPr>
+        <w:suppressLineNumbers w:val="0"/>
+        <w:spacing w:before="0" w:beforeAutospacing="0" w:after="0" w:afterAutospacing="0" w:line="360" w:lineRule="auto"/>
+        <w:ind w:left="840" w:leftChars="0" w:right="0" w:hanging="420" w:firstLineChars="0"/>
+        <w:jc w:val="left"/>
+        <w:rPr>
+          <w:rFonts w:hint="default" w:ascii="Bodoni MT" w:hAnsi="Bodoni MT" w:cs="Bodoni MT"/>
+        </w:rPr>
+      </w:pPr>
+      <w:r>
+        <w:rPr>
+          <w:rFonts w:hint="default" w:ascii="Bodoni MT" w:hAnsi="Bodoni MT" w:cs="Bodoni MT"/>
+          <w:lang w:val="en-IN"/>
+        </w:rPr>
+        <w:t xml:space="preserve">I updated the </w:t>
+      </w:r>
+      <w:r>
+        <w:rPr>
+          <w:rFonts w:hint="default" w:ascii="Bodoni MT" w:hAnsi="Bodoni MT" w:cs="Bodoni MT"/>
+          <w:b/>
+          <w:bCs/>
+          <w:i/>
+          <w:iCs/>
+          <w:lang w:val="en-IN"/>
+        </w:rPr>
+        <w:t>replicas</w:t>
+      </w:r>
+      <w:r>
+        <w:rPr>
+          <w:rFonts w:hint="default" w:ascii="Bodoni MT" w:hAnsi="Bodoni MT" w:cs="Bodoni MT"/>
+          <w:b w:val="0"/>
+          <w:bCs w:val="0"/>
+          <w:i w:val="0"/>
+          <w:iCs w:val="0"/>
+          <w:lang w:val="en-IN"/>
+        </w:rPr>
+        <w:t xml:space="preserve"> to 6, and now 6 pods are running</w:t>
+      </w:r>
+      <w:r>
+        <w:rPr>
+          <w:rFonts w:hint="default" w:ascii="Bodoni MT" w:hAnsi="Bodoni MT" w:cs="Bodoni MT"/>
+          <w:b w:val="0"/>
+          <w:bCs w:val="0"/>
+          <w:i w:val="0"/>
+          <w:iCs w:val="0"/>
+          <w:lang w:val="en-IN"/>
+        </w:rPr>
+        <w:br w:type="textWrapping"/>
+      </w:r>
+      <w:r>
+        <w:drawing>
+          <wp:inline distT="0" distB="0" distL="114300" distR="114300">
+            <wp:extent cx="4451350" cy="1511300"/>
+            <wp:effectExtent l="0" t="0" r="6350" b="0"/>
+            <wp:docPr id="46" name="Picture 29"/>
+            <wp:cNvGraphicFramePr>
+              <a:graphicFrameLocks xmlns:a="http://schemas.openxmlformats.org/drawingml/2006/main" noChangeAspect="1"/>
+            </wp:cNvGraphicFramePr>
+            <a:graphic xmlns:a="http://schemas.openxmlformats.org/drawingml/2006/main">
+              <a:graphicData uri="http://schemas.openxmlformats.org/drawingml/2006/picture">
+                <pic:pic xmlns:pic="http://schemas.openxmlformats.org/drawingml/2006/picture">
+                  <pic:nvPicPr>
+                    <pic:cNvPr id="46" name="Picture 29"/>
+                    <pic:cNvPicPr>
+                      <a:picLocks noChangeAspect="1"/>
+                    </pic:cNvPicPr>
+                  </pic:nvPicPr>
+                  <pic:blipFill>
+                    <a:blip r:embed="rId39"/>
+                    <a:stretch>
+                      <a:fillRect/>
+                    </a:stretch>
+                  </pic:blipFill>
+                  <pic:spPr>
+                    <a:xfrm>
+                      <a:off x="0" y="0"/>
+                      <a:ext cx="4451350" cy="1511300"/>
+                    </a:xfrm>
+                    <a:prstGeom prst="rect">
+                      <a:avLst/>
+                    </a:prstGeom>
+                    <a:noFill/>
+                    <a:ln>
+                      <a:noFill/>
+                    </a:ln>
+                  </pic:spPr>
+                </pic:pic>
+              </a:graphicData>
+            </a:graphic>
+          </wp:inline>
+        </w:drawing>
+      </w:r>
+    </w:p>
+    <w:p>
+      <w:pPr>
+        <w:keepNext w:val="0"/>
+        <w:keepLines w:val="0"/>
+        <w:widowControl/>
+        <w:numPr>
+          <w:ilvl w:val="1"/>
+          <w:numId w:val="11"/>
+        </w:numPr>
+        <w:suppressLineNumbers w:val="0"/>
+        <w:spacing w:before="0" w:beforeAutospacing="0" w:after="0" w:afterAutospacing="0" w:line="360" w:lineRule="auto"/>
+        <w:ind w:left="840" w:leftChars="0" w:right="0" w:hanging="420" w:firstLineChars="0"/>
+        <w:jc w:val="left"/>
+        <w:rPr>
+          <w:rFonts w:hint="default" w:ascii="Bodoni MT" w:hAnsi="Bodoni MT" w:cs="Bodoni MT"/>
+        </w:rPr>
+      </w:pPr>
+      <w:r>
+        <w:rPr>
+          <w:rFonts w:hint="default" w:ascii="Bodoni MT" w:hAnsi="Bodoni MT" w:cs="Bodoni MT"/>
+          <w:lang w:val="en-IN"/>
+        </w:rPr>
+        <w:t>NOTE: it’ll not change our yaml file. This yaml file is a temporary version that is being there in memory still the replicaset is running (or not deleted).</w:t>
+      </w:r>
+      <w:r>
+        <w:rPr>
+          <w:rFonts w:hint="default" w:ascii="Bodoni MT" w:hAnsi="Bodoni MT" w:cs="Bodoni MT"/>
+          <w:lang w:val="en-IN"/>
+        </w:rPr>
+        <w:br w:type="textWrapping"/>
+      </w:r>
+      <w:r>
+        <w:rPr>
+          <w:rFonts w:hint="default" w:ascii="Bodoni MT" w:hAnsi="Bodoni MT" w:cs="Bodoni MT"/>
+          <w:lang w:val="en-IN"/>
+        </w:rPr>
+        <w:t>once the replicaset is gone, this temporary yaml will also go.</w:t>
+      </w:r>
+    </w:p>
+    <w:p>
+      <w:pPr>
+        <w:keepNext w:val="0"/>
+        <w:keepLines w:val="0"/>
+        <w:widowControl/>
+        <w:numPr>
+          <w:ilvl w:val="1"/>
+          <w:numId w:val="11"/>
+        </w:numPr>
+        <w:suppressLineNumbers w:val="0"/>
+        <w:spacing w:before="0" w:beforeAutospacing="0" w:after="0" w:afterAutospacing="0" w:line="360" w:lineRule="auto"/>
+        <w:ind w:left="840" w:leftChars="0" w:right="0" w:hanging="420" w:firstLineChars="0"/>
+        <w:jc w:val="left"/>
+        <w:rPr>
+          <w:rFonts w:hint="default" w:ascii="Bodoni MT" w:hAnsi="Bodoni MT" w:cs="Bodoni MT"/>
+        </w:rPr>
+      </w:pPr>
     </w:p>
     <w:p>
       <w:pPr>
@@ -5812,6 +12375,66 @@
     </w:p>
     <w:p>
       <w:pPr>
+        <w:rPr>
+          <w:rFonts w:hint="default" w:ascii="Bodoni MT" w:hAnsi="Bodoni MT" w:cs="Bodoni MT"/>
+        </w:rPr>
+      </w:pPr>
+      <w:r>
+        <w:rPr>
+          <w:rFonts w:hint="default" w:ascii="Bodoni MT" w:hAnsi="Bodoni MT" w:eastAsia="等线" w:cs="Bodoni MT"/>
+          <w:b w:val="0"/>
+          <w:bCs w:val="0"/>
+          <w:color w:val="auto"/>
+          <w:kern w:val="0"/>
+          <w:sz w:val="22"/>
+          <w:szCs w:val="22"/>
+          <w:lang w:val="en-IN" w:eastAsia="zh-CN" w:bidi="ar"/>
+        </w:rPr>
+        <w:br w:type="page"/>
+      </w:r>
+    </w:p>
+    <w:p>
+      <w:pPr>
+        <w:keepNext w:val="0"/>
+        <w:keepLines w:val="0"/>
+        <w:widowControl/>
+        <w:numPr>
+          <w:numId w:val="0"/>
+        </w:numPr>
+        <w:suppressLineNumbers w:val="0"/>
+        <w:spacing w:before="0" w:beforeAutospacing="0" w:after="0" w:afterAutospacing="0" w:line="360" w:lineRule="auto"/>
+        <w:ind w:leftChars="0" w:right="0" w:rightChars="0"/>
+        <w:jc w:val="center"/>
+        <w:rPr>
+          <w:rFonts w:hint="default" w:ascii="Bodoni MT" w:hAnsi="Bodoni MT" w:cs="Bodoni MT"/>
+          <w:b/>
+          <w:bCs/>
+          <w:color w:val="002060"/>
+          <w:sz w:val="40"/>
+          <w:szCs w:val="40"/>
+          <w:highlight w:val="lightGray"/>
+          <w:u w:val="single"/>
+          <w:lang w:val="en-IN"/>
+        </w:rPr>
+      </w:pPr>
+      <w:r>
+        <w:rPr>
+          <w:rFonts w:hint="default" w:ascii="Bodoni MT" w:hAnsi="Bodoni MT" w:eastAsia="等线" w:cs="Bodoni MT"/>
+          <w:b/>
+          <w:bCs/>
+          <w:color w:val="002060"/>
+          <w:kern w:val="0"/>
+          <w:sz w:val="40"/>
+          <w:szCs w:val="40"/>
+          <w:highlight w:val="lightGray"/>
+          <w:u w:val="single"/>
+          <w:lang w:val="en-IN" w:eastAsia="zh-CN" w:bidi="ar"/>
+        </w:rPr>
+        <w:t xml:space="preserve">  Debugging Tips  </w:t>
+      </w:r>
+    </w:p>
+    <w:p>
+      <w:pPr>
         <w:keepNext w:val="0"/>
         <w:keepLines w:val="0"/>
         <w:widowControl/>
@@ -5829,16 +12452,44 @@
       </w:pPr>
       <w:r>
         <w:rPr>
-          <w:rFonts w:hint="default" w:ascii="Bodoni MT" w:hAnsi="Bodoni MT" w:eastAsia="等线" w:cs="Bodoni MT"/>
-          <w:b w:val="0"/>
-          <w:bCs w:val="0"/>
-          <w:color w:val="auto"/>
-          <w:kern w:val="0"/>
-          <w:sz w:val="22"/>
-          <w:szCs w:val="22"/>
-          <w:lang w:val="en-IN" w:eastAsia="zh-CN" w:bidi="ar"/>
-        </w:rPr>
-        <w:t>F</w:t>
+          <w:rFonts w:hint="default" w:ascii="Bodoni MT" w:hAnsi="Bodoni MT" w:cs="Bodoni MT"/>
+          <w:lang w:val="en-IN"/>
+        </w:rPr>
+        <w:t>If the container is not running inside the pods, then see the events at the end after executing the command</w:t>
+      </w:r>
+      <w:r>
+        <w:rPr>
+          <w:rFonts w:hint="default" w:ascii="Bodoni MT" w:hAnsi="Bodoni MT" w:cs="Bodoni MT"/>
+          <w:lang w:val="en-IN"/>
+        </w:rPr>
+        <w:br w:type="textWrapping"/>
+      </w:r>
+      <w:r>
+        <w:rPr>
+          <w:rFonts w:hint="default" w:ascii="Bodoni MT" w:hAnsi="Bodoni MT" w:cs="Bodoni MT"/>
+          <w:b/>
+          <w:bCs/>
+          <w:lang w:val="en-IN"/>
+        </w:rPr>
+        <w:t>kubectl describe pod &lt;</w:t>
+      </w:r>
+      <w:r>
+        <w:rPr>
+          <w:rFonts w:hint="default" w:ascii="Bodoni MT" w:hAnsi="Bodoni MT" w:cs="Bodoni MT"/>
+          <w:b w:val="0"/>
+          <w:bCs w:val="0"/>
+          <w:lang w:val="en-IN"/>
+        </w:rPr>
+        <w:t>pod name</w:t>
+      </w:r>
+      <w:r>
+        <w:rPr>
+          <w:rFonts w:hint="default" w:ascii="Bodoni MT" w:hAnsi="Bodoni MT" w:cs="Bodoni MT"/>
+          <w:b/>
+          <w:bCs/>
+          <w:lang w:val="en-IN"/>
+        </w:rPr>
+        <w:t>&gt;</w:t>
       </w:r>
     </w:p>
     <w:p>
@@ -5858,174 +12509,6 @@
           <w:rFonts w:hint="default" w:ascii="Bodoni MT" w:hAnsi="Bodoni MT" w:cs="Bodoni MT"/>
         </w:rPr>
       </w:pPr>
-      <w:r>
-        <w:rPr>
-          <w:rFonts w:hint="default" w:ascii="Bodoni MT" w:hAnsi="Bodoni MT" w:eastAsia="等线" w:cs="Bodoni MT"/>
-          <w:b w:val="0"/>
-          <w:bCs w:val="0"/>
-          <w:color w:val="auto"/>
-          <w:kern w:val="0"/>
-          <w:sz w:val="22"/>
-          <w:szCs w:val="22"/>
-          <w:lang w:val="en-IN" w:eastAsia="zh-CN" w:bidi="ar"/>
-        </w:rPr>
-        <w:t>F</w:t>
-      </w:r>
-    </w:p>
-    <w:p>
-      <w:pPr>
-        <w:keepNext w:val="0"/>
-        <w:keepLines w:val="0"/>
-        <w:widowControl/>
-        <w:numPr>
-          <w:ilvl w:val="0"/>
-          <w:numId w:val="11"/>
-        </w:numPr>
-        <w:suppressLineNumbers w:val="0"/>
-        <w:spacing w:before="0" w:beforeAutospacing="0" w:after="0" w:afterAutospacing="0" w:line="360" w:lineRule="auto"/>
-        <w:ind w:left="420" w:leftChars="0" w:right="0" w:hanging="420" w:firstLineChars="0"/>
-        <w:jc w:val="left"/>
-        <w:rPr>
-          <w:rFonts w:hint="default" w:ascii="Bodoni MT" w:hAnsi="Bodoni MT" w:cs="Bodoni MT"/>
-        </w:rPr>
-      </w:pPr>
-      <w:r>
-        <w:rPr>
-          <w:rFonts w:hint="default" w:ascii="Bodoni MT" w:hAnsi="Bodoni MT" w:eastAsia="等线" w:cs="Bodoni MT"/>
-          <w:b w:val="0"/>
-          <w:bCs w:val="0"/>
-          <w:color w:val="auto"/>
-          <w:kern w:val="0"/>
-          <w:sz w:val="22"/>
-          <w:szCs w:val="22"/>
-          <w:lang w:val="en-IN" w:eastAsia="zh-CN" w:bidi="ar"/>
-        </w:rPr>
-        <w:t>F</w:t>
-      </w:r>
-    </w:p>
-    <w:p>
-      <w:pPr>
-        <w:keepNext w:val="0"/>
-        <w:keepLines w:val="0"/>
-        <w:widowControl/>
-        <w:numPr>
-          <w:ilvl w:val="0"/>
-          <w:numId w:val="11"/>
-        </w:numPr>
-        <w:suppressLineNumbers w:val="0"/>
-        <w:spacing w:before="0" w:beforeAutospacing="0" w:after="0" w:afterAutospacing="0" w:line="360" w:lineRule="auto"/>
-        <w:ind w:left="420" w:leftChars="0" w:right="0" w:hanging="420" w:firstLineChars="0"/>
-        <w:jc w:val="left"/>
-        <w:rPr>
-          <w:rFonts w:hint="default" w:ascii="Bodoni MT" w:hAnsi="Bodoni MT" w:cs="Bodoni MT"/>
-        </w:rPr>
-      </w:pPr>
-      <w:r>
-        <w:rPr>
-          <w:rFonts w:hint="default" w:ascii="Bodoni MT" w:hAnsi="Bodoni MT" w:eastAsia="等线" w:cs="Bodoni MT"/>
-          <w:b w:val="0"/>
-          <w:bCs w:val="0"/>
-          <w:color w:val="auto"/>
-          <w:kern w:val="0"/>
-          <w:sz w:val="22"/>
-          <w:szCs w:val="22"/>
-          <w:lang w:val="en-IN" w:eastAsia="zh-CN" w:bidi="ar"/>
-        </w:rPr>
-        <w:t>F</w:t>
-      </w:r>
-    </w:p>
-    <w:p>
-      <w:pPr>
-        <w:keepNext w:val="0"/>
-        <w:keepLines w:val="0"/>
-        <w:widowControl/>
-        <w:numPr>
-          <w:ilvl w:val="0"/>
-          <w:numId w:val="11"/>
-        </w:numPr>
-        <w:suppressLineNumbers w:val="0"/>
-        <w:spacing w:before="0" w:beforeAutospacing="0" w:after="0" w:afterAutospacing="0" w:line="360" w:lineRule="auto"/>
-        <w:ind w:left="420" w:leftChars="0" w:right="0" w:hanging="420" w:firstLineChars="0"/>
-        <w:jc w:val="left"/>
-        <w:rPr>
-          <w:rFonts w:hint="default" w:ascii="Bodoni MT" w:hAnsi="Bodoni MT" w:cs="Bodoni MT"/>
-        </w:rPr>
-      </w:pPr>
-      <w:r>
-        <w:rPr>
-          <w:rFonts w:hint="default" w:ascii="Bodoni MT" w:hAnsi="Bodoni MT" w:eastAsia="等线" w:cs="Bodoni MT"/>
-          <w:b w:val="0"/>
-          <w:bCs w:val="0"/>
-          <w:color w:val="auto"/>
-          <w:kern w:val="0"/>
-          <w:sz w:val="22"/>
-          <w:szCs w:val="22"/>
-          <w:lang w:val="en-IN" w:eastAsia="zh-CN" w:bidi="ar"/>
-        </w:rPr>
-        <w:t>F</w:t>
-      </w:r>
-    </w:p>
-    <w:p>
-      <w:pPr>
-        <w:keepNext w:val="0"/>
-        <w:keepLines w:val="0"/>
-        <w:widowControl/>
-        <w:numPr>
-          <w:ilvl w:val="0"/>
-          <w:numId w:val="11"/>
-        </w:numPr>
-        <w:suppressLineNumbers w:val="0"/>
-        <w:spacing w:before="0" w:beforeAutospacing="0" w:after="0" w:afterAutospacing="0" w:line="360" w:lineRule="auto"/>
-        <w:ind w:left="420" w:leftChars="0" w:right="0" w:hanging="420" w:firstLineChars="0"/>
-        <w:jc w:val="left"/>
-        <w:rPr>
-          <w:rFonts w:hint="default" w:ascii="Bodoni MT" w:hAnsi="Bodoni MT" w:cs="Bodoni MT"/>
-        </w:rPr>
-      </w:pPr>
-      <w:r>
-        <w:rPr>
-          <w:rFonts w:hint="default" w:ascii="Bodoni MT" w:hAnsi="Bodoni MT" w:eastAsia="等线" w:cs="Bodoni MT"/>
-          <w:b w:val="0"/>
-          <w:bCs w:val="0"/>
-          <w:color w:val="auto"/>
-          <w:kern w:val="0"/>
-          <w:sz w:val="22"/>
-          <w:szCs w:val="22"/>
-          <w:lang w:val="en-IN" w:eastAsia="zh-CN" w:bidi="ar"/>
-        </w:rPr>
-        <w:t>F</w:t>
-      </w:r>
-    </w:p>
-    <w:p>
-      <w:pPr>
-        <w:keepNext w:val="0"/>
-        <w:keepLines w:val="0"/>
-        <w:widowControl/>
-        <w:numPr>
-          <w:ilvl w:val="0"/>
-          <w:numId w:val="11"/>
-        </w:numPr>
-        <w:suppressLineNumbers w:val="0"/>
-        <w:spacing w:before="0" w:beforeAutospacing="0" w:after="0" w:afterAutospacing="0" w:line="360" w:lineRule="auto"/>
-        <w:ind w:left="420" w:leftChars="0" w:right="0" w:hanging="420" w:firstLineChars="0"/>
-        <w:jc w:val="left"/>
-        <w:rPr>
-          <w:rFonts w:hint="default" w:ascii="Bodoni MT" w:hAnsi="Bodoni MT" w:cs="Bodoni MT"/>
-        </w:rPr>
-      </w:pPr>
-      <w:r>
-        <w:rPr>
-          <w:rFonts w:hint="default" w:ascii="Bodoni MT" w:hAnsi="Bodoni MT" w:eastAsia="等线" w:cs="Bodoni MT"/>
-          <w:b w:val="0"/>
-          <w:bCs w:val="0"/>
-          <w:color w:val="auto"/>
-          <w:kern w:val="0"/>
-          <w:sz w:val="22"/>
-          <w:szCs w:val="22"/>
-          <w:lang w:val="en-IN" w:eastAsia="zh-CN" w:bidi="ar"/>
-        </w:rPr>
-        <w:t>F</w:t>
-      </w:r>
     </w:p>
     <w:p>
       <w:pPr>
@@ -6175,7 +12658,7 @@
                     </pic:cNvPicPr>
                   </pic:nvPicPr>
                   <pic:blipFill>
-                    <a:blip r:embed="rId16"/>
+                    <a:blip r:embed="rId40"/>
                     <a:stretch>
                       <a:fillRect/>
                     </a:stretch>
@@ -6860,7 +13343,7 @@
     <w:lsdException w:qFormat="1" w:uiPriority="0" w:name="heading 8"/>
     <w:lsdException w:qFormat="1" w:uiPriority="0" w:name="heading 9"/>
     <w:lsdException w:qFormat="1" w:unhideWhenUsed="0" w:uiPriority="0" w:semiHidden="0" w:name="index 1"/>
-    <w:lsdException w:unhideWhenUsed="0" w:uiPriority="0" w:semiHidden="0" w:name="index 2"/>
+    <w:lsdException w:qFormat="1" w:unhideWhenUsed="0" w:uiPriority="0" w:semiHidden="0" w:name="index 2"/>
     <w:lsdException w:unhideWhenUsed="0" w:uiPriority="0" w:semiHidden="0" w:name="index 3"/>
     <w:lsdException w:unhideWhenUsed="0" w:uiPriority="0" w:semiHidden="0" w:name="index 4"/>
     <w:lsdException w:qFormat="1" w:unhideWhenUsed="0" w:uiPriority="0" w:semiHidden="0" w:name="index 5"/>
@@ -6882,7 +13365,7 @@
     <w:lsdException w:qFormat="1" w:unhideWhenUsed="0" w:uiPriority="0" w:semiHidden="0" w:name="annotation text"/>
     <w:lsdException w:qFormat="1" w:unhideWhenUsed="0" w:uiPriority="0" w:semiHidden="0" w:name="header"/>
     <w:lsdException w:qFormat="1" w:unhideWhenUsed="0" w:uiPriority="0" w:semiHidden="0" w:name="footer"/>
-    <w:lsdException w:unhideWhenUsed="0" w:uiPriority="0" w:semiHidden="0" w:name="index heading"/>
+    <w:lsdException w:qFormat="1" w:unhideWhenUsed="0" w:uiPriority="0" w:semiHidden="0" w:name="index heading"/>
     <w:lsdException w:qFormat="1" w:uiPriority="0" w:name="caption"/>
     <w:lsdException w:qFormat="1" w:unhideWhenUsed="0" w:uiPriority="0" w:semiHidden="0" w:name="table of figures"/>
     <w:lsdException w:qFormat="1" w:unhideWhenUsed="0" w:uiPriority="0" w:semiHidden="0" w:name="envelope address"/>
@@ -6933,7 +13416,7 @@
     <w:lsdException w:qFormat="1" w:unhideWhenUsed="0" w:uiPriority="0" w:semiHidden="0" w:name="Body Text 3"/>
     <w:lsdException w:qFormat="1" w:unhideWhenUsed="0" w:uiPriority="0" w:semiHidden="0" w:name="Body Text Indent 2"/>
     <w:lsdException w:qFormat="1" w:unhideWhenUsed="0" w:uiPriority="0" w:semiHidden="0" w:name="Body Text Indent 3"/>
-    <w:lsdException w:unhideWhenUsed="0" w:uiPriority="0" w:semiHidden="0" w:name="Block Text"/>
+    <w:lsdException w:qFormat="1" w:unhideWhenUsed="0" w:uiPriority="0" w:semiHidden="0" w:name="Block Text"/>
     <w:lsdException w:unhideWhenUsed="0" w:uiPriority="0" w:semiHidden="0" w:name="Hyperlink"/>
     <w:lsdException w:qFormat="1" w:unhideWhenUsed="0" w:uiPriority="0" w:semiHidden="0" w:name="FollowedHyperlink"/>
     <w:lsdException w:qFormat="1" w:unhideWhenUsed="0" w:uiPriority="0" w:semiHidden="0" w:name="Strong"/>
@@ -6996,7 +13479,7 @@
     <w:lsdException w:qFormat="1" w:unhideWhenUsed="0" w:uiPriority="0" w:semiHidden="0" w:name="Table Web 1"/>
     <w:lsdException w:qFormat="1" w:unhideWhenUsed="0" w:uiPriority="0" w:semiHidden="0" w:name="Table Web 2"/>
     <w:lsdException w:qFormat="1" w:unhideWhenUsed="0" w:uiPriority="0" w:semiHidden="0" w:name="Table Web 3"/>
-    <w:lsdException w:unhideWhenUsed="0" w:uiPriority="0" w:semiHidden="0" w:name="Balloon Text"/>
+    <w:lsdException w:qFormat="1" w:unhideWhenUsed="0" w:uiPriority="0" w:semiHidden="0" w:name="Balloon Text"/>
     <w:lsdException w:qFormat="1" w:unhideWhenUsed="0" w:uiPriority="0" w:semiHidden="0" w:name="Table Grid"/>
     <w:lsdException w:qFormat="1" w:unhideWhenUsed="0" w:uiPriority="0" w:semiHidden="0" w:name="Table Theme"/>
     <w:lsdException w:qFormat="1" w:unhideWhenUsed="0" w:uiPriority="60" w:semiHidden="0" w:name="Light Shading"/>
@@ -7029,7 +13512,7 @@
     <w:lsdException w:qFormat="1" w:unhideWhenUsed="0" w:uiPriority="73" w:semiHidden="0" w:name="Colorful Grid Accent 1"/>
     <w:lsdException w:qFormat="1" w:unhideWhenUsed="0" w:uiPriority="60" w:semiHidden="0" w:name="Light Shading Accent 2"/>
     <w:lsdException w:unhideWhenUsed="0" w:uiPriority="61" w:semiHidden="0" w:name="Light List Accent 2"/>
-    <w:lsdException w:unhideWhenUsed="0" w:uiPriority="62" w:semiHidden="0" w:name="Light Grid Accent 2"/>
+    <w:lsdException w:qFormat="1" w:unhideWhenUsed="0" w:uiPriority="62" w:semiHidden="0" w:name="Light Grid Accent 2"/>
     <w:lsdException w:unhideWhenUsed="0" w:uiPriority="63" w:semiHidden="0" w:name="Medium Shading 1 Accent 2"/>
     <w:lsdException w:unhideWhenUsed="0" w:uiPriority="64" w:semiHidden="0" w:name="Medium Shading 2 Accent 2"/>
     <w:lsdException w:unhideWhenUsed="0" w:uiPriority="65" w:semiHidden="0" w:name="Medium List 1 Accent 2"/>
@@ -7316,6 +13799,7 @@
   <w:style w:type="paragraph" w:styleId="13">
     <w:name w:val="Balloon Text"/>
     <w:basedOn w:val="1"/>
+    <w:qFormat/>
     <w:uiPriority w:val="0"/>
     <w:rPr>
       <w:sz w:val="16"/>
@@ -7325,6 +13809,7 @@
   <w:style w:type="paragraph" w:styleId="14">
     <w:name w:val="Block Text"/>
     <w:basedOn w:val="1"/>
+    <w:qFormat/>
     <w:uiPriority w:val="0"/>
     <w:pPr>
       <w:spacing w:after="120"/>
@@ -7734,6 +14219,7 @@
     <w:name w:val="index 2"/>
     <w:basedOn w:val="1"/>
     <w:next w:val="1"/>
+    <w:qFormat/>
     <w:uiPriority w:val="0"/>
     <w:pPr>
       <w:ind w:left="200" w:leftChars="200"/>
@@ -7810,6 +14296,7 @@
     <w:name w:val="index heading"/>
     <w:basedOn w:val="1"/>
     <w:next w:val="52"/>
+    <w:qFormat/>
     <w:uiPriority w:val="0"/>
     <w:rPr>
       <w:rFonts w:ascii="Arial" w:hAnsi="Arial" w:cs="Arial"/>
@@ -12848,6 +19335,7 @@
   <w:style w:type="table" w:styleId="167">
     <w:name w:val="Light Grid Accent 2"/>
     <w:basedOn w:val="12"/>
+    <w:qFormat/>
     <w:uiPriority w:val="62"/>
     <w:tblPr>
       <w:tblBorders>

--- a/docs (kubernetes)/kubernetes_for_absolute_beginners_kodekloud.docx
+++ b/docs (kubernetes)/kubernetes_for_absolute_beginners_kodekloud.docx
@@ -9697,8 +9697,6 @@
         </w:rPr>
         <w:t>Or the below command without mentioning the yaml file.</w:t>
       </w:r>
-      <w:bookmarkStart w:id="0" w:name="_GoBack"/>
-      <w:bookmarkEnd w:id="0"/>
       <w:r>
         <w:rPr>
           <w:rFonts w:hint="default" w:ascii="Bodoni MT" w:hAnsi="Bodoni MT" w:cs="Bodoni MT"/>
@@ -12065,6 +12063,65 @@
     </w:p>
     <w:p>
       <w:pPr>
+        <w:rPr>
+          <w:rFonts w:hint="default" w:ascii="Bodoni MT" w:hAnsi="Bodoni MT" w:cs="Bodoni MT"/>
+        </w:rPr>
+      </w:pPr>
+      <w:r>
+        <w:rPr>
+          <w:rFonts w:hint="default" w:ascii="Bodoni MT" w:hAnsi="Bodoni MT" w:eastAsia="等线" w:cs="Bodoni MT"/>
+          <w:b w:val="0"/>
+          <w:bCs w:val="0"/>
+          <w:color w:val="auto"/>
+          <w:kern w:val="0"/>
+          <w:sz w:val="22"/>
+          <w:szCs w:val="22"/>
+          <w:lang w:val="en-IN" w:eastAsia="zh-CN" w:bidi="ar"/>
+        </w:rPr>
+        <w:br w:type="page"/>
+      </w:r>
+    </w:p>
+    <w:p>
+      <w:pPr>
+        <w:keepNext w:val="0"/>
+        <w:keepLines w:val="0"/>
+        <w:widowControl/>
+        <w:numPr>
+          <w:numId w:val="0"/>
+        </w:numPr>
+        <w:suppressLineNumbers w:val="0"/>
+        <w:spacing w:before="0" w:beforeAutospacing="0" w:after="0" w:afterAutospacing="0" w:line="360" w:lineRule="auto"/>
+        <w:ind w:leftChars="0" w:right="0" w:rightChars="0"/>
+        <w:jc w:val="center"/>
+        <w:rPr>
+          <w:rFonts w:hint="default" w:ascii="Bodoni MT" w:hAnsi="Bodoni MT" w:cs="Bodoni MT"/>
+          <w:b/>
+          <w:bCs/>
+          <w:color w:val="002060"/>
+          <w:sz w:val="40"/>
+          <w:szCs w:val="40"/>
+          <w:highlight w:val="lightGray"/>
+          <w:u w:val="single"/>
+          <w:lang w:val="en-IN"/>
+        </w:rPr>
+      </w:pPr>
+      <w:r>
+        <w:rPr>
+          <w:rFonts w:hint="default" w:ascii="Bodoni MT" w:hAnsi="Bodoni MT" w:cs="Bodoni MT"/>
+          <w:b/>
+          <w:bCs/>
+          <w:color w:val="002060"/>
+          <w:sz w:val="40"/>
+          <w:szCs w:val="40"/>
+          <w:highlight w:val="lightGray"/>
+          <w:u w:val="single"/>
+          <w:lang w:val="en-IN"/>
+        </w:rPr>
+        <w:t xml:space="preserve">  Deployments  </w:t>
+      </w:r>
+    </w:p>
+    <w:p>
+      <w:pPr>
         <w:keepNext w:val="0"/>
         <w:keepLines w:val="0"/>
         <w:widowControl/>
@@ -12082,16 +12139,641 @@
       </w:pPr>
       <w:r>
         <w:rPr>
-          <w:rFonts w:hint="default" w:ascii="Bodoni MT" w:hAnsi="Bodoni MT" w:eastAsia="等线" w:cs="Bodoni MT"/>
-          <w:b w:val="0"/>
-          <w:bCs w:val="0"/>
-          <w:color w:val="auto"/>
-          <w:kern w:val="0"/>
-          <w:sz w:val="22"/>
-          <w:szCs w:val="22"/>
-          <w:lang w:val="en-IN" w:eastAsia="zh-CN" w:bidi="ar"/>
-        </w:rPr>
-        <w:t>F</w:t>
+          <w:rFonts w:hint="default" w:ascii="Bodoni MT" w:hAnsi="Bodoni MT" w:cs="Bodoni MT"/>
+          <w:lang w:val="en-IN"/>
+        </w:rPr>
+        <w:t>Consider the below scenario</w:t>
+      </w:r>
+    </w:p>
+    <w:p>
+      <w:pPr>
+        <w:keepNext w:val="0"/>
+        <w:keepLines w:val="0"/>
+        <w:widowControl/>
+        <w:numPr>
+          <w:ilvl w:val="1"/>
+          <w:numId w:val="11"/>
+        </w:numPr>
+        <w:suppressLineNumbers w:val="0"/>
+        <w:spacing w:before="0" w:beforeAutospacing="0" w:after="0" w:afterAutospacing="0" w:line="360" w:lineRule="auto"/>
+        <w:ind w:left="840" w:leftChars="0" w:right="0" w:hanging="420" w:firstLineChars="0"/>
+        <w:jc w:val="left"/>
+        <w:rPr>
+          <w:rFonts w:hint="default" w:ascii="Bodoni MT" w:hAnsi="Bodoni MT" w:cs="Bodoni MT"/>
+        </w:rPr>
+      </w:pPr>
+      <w:r>
+        <w:rPr>
+          <w:rFonts w:hint="default" w:ascii="Bodoni MT" w:hAnsi="Bodoni MT" w:cs="Bodoni MT"/>
+          <w:lang w:val="en-IN"/>
+        </w:rPr>
+        <w:t xml:space="preserve">You have a </w:t>
+      </w:r>
+      <w:r>
+        <w:rPr>
+          <w:rFonts w:hint="default" w:ascii="Bodoni MT" w:hAnsi="Bodoni MT" w:cs="Bodoni MT"/>
+          <w:i/>
+          <w:iCs/>
+          <w:lang w:val="en-IN"/>
+        </w:rPr>
+        <w:t>web server</w:t>
+      </w:r>
+      <w:r>
+        <w:rPr>
+          <w:rFonts w:hint="default" w:ascii="Bodoni MT" w:hAnsi="Bodoni MT" w:cs="Bodoni MT"/>
+          <w:i w:val="0"/>
+          <w:iCs w:val="0"/>
+          <w:lang w:val="en-IN"/>
+        </w:rPr>
+        <w:t xml:space="preserve"> to deploy.</w:t>
+      </w:r>
+    </w:p>
+    <w:p>
+      <w:pPr>
+        <w:keepNext w:val="0"/>
+        <w:keepLines w:val="0"/>
+        <w:widowControl/>
+        <w:numPr>
+          <w:ilvl w:val="1"/>
+          <w:numId w:val="11"/>
+        </w:numPr>
+        <w:suppressLineNumbers w:val="0"/>
+        <w:spacing w:before="0" w:beforeAutospacing="0" w:after="0" w:afterAutospacing="0" w:line="360" w:lineRule="auto"/>
+        <w:ind w:left="840" w:leftChars="0" w:right="0" w:hanging="420" w:firstLineChars="0"/>
+        <w:jc w:val="left"/>
+        <w:rPr>
+          <w:rFonts w:hint="default" w:ascii="Bodoni MT" w:hAnsi="Bodoni MT" w:cs="Bodoni MT"/>
+        </w:rPr>
+      </w:pPr>
+      <w:r>
+        <w:rPr>
+          <w:rFonts w:hint="default" w:ascii="Bodoni MT" w:hAnsi="Bodoni MT" w:cs="Bodoni MT"/>
+          <w:i w:val="0"/>
+          <w:iCs w:val="0"/>
+          <w:lang w:val="en-IN"/>
+        </w:rPr>
+        <w:t>You want it to have multiple instances to distribute the load properly and to have high availability.</w:t>
+      </w:r>
+    </w:p>
+    <w:p>
+      <w:pPr>
+        <w:keepNext w:val="0"/>
+        <w:keepLines w:val="0"/>
+        <w:widowControl/>
+        <w:numPr>
+          <w:ilvl w:val="1"/>
+          <w:numId w:val="11"/>
+        </w:numPr>
+        <w:suppressLineNumbers w:val="0"/>
+        <w:spacing w:before="0" w:beforeAutospacing="0" w:after="0" w:afterAutospacing="0" w:line="360" w:lineRule="auto"/>
+        <w:ind w:left="840" w:leftChars="0" w:right="0" w:hanging="420" w:firstLineChars="0"/>
+        <w:jc w:val="left"/>
+        <w:rPr>
+          <w:rFonts w:hint="default" w:ascii="Bodoni MT" w:hAnsi="Bodoni MT" w:cs="Bodoni MT"/>
+        </w:rPr>
+      </w:pPr>
+      <w:r>
+        <w:rPr>
+          <w:rFonts w:hint="default" w:ascii="Bodoni MT" w:hAnsi="Bodoni MT" w:cs="Bodoni MT"/>
+          <w:lang w:val="en-IN"/>
+        </w:rPr>
+        <w:t>When a new version of the application present in the Docker registry, you want to upgrade the instances.</w:t>
+      </w:r>
+      <w:r>
+        <w:rPr>
+          <w:rFonts w:hint="default" w:ascii="Bodoni MT" w:hAnsi="Bodoni MT" w:cs="Bodoni MT"/>
+          <w:lang w:val="en-IN"/>
+        </w:rPr>
+        <w:br w:type="textWrapping"/>
+      </w:r>
+      <w:r>
+        <w:rPr>
+          <w:rFonts w:hint="default" w:ascii="Bodoni MT" w:hAnsi="Bodoni MT" w:cs="Bodoni MT"/>
+          <w:lang w:val="en-IN"/>
+        </w:rPr>
+        <w:t xml:space="preserve">But not at once, it should be upgraded ONE-BY-ONE. This process is called </w:t>
+      </w:r>
+      <w:r>
+        <w:rPr>
+          <w:rFonts w:hint="default" w:ascii="Bodoni MT" w:hAnsi="Bodoni MT" w:cs="Bodoni MT"/>
+          <w:b/>
+          <w:bCs/>
+          <w:i/>
+          <w:iCs/>
+          <w:color w:val="7030A0"/>
+          <w:lang w:val="en-IN"/>
+        </w:rPr>
+        <w:t>Rolling Update</w:t>
+      </w:r>
+      <w:r>
+        <w:rPr>
+          <w:rFonts w:hint="default" w:ascii="Bodoni MT" w:hAnsi="Bodoni MT" w:cs="Bodoni MT"/>
+          <w:b w:val="0"/>
+          <w:bCs w:val="0"/>
+          <w:i w:val="0"/>
+          <w:iCs w:val="0"/>
+          <w:lang w:val="en-IN"/>
+        </w:rPr>
+        <w:t>, to minimize user disruption.</w:t>
+      </w:r>
+      <w:r>
+        <w:rPr>
+          <w:rFonts w:hint="default" w:ascii="Bodoni MT" w:hAnsi="Bodoni MT" w:cs="Bodoni MT"/>
+          <w:b w:val="0"/>
+          <w:bCs w:val="0"/>
+          <w:i w:val="0"/>
+          <w:iCs w:val="0"/>
+          <w:lang w:val="en-IN"/>
+        </w:rPr>
+        <w:br w:type="textWrapping"/>
+      </w:r>
+      <w:r>
+        <w:rPr>
+          <w:rFonts w:hint="default" w:ascii="Bodoni MT" w:hAnsi="Bodoni MT" w:cs="Bodoni MT"/>
+          <w:b w:val="0"/>
+          <w:bCs w:val="0"/>
+          <w:i w:val="0"/>
+          <w:iCs w:val="0"/>
+          <w:lang w:val="en-IN"/>
+        </w:rPr>
+        <w:t xml:space="preserve">Without </w:t>
+      </w:r>
+      <w:r>
+        <w:rPr>
+          <w:rFonts w:hint="default" w:ascii="Bodoni MT" w:hAnsi="Bodoni MT" w:cs="Bodoni MT"/>
+          <w:b w:val="0"/>
+          <w:bCs w:val="0"/>
+          <w:i/>
+          <w:iCs/>
+          <w:lang w:val="en-IN"/>
+        </w:rPr>
+        <w:t>Rolling Update</w:t>
+      </w:r>
+      <w:r>
+        <w:rPr>
+          <w:rFonts w:hint="default" w:ascii="Bodoni MT" w:hAnsi="Bodoni MT" w:cs="Bodoni MT"/>
+          <w:b w:val="0"/>
+          <w:bCs w:val="0"/>
+          <w:i w:val="0"/>
+          <w:iCs w:val="0"/>
+          <w:lang w:val="en-IN"/>
+        </w:rPr>
+        <w:t xml:space="preserve"> (i.e. upgrade one-by-one) </w:t>
+      </w:r>
+      <w:r>
+        <w:rPr>
+          <w:rFonts w:hint="default" w:ascii="Bodoni MT" w:hAnsi="Bodoni MT" w:cs="Bodoni MT"/>
+          <w:b w:val="0"/>
+          <w:bCs w:val="0"/>
+          <w:i w:val="0"/>
+          <w:iCs w:val="0"/>
+          <w:shd w:val="clear" w:color="FFFFFF" w:fill="D9D9D9"/>
+          <w:lang w:val="en-IN"/>
+        </w:rPr>
+        <w:t>user will face downtime</w:t>
+      </w:r>
+      <w:r>
+        <w:rPr>
+          <w:rFonts w:hint="default" w:ascii="Bodoni MT" w:hAnsi="Bodoni MT" w:cs="Bodoni MT"/>
+          <w:b w:val="0"/>
+          <w:bCs w:val="0"/>
+          <w:i w:val="0"/>
+          <w:iCs w:val="0"/>
+          <w:lang w:val="en-IN"/>
+        </w:rPr>
+        <w:t>.</w:t>
+      </w:r>
+    </w:p>
+    <w:p>
+      <w:pPr>
+        <w:keepNext w:val="0"/>
+        <w:keepLines w:val="0"/>
+        <w:widowControl/>
+        <w:numPr>
+          <w:ilvl w:val="1"/>
+          <w:numId w:val="11"/>
+        </w:numPr>
+        <w:suppressLineNumbers w:val="0"/>
+        <w:spacing w:before="0" w:beforeAutospacing="0" w:after="0" w:afterAutospacing="0" w:line="360" w:lineRule="auto"/>
+        <w:ind w:left="840" w:leftChars="0" w:right="0" w:hanging="420" w:firstLineChars="0"/>
+        <w:jc w:val="left"/>
+        <w:rPr>
+          <w:rFonts w:hint="default" w:ascii="Bodoni MT" w:hAnsi="Bodoni MT" w:cs="Bodoni MT"/>
+        </w:rPr>
+      </w:pPr>
+      <w:r>
+        <w:rPr>
+          <w:rFonts w:hint="default" w:ascii="Bodoni MT" w:hAnsi="Bodoni MT" w:cs="Bodoni MT"/>
+          <w:lang w:val="en-IN"/>
+        </w:rPr>
+        <w:t xml:space="preserve">In case an update introduces an Error, a quick </w:t>
+      </w:r>
+      <w:r>
+        <w:rPr>
+          <w:rFonts w:hint="default" w:ascii="Bodoni MT" w:hAnsi="Bodoni MT" w:cs="Bodoni MT"/>
+          <w:b/>
+          <w:bCs/>
+          <w:color w:val="7030A0"/>
+          <w:lang w:val="en-IN"/>
+        </w:rPr>
+        <w:t xml:space="preserve">rollback </w:t>
+      </w:r>
+      <w:r>
+        <w:rPr>
+          <w:rFonts w:hint="default" w:ascii="Bodoni MT" w:hAnsi="Bodoni MT" w:cs="Bodoni MT"/>
+          <w:lang w:val="en-IN"/>
+        </w:rPr>
+        <w:t>mechanism is essential.</w:t>
+      </w:r>
+    </w:p>
+    <w:p>
+      <w:pPr>
+        <w:keepNext w:val="0"/>
+        <w:keepLines w:val="0"/>
+        <w:widowControl/>
+        <w:numPr>
+          <w:ilvl w:val="1"/>
+          <w:numId w:val="11"/>
+        </w:numPr>
+        <w:suppressLineNumbers w:val="0"/>
+        <w:spacing w:before="0" w:beforeAutospacing="0" w:after="0" w:afterAutospacing="0" w:line="360" w:lineRule="auto"/>
+        <w:ind w:left="840" w:leftChars="0" w:right="0" w:hanging="420" w:firstLineChars="0"/>
+        <w:jc w:val="left"/>
+        <w:rPr>
+          <w:rFonts w:hint="default" w:ascii="Bodoni MT" w:hAnsi="Bodoni MT" w:cs="Bodoni MT"/>
+        </w:rPr>
+      </w:pPr>
+      <w:r>
+        <w:rPr>
+          <w:rFonts w:hint="default" w:ascii="Bodoni MT" w:hAnsi="Bodoni MT" w:cs="Bodoni MT"/>
+          <w:lang w:val="en-IN"/>
+        </w:rPr>
+        <w:t>If you want to make multiple changes</w:t>
+      </w:r>
+    </w:p>
+    <w:p>
+      <w:pPr>
+        <w:keepNext w:val="0"/>
+        <w:keepLines w:val="0"/>
+        <w:widowControl/>
+        <w:numPr>
+          <w:ilvl w:val="1"/>
+          <w:numId w:val="11"/>
+        </w:numPr>
+        <w:suppressLineNumbers w:val="0"/>
+        <w:spacing w:before="0" w:beforeAutospacing="0" w:after="0" w:afterAutospacing="0" w:line="360" w:lineRule="auto"/>
+        <w:ind w:left="840" w:leftChars="0" w:right="0" w:hanging="420" w:firstLineChars="0"/>
+        <w:jc w:val="left"/>
+        <w:rPr>
+          <w:rFonts w:hint="default" w:ascii="Bodoni MT" w:hAnsi="Bodoni MT" w:cs="Bodoni MT"/>
+          <w:color w:val="7030A0"/>
+          <w:highlight w:val="none"/>
+          <w:shd w:val="clear" w:color="FFFFFF" w:fill="D9D9D9"/>
+        </w:rPr>
+      </w:pPr>
+      <w:r>
+        <w:rPr>
+          <w:rFonts w:hint="default" w:ascii="Bodoni MT" w:hAnsi="Bodoni MT" w:cs="Bodoni MT"/>
+          <w:color w:val="7030A0"/>
+          <w:highlight w:val="none"/>
+          <w:shd w:val="clear" w:color="FFFFFF" w:fill="D9D9D9"/>
+          <w:lang w:val="en-IN"/>
+        </w:rPr>
+        <w:t xml:space="preserve">There is something called </w:t>
+      </w:r>
+      <w:r>
+        <w:rPr>
+          <w:rFonts w:hint="default" w:ascii="Bodoni MT" w:hAnsi="Bodoni MT" w:cs="Bodoni MT"/>
+          <w:b/>
+          <w:bCs/>
+          <w:i/>
+          <w:iCs/>
+          <w:color w:val="7030A0"/>
+          <w:highlight w:val="none"/>
+          <w:shd w:val="clear" w:color="FFFFFF" w:fill="D9D9D9"/>
+          <w:lang w:val="en-IN"/>
+        </w:rPr>
+        <w:t>rollout</w:t>
+      </w:r>
+      <w:r>
+        <w:rPr>
+          <w:rFonts w:hint="default" w:ascii="Bodoni MT" w:hAnsi="Bodoni MT" w:cs="Bodoni MT"/>
+          <w:b w:val="0"/>
+          <w:bCs w:val="0"/>
+          <w:i w:val="0"/>
+          <w:iCs w:val="0"/>
+          <w:color w:val="7030A0"/>
+          <w:highlight w:val="none"/>
+          <w:shd w:val="clear" w:color="FFFFFF" w:fill="D9D9D9"/>
+          <w:lang w:val="en-IN"/>
+        </w:rPr>
+        <w:t>, when you change anything inside pod template i.e.</w:t>
+      </w:r>
+      <w:r>
+        <w:rPr>
+          <w:rFonts w:hint="default" w:ascii="Bodoni MT" w:hAnsi="Bodoni MT" w:cs="Bodoni MT"/>
+          <w:b w:val="0"/>
+          <w:bCs w:val="0"/>
+          <w:i w:val="0"/>
+          <w:iCs w:val="0"/>
+          <w:color w:val="7030A0"/>
+          <w:highlight w:val="none"/>
+          <w:shd w:val="clear" w:color="FFFFFF" w:fill="D9D9D9"/>
+          <w:lang w:val="en-IN"/>
+        </w:rPr>
+        <w:br w:type="textWrapping"/>
+      </w:r>
+      <w:r>
+        <w:rPr>
+          <w:rFonts w:hint="default" w:ascii="Bodoni MT" w:hAnsi="Bodoni MT" w:cs="Bodoni MT"/>
+          <w:b w:val="0"/>
+          <w:bCs w:val="0"/>
+          <w:i w:val="0"/>
+          <w:iCs w:val="0"/>
+          <w:color w:val="7030A0"/>
+          <w:highlight w:val="none"/>
+          <w:shd w:val="clear" w:color="FFFFFF" w:fill="D9D9D9"/>
+          <w:lang w:val="en-IN"/>
+        </w:rPr>
+        <w:t>Docker image, Environment variables, CPU/Memory limits, Label inside template .. then Kubernetes creates a new ReplicaSet and gradually shifts the pods from older ReplicaSet to newer one.</w:t>
+      </w:r>
+    </w:p>
+    <w:p>
+      <w:pPr>
+        <w:keepNext w:val="0"/>
+        <w:keepLines w:val="0"/>
+        <w:widowControl/>
+        <w:numPr>
+          <w:ilvl w:val="1"/>
+          <w:numId w:val="11"/>
+        </w:numPr>
+        <w:suppressLineNumbers w:val="0"/>
+        <w:spacing w:before="0" w:beforeAutospacing="0" w:after="0" w:afterAutospacing="0" w:line="360" w:lineRule="auto"/>
+        <w:ind w:left="840" w:leftChars="0" w:right="0" w:hanging="420" w:firstLineChars="0"/>
+        <w:jc w:val="left"/>
+        <w:rPr>
+          <w:rFonts w:hint="default" w:ascii="Bodoni MT" w:hAnsi="Bodoni MT" w:cs="Bodoni MT"/>
+        </w:rPr>
+      </w:pPr>
+      <w:r>
+        <w:rPr>
+          <w:rFonts w:hint="default" w:ascii="Bodoni MT" w:hAnsi="Bodoni MT" w:cs="Bodoni MT"/>
+          <w:lang w:val="en-IN"/>
+        </w:rPr>
+        <w:t xml:space="preserve">Lets say you changes something (which may trigger rollout), but you don’t want to rollout on every changes. </w:t>
+      </w:r>
+      <w:r>
+        <w:rPr>
+          <w:rFonts w:hint="default" w:ascii="Bodoni MT" w:hAnsi="Bodoni MT" w:cs="Bodoni MT"/>
+          <w:color w:val="C00000"/>
+          <w:lang w:val="en-IN"/>
+        </w:rPr>
+        <w:t xml:space="preserve">You should be able to </w:t>
+      </w:r>
+      <w:r>
+        <w:rPr>
+          <w:rFonts w:hint="default" w:ascii="Bodoni MT" w:hAnsi="Bodoni MT" w:cs="Bodoni MT"/>
+          <w:i/>
+          <w:iCs/>
+          <w:color w:val="C00000"/>
+          <w:lang w:val="en-IN"/>
+        </w:rPr>
+        <w:t>pause</w:t>
+      </w:r>
+      <w:r>
+        <w:rPr>
+          <w:rFonts w:hint="default" w:ascii="Bodoni MT" w:hAnsi="Bodoni MT" w:cs="Bodoni MT"/>
+          <w:i w:val="0"/>
+          <w:iCs w:val="0"/>
+          <w:color w:val="C00000"/>
+          <w:lang w:val="en-IN"/>
+        </w:rPr>
+        <w:t xml:space="preserve"> and </w:t>
+      </w:r>
+      <w:r>
+        <w:rPr>
+          <w:rFonts w:hint="default" w:ascii="Bodoni MT" w:hAnsi="Bodoni MT" w:cs="Bodoni MT"/>
+          <w:i/>
+          <w:iCs/>
+          <w:color w:val="C00000"/>
+          <w:lang w:val="en-IN"/>
+        </w:rPr>
+        <w:t>resume</w:t>
+      </w:r>
+      <w:r>
+        <w:rPr>
+          <w:rFonts w:hint="default" w:ascii="Bodoni MT" w:hAnsi="Bodoni MT" w:cs="Bodoni MT"/>
+          <w:i w:val="0"/>
+          <w:iCs w:val="0"/>
+          <w:color w:val="C00000"/>
+          <w:lang w:val="en-IN"/>
+        </w:rPr>
+        <w:t xml:space="preserve"> this rollout</w:t>
+      </w:r>
+      <w:r>
+        <w:rPr>
+          <w:rFonts w:hint="default" w:ascii="Bodoni MT" w:hAnsi="Bodoni MT" w:cs="Bodoni MT"/>
+          <w:i w:val="0"/>
+          <w:iCs w:val="0"/>
+          <w:lang w:val="en-IN"/>
+        </w:rPr>
+        <w:t>.</w:t>
+      </w:r>
+      <w:r>
+        <w:rPr>
+          <w:rFonts w:hint="default" w:ascii="Bodoni MT" w:hAnsi="Bodoni MT" w:cs="Bodoni MT"/>
+          <w:i w:val="0"/>
+          <w:iCs w:val="0"/>
+          <w:lang w:val="en-IN"/>
+        </w:rPr>
+        <w:br w:type="textWrapping"/>
+      </w:r>
+      <w:r>
+        <w:rPr>
+          <w:rFonts w:hint="default" w:ascii="Bodoni MT" w:hAnsi="Bodoni MT" w:cs="Bodoni MT"/>
+          <w:i w:val="0"/>
+          <w:iCs w:val="0"/>
+          <w:lang w:val="en-IN"/>
+        </w:rPr>
+        <w:t>You must have control on this.</w:t>
+      </w:r>
+      <w:r>
+        <w:rPr>
+          <w:rFonts w:hint="default" w:ascii="Bodoni MT" w:hAnsi="Bodoni MT" w:cs="Bodoni MT"/>
+          <w:i w:val="0"/>
+          <w:iCs w:val="0"/>
+          <w:lang w:val="en-IN"/>
+        </w:rPr>
+        <w:br w:type="textWrapping"/>
+      </w:r>
+      <w:r>
+        <w:rPr>
+          <w:rFonts w:hint="default" w:ascii="Bodoni MT" w:hAnsi="Bodoni MT" w:cs="Bodoni MT"/>
+          <w:i w:val="0"/>
+          <w:iCs w:val="0"/>
+          <w:lang w:val="en-IN"/>
+        </w:rPr>
+        <w:t>You can do this in Kubernetes.</w:t>
+      </w:r>
+      <w:r>
+        <w:rPr>
+          <w:rFonts w:hint="default" w:ascii="Bodoni MT" w:hAnsi="Bodoni MT" w:cs="Bodoni MT"/>
+          <w:i w:val="0"/>
+          <w:iCs w:val="0"/>
+          <w:lang w:val="en-IN"/>
+        </w:rPr>
+        <w:br w:type="textWrapping"/>
+      </w:r>
+      <w:r>
+        <w:rPr>
+          <w:rFonts w:hint="default" w:ascii="Bodoni MT" w:hAnsi="Bodoni MT" w:cs="Bodoni MT"/>
+          <w:i w:val="0"/>
+          <w:iCs w:val="0"/>
+          <w:lang w:val="en-IN"/>
+        </w:rPr>
+        <w:t xml:space="preserve">For example: </w:t>
+      </w:r>
+      <w:r>
+        <w:rPr>
+          <w:rFonts w:hint="default" w:ascii="Bodoni MT" w:hAnsi="Bodoni MT" w:cs="Bodoni MT"/>
+          <w:i w:val="0"/>
+          <w:iCs w:val="0"/>
+          <w:lang w:val="en-IN"/>
+        </w:rPr>
+        <w:br w:type="textWrapping"/>
+      </w:r>
+      <w:r>
+        <w:rPr>
+          <w:rFonts w:hint="default" w:ascii="Bodoni MT" w:hAnsi="Bodoni MT" w:cs="Bodoni MT"/>
+          <w:i w:val="0"/>
+          <w:iCs w:val="0"/>
+          <w:lang w:val="en-IN"/>
+        </w:rPr>
+        <w:tab/>
+        <w:t>change image: rollout starts</w:t>
+      </w:r>
+      <w:r>
+        <w:rPr>
+          <w:rFonts w:hint="default" w:ascii="Bodoni MT" w:hAnsi="Bodoni MT" w:cs="Bodoni MT"/>
+          <w:i w:val="0"/>
+          <w:iCs w:val="0"/>
+          <w:lang w:val="en-IN"/>
+        </w:rPr>
+        <w:br w:type="textWrapping"/>
+      </w:r>
+      <w:r>
+        <w:rPr>
+          <w:rFonts w:hint="default" w:ascii="Bodoni MT" w:hAnsi="Bodoni MT" w:cs="Bodoni MT"/>
+          <w:i w:val="0"/>
+          <w:iCs w:val="0"/>
+          <w:lang w:val="en-IN"/>
+        </w:rPr>
+        <w:tab/>
+        <w:t>change env variables: rollout starts</w:t>
+      </w:r>
+      <w:r>
+        <w:rPr>
+          <w:rFonts w:hint="default" w:ascii="Bodoni MT" w:hAnsi="Bodoni MT" w:cs="Bodoni MT"/>
+          <w:i w:val="0"/>
+          <w:iCs w:val="0"/>
+          <w:lang w:val="en-IN"/>
+        </w:rPr>
+        <w:br w:type="textWrapping"/>
+      </w:r>
+      <w:r>
+        <w:rPr>
+          <w:rFonts w:hint="default" w:ascii="Bodoni MT" w:hAnsi="Bodoni MT" w:cs="Bodoni MT"/>
+          <w:i w:val="0"/>
+          <w:iCs w:val="0"/>
+          <w:lang w:val="en-IN"/>
+        </w:rPr>
+        <w:t xml:space="preserve">this causes multiple unnecessary rollouts, what you want is to pause this, then </w:t>
+      </w:r>
+      <w:r>
+        <w:rPr>
+          <w:rFonts w:hint="default" w:ascii="Bodoni MT" w:hAnsi="Bodoni MT" w:cs="Bodoni MT"/>
+          <w:i w:val="0"/>
+          <w:iCs w:val="0"/>
+          <w:color w:val="C00000"/>
+          <w:lang w:val="en-IN"/>
+        </w:rPr>
+        <w:t>you change all the things, then the rollout should happen</w:t>
+      </w:r>
+      <w:r>
+        <w:rPr>
+          <w:rFonts w:hint="default" w:ascii="Bodoni MT" w:hAnsi="Bodoni MT" w:cs="Bodoni MT"/>
+          <w:i w:val="0"/>
+          <w:iCs w:val="0"/>
+          <w:lang w:val="en-IN"/>
+        </w:rPr>
+        <w:t>.</w:t>
+      </w:r>
+    </w:p>
+    <w:p>
+      <w:pPr>
+        <w:keepNext w:val="0"/>
+        <w:keepLines w:val="0"/>
+        <w:widowControl/>
+        <w:numPr>
+          <w:ilvl w:val="1"/>
+          <w:numId w:val="11"/>
+        </w:numPr>
+        <w:suppressLineNumbers w:val="0"/>
+        <w:spacing w:before="0" w:beforeAutospacing="0" w:after="0" w:afterAutospacing="0" w:line="360" w:lineRule="auto"/>
+        <w:ind w:left="840" w:leftChars="0" w:right="0" w:hanging="420" w:firstLineChars="0"/>
+        <w:jc w:val="left"/>
+        <w:rPr>
+          <w:rFonts w:hint="default" w:ascii="Bodoni MT" w:hAnsi="Bodoni MT" w:cs="Bodoni MT"/>
+        </w:rPr>
+      </w:pPr>
+      <w:r>
+        <w:rPr>
+          <w:rFonts w:ascii="SimSun" w:hAnsi="SimSun" w:eastAsia="SimSun" w:cs="SimSun"/>
+          <w:sz w:val="24"/>
+          <w:szCs w:val="24"/>
+        </w:rPr>
+        <w:drawing>
+          <wp:inline distT="0" distB="0" distL="114300" distR="114300">
+            <wp:extent cx="4836160" cy="1822450"/>
+            <wp:effectExtent l="0" t="0" r="2540" b="6350"/>
+            <wp:docPr id="47" name="Picture 30" descr="IMG_256"/>
+            <wp:cNvGraphicFramePr>
+              <a:graphicFrameLocks xmlns:a="http://schemas.openxmlformats.org/drawingml/2006/main" noChangeAspect="1"/>
+            </wp:cNvGraphicFramePr>
+            <a:graphic xmlns:a="http://schemas.openxmlformats.org/drawingml/2006/main">
+              <a:graphicData uri="http://schemas.openxmlformats.org/drawingml/2006/picture">
+                <pic:pic xmlns:pic="http://schemas.openxmlformats.org/drawingml/2006/picture">
+                  <pic:nvPicPr>
+                    <pic:cNvPr id="47" name="Picture 30" descr="IMG_256"/>
+                    <pic:cNvPicPr>
+                      <a:picLocks noChangeAspect="1"/>
+                    </pic:cNvPicPr>
+                  </pic:nvPicPr>
+                  <pic:blipFill>
+                    <a:blip r:embed="rId40"/>
+                    <a:srcRect l="9959" t="5144" r="11647" b="42349"/>
+                    <a:stretch>
+                      <a:fillRect/>
+                    </a:stretch>
+                  </pic:blipFill>
+                  <pic:spPr>
+                    <a:xfrm>
+                      <a:off x="0" y="0"/>
+                      <a:ext cx="4836160" cy="1822450"/>
+                    </a:xfrm>
+                    <a:prstGeom prst="rect">
+                      <a:avLst/>
+                    </a:prstGeom>
+                    <a:noFill/>
+                    <a:ln w="9525">
+                      <a:noFill/>
+                    </a:ln>
+                  </pic:spPr>
+                </pic:pic>
+              </a:graphicData>
+            </a:graphic>
+          </wp:inline>
+        </w:drawing>
       </w:r>
     </w:p>
     <w:p>
@@ -12113,17 +12795,522 @@
       </w:pPr>
       <w:r>
         <w:rPr>
-          <w:rFonts w:hint="default" w:ascii="Bodoni MT" w:hAnsi="Bodoni MT" w:eastAsia="等线" w:cs="Bodoni MT"/>
-          <w:b w:val="0"/>
-          <w:bCs w:val="0"/>
-          <w:color w:val="auto"/>
-          <w:kern w:val="0"/>
-          <w:sz w:val="22"/>
-          <w:szCs w:val="22"/>
-          <w:lang w:val="en-IN" w:eastAsia="zh-CN" w:bidi="ar"/>
-        </w:rPr>
-        <w:t>F</w:t>
-      </w:r>
+          <w:rFonts w:hint="default" w:ascii="Bodoni MT" w:hAnsi="Bodoni MT" w:cs="Bodoni MT"/>
+          <w:lang w:val="en-IN"/>
+        </w:rPr>
+        <w:t>What is Deployment?</w:t>
+      </w:r>
+    </w:p>
+    <w:p>
+      <w:pPr>
+        <w:keepNext w:val="0"/>
+        <w:keepLines w:val="0"/>
+        <w:widowControl/>
+        <w:numPr>
+          <w:ilvl w:val="1"/>
+          <w:numId w:val="11"/>
+        </w:numPr>
+        <w:suppressLineNumbers w:val="0"/>
+        <w:spacing w:before="0" w:beforeAutospacing="0" w:after="0" w:afterAutospacing="0" w:line="360" w:lineRule="auto"/>
+        <w:ind w:left="840" w:leftChars="0" w:right="0" w:hanging="420" w:firstLineChars="0"/>
+        <w:jc w:val="left"/>
+        <w:rPr>
+          <w:rFonts w:hint="default" w:ascii="Bodoni MT" w:hAnsi="Bodoni MT" w:cs="Bodoni MT"/>
+        </w:rPr>
+      </w:pPr>
+      <w:r>
+        <w:rPr>
+          <w:rFonts w:hint="default" w:ascii="Bodoni MT" w:hAnsi="Bodoni MT" w:cs="Bodoni MT"/>
+          <w:lang w:val="en-IN"/>
+        </w:rPr>
+        <w:t>As we saw earlier, first we were creating Pod by ourselves which is not proper.</w:t>
+      </w:r>
+      <w:r>
+        <w:rPr>
+          <w:rFonts w:hint="default" w:ascii="Bodoni MT" w:hAnsi="Bodoni MT" w:cs="Bodoni MT"/>
+          <w:lang w:val="en-IN"/>
+        </w:rPr>
+        <w:br w:type="textWrapping"/>
+      </w:r>
+      <w:r>
+        <w:rPr>
+          <w:rFonts w:hint="default" w:ascii="Bodoni MT" w:hAnsi="Bodoni MT" w:cs="Bodoni MT"/>
+          <w:lang w:val="en-IN"/>
+        </w:rPr>
+        <w:t>We want someone to manage the pods and create if any pod goes down.</w:t>
+      </w:r>
+      <w:r>
+        <w:rPr>
+          <w:rFonts w:hint="default" w:ascii="Bodoni MT" w:hAnsi="Bodoni MT" w:cs="Bodoni MT"/>
+          <w:lang w:val="en-IN"/>
+        </w:rPr>
+        <w:br w:type="textWrapping"/>
+      </w:r>
+      <w:r>
+        <w:rPr>
+          <w:rFonts w:hint="default" w:ascii="Bodoni MT" w:hAnsi="Bodoni MT" w:cs="Bodoni MT"/>
+          <w:lang w:val="en-IN"/>
+        </w:rPr>
+        <w:t>So, we used ReplicaSet.</w:t>
+      </w:r>
+    </w:p>
+    <w:p>
+      <w:pPr>
+        <w:keepNext w:val="0"/>
+        <w:keepLines w:val="0"/>
+        <w:widowControl/>
+        <w:numPr>
+          <w:ilvl w:val="1"/>
+          <w:numId w:val="11"/>
+        </w:numPr>
+        <w:suppressLineNumbers w:val="0"/>
+        <w:spacing w:before="0" w:beforeAutospacing="0" w:after="0" w:afterAutospacing="0" w:line="360" w:lineRule="auto"/>
+        <w:ind w:left="840" w:leftChars="0" w:right="0" w:hanging="420" w:firstLineChars="0"/>
+        <w:jc w:val="left"/>
+        <w:rPr>
+          <w:rFonts w:hint="default" w:ascii="Bodoni MT" w:hAnsi="Bodoni MT" w:cs="Bodoni MT"/>
+        </w:rPr>
+      </w:pPr>
+      <w:r>
+        <w:rPr>
+          <w:rFonts w:hint="default" w:ascii="Bodoni MT" w:hAnsi="Bodoni MT" w:cs="Bodoni MT"/>
+          <w:lang w:val="en-IN"/>
+        </w:rPr>
+        <w:t xml:space="preserve">Now, for </w:t>
+      </w:r>
+      <w:r>
+        <w:rPr>
+          <w:rFonts w:hint="default" w:ascii="Bodoni MT" w:hAnsi="Bodoni MT" w:cs="Bodoni MT"/>
+          <w:i/>
+          <w:iCs/>
+          <w:lang w:val="en-IN"/>
+        </w:rPr>
+        <w:t>rollback</w:t>
+      </w:r>
+      <w:r>
+        <w:rPr>
+          <w:rFonts w:hint="default" w:ascii="Bodoni MT" w:hAnsi="Bodoni MT" w:cs="Bodoni MT"/>
+          <w:b w:val="0"/>
+          <w:bCs w:val="0"/>
+          <w:i w:val="0"/>
+          <w:iCs w:val="0"/>
+          <w:lang w:val="en-IN"/>
+        </w:rPr>
+        <w:t xml:space="preserve"> and </w:t>
+      </w:r>
+      <w:r>
+        <w:rPr>
+          <w:rFonts w:hint="default" w:ascii="Bodoni MT" w:hAnsi="Bodoni MT" w:cs="Bodoni MT"/>
+          <w:b w:val="0"/>
+          <w:bCs w:val="0"/>
+          <w:i/>
+          <w:iCs/>
+          <w:lang w:val="en-IN"/>
+        </w:rPr>
+        <w:t>rolling update</w:t>
+      </w:r>
+      <w:r>
+        <w:rPr>
+          <w:rFonts w:hint="default" w:ascii="Bodoni MT" w:hAnsi="Bodoni MT" w:cs="Bodoni MT"/>
+          <w:b w:val="0"/>
+          <w:bCs w:val="0"/>
+          <w:i w:val="0"/>
+          <w:iCs w:val="0"/>
+          <w:lang w:val="en-IN"/>
+        </w:rPr>
+        <w:t xml:space="preserve"> also we want someone to handle the </w:t>
+      </w:r>
+      <w:r>
+        <w:rPr>
+          <w:rFonts w:hint="default" w:ascii="Bodoni MT" w:hAnsi="Bodoni MT" w:cs="Bodoni MT"/>
+          <w:b w:val="0"/>
+          <w:bCs w:val="0"/>
+          <w:i/>
+          <w:iCs/>
+          <w:lang w:val="en-IN"/>
+        </w:rPr>
+        <w:t>ReplicaSet</w:t>
+      </w:r>
+      <w:r>
+        <w:rPr>
+          <w:rFonts w:hint="default" w:ascii="Bodoni MT" w:hAnsi="Bodoni MT" w:cs="Bodoni MT"/>
+          <w:b w:val="0"/>
+          <w:bCs w:val="0"/>
+          <w:i w:val="0"/>
+          <w:iCs w:val="0"/>
+          <w:lang w:val="en-IN"/>
+        </w:rPr>
+        <w:t>.</w:t>
+      </w:r>
+      <w:r>
+        <w:rPr>
+          <w:rFonts w:hint="default" w:ascii="Bodoni MT" w:hAnsi="Bodoni MT" w:cs="Bodoni MT"/>
+          <w:b w:val="0"/>
+          <w:bCs w:val="0"/>
+          <w:i w:val="0"/>
+          <w:iCs w:val="0"/>
+          <w:lang w:val="en-IN"/>
+        </w:rPr>
+        <w:br w:type="textWrapping"/>
+      </w:r>
+      <w:r>
+        <w:rPr>
+          <w:rFonts w:hint="default" w:ascii="Bodoni MT" w:hAnsi="Bodoni MT" w:cs="Bodoni MT"/>
+          <w:b w:val="0"/>
+          <w:bCs w:val="0"/>
+          <w:i w:val="0"/>
+          <w:iCs w:val="0"/>
+          <w:lang w:val="en-IN"/>
+        </w:rPr>
+        <w:t xml:space="preserve">Means, when anything needs to be changed, then someone should create a new ReplicaSet with the updated template. </w:t>
+      </w:r>
+      <w:r>
+        <w:rPr>
+          <w:rFonts w:hint="default" w:ascii="Bodoni MT" w:hAnsi="Bodoni MT" w:cs="Bodoni MT"/>
+          <w:b w:val="0"/>
+          <w:bCs w:val="0"/>
+          <w:i w:val="0"/>
+          <w:iCs w:val="0"/>
+          <w:lang w:val="en-IN"/>
+        </w:rPr>
+        <w:br w:type="textWrapping"/>
+      </w:r>
+      <w:r>
+        <w:rPr>
+          <w:rFonts w:hint="default" w:ascii="Bodoni MT" w:hAnsi="Bodoni MT" w:cs="Bodoni MT"/>
+          <w:b w:val="0"/>
+          <w:bCs w:val="0"/>
+          <w:i w:val="0"/>
+          <w:iCs w:val="0"/>
+          <w:lang w:val="en-IN"/>
+        </w:rPr>
+        <w:tab/>
+        <w:t xml:space="preserve">And </w:t>
+      </w:r>
+      <w:r>
+        <w:rPr>
+          <w:rFonts w:hint="default" w:ascii="Bodoni MT" w:hAnsi="Bodoni MT" w:cs="Bodoni MT"/>
+          <w:b w:val="0"/>
+          <w:bCs w:val="0"/>
+          <w:i w:val="0"/>
+          <w:iCs w:val="0"/>
+          <w:color w:val="7030A0"/>
+          <w:shd w:val="clear" w:color="FFFFFF" w:fill="D9D9D9"/>
+          <w:lang w:val="en-IN"/>
+        </w:rPr>
+        <w:t>it should gradually scale down the pods of older ReplicaSet and scale up the pods of new ReplicaSet to ensure ZERO Downtime</w:t>
+      </w:r>
+      <w:r>
+        <w:rPr>
+          <w:rFonts w:hint="default" w:ascii="Bodoni MT" w:hAnsi="Bodoni MT" w:cs="Bodoni MT"/>
+          <w:b w:val="0"/>
+          <w:bCs w:val="0"/>
+          <w:i w:val="0"/>
+          <w:iCs w:val="0"/>
+          <w:lang w:val="en-IN"/>
+        </w:rPr>
+        <w:t>.</w:t>
+      </w:r>
+    </w:p>
+    <w:p>
+      <w:pPr>
+        <w:keepNext w:val="0"/>
+        <w:keepLines w:val="0"/>
+        <w:widowControl/>
+        <w:numPr>
+          <w:ilvl w:val="1"/>
+          <w:numId w:val="11"/>
+        </w:numPr>
+        <w:suppressLineNumbers w:val="0"/>
+        <w:spacing w:before="0" w:beforeAutospacing="0" w:after="0" w:afterAutospacing="0" w:line="360" w:lineRule="auto"/>
+        <w:ind w:left="840" w:leftChars="0" w:right="0" w:hanging="420" w:firstLineChars="0"/>
+        <w:jc w:val="left"/>
+        <w:rPr>
+          <w:rFonts w:hint="default" w:ascii="Bodoni MT" w:hAnsi="Bodoni MT" w:cs="Bodoni MT"/>
+        </w:rPr>
+      </w:pPr>
+      <w:r>
+        <w:rPr>
+          <w:rFonts w:hint="default" w:ascii="Bodoni MT" w:hAnsi="Bodoni MT" w:cs="Bodoni MT"/>
+          <w:lang w:val="en-IN"/>
+        </w:rPr>
+        <w:t xml:space="preserve">So, here, </w:t>
+      </w:r>
+      <w:r>
+        <w:rPr>
+          <w:rFonts w:hint="default" w:ascii="Bodoni MT" w:hAnsi="Bodoni MT" w:cs="Bodoni MT"/>
+          <w:b/>
+          <w:bCs/>
+          <w:lang w:val="en-IN"/>
+        </w:rPr>
+        <w:t xml:space="preserve">Deployment </w:t>
+      </w:r>
+      <w:r>
+        <w:rPr>
+          <w:rFonts w:hint="default" w:ascii="Bodoni MT" w:hAnsi="Bodoni MT" w:cs="Bodoni MT"/>
+          <w:lang w:val="en-IN"/>
+        </w:rPr>
+        <w:t>is used.</w:t>
+      </w:r>
+      <w:r>
+        <w:rPr>
+          <w:rFonts w:hint="default" w:ascii="Bodoni MT" w:hAnsi="Bodoni MT" w:cs="Bodoni MT"/>
+          <w:lang w:val="en-IN"/>
+        </w:rPr>
+        <w:br w:type="textWrapping"/>
+      </w:r>
+      <w:r>
+        <w:rPr>
+          <w:rFonts w:hint="default" w:ascii="Bodoni MT" w:hAnsi="Bodoni MT" w:cs="Bodoni MT"/>
+          <w:lang w:val="en-IN"/>
+        </w:rPr>
+        <w:t>When anything changed [ i.e. Docker image, Environment variables, CPU/Memory limits, Label inside template ], it creates a new ReplicaSet.</w:t>
+      </w:r>
+    </w:p>
+    <w:p>
+      <w:pPr>
+        <w:keepNext w:val="0"/>
+        <w:keepLines w:val="0"/>
+        <w:widowControl/>
+        <w:numPr>
+          <w:ilvl w:val="1"/>
+          <w:numId w:val="11"/>
+        </w:numPr>
+        <w:suppressLineNumbers w:val="0"/>
+        <w:spacing w:before="0" w:beforeAutospacing="0" w:after="0" w:afterAutospacing="0" w:line="360" w:lineRule="auto"/>
+        <w:ind w:left="840" w:leftChars="0" w:right="0" w:hanging="420" w:firstLineChars="0"/>
+        <w:jc w:val="left"/>
+        <w:rPr>
+          <w:rFonts w:hint="default" w:ascii="Bodoni MT" w:hAnsi="Bodoni MT" w:cs="Bodoni MT"/>
+        </w:rPr>
+      </w:pPr>
+      <w:r>
+        <w:rPr>
+          <w:rFonts w:hint="default" w:ascii="Bodoni MT" w:hAnsi="Bodoni MT" w:cs="Bodoni MT"/>
+          <w:lang w:val="en-IN"/>
+        </w:rPr>
+        <w:t>The balances between Old ReplicaSet and New ReplicaSet happens like below</w:t>
+      </w:r>
+      <w:r>
+        <w:rPr>
+          <w:rFonts w:hint="default" w:ascii="Bodoni MT" w:hAnsi="Bodoni MT" w:cs="Bodoni MT"/>
+          <w:lang w:val="en-IN"/>
+        </w:rPr>
+        <w:br w:type="textWrapping"/>
+      </w:r>
+      <w:r>
+        <w:rPr>
+          <w:rFonts w:hint="default" w:ascii="Bodoni MT" w:hAnsi="Bodoni MT" w:cs="Bodoni MT"/>
+          <w:lang w:val="en-IN"/>
+        </w:rPr>
+        <w:t>lets say you are having 10 replicas.</w:t>
+      </w:r>
+    </w:p>
+    <w:p>
+      <w:pPr>
+        <w:keepNext w:val="0"/>
+        <w:keepLines w:val="0"/>
+        <w:widowControl/>
+        <w:numPr>
+          <w:ilvl w:val="2"/>
+          <w:numId w:val="11"/>
+        </w:numPr>
+        <w:suppressLineNumbers w:val="0"/>
+        <w:spacing w:before="0" w:beforeAutospacing="0" w:after="0" w:afterAutospacing="0" w:line="360" w:lineRule="auto"/>
+        <w:ind w:left="1260" w:leftChars="0" w:right="0" w:hanging="420" w:firstLineChars="0"/>
+        <w:jc w:val="left"/>
+        <w:rPr>
+          <w:rFonts w:hint="default" w:ascii="Bodoni MT" w:hAnsi="Bodoni MT" w:cs="Bodoni MT"/>
+        </w:rPr>
+      </w:pPr>
+      <w:r>
+        <w:drawing>
+          <wp:inline distT="0" distB="0" distL="114300" distR="114300">
+            <wp:extent cx="910590" cy="3228975"/>
+            <wp:effectExtent l="0" t="0" r="3810" b="9525"/>
+            <wp:docPr id="48" name="Picture 31"/>
+            <wp:cNvGraphicFramePr>
+              <a:graphicFrameLocks xmlns:a="http://schemas.openxmlformats.org/drawingml/2006/main" noChangeAspect="1"/>
+            </wp:cNvGraphicFramePr>
+            <a:graphic xmlns:a="http://schemas.openxmlformats.org/drawingml/2006/main">
+              <a:graphicData uri="http://schemas.openxmlformats.org/drawingml/2006/picture">
+                <pic:pic xmlns:pic="http://schemas.openxmlformats.org/drawingml/2006/picture">
+                  <pic:nvPicPr>
+                    <pic:cNvPr id="48" name="Picture 31"/>
+                    <pic:cNvPicPr>
+                      <a:picLocks noChangeAspect="1"/>
+                    </pic:cNvPicPr>
+                  </pic:nvPicPr>
+                  <pic:blipFill>
+                    <a:blip r:embed="rId41"/>
+                    <a:stretch>
+                      <a:fillRect/>
+                    </a:stretch>
+                  </pic:blipFill>
+                  <pic:spPr>
+                    <a:xfrm>
+                      <a:off x="0" y="0"/>
+                      <a:ext cx="910590" cy="3228975"/>
+                    </a:xfrm>
+                    <a:prstGeom prst="rect">
+                      <a:avLst/>
+                    </a:prstGeom>
+                    <a:noFill/>
+                    <a:ln>
+                      <a:noFill/>
+                    </a:ln>
+                  </pic:spPr>
+                </pic:pic>
+              </a:graphicData>
+            </a:graphic>
+          </wp:inline>
+        </w:drawing>
+      </w:r>
+    </w:p>
+    <w:p>
+      <w:pPr>
+        <w:keepNext w:val="0"/>
+        <w:keepLines w:val="0"/>
+        <w:widowControl/>
+        <w:numPr>
+          <w:ilvl w:val="2"/>
+          <w:numId w:val="11"/>
+        </w:numPr>
+        <w:suppressLineNumbers w:val="0"/>
+        <w:spacing w:before="0" w:beforeAutospacing="0" w:after="0" w:afterAutospacing="0" w:line="360" w:lineRule="auto"/>
+        <w:ind w:left="1260" w:leftChars="0" w:right="0" w:hanging="420" w:firstLineChars="0"/>
+        <w:jc w:val="left"/>
+        <w:rPr>
+          <w:rFonts w:hint="default" w:ascii="Bodoni MT" w:hAnsi="Bodoni MT" w:cs="Bodoni MT"/>
+        </w:rPr>
+      </w:pPr>
+      <w:r>
+        <w:rPr>
+          <w:rFonts w:hint="default" w:ascii="Bodoni MT" w:hAnsi="Bodoni MT" w:cs="Bodoni MT"/>
+          <w:lang w:val="en-IN"/>
+        </w:rPr>
+        <w:t xml:space="preserve">Actually it doesn’t increase and decrease the pods like this I mean decreasing or increasing by 1, sometimes it does by 2 or 3 as well depending upon </w:t>
+      </w:r>
+      <w:r>
+        <w:rPr>
+          <w:rFonts w:hint="default" w:ascii="Bodoni MT" w:hAnsi="Bodoni MT" w:cs="Bodoni MT"/>
+          <w:b/>
+          <w:bCs/>
+          <w:lang w:val="en-IN"/>
+        </w:rPr>
+        <w:t>maxUnavailable</w:t>
+      </w:r>
+      <w:r>
+        <w:rPr>
+          <w:rFonts w:hint="default" w:ascii="Bodoni MT" w:hAnsi="Bodoni MT" w:cs="Bodoni MT"/>
+          <w:b w:val="0"/>
+          <w:bCs w:val="0"/>
+          <w:lang w:val="en-IN"/>
+        </w:rPr>
+        <w:t xml:space="preserve"> (max number of pods which are up)</w:t>
+      </w:r>
+      <w:r>
+        <w:rPr>
+          <w:rFonts w:hint="default" w:ascii="Bodoni MT" w:hAnsi="Bodoni MT" w:cs="Bodoni MT"/>
+          <w:b/>
+          <w:bCs/>
+          <w:lang w:val="en-IN"/>
+        </w:rPr>
+        <w:t xml:space="preserve"> </w:t>
+      </w:r>
+      <w:r>
+        <w:rPr>
+          <w:rFonts w:hint="default" w:ascii="Bodoni MT" w:hAnsi="Bodoni MT" w:cs="Bodoni MT"/>
+          <w:lang w:val="en-IN"/>
+        </w:rPr>
+        <w:t xml:space="preserve">and </w:t>
+      </w:r>
+      <w:r>
+        <w:rPr>
+          <w:rFonts w:hint="default" w:ascii="Bodoni MT" w:hAnsi="Bodoni MT" w:cs="Bodoni MT"/>
+          <w:b/>
+          <w:bCs/>
+          <w:lang w:val="en-IN"/>
+        </w:rPr>
+        <w:t>maxSurge</w:t>
+      </w:r>
+      <w:r>
+        <w:rPr>
+          <w:rFonts w:hint="default" w:ascii="Bodoni MT" w:hAnsi="Bodoni MT" w:cs="Bodoni MT"/>
+          <w:b w:val="0"/>
+          <w:bCs w:val="0"/>
+          <w:lang w:val="en-IN"/>
+        </w:rPr>
+        <w:t xml:space="preserve"> (max number of pods that can be down)</w:t>
+      </w:r>
+    </w:p>
+    <w:p>
+      <w:pPr>
+        <w:keepNext w:val="0"/>
+        <w:keepLines w:val="0"/>
+        <w:widowControl/>
+        <w:numPr>
+          <w:ilvl w:val="2"/>
+          <w:numId w:val="11"/>
+        </w:numPr>
+        <w:suppressLineNumbers w:val="0"/>
+        <w:spacing w:before="0" w:beforeAutospacing="0" w:after="0" w:afterAutospacing="0" w:line="360" w:lineRule="auto"/>
+        <w:ind w:left="1260" w:leftChars="0" w:right="0" w:hanging="420" w:firstLineChars="0"/>
+        <w:jc w:val="left"/>
+        <w:rPr>
+          <w:rFonts w:hint="default" w:ascii="Bodoni MT" w:hAnsi="Bodoni MT" w:cs="Bodoni MT"/>
+        </w:rPr>
+      </w:pPr>
+      <w:r>
+        <w:rPr>
+          <w:rFonts w:hint="default" w:ascii="Bodoni MT" w:hAnsi="Bodoni MT" w:cs="Bodoni MT"/>
+          <w:lang w:val="en-IN"/>
+        </w:rPr>
+        <w:t>maxUnavailable = 25%, it means at an point the total number of pods (old replicaset’s pods count + new replicaset’s pod count) can be at least 7.25==8 (if total replicas = 10)</w:t>
+      </w:r>
+    </w:p>
+    <w:p>
+      <w:pPr>
+        <w:keepNext w:val="0"/>
+        <w:keepLines w:val="0"/>
+        <w:widowControl/>
+        <w:numPr>
+          <w:ilvl w:val="2"/>
+          <w:numId w:val="11"/>
+        </w:numPr>
+        <w:suppressLineNumbers w:val="0"/>
+        <w:spacing w:before="0" w:beforeAutospacing="0" w:after="0" w:afterAutospacing="0" w:line="360" w:lineRule="auto"/>
+        <w:ind w:left="1260" w:leftChars="0" w:right="0" w:hanging="420" w:firstLineChars="0"/>
+        <w:jc w:val="left"/>
+        <w:rPr>
+          <w:rFonts w:hint="default" w:ascii="Bodoni MT" w:hAnsi="Bodoni MT" w:cs="Bodoni MT"/>
+        </w:rPr>
+      </w:pPr>
+      <w:r>
+        <w:rPr>
+          <w:rFonts w:hint="default" w:ascii="Bodoni MT" w:hAnsi="Bodoni MT" w:cs="Bodoni MT"/>
+          <w:lang w:val="en-IN"/>
+        </w:rPr>
+        <w:t>maxSurge = 25%, it means at an point the total number of pods can be maximum 12.5==13  (if total replicas = 10)</w:t>
+      </w:r>
+    </w:p>
+    <w:p>
+      <w:pPr>
+        <w:keepNext w:val="0"/>
+        <w:keepLines w:val="0"/>
+        <w:widowControl/>
+        <w:numPr>
+          <w:ilvl w:val="1"/>
+          <w:numId w:val="11"/>
+        </w:numPr>
+        <w:suppressLineNumbers w:val="0"/>
+        <w:spacing w:before="0" w:beforeAutospacing="0" w:after="0" w:afterAutospacing="0" w:line="360" w:lineRule="auto"/>
+        <w:ind w:left="840" w:leftChars="0" w:right="0" w:hanging="420" w:firstLineChars="0"/>
+        <w:jc w:val="left"/>
+        <w:rPr>
+          <w:rFonts w:hint="default" w:ascii="Bodoni MT" w:hAnsi="Bodoni MT" w:cs="Bodoni MT"/>
+        </w:rPr>
+      </w:pPr>
     </w:p>
     <w:p>
       <w:pPr>
@@ -12155,37 +13342,8 @@
         </w:rPr>
         <w:t>F</w:t>
       </w:r>
-    </w:p>
-    <w:p>
-      <w:pPr>
-        <w:keepNext w:val="0"/>
-        <w:keepLines w:val="0"/>
-        <w:widowControl/>
-        <w:numPr>
-          <w:ilvl w:val="0"/>
-          <w:numId w:val="11"/>
-        </w:numPr>
-        <w:suppressLineNumbers w:val="0"/>
-        <w:spacing w:before="0" w:beforeAutospacing="0" w:after="0" w:afterAutospacing="0" w:line="360" w:lineRule="auto"/>
-        <w:ind w:left="420" w:leftChars="0" w:right="0" w:hanging="420" w:firstLineChars="0"/>
-        <w:jc w:val="left"/>
-        <w:rPr>
-          <w:rFonts w:hint="default" w:ascii="Bodoni MT" w:hAnsi="Bodoni MT" w:cs="Bodoni MT"/>
-        </w:rPr>
-      </w:pPr>
-      <w:r>
-        <w:rPr>
-          <w:rFonts w:hint="default" w:ascii="Bodoni MT" w:hAnsi="Bodoni MT" w:eastAsia="等线" w:cs="Bodoni MT"/>
-          <w:b w:val="0"/>
-          <w:bCs w:val="0"/>
-          <w:color w:val="auto"/>
-          <w:kern w:val="0"/>
-          <w:sz w:val="22"/>
-          <w:szCs w:val="22"/>
-          <w:lang w:val="en-IN" w:eastAsia="zh-CN" w:bidi="ar"/>
-        </w:rPr>
-        <w:t>F</w:t>
-      </w:r>
+      <w:bookmarkStart w:id="0" w:name="_GoBack"/>
+      <w:bookmarkEnd w:id="0"/>
     </w:p>
     <w:p>
       <w:pPr>
@@ -12658,7 +13816,7 @@
                     </pic:cNvPicPr>
                   </pic:nvPicPr>
                   <pic:blipFill>
-                    <a:blip r:embed="rId40"/>
+                    <a:blip r:embed="rId42"/>
                     <a:stretch>
                       <a:fillRect/>
                     </a:stretch>

--- a/docs (kubernetes)/kubernetes_for_absolute_beginners_kodekloud.docx
+++ b/docs (kubernetes)/kubernetes_for_absolute_beginners_kodekloud.docx
@@ -4037,9 +4037,6 @@
         <w:jc w:val="left"/>
         <w:rPr>
           <w:rFonts w:hint="default" w:ascii="Bodoni MT" w:hAnsi="Bodoni MT" w:eastAsia="Microsoft YaHei" w:cs="Bodoni MT"/>
-          <w:color w:val="auto"/>
-          <w:highlight w:val="none"/>
-          <w:shd w:val="clear" w:color="FFFFFF" w:fill="D9D9D9"/>
         </w:rPr>
       </w:pPr>
       <w:r>
@@ -4121,37 +4118,6 @@
           <w:lang w:val="en-IN"/>
         </w:rPr>
         <w:t>.</w:t>
-      </w:r>
-    </w:p>
-    <w:p>
-      <w:pPr>
-        <w:keepNext w:val="0"/>
-        <w:keepLines w:val="0"/>
-        <w:widowControl/>
-        <w:numPr>
-          <w:ilvl w:val="0"/>
-          <w:numId w:val="11"/>
-        </w:numPr>
-        <w:suppressLineNumbers w:val="0"/>
-        <w:spacing w:before="0" w:beforeAutospacing="0" w:after="0" w:afterAutospacing="0" w:line="360" w:lineRule="auto"/>
-        <w:ind w:left="420" w:leftChars="0" w:right="0" w:hanging="420" w:firstLineChars="0"/>
-        <w:jc w:val="left"/>
-        <w:rPr>
-          <w:rFonts w:hint="default" w:ascii="Bodoni MT" w:hAnsi="Bodoni MT" w:eastAsia="Microsoft YaHei" w:cs="Bodoni MT"/>
-        </w:rPr>
-      </w:pPr>
-      <w:r>
-        <w:rPr>
-          <w:rFonts w:hint="default" w:ascii="Bodoni MT" w:hAnsi="Bodoni MT" w:eastAsia="Microsoft YaHei" w:cs="Bodoni MT"/>
-          <w:b w:val="0"/>
-          <w:bCs w:val="0"/>
-          <w:color w:val="auto"/>
-          <w:kern w:val="0"/>
-          <w:sz w:val="22"/>
-          <w:szCs w:val="22"/>
-          <w:lang w:val="en-IN" w:eastAsia="zh-CN" w:bidi="ar"/>
-        </w:rPr>
-        <w:t>F</w:t>
       </w:r>
     </w:p>
     <w:p>
@@ -5165,16 +5131,6 @@
       <w:r>
         <w:rPr>
           <w:rFonts w:hint="default" w:ascii="Bodoni MT" w:hAnsi="Bodoni MT" w:eastAsia="Microsoft YaHei" w:cs="Bodoni MT"/>
-          <w:b/>
-          <w:bCs/>
-          <w:color w:val="C81D31" w:themeColor="accent6" w:themeShade="BF"/>
-          <w:lang w:val="en-US"/>
-        </w:rPr>
-        <w:br w:type="textWrapping"/>
-      </w:r>
-      <w:r>
-        <w:rPr>
-          <w:rFonts w:hint="default" w:ascii="Bodoni MT" w:hAnsi="Bodoni MT" w:eastAsia="Microsoft YaHei" w:cs="Bodoni MT"/>
         </w:rPr>
         <w:drawing>
           <wp:inline distT="0" distB="0" distL="114300" distR="114300">
@@ -14241,24 +14197,6 @@
         <w:keepLines w:val="0"/>
         <w:widowControl/>
         <w:numPr>
-          <w:ilvl w:val="1"/>
-          <w:numId w:val="11"/>
-        </w:numPr>
-        <w:suppressLineNumbers w:val="0"/>
-        <w:spacing w:before="0" w:beforeAutospacing="0" w:after="0" w:afterAutospacing="0" w:line="360" w:lineRule="auto"/>
-        <w:ind w:left="840" w:leftChars="0" w:right="0" w:hanging="420" w:firstLineChars="0"/>
-        <w:jc w:val="left"/>
-        <w:rPr>
-          <w:rFonts w:hint="default" w:ascii="Bodoni MT" w:hAnsi="Bodoni MT" w:eastAsia="Microsoft YaHei" w:cs="Bodoni MT"/>
-        </w:rPr>
-      </w:pPr>
-    </w:p>
-    <w:p>
-      <w:pPr>
-        <w:keepNext w:val="0"/>
-        <w:keepLines w:val="0"/>
-        <w:widowControl/>
-        <w:numPr>
           <w:ilvl w:val="0"/>
           <w:numId w:val="11"/>
         </w:numPr>
@@ -18458,37 +18396,6 @@
     </w:p>
     <w:p>
       <w:pPr>
-        <w:keepNext w:val="0"/>
-        <w:keepLines w:val="0"/>
-        <w:widowControl/>
-        <w:numPr>
-          <w:ilvl w:val="0"/>
-          <w:numId w:val="11"/>
-        </w:numPr>
-        <w:suppressLineNumbers w:val="0"/>
-        <w:spacing w:before="0" w:beforeAutospacing="0" w:after="0" w:afterAutospacing="0" w:line="360" w:lineRule="auto"/>
-        <w:ind w:left="420" w:leftChars="0" w:right="0" w:hanging="420" w:firstLineChars="0"/>
-        <w:jc w:val="left"/>
-        <w:rPr>
-          <w:rFonts w:hint="default" w:ascii="Bodoni MT" w:hAnsi="Bodoni MT" w:eastAsia="Microsoft YaHei" w:cs="Bodoni MT"/>
-        </w:rPr>
-      </w:pPr>
-      <w:r>
-        <w:rPr>
-          <w:rFonts w:hint="default" w:ascii="Bodoni MT" w:hAnsi="Bodoni MT" w:eastAsia="Microsoft YaHei" w:cs="Bodoni MT"/>
-          <w:b w:val="0"/>
-          <w:bCs w:val="0"/>
-          <w:color w:val="auto"/>
-          <w:kern w:val="0"/>
-          <w:sz w:val="22"/>
-          <w:szCs w:val="22"/>
-          <w:lang w:val="en-IN" w:eastAsia="zh-CN" w:bidi="ar"/>
-        </w:rPr>
-        <w:t>F</w:t>
-      </w:r>
-    </w:p>
-    <w:p>
-      <w:pPr>
         <w:rPr>
           <w:rFonts w:hint="default" w:ascii="Bodoni MT" w:hAnsi="Bodoni MT" w:eastAsia="Microsoft YaHei" w:cs="Bodoni MT"/>
         </w:rPr>
@@ -18679,44 +18586,13 @@
           <w:rFonts w:hint="default" w:ascii="Bodoni MT" w:hAnsi="Bodoni MT" w:eastAsia="Microsoft YaHei" w:cs="Bodoni MT"/>
         </w:rPr>
       </w:pPr>
-    </w:p>
-    <w:p>
-      <w:pPr>
-        <w:keepNext w:val="0"/>
-        <w:keepLines w:val="0"/>
-        <w:widowControl/>
-        <w:numPr>
-          <w:ilvl w:val="0"/>
-          <w:numId w:val="11"/>
-        </w:numPr>
-        <w:suppressLineNumbers w:val="0"/>
-        <w:spacing w:before="0" w:beforeAutospacing="0" w:after="0" w:afterAutospacing="0" w:line="360" w:lineRule="auto"/>
-        <w:ind w:left="420" w:leftChars="0" w:right="0" w:hanging="420" w:firstLineChars="0"/>
-        <w:jc w:val="left"/>
-        <w:rPr>
-          <w:rFonts w:hint="default" w:ascii="Bodoni MT" w:hAnsi="Bodoni MT" w:eastAsia="Microsoft YaHei" w:cs="Bodoni MT"/>
-        </w:rPr>
-      </w:pPr>
-      <w:r>
-        <w:rPr>
-          <w:rFonts w:hint="default" w:ascii="Bodoni MT" w:hAnsi="Bodoni MT" w:eastAsia="Microsoft YaHei" w:cs="Bodoni MT"/>
-          <w:b w:val="0"/>
-          <w:bCs w:val="0"/>
-          <w:color w:val="auto"/>
-          <w:kern w:val="0"/>
-          <w:sz w:val="22"/>
-          <w:szCs w:val="22"/>
-          <w:lang w:val="en-IN" w:eastAsia="zh-CN" w:bidi="ar"/>
-        </w:rPr>
-        <w:t>F</w:t>
-      </w:r>
-    </w:p>
-    <w:p>
-      <w:pPr>
-        <w:rPr>
-          <w:rFonts w:hint="default" w:ascii="Bodoni MT" w:hAnsi="Bodoni MT" w:eastAsia="Microsoft YaHei" w:cs="Bodoni MT"/>
-        </w:rPr>
-      </w:pPr>
+      <w:r>
+        <w:rPr>
+          <w:rFonts w:hint="default" w:ascii="Bodoni MT" w:hAnsi="Bodoni MT" w:eastAsia="Microsoft YaHei" w:cs="Bodoni MT"/>
+          <w:lang w:val="en-IN"/>
+        </w:rPr>
+        <w:t>f</w:t>
+      </w:r>
       <w:r>
         <w:rPr>
           <w:rFonts w:hint="default" w:ascii="Bodoni MT" w:hAnsi="Bodoni MT" w:eastAsia="Microsoft YaHei" w:cs="Bodoni MT"/>
@@ -23833,39 +23709,6 @@
     </w:p>
     <w:p>
       <w:pPr>
-        <w:keepNext w:val="0"/>
-        <w:keepLines w:val="0"/>
-        <w:widowControl/>
-        <w:numPr>
-          <w:ilvl w:val="0"/>
-          <w:numId w:val="11"/>
-        </w:numPr>
-        <w:suppressLineNumbers w:val="0"/>
-        <w:spacing w:before="0" w:beforeAutospacing="0" w:after="0" w:afterAutospacing="0" w:line="360" w:lineRule="auto"/>
-        <w:ind w:left="420" w:leftChars="0" w:right="0" w:hanging="420" w:firstLineChars="0"/>
-        <w:jc w:val="left"/>
-        <w:rPr>
-          <w:rFonts w:hint="default" w:ascii="Bodoni MT" w:hAnsi="Bodoni MT" w:eastAsia="Microsoft YaHei" w:cs="Bodoni MT"/>
-          <w:sz w:val="22"/>
-          <w:szCs w:val="22"/>
-        </w:rPr>
-      </w:pPr>
-      <w:r>
-        <w:rPr>
-          <w:rFonts w:hint="default" w:ascii="Bodoni MT" w:hAnsi="Bodoni MT" w:eastAsia="Microsoft YaHei" w:cs="Bodoni MT"/>
-          <w:b w:val="0"/>
-          <w:bCs w:val="0"/>
-          <w:color w:val="auto"/>
-          <w:kern w:val="0"/>
-          <w:sz w:val="22"/>
-          <w:szCs w:val="22"/>
-          <w:lang w:val="en-IN" w:eastAsia="zh-CN" w:bidi="ar"/>
-        </w:rPr>
-        <w:t>F</w:t>
-      </w:r>
-    </w:p>
-    <w:p>
-      <w:pPr>
         <w:rPr>
           <w:rFonts w:hint="default" w:ascii="Bodoni MT" w:hAnsi="Bodoni MT" w:eastAsia="Microsoft YaHei" w:cs="Bodoni MT"/>
           <w:sz w:val="22"/>
@@ -24567,56 +24410,6 @@
     </w:p>
     <w:p>
       <w:pPr>
-        <w:keepNext w:val="0"/>
-        <w:keepLines w:val="0"/>
-        <w:widowControl/>
-        <w:numPr>
-          <w:ilvl w:val="0"/>
-          <w:numId w:val="11"/>
-        </w:numPr>
-        <w:suppressLineNumbers w:val="0"/>
-        <w:spacing w:before="0" w:beforeAutospacing="0" w:after="0" w:afterAutospacing="0" w:line="360" w:lineRule="auto"/>
-        <w:ind w:left="420" w:leftChars="0" w:right="0" w:hanging="420" w:firstLineChars="0"/>
-        <w:jc w:val="left"/>
-        <w:rPr>
-          <w:rFonts w:hint="default" w:ascii="Bodoni MT" w:hAnsi="Bodoni MT" w:eastAsia="Microsoft YaHei" w:cs="Bodoni MT"/>
-        </w:rPr>
-      </w:pPr>
-      <w:r>
-        <w:rPr>
-          <w:rFonts w:hint="default" w:ascii="Bodoni MT" w:hAnsi="Bodoni MT" w:eastAsia="Microsoft YaHei" w:cs="Bodoni MT"/>
-          <w:lang w:val="en-IN"/>
-        </w:rPr>
-        <w:t>F</w:t>
-      </w:r>
-    </w:p>
-    <w:p>
-      <w:pPr>
-        <w:keepNext w:val="0"/>
-        <w:keepLines w:val="0"/>
-        <w:widowControl/>
-        <w:numPr>
-          <w:ilvl w:val="0"/>
-          <w:numId w:val="11"/>
-        </w:numPr>
-        <w:suppressLineNumbers w:val="0"/>
-        <w:spacing w:before="0" w:beforeAutospacing="0" w:after="0" w:afterAutospacing="0" w:line="360" w:lineRule="auto"/>
-        <w:ind w:left="420" w:leftChars="0" w:right="0" w:hanging="420" w:firstLineChars="0"/>
-        <w:jc w:val="left"/>
-        <w:rPr>
-          <w:rFonts w:hint="default" w:ascii="Bodoni MT" w:hAnsi="Bodoni MT" w:eastAsia="Microsoft YaHei" w:cs="Bodoni MT"/>
-        </w:rPr>
-      </w:pPr>
-      <w:r>
-        <w:rPr>
-          <w:rFonts w:hint="default" w:ascii="Bodoni MT" w:hAnsi="Bodoni MT" w:eastAsia="Microsoft YaHei" w:cs="Bodoni MT"/>
-          <w:lang w:val="en-IN"/>
-        </w:rPr>
-        <w:t>F</w:t>
-      </w:r>
-    </w:p>
-    <w:p>
-      <w:pPr>
         <w:rPr>
           <w:rFonts w:hint="default" w:ascii="Bodoni MT" w:hAnsi="Bodoni MT" w:eastAsia="Microsoft YaHei" w:cs="Bodoni MT"/>
         </w:rPr>
@@ -27877,6 +27670,7 @@
           <w:i/>
           <w:iCs/>
           <w:color w:val="C00000"/>
+          <w:shd w:val="clear" w:color="FFFFFF" w:fill="D9D9D9"/>
           <w:lang w:val="en-IN"/>
         </w:rPr>
         <w:t xml:space="preserve">tee </w:t>
@@ -27884,6 +27678,7 @@
       <w:r>
         <w:rPr>
           <w:rFonts w:hint="default" w:ascii="Bodoni MT"/>
+          <w:shd w:val="clear" w:color="FFFFFF" w:fill="D9D9D9"/>
           <w:lang w:val="en-IN"/>
         </w:rPr>
         <w:t xml:space="preserve">is just like </w:t>
@@ -27893,6 +27688,7 @@
           <w:rFonts w:hint="default" w:ascii="Bodoni MT"/>
           <w:i/>
           <w:iCs/>
+          <w:shd w:val="clear" w:color="FFFFFF" w:fill="D9D9D9"/>
           <w:lang w:val="en-IN"/>
         </w:rPr>
         <w:t>output redirection</w:t>
@@ -27900,6 +27696,7 @@
       <w:r>
         <w:rPr>
           <w:rFonts w:hint="default" w:ascii="Bodoni MT"/>
+          <w:shd w:val="clear" w:color="FFFFFF" w:fill="D9D9D9"/>
           <w:lang w:val="en-IN"/>
         </w:rPr>
         <w:t xml:space="preserve">, but </w:t>
@@ -27909,6 +27706,7 @@
           <w:rFonts w:hint="default" w:ascii="Bodoni MT"/>
           <w:i/>
           <w:iCs/>
+          <w:shd w:val="clear" w:color="FFFFFF" w:fill="D9D9D9"/>
           <w:lang w:val="en-IN"/>
         </w:rPr>
         <w:t>tee</w:t>
@@ -27918,9 +27716,19 @@
           <w:rFonts w:hint="default" w:ascii="Bodoni MT"/>
           <w:i w:val="0"/>
           <w:iCs w:val="0"/>
-          <w:lang w:val="en-IN"/>
-        </w:rPr>
-        <w:t xml:space="preserve"> also print the output in the terminal along with sending that to the file.</w:t>
+          <w:shd w:val="clear" w:color="FFFFFF" w:fill="D9D9D9"/>
+          <w:lang w:val="en-IN"/>
+        </w:rPr>
+        <w:t xml:space="preserve"> also print the output in the terminal along with sending that to the file</w:t>
+      </w:r>
+      <w:r>
+        <w:rPr>
+          <w:rFonts w:hint="default" w:ascii="Bodoni MT"/>
+          <w:i w:val="0"/>
+          <w:iCs w:val="0"/>
+          <w:lang w:val="en-IN"/>
+        </w:rPr>
+        <w:t>.</w:t>
       </w:r>
     </w:p>
     <w:p>
@@ -27952,6 +27760,7 @@
           <w:rFonts w:hint="default" w:ascii="Bodoni MT" w:hAnsi="Bodoni MT" w:eastAsia="Microsoft YaHei" w:cs="Bodoni MT"/>
           <w:i/>
           <w:iCs/>
+          <w:u w:val="single"/>
           <w:lang w:val="en-IN"/>
         </w:rPr>
         <w:t>/etc/containerd/config.toml</w:t>
@@ -27965,456 +27774,6 @@
         </w:rPr>
         <w:t xml:space="preserve"> to use SystemdCgroup as its cgroup driver.</w:t>
       </w:r>
-    </w:p>
-    <w:p>
-      <w:pPr>
-        <w:keepNext w:val="0"/>
-        <w:keepLines w:val="0"/>
-        <w:widowControl/>
-        <w:numPr>
-          <w:ilvl w:val="0"/>
-          <w:numId w:val="11"/>
-        </w:numPr>
-        <w:suppressLineNumbers w:val="0"/>
-        <w:spacing w:before="0" w:beforeAutospacing="0" w:after="0" w:afterAutospacing="0" w:line="360" w:lineRule="auto"/>
-        <w:ind w:left="420" w:leftChars="0" w:right="0" w:hanging="420" w:firstLineChars="0"/>
-        <w:jc w:val="left"/>
-        <w:rPr>
-          <w:rFonts w:hint="default" w:ascii="Bodoni MT" w:hAnsi="Bodoni MT" w:eastAsia="Microsoft YaHei" w:cs="Bodoni MT"/>
-        </w:rPr>
-      </w:pPr>
-    </w:p>
-    <w:p>
-      <w:pPr>
-        <w:keepNext w:val="0"/>
-        <w:keepLines w:val="0"/>
-        <w:widowControl/>
-        <w:numPr>
-          <w:ilvl w:val="0"/>
-          <w:numId w:val="11"/>
-        </w:numPr>
-        <w:suppressLineNumbers w:val="0"/>
-        <w:spacing w:before="0" w:beforeAutospacing="0" w:after="0" w:afterAutospacing="0" w:line="360" w:lineRule="auto"/>
-        <w:ind w:left="420" w:leftChars="0" w:right="0" w:hanging="420" w:firstLineChars="0"/>
-        <w:jc w:val="left"/>
-        <w:rPr>
-          <w:rFonts w:hint="default" w:ascii="Bodoni MT" w:hAnsi="Bodoni MT" w:eastAsia="Microsoft YaHei" w:cs="Bodoni MT"/>
-        </w:rPr>
-      </w:pPr>
-      <w:r>
-        <w:rPr>
-          <w:rFonts w:hint="default" w:ascii="Bodoni MT" w:hAnsi="Bodoni MT" w:eastAsia="Microsoft YaHei" w:cs="Bodoni MT"/>
-          <w:lang w:val="en-IN"/>
-        </w:rPr>
-        <w:t>F</w:t>
-      </w:r>
-    </w:p>
-    <w:p>
-      <w:pPr>
-        <w:keepNext w:val="0"/>
-        <w:keepLines w:val="0"/>
-        <w:widowControl/>
-        <w:numPr>
-          <w:ilvl w:val="0"/>
-          <w:numId w:val="11"/>
-        </w:numPr>
-        <w:suppressLineNumbers w:val="0"/>
-        <w:spacing w:before="0" w:beforeAutospacing="0" w:after="0" w:afterAutospacing="0" w:line="360" w:lineRule="auto"/>
-        <w:ind w:left="420" w:leftChars="0" w:right="0" w:hanging="420" w:firstLineChars="0"/>
-        <w:jc w:val="left"/>
-        <w:rPr>
-          <w:rFonts w:hint="default" w:ascii="Bodoni MT" w:hAnsi="Bodoni MT" w:eastAsia="Microsoft YaHei" w:cs="Bodoni MT"/>
-        </w:rPr>
-      </w:pPr>
-      <w:r>
-        <w:rPr>
-          <w:rFonts w:hint="default" w:ascii="Bodoni MT" w:hAnsi="Bodoni MT" w:eastAsia="Microsoft YaHei" w:cs="Bodoni MT"/>
-          <w:lang w:val="en-IN"/>
-        </w:rPr>
-        <w:t>F</w:t>
-      </w:r>
-    </w:p>
-    <w:p>
-      <w:pPr>
-        <w:keepNext w:val="0"/>
-        <w:keepLines w:val="0"/>
-        <w:widowControl/>
-        <w:numPr>
-          <w:ilvl w:val="0"/>
-          <w:numId w:val="11"/>
-        </w:numPr>
-        <w:suppressLineNumbers w:val="0"/>
-        <w:spacing w:before="0" w:beforeAutospacing="0" w:after="0" w:afterAutospacing="0" w:line="360" w:lineRule="auto"/>
-        <w:ind w:left="420" w:leftChars="0" w:right="0" w:hanging="420" w:firstLineChars="0"/>
-        <w:jc w:val="left"/>
-        <w:rPr>
-          <w:rFonts w:hint="default" w:ascii="Bodoni MT" w:hAnsi="Bodoni MT" w:eastAsia="Microsoft YaHei" w:cs="Bodoni MT"/>
-        </w:rPr>
-      </w:pPr>
-      <w:r>
-        <w:rPr>
-          <w:rFonts w:hint="default" w:ascii="Bodoni MT" w:hAnsi="Bodoni MT" w:eastAsia="Microsoft YaHei" w:cs="Bodoni MT"/>
-          <w:lang w:val="en-IN"/>
-        </w:rPr>
-        <w:t>F</w:t>
-      </w:r>
-    </w:p>
-    <w:p>
-      <w:pPr>
-        <w:keepNext w:val="0"/>
-        <w:keepLines w:val="0"/>
-        <w:widowControl/>
-        <w:numPr>
-          <w:ilvl w:val="0"/>
-          <w:numId w:val="11"/>
-        </w:numPr>
-        <w:suppressLineNumbers w:val="0"/>
-        <w:spacing w:before="0" w:beforeAutospacing="0" w:after="0" w:afterAutospacing="0" w:line="360" w:lineRule="auto"/>
-        <w:ind w:left="420" w:leftChars="0" w:right="0" w:hanging="420" w:firstLineChars="0"/>
-        <w:jc w:val="left"/>
-        <w:rPr>
-          <w:rFonts w:hint="default" w:ascii="Bodoni MT" w:hAnsi="Bodoni MT" w:eastAsia="Microsoft YaHei" w:cs="Bodoni MT"/>
-        </w:rPr>
-      </w:pPr>
-      <w:r>
-        <w:rPr>
-          <w:rFonts w:hint="default" w:ascii="Bodoni MT" w:hAnsi="Bodoni MT" w:eastAsia="Microsoft YaHei" w:cs="Bodoni MT"/>
-          <w:lang w:val="en-IN"/>
-        </w:rPr>
-        <w:t>F</w:t>
-      </w:r>
-    </w:p>
-    <w:p>
-      <w:pPr>
-        <w:keepNext w:val="0"/>
-        <w:keepLines w:val="0"/>
-        <w:widowControl/>
-        <w:numPr>
-          <w:ilvl w:val="0"/>
-          <w:numId w:val="11"/>
-        </w:numPr>
-        <w:suppressLineNumbers w:val="0"/>
-        <w:spacing w:before="0" w:beforeAutospacing="0" w:after="0" w:afterAutospacing="0" w:line="360" w:lineRule="auto"/>
-        <w:ind w:left="420" w:leftChars="0" w:right="0" w:hanging="420" w:firstLineChars="0"/>
-        <w:jc w:val="left"/>
-        <w:rPr>
-          <w:rFonts w:hint="default" w:ascii="Bodoni MT" w:hAnsi="Bodoni MT" w:eastAsia="Microsoft YaHei" w:cs="Bodoni MT"/>
-        </w:rPr>
-      </w:pPr>
-      <w:r>
-        <w:rPr>
-          <w:rFonts w:hint="default" w:ascii="Bodoni MT" w:hAnsi="Bodoni MT" w:eastAsia="Microsoft YaHei" w:cs="Bodoni MT"/>
-          <w:lang w:val="en-IN"/>
-        </w:rPr>
-        <w:t>F</w:t>
-      </w:r>
-    </w:p>
-    <w:p>
-      <w:pPr>
-        <w:keepNext w:val="0"/>
-        <w:keepLines w:val="0"/>
-        <w:widowControl/>
-        <w:numPr>
-          <w:ilvl w:val="0"/>
-          <w:numId w:val="11"/>
-        </w:numPr>
-        <w:suppressLineNumbers w:val="0"/>
-        <w:spacing w:before="0" w:beforeAutospacing="0" w:after="0" w:afterAutospacing="0" w:line="360" w:lineRule="auto"/>
-        <w:ind w:left="420" w:leftChars="0" w:right="0" w:hanging="420" w:firstLineChars="0"/>
-        <w:jc w:val="left"/>
-        <w:rPr>
-          <w:rFonts w:hint="default" w:ascii="Bodoni MT" w:hAnsi="Bodoni MT" w:eastAsia="Microsoft YaHei" w:cs="Bodoni MT"/>
-        </w:rPr>
-      </w:pPr>
-      <w:r>
-        <w:rPr>
-          <w:rFonts w:hint="default" w:ascii="Bodoni MT" w:hAnsi="Bodoni MT" w:eastAsia="Microsoft YaHei" w:cs="Bodoni MT"/>
-          <w:lang w:val="en-IN"/>
-        </w:rPr>
-        <w:t>F</w:t>
-      </w:r>
-    </w:p>
-    <w:p>
-      <w:pPr>
-        <w:keepNext w:val="0"/>
-        <w:keepLines w:val="0"/>
-        <w:widowControl/>
-        <w:numPr>
-          <w:ilvl w:val="0"/>
-          <w:numId w:val="11"/>
-        </w:numPr>
-        <w:suppressLineNumbers w:val="0"/>
-        <w:spacing w:before="0" w:beforeAutospacing="0" w:after="0" w:afterAutospacing="0" w:line="360" w:lineRule="auto"/>
-        <w:ind w:left="420" w:leftChars="0" w:right="0" w:hanging="420" w:firstLineChars="0"/>
-        <w:jc w:val="left"/>
-        <w:rPr>
-          <w:rFonts w:hint="default" w:ascii="Bodoni MT" w:hAnsi="Bodoni MT" w:eastAsia="Microsoft YaHei" w:cs="Bodoni MT"/>
-        </w:rPr>
-      </w:pPr>
-      <w:r>
-        <w:rPr>
-          <w:rFonts w:hint="default" w:ascii="Bodoni MT" w:hAnsi="Bodoni MT" w:eastAsia="Microsoft YaHei" w:cs="Bodoni MT"/>
-          <w:lang w:val="en-IN"/>
-        </w:rPr>
-        <w:t>F</w:t>
-      </w:r>
-    </w:p>
-    <w:p>
-      <w:pPr>
-        <w:keepNext w:val="0"/>
-        <w:keepLines w:val="0"/>
-        <w:widowControl/>
-        <w:numPr>
-          <w:ilvl w:val="0"/>
-          <w:numId w:val="11"/>
-        </w:numPr>
-        <w:suppressLineNumbers w:val="0"/>
-        <w:spacing w:before="0" w:beforeAutospacing="0" w:after="0" w:afterAutospacing="0" w:line="360" w:lineRule="auto"/>
-        <w:ind w:left="420" w:leftChars="0" w:right="0" w:hanging="420" w:firstLineChars="0"/>
-        <w:jc w:val="left"/>
-        <w:rPr>
-          <w:rFonts w:hint="default" w:ascii="Bodoni MT" w:hAnsi="Bodoni MT" w:eastAsia="Microsoft YaHei" w:cs="Bodoni MT"/>
-        </w:rPr>
-      </w:pPr>
-      <w:r>
-        <w:rPr>
-          <w:rFonts w:hint="default" w:ascii="Bodoni MT" w:hAnsi="Bodoni MT" w:eastAsia="Microsoft YaHei" w:cs="Bodoni MT"/>
-          <w:lang w:val="en-IN"/>
-        </w:rPr>
-        <w:t>F</w:t>
-      </w:r>
-    </w:p>
-    <w:p>
-      <w:pPr>
-        <w:keepNext w:val="0"/>
-        <w:keepLines w:val="0"/>
-        <w:widowControl/>
-        <w:numPr>
-          <w:ilvl w:val="0"/>
-          <w:numId w:val="11"/>
-        </w:numPr>
-        <w:suppressLineNumbers w:val="0"/>
-        <w:spacing w:before="0" w:beforeAutospacing="0" w:after="0" w:afterAutospacing="0" w:line="360" w:lineRule="auto"/>
-        <w:ind w:left="420" w:leftChars="0" w:right="0" w:hanging="420" w:firstLineChars="0"/>
-        <w:jc w:val="left"/>
-        <w:rPr>
-          <w:rFonts w:hint="default" w:ascii="Bodoni MT" w:hAnsi="Bodoni MT" w:eastAsia="Microsoft YaHei" w:cs="Bodoni MT"/>
-        </w:rPr>
-      </w:pPr>
-      <w:r>
-        <w:rPr>
-          <w:rFonts w:hint="default" w:ascii="Bodoni MT" w:hAnsi="Bodoni MT" w:eastAsia="Microsoft YaHei" w:cs="Bodoni MT"/>
-          <w:lang w:val="en-IN"/>
-        </w:rPr>
-        <w:t>F</w:t>
-      </w:r>
-    </w:p>
-    <w:p>
-      <w:pPr>
-        <w:keepNext w:val="0"/>
-        <w:keepLines w:val="0"/>
-        <w:widowControl/>
-        <w:numPr>
-          <w:ilvl w:val="0"/>
-          <w:numId w:val="11"/>
-        </w:numPr>
-        <w:suppressLineNumbers w:val="0"/>
-        <w:spacing w:before="0" w:beforeAutospacing="0" w:after="0" w:afterAutospacing="0" w:line="360" w:lineRule="auto"/>
-        <w:ind w:left="420" w:leftChars="0" w:right="0" w:hanging="420" w:firstLineChars="0"/>
-        <w:jc w:val="left"/>
-        <w:rPr>
-          <w:rFonts w:hint="default" w:ascii="Bodoni MT" w:hAnsi="Bodoni MT" w:eastAsia="Microsoft YaHei" w:cs="Bodoni MT"/>
-        </w:rPr>
-      </w:pPr>
-      <w:r>
-        <w:rPr>
-          <w:rFonts w:hint="default" w:ascii="Bodoni MT" w:hAnsi="Bodoni MT" w:eastAsia="Microsoft YaHei" w:cs="Bodoni MT"/>
-          <w:lang w:val="en-IN"/>
-        </w:rPr>
-        <w:t>F</w:t>
-      </w:r>
-    </w:p>
-    <w:p>
-      <w:pPr>
-        <w:keepNext w:val="0"/>
-        <w:keepLines w:val="0"/>
-        <w:widowControl/>
-        <w:numPr>
-          <w:ilvl w:val="0"/>
-          <w:numId w:val="11"/>
-        </w:numPr>
-        <w:suppressLineNumbers w:val="0"/>
-        <w:spacing w:before="0" w:beforeAutospacing="0" w:after="0" w:afterAutospacing="0" w:line="360" w:lineRule="auto"/>
-        <w:ind w:left="420" w:leftChars="0" w:right="0" w:hanging="420" w:firstLineChars="0"/>
-        <w:jc w:val="left"/>
-        <w:rPr>
-          <w:rFonts w:hint="default" w:ascii="Bodoni MT" w:hAnsi="Bodoni MT" w:eastAsia="Microsoft YaHei" w:cs="Bodoni MT"/>
-        </w:rPr>
-      </w:pPr>
-      <w:r>
-        <w:rPr>
-          <w:rFonts w:hint="default" w:ascii="Bodoni MT" w:hAnsi="Bodoni MT" w:eastAsia="Microsoft YaHei" w:cs="Bodoni MT"/>
-          <w:lang w:val="en-IN"/>
-        </w:rPr>
-        <w:t>F</w:t>
-      </w:r>
-    </w:p>
-    <w:p>
-      <w:pPr>
-        <w:keepNext w:val="0"/>
-        <w:keepLines w:val="0"/>
-        <w:widowControl/>
-        <w:numPr>
-          <w:ilvl w:val="0"/>
-          <w:numId w:val="11"/>
-        </w:numPr>
-        <w:suppressLineNumbers w:val="0"/>
-        <w:spacing w:before="0" w:beforeAutospacing="0" w:after="0" w:afterAutospacing="0" w:line="360" w:lineRule="auto"/>
-        <w:ind w:left="420" w:leftChars="0" w:right="0" w:hanging="420" w:firstLineChars="0"/>
-        <w:jc w:val="left"/>
-        <w:rPr>
-          <w:rFonts w:hint="default" w:ascii="Bodoni MT" w:hAnsi="Bodoni MT" w:eastAsia="Microsoft YaHei" w:cs="Bodoni MT"/>
-        </w:rPr>
-      </w:pPr>
-      <w:r>
-        <w:rPr>
-          <w:rFonts w:hint="default" w:ascii="Bodoni MT" w:hAnsi="Bodoni MT" w:eastAsia="Microsoft YaHei" w:cs="Bodoni MT"/>
-          <w:lang w:val="en-IN"/>
-        </w:rPr>
-        <w:t>F</w:t>
-      </w:r>
-    </w:p>
-    <w:p>
-      <w:pPr>
-        <w:keepNext w:val="0"/>
-        <w:keepLines w:val="0"/>
-        <w:widowControl/>
-        <w:numPr>
-          <w:ilvl w:val="0"/>
-          <w:numId w:val="11"/>
-        </w:numPr>
-        <w:suppressLineNumbers w:val="0"/>
-        <w:spacing w:before="0" w:beforeAutospacing="0" w:after="0" w:afterAutospacing="0" w:line="360" w:lineRule="auto"/>
-        <w:ind w:left="420" w:leftChars="0" w:right="0" w:hanging="420" w:firstLineChars="0"/>
-        <w:jc w:val="left"/>
-        <w:rPr>
-          <w:rFonts w:hint="default" w:ascii="Bodoni MT" w:hAnsi="Bodoni MT" w:eastAsia="Microsoft YaHei" w:cs="Bodoni MT"/>
-        </w:rPr>
-      </w:pPr>
-      <w:r>
-        <w:rPr>
-          <w:rFonts w:hint="default" w:ascii="Bodoni MT" w:hAnsi="Bodoni MT" w:eastAsia="Microsoft YaHei" w:cs="Bodoni MT"/>
-          <w:lang w:val="en-IN"/>
-        </w:rPr>
-        <w:t>F</w:t>
-      </w:r>
-    </w:p>
-    <w:p>
-      <w:pPr>
-        <w:keepNext w:val="0"/>
-        <w:keepLines w:val="0"/>
-        <w:widowControl/>
-        <w:numPr>
-          <w:ilvl w:val="0"/>
-          <w:numId w:val="11"/>
-        </w:numPr>
-        <w:suppressLineNumbers w:val="0"/>
-        <w:spacing w:before="0" w:beforeAutospacing="0" w:after="0" w:afterAutospacing="0" w:line="360" w:lineRule="auto"/>
-        <w:ind w:left="420" w:leftChars="0" w:right="0" w:hanging="420" w:firstLineChars="0"/>
-        <w:jc w:val="left"/>
-        <w:rPr>
-          <w:rFonts w:hint="default" w:ascii="Bodoni MT" w:hAnsi="Bodoni MT" w:eastAsia="Microsoft YaHei" w:cs="Bodoni MT"/>
-        </w:rPr>
-      </w:pPr>
-      <w:r>
-        <w:rPr>
-          <w:rFonts w:hint="default" w:ascii="Bodoni MT" w:hAnsi="Bodoni MT" w:eastAsia="Microsoft YaHei" w:cs="Bodoni MT"/>
-          <w:lang w:val="en-IN"/>
-        </w:rPr>
-        <w:t>F</w:t>
-      </w:r>
-    </w:p>
-    <w:p>
-      <w:pPr>
-        <w:keepNext w:val="0"/>
-        <w:keepLines w:val="0"/>
-        <w:widowControl/>
-        <w:numPr>
-          <w:ilvl w:val="0"/>
-          <w:numId w:val="11"/>
-        </w:numPr>
-        <w:suppressLineNumbers w:val="0"/>
-        <w:spacing w:before="0" w:beforeAutospacing="0" w:after="0" w:afterAutospacing="0" w:line="360" w:lineRule="auto"/>
-        <w:ind w:left="420" w:leftChars="0" w:right="0" w:hanging="420" w:firstLineChars="0"/>
-        <w:jc w:val="left"/>
-        <w:rPr>
-          <w:rFonts w:hint="default" w:ascii="Bodoni MT" w:hAnsi="Bodoni MT" w:eastAsia="Microsoft YaHei" w:cs="Bodoni MT"/>
-        </w:rPr>
-      </w:pPr>
-      <w:r>
-        <w:rPr>
-          <w:rFonts w:hint="default" w:ascii="Bodoni MT" w:hAnsi="Bodoni MT" w:eastAsia="Microsoft YaHei" w:cs="Bodoni MT"/>
-          <w:lang w:val="en-IN"/>
-        </w:rPr>
-        <w:t>F</w:t>
-      </w:r>
-    </w:p>
-    <w:p>
-      <w:pPr>
-        <w:keepNext w:val="0"/>
-        <w:keepLines w:val="0"/>
-        <w:widowControl/>
-        <w:numPr>
-          <w:ilvl w:val="0"/>
-          <w:numId w:val="11"/>
-        </w:numPr>
-        <w:suppressLineNumbers w:val="0"/>
-        <w:spacing w:before="0" w:beforeAutospacing="0" w:after="0" w:afterAutospacing="0" w:line="360" w:lineRule="auto"/>
-        <w:ind w:left="420" w:leftChars="0" w:right="0" w:hanging="420" w:firstLineChars="0"/>
-        <w:jc w:val="left"/>
-        <w:rPr>
-          <w:rFonts w:hint="default" w:ascii="Bodoni MT" w:hAnsi="Bodoni MT" w:eastAsia="Microsoft YaHei" w:cs="Bodoni MT"/>
-        </w:rPr>
-      </w:pPr>
-      <w:r>
-        <w:rPr>
-          <w:rFonts w:hint="default" w:ascii="Bodoni MT" w:hAnsi="Bodoni MT" w:eastAsia="Microsoft YaHei" w:cs="Bodoni MT"/>
-          <w:lang w:val="en-IN"/>
-        </w:rPr>
-        <w:t>F</w:t>
-      </w:r>
-    </w:p>
-    <w:p>
-      <w:pPr>
-        <w:keepNext w:val="0"/>
-        <w:keepLines w:val="0"/>
-        <w:widowControl/>
-        <w:numPr>
-          <w:ilvl w:val="0"/>
-          <w:numId w:val="11"/>
-        </w:numPr>
-        <w:suppressLineNumbers w:val="0"/>
-        <w:spacing w:before="0" w:beforeAutospacing="0" w:after="0" w:afterAutospacing="0" w:line="360" w:lineRule="auto"/>
-        <w:ind w:left="420" w:leftChars="0" w:right="0" w:hanging="420" w:firstLineChars="0"/>
-        <w:jc w:val="left"/>
-        <w:rPr>
-          <w:rFonts w:hint="default" w:ascii="Bodoni MT" w:hAnsi="Bodoni MT" w:eastAsia="Microsoft YaHei" w:cs="Bodoni MT"/>
-        </w:rPr>
-      </w:pPr>
-      <w:r>
-        <w:rPr>
-          <w:rFonts w:hint="default" w:ascii="Bodoni MT" w:hAnsi="Bodoni MT" w:eastAsia="Microsoft YaHei" w:cs="Bodoni MT"/>
-          <w:lang w:val="en-IN"/>
-        </w:rPr>
-        <w:t>F</w:t>
-      </w:r>
-    </w:p>
-    <w:p>
-      <w:pPr>
-        <w:rPr>
-          <w:rFonts w:hint="default" w:ascii="Bodoni MT" w:hAnsi="Bodoni MT" w:eastAsia="Microsoft YaHei" w:cs="Bodoni MT"/>
-        </w:rPr>
-      </w:pPr>
       <w:r>
         <w:rPr>
           <w:rFonts w:hint="default" w:ascii="Bodoni MT" w:hAnsi="Bodoni MT" w:eastAsia="Microsoft YaHei" w:cs="Bodoni MT"/>
@@ -30701,7 +30060,6 @@
         </w:rPr>
         <w:br w:type="textWrapping"/>
       </w:r>
-      <w:bookmarkStart w:id="0" w:name="_GoBack"/>
       <w:r>
         <w:rPr>
           <w:rFonts w:hint="default" w:ascii="Bodoni MT"/>
@@ -30753,7 +30111,6 @@
         <w:t xml:space="preserve">  =&gt; it’ll go to the sidecar container in that same Pod.</w:t>
       </w:r>
     </w:p>
-    <w:bookmarkEnd w:id="0"/>
     <w:p>
       <w:pPr>
         <w:keepNext w:val="0"/>
@@ -35094,435 +34451,6 @@
     </w:p>
     <w:p>
       <w:pPr>
-        <w:keepNext w:val="0"/>
-        <w:keepLines w:val="0"/>
-        <w:widowControl/>
-        <w:numPr>
-          <w:ilvl w:val="1"/>
-          <w:numId w:val="11"/>
-        </w:numPr>
-        <w:suppressLineNumbers w:val="0"/>
-        <w:spacing w:before="0" w:beforeAutospacing="0" w:after="0" w:afterAutospacing="0" w:line="360" w:lineRule="auto"/>
-        <w:ind w:left="840" w:leftChars="0" w:right="0" w:hanging="420" w:firstLineChars="0"/>
-        <w:jc w:val="left"/>
-        <w:rPr>
-          <w:rFonts w:hint="default" w:ascii="Bodoni MT" w:hAnsi="Bodoni MT" w:eastAsia="Microsoft YaHei" w:cs="Bodoni MT"/>
-        </w:rPr>
-      </w:pPr>
-    </w:p>
-    <w:p>
-      <w:pPr>
-        <w:keepNext w:val="0"/>
-        <w:keepLines w:val="0"/>
-        <w:widowControl/>
-        <w:numPr>
-          <w:ilvl w:val="0"/>
-          <w:numId w:val="11"/>
-        </w:numPr>
-        <w:suppressLineNumbers w:val="0"/>
-        <w:spacing w:before="0" w:beforeAutospacing="0" w:after="0" w:afterAutospacing="0" w:line="360" w:lineRule="auto"/>
-        <w:ind w:left="420" w:leftChars="0" w:right="0" w:hanging="420" w:firstLineChars="0"/>
-        <w:jc w:val="left"/>
-        <w:rPr>
-          <w:rFonts w:hint="default" w:ascii="Bodoni MT" w:hAnsi="Bodoni MT" w:eastAsia="Microsoft YaHei" w:cs="Bodoni MT"/>
-        </w:rPr>
-      </w:pPr>
-      <w:r>
-        <w:rPr>
-          <w:rFonts w:hint="default" w:ascii="Bodoni MT" w:hAnsi="Bodoni MT" w:cs="Bodoni MT"/>
-          <w:lang w:val="en-IN"/>
-        </w:rPr>
-        <w:t>F</w:t>
-      </w:r>
-    </w:p>
-    <w:p>
-      <w:pPr>
-        <w:keepNext w:val="0"/>
-        <w:keepLines w:val="0"/>
-        <w:widowControl/>
-        <w:numPr>
-          <w:ilvl w:val="0"/>
-          <w:numId w:val="11"/>
-        </w:numPr>
-        <w:suppressLineNumbers w:val="0"/>
-        <w:spacing w:before="0" w:beforeAutospacing="0" w:after="0" w:afterAutospacing="0" w:line="360" w:lineRule="auto"/>
-        <w:ind w:left="420" w:leftChars="0" w:right="0" w:hanging="420" w:firstLineChars="0"/>
-        <w:jc w:val="left"/>
-        <w:rPr>
-          <w:rFonts w:hint="default" w:ascii="Bodoni MT" w:hAnsi="Bodoni MT" w:eastAsia="Microsoft YaHei" w:cs="Bodoni MT"/>
-        </w:rPr>
-      </w:pPr>
-      <w:r>
-        <w:rPr>
-          <w:rFonts w:hint="default" w:ascii="Bodoni MT" w:hAnsi="Bodoni MT" w:cs="Bodoni MT"/>
-          <w:lang w:val="en-IN"/>
-        </w:rPr>
-        <w:t>F</w:t>
-      </w:r>
-    </w:p>
-    <w:p>
-      <w:pPr>
-        <w:keepNext w:val="0"/>
-        <w:keepLines w:val="0"/>
-        <w:widowControl/>
-        <w:numPr>
-          <w:ilvl w:val="0"/>
-          <w:numId w:val="11"/>
-        </w:numPr>
-        <w:suppressLineNumbers w:val="0"/>
-        <w:spacing w:before="0" w:beforeAutospacing="0" w:after="0" w:afterAutospacing="0" w:line="360" w:lineRule="auto"/>
-        <w:ind w:left="420" w:leftChars="0" w:right="0" w:hanging="420" w:firstLineChars="0"/>
-        <w:jc w:val="left"/>
-        <w:rPr>
-          <w:rFonts w:hint="default" w:ascii="Bodoni MT" w:hAnsi="Bodoni MT" w:eastAsia="Microsoft YaHei" w:cs="Bodoni MT"/>
-        </w:rPr>
-      </w:pPr>
-      <w:r>
-        <w:rPr>
-          <w:rFonts w:hint="default" w:ascii="Bodoni MT" w:hAnsi="Bodoni MT" w:cs="Bodoni MT"/>
-          <w:lang w:val="en-IN"/>
-        </w:rPr>
-        <w:t>F</w:t>
-      </w:r>
-    </w:p>
-    <w:p>
-      <w:pPr>
-        <w:keepNext w:val="0"/>
-        <w:keepLines w:val="0"/>
-        <w:widowControl/>
-        <w:numPr>
-          <w:ilvl w:val="0"/>
-          <w:numId w:val="11"/>
-        </w:numPr>
-        <w:suppressLineNumbers w:val="0"/>
-        <w:spacing w:before="0" w:beforeAutospacing="0" w:after="0" w:afterAutospacing="0" w:line="360" w:lineRule="auto"/>
-        <w:ind w:left="420" w:leftChars="0" w:right="0" w:hanging="420" w:firstLineChars="0"/>
-        <w:jc w:val="left"/>
-        <w:rPr>
-          <w:rFonts w:hint="default" w:ascii="Bodoni MT" w:hAnsi="Bodoni MT" w:eastAsia="Microsoft YaHei" w:cs="Bodoni MT"/>
-        </w:rPr>
-      </w:pPr>
-      <w:r>
-        <w:rPr>
-          <w:rFonts w:hint="default" w:ascii="Bodoni MT" w:hAnsi="Bodoni MT" w:cs="Bodoni MT"/>
-          <w:lang w:val="en-IN"/>
-        </w:rPr>
-        <w:t>F</w:t>
-      </w:r>
-    </w:p>
-    <w:p>
-      <w:pPr>
-        <w:keepNext w:val="0"/>
-        <w:keepLines w:val="0"/>
-        <w:widowControl/>
-        <w:numPr>
-          <w:ilvl w:val="0"/>
-          <w:numId w:val="11"/>
-        </w:numPr>
-        <w:suppressLineNumbers w:val="0"/>
-        <w:spacing w:before="0" w:beforeAutospacing="0" w:after="0" w:afterAutospacing="0" w:line="360" w:lineRule="auto"/>
-        <w:ind w:left="420" w:leftChars="0" w:right="0" w:hanging="420" w:firstLineChars="0"/>
-        <w:jc w:val="left"/>
-        <w:rPr>
-          <w:rFonts w:hint="default" w:ascii="Bodoni MT" w:hAnsi="Bodoni MT" w:eastAsia="Microsoft YaHei" w:cs="Bodoni MT"/>
-        </w:rPr>
-      </w:pPr>
-      <w:r>
-        <w:rPr>
-          <w:rFonts w:hint="default" w:ascii="Bodoni MT" w:hAnsi="Bodoni MT" w:cs="Bodoni MT"/>
-          <w:lang w:val="en-IN"/>
-        </w:rPr>
-        <w:t>F</w:t>
-      </w:r>
-    </w:p>
-    <w:p>
-      <w:pPr>
-        <w:keepNext w:val="0"/>
-        <w:keepLines w:val="0"/>
-        <w:widowControl/>
-        <w:numPr>
-          <w:ilvl w:val="0"/>
-          <w:numId w:val="11"/>
-        </w:numPr>
-        <w:suppressLineNumbers w:val="0"/>
-        <w:spacing w:before="0" w:beforeAutospacing="0" w:after="0" w:afterAutospacing="0" w:line="360" w:lineRule="auto"/>
-        <w:ind w:left="420" w:leftChars="0" w:right="0" w:hanging="420" w:firstLineChars="0"/>
-        <w:jc w:val="left"/>
-        <w:rPr>
-          <w:rFonts w:hint="default" w:ascii="Bodoni MT" w:hAnsi="Bodoni MT" w:eastAsia="Microsoft YaHei" w:cs="Bodoni MT"/>
-        </w:rPr>
-      </w:pPr>
-      <w:r>
-        <w:rPr>
-          <w:rFonts w:hint="default" w:ascii="Bodoni MT" w:hAnsi="Bodoni MT" w:cs="Bodoni MT"/>
-          <w:lang w:val="en-IN"/>
-        </w:rPr>
-        <w:t>F</w:t>
-      </w:r>
-    </w:p>
-    <w:p>
-      <w:pPr>
-        <w:keepNext w:val="0"/>
-        <w:keepLines w:val="0"/>
-        <w:widowControl/>
-        <w:numPr>
-          <w:ilvl w:val="0"/>
-          <w:numId w:val="11"/>
-        </w:numPr>
-        <w:suppressLineNumbers w:val="0"/>
-        <w:spacing w:before="0" w:beforeAutospacing="0" w:after="0" w:afterAutospacing="0" w:line="360" w:lineRule="auto"/>
-        <w:ind w:left="420" w:leftChars="0" w:right="0" w:hanging="420" w:firstLineChars="0"/>
-        <w:jc w:val="left"/>
-        <w:rPr>
-          <w:rFonts w:hint="default" w:ascii="Bodoni MT" w:hAnsi="Bodoni MT" w:eastAsia="Microsoft YaHei" w:cs="Bodoni MT"/>
-        </w:rPr>
-      </w:pPr>
-      <w:r>
-        <w:rPr>
-          <w:rFonts w:hint="default" w:ascii="Bodoni MT" w:hAnsi="Bodoni MT" w:cs="Bodoni MT"/>
-          <w:lang w:val="en-IN"/>
-        </w:rPr>
-        <w:t>F</w:t>
-      </w:r>
-    </w:p>
-    <w:p>
-      <w:pPr>
-        <w:keepNext w:val="0"/>
-        <w:keepLines w:val="0"/>
-        <w:widowControl/>
-        <w:numPr>
-          <w:ilvl w:val="0"/>
-          <w:numId w:val="11"/>
-        </w:numPr>
-        <w:suppressLineNumbers w:val="0"/>
-        <w:spacing w:before="0" w:beforeAutospacing="0" w:after="0" w:afterAutospacing="0" w:line="360" w:lineRule="auto"/>
-        <w:ind w:left="420" w:leftChars="0" w:right="0" w:hanging="420" w:firstLineChars="0"/>
-        <w:jc w:val="left"/>
-        <w:rPr>
-          <w:rFonts w:hint="default" w:ascii="Bodoni MT" w:hAnsi="Bodoni MT" w:eastAsia="Microsoft YaHei" w:cs="Bodoni MT"/>
-        </w:rPr>
-      </w:pPr>
-      <w:r>
-        <w:rPr>
-          <w:rFonts w:hint="default" w:ascii="Bodoni MT" w:hAnsi="Bodoni MT" w:cs="Bodoni MT"/>
-          <w:lang w:val="en-IN"/>
-        </w:rPr>
-        <w:t>F</w:t>
-      </w:r>
-    </w:p>
-    <w:p>
-      <w:pPr>
-        <w:keepNext w:val="0"/>
-        <w:keepLines w:val="0"/>
-        <w:widowControl/>
-        <w:numPr>
-          <w:ilvl w:val="0"/>
-          <w:numId w:val="11"/>
-        </w:numPr>
-        <w:suppressLineNumbers w:val="0"/>
-        <w:spacing w:before="0" w:beforeAutospacing="0" w:after="0" w:afterAutospacing="0" w:line="360" w:lineRule="auto"/>
-        <w:ind w:left="420" w:leftChars="0" w:right="0" w:hanging="420" w:firstLineChars="0"/>
-        <w:jc w:val="left"/>
-        <w:rPr>
-          <w:rFonts w:hint="default" w:ascii="Bodoni MT" w:hAnsi="Bodoni MT" w:eastAsia="Microsoft YaHei" w:cs="Bodoni MT"/>
-        </w:rPr>
-      </w:pPr>
-      <w:r>
-        <w:rPr>
-          <w:rFonts w:hint="default" w:ascii="Bodoni MT" w:hAnsi="Bodoni MT" w:cs="Bodoni MT"/>
-          <w:lang w:val="en-IN"/>
-        </w:rPr>
-        <w:t>F</w:t>
-      </w:r>
-    </w:p>
-    <w:p>
-      <w:pPr>
-        <w:keepNext w:val="0"/>
-        <w:keepLines w:val="0"/>
-        <w:widowControl/>
-        <w:numPr>
-          <w:ilvl w:val="0"/>
-          <w:numId w:val="11"/>
-        </w:numPr>
-        <w:suppressLineNumbers w:val="0"/>
-        <w:spacing w:before="0" w:beforeAutospacing="0" w:after="0" w:afterAutospacing="0" w:line="360" w:lineRule="auto"/>
-        <w:ind w:left="420" w:leftChars="0" w:right="0" w:hanging="420" w:firstLineChars="0"/>
-        <w:jc w:val="left"/>
-        <w:rPr>
-          <w:rFonts w:hint="default" w:ascii="Bodoni MT" w:hAnsi="Bodoni MT" w:eastAsia="Microsoft YaHei" w:cs="Bodoni MT"/>
-        </w:rPr>
-      </w:pPr>
-      <w:r>
-        <w:rPr>
-          <w:rFonts w:hint="default" w:ascii="Bodoni MT" w:hAnsi="Bodoni MT" w:cs="Bodoni MT"/>
-          <w:lang w:val="en-IN"/>
-        </w:rPr>
-        <w:t>F</w:t>
-      </w:r>
-    </w:p>
-    <w:p>
-      <w:pPr>
-        <w:keepNext w:val="0"/>
-        <w:keepLines w:val="0"/>
-        <w:widowControl/>
-        <w:numPr>
-          <w:ilvl w:val="0"/>
-          <w:numId w:val="11"/>
-        </w:numPr>
-        <w:suppressLineNumbers w:val="0"/>
-        <w:spacing w:before="0" w:beforeAutospacing="0" w:after="0" w:afterAutospacing="0" w:line="360" w:lineRule="auto"/>
-        <w:ind w:left="420" w:leftChars="0" w:right="0" w:hanging="420" w:firstLineChars="0"/>
-        <w:jc w:val="left"/>
-        <w:rPr>
-          <w:rFonts w:hint="default" w:ascii="Bodoni MT" w:hAnsi="Bodoni MT" w:eastAsia="Microsoft YaHei" w:cs="Bodoni MT"/>
-        </w:rPr>
-      </w:pPr>
-      <w:r>
-        <w:rPr>
-          <w:rFonts w:hint="default" w:ascii="Bodoni MT" w:hAnsi="Bodoni MT" w:cs="Bodoni MT"/>
-          <w:lang w:val="en-IN"/>
-        </w:rPr>
-        <w:t>F</w:t>
-      </w:r>
-    </w:p>
-    <w:p>
-      <w:pPr>
-        <w:keepNext w:val="0"/>
-        <w:keepLines w:val="0"/>
-        <w:widowControl/>
-        <w:numPr>
-          <w:ilvl w:val="0"/>
-          <w:numId w:val="11"/>
-        </w:numPr>
-        <w:suppressLineNumbers w:val="0"/>
-        <w:spacing w:before="0" w:beforeAutospacing="0" w:after="0" w:afterAutospacing="0" w:line="360" w:lineRule="auto"/>
-        <w:ind w:left="420" w:leftChars="0" w:right="0" w:hanging="420" w:firstLineChars="0"/>
-        <w:jc w:val="left"/>
-        <w:rPr>
-          <w:rFonts w:hint="default" w:ascii="Bodoni MT" w:hAnsi="Bodoni MT" w:eastAsia="Microsoft YaHei" w:cs="Bodoni MT"/>
-        </w:rPr>
-      </w:pPr>
-      <w:r>
-        <w:rPr>
-          <w:rFonts w:hint="default" w:ascii="Bodoni MT" w:hAnsi="Bodoni MT" w:cs="Bodoni MT"/>
-          <w:lang w:val="en-IN"/>
-        </w:rPr>
-        <w:t>F</w:t>
-      </w:r>
-    </w:p>
-    <w:p>
-      <w:pPr>
-        <w:keepNext w:val="0"/>
-        <w:keepLines w:val="0"/>
-        <w:widowControl/>
-        <w:numPr>
-          <w:ilvl w:val="0"/>
-          <w:numId w:val="11"/>
-        </w:numPr>
-        <w:suppressLineNumbers w:val="0"/>
-        <w:spacing w:before="0" w:beforeAutospacing="0" w:after="0" w:afterAutospacing="0" w:line="360" w:lineRule="auto"/>
-        <w:ind w:left="420" w:leftChars="0" w:right="0" w:hanging="420" w:firstLineChars="0"/>
-        <w:jc w:val="left"/>
-        <w:rPr>
-          <w:rFonts w:hint="default" w:ascii="Bodoni MT" w:hAnsi="Bodoni MT" w:eastAsia="Microsoft YaHei" w:cs="Bodoni MT"/>
-        </w:rPr>
-      </w:pPr>
-      <w:r>
-        <w:rPr>
-          <w:rFonts w:hint="default" w:ascii="Bodoni MT" w:hAnsi="Bodoni MT" w:cs="Bodoni MT"/>
-          <w:lang w:val="en-IN"/>
-        </w:rPr>
-        <w:t>F</w:t>
-      </w:r>
-    </w:p>
-    <w:p>
-      <w:pPr>
-        <w:keepNext w:val="0"/>
-        <w:keepLines w:val="0"/>
-        <w:widowControl/>
-        <w:numPr>
-          <w:ilvl w:val="0"/>
-          <w:numId w:val="11"/>
-        </w:numPr>
-        <w:suppressLineNumbers w:val="0"/>
-        <w:spacing w:before="0" w:beforeAutospacing="0" w:after="0" w:afterAutospacing="0" w:line="360" w:lineRule="auto"/>
-        <w:ind w:left="420" w:leftChars="0" w:right="0" w:hanging="420" w:firstLineChars="0"/>
-        <w:jc w:val="left"/>
-        <w:rPr>
-          <w:rFonts w:hint="default" w:ascii="Bodoni MT" w:hAnsi="Bodoni MT" w:eastAsia="Microsoft YaHei" w:cs="Bodoni MT"/>
-        </w:rPr>
-      </w:pPr>
-      <w:r>
-        <w:rPr>
-          <w:rFonts w:hint="default" w:ascii="Bodoni MT" w:hAnsi="Bodoni MT" w:cs="Bodoni MT"/>
-          <w:lang w:val="en-IN"/>
-        </w:rPr>
-        <w:t>F</w:t>
-      </w:r>
-    </w:p>
-    <w:p>
-      <w:pPr>
-        <w:keepNext w:val="0"/>
-        <w:keepLines w:val="0"/>
-        <w:widowControl/>
-        <w:numPr>
-          <w:ilvl w:val="0"/>
-          <w:numId w:val="11"/>
-        </w:numPr>
-        <w:suppressLineNumbers w:val="0"/>
-        <w:spacing w:before="0" w:beforeAutospacing="0" w:after="0" w:afterAutospacing="0" w:line="360" w:lineRule="auto"/>
-        <w:ind w:left="420" w:leftChars="0" w:right="0" w:hanging="420" w:firstLineChars="0"/>
-        <w:jc w:val="left"/>
-        <w:rPr>
-          <w:rFonts w:hint="default" w:ascii="Bodoni MT" w:hAnsi="Bodoni MT" w:eastAsia="Microsoft YaHei" w:cs="Bodoni MT"/>
-        </w:rPr>
-      </w:pPr>
-      <w:r>
-        <w:rPr>
-          <w:rFonts w:hint="default" w:ascii="Bodoni MT" w:hAnsi="Bodoni MT" w:cs="Bodoni MT"/>
-          <w:lang w:val="en-IN"/>
-        </w:rPr>
-        <w:t>F</w:t>
-      </w:r>
-    </w:p>
-    <w:p>
-      <w:pPr>
-        <w:keepNext w:val="0"/>
-        <w:keepLines w:val="0"/>
-        <w:widowControl/>
-        <w:numPr>
-          <w:ilvl w:val="0"/>
-          <w:numId w:val="11"/>
-        </w:numPr>
-        <w:suppressLineNumbers w:val="0"/>
-        <w:spacing w:before="0" w:beforeAutospacing="0" w:after="0" w:afterAutospacing="0" w:line="360" w:lineRule="auto"/>
-        <w:ind w:left="420" w:leftChars="0" w:right="0" w:hanging="420" w:firstLineChars="0"/>
-        <w:jc w:val="left"/>
-        <w:rPr>
-          <w:rFonts w:hint="default" w:ascii="Bodoni MT" w:hAnsi="Bodoni MT" w:eastAsia="Microsoft YaHei" w:cs="Bodoni MT"/>
-        </w:rPr>
-      </w:pPr>
-    </w:p>
-    <w:p>
-      <w:pPr>
-        <w:keepNext w:val="0"/>
-        <w:keepLines w:val="0"/>
-        <w:widowControl/>
-        <w:numPr>
-          <w:ilvl w:val="0"/>
-          <w:numId w:val="11"/>
-        </w:numPr>
-        <w:suppressLineNumbers w:val="0"/>
-        <w:spacing w:before="0" w:beforeAutospacing="0" w:after="0" w:afterAutospacing="0" w:line="360" w:lineRule="auto"/>
-        <w:ind w:left="420" w:leftChars="0" w:right="0" w:hanging="420" w:firstLineChars="0"/>
-        <w:jc w:val="left"/>
-        <w:rPr>
-          <w:rFonts w:hint="default" w:ascii="Bodoni MT" w:hAnsi="Bodoni MT" w:eastAsia="Microsoft YaHei" w:cs="Bodoni MT"/>
-        </w:rPr>
-      </w:pPr>
-    </w:p>
-    <w:p>
-      <w:pPr>
         <w:rPr>
           <w:rFonts w:hint="default" w:ascii="Bodoni MT" w:hAnsi="Bodoni MT" w:eastAsia="Microsoft YaHei" w:cs="Bodoni MT"/>
         </w:rPr>
@@ -35713,241 +34641,6 @@
         </w:rPr>
         <w:t>F</w:t>
       </w:r>
-    </w:p>
-    <w:p>
-      <w:pPr>
-        <w:keepNext w:val="0"/>
-        <w:keepLines w:val="0"/>
-        <w:widowControl/>
-        <w:numPr>
-          <w:ilvl w:val="0"/>
-          <w:numId w:val="11"/>
-        </w:numPr>
-        <w:suppressLineNumbers w:val="0"/>
-        <w:spacing w:before="0" w:beforeAutospacing="0" w:after="0" w:afterAutospacing="0" w:line="360" w:lineRule="auto"/>
-        <w:ind w:left="420" w:leftChars="0" w:right="0" w:hanging="420" w:firstLineChars="0"/>
-        <w:jc w:val="left"/>
-        <w:rPr>
-          <w:rFonts w:hint="default" w:ascii="Bodoni MT" w:hAnsi="Bodoni MT" w:eastAsia="Microsoft YaHei" w:cs="Bodoni MT"/>
-        </w:rPr>
-      </w:pPr>
-      <w:r>
-        <w:rPr>
-          <w:rFonts w:hint="default" w:ascii="Bodoni MT" w:hAnsi="Bodoni MT" w:eastAsia="Microsoft YaHei" w:cs="Bodoni MT"/>
-          <w:b w:val="0"/>
-          <w:bCs w:val="0"/>
-          <w:color w:val="auto"/>
-          <w:kern w:val="0"/>
-          <w:sz w:val="22"/>
-          <w:szCs w:val="22"/>
-          <w:lang w:val="en-IN" w:eastAsia="zh-CN" w:bidi="ar"/>
-        </w:rPr>
-        <w:t>F</w:t>
-      </w:r>
-    </w:p>
-    <w:p>
-      <w:pPr>
-        <w:keepNext w:val="0"/>
-        <w:keepLines w:val="0"/>
-        <w:widowControl/>
-        <w:numPr>
-          <w:ilvl w:val="0"/>
-          <w:numId w:val="11"/>
-        </w:numPr>
-        <w:suppressLineNumbers w:val="0"/>
-        <w:spacing w:before="0" w:beforeAutospacing="0" w:after="0" w:afterAutospacing="0" w:line="360" w:lineRule="auto"/>
-        <w:ind w:left="420" w:leftChars="0" w:right="0" w:hanging="420" w:firstLineChars="0"/>
-        <w:jc w:val="left"/>
-        <w:rPr>
-          <w:rFonts w:hint="default" w:ascii="Bodoni MT" w:hAnsi="Bodoni MT" w:eastAsia="Microsoft YaHei" w:cs="Bodoni MT"/>
-        </w:rPr>
-      </w:pPr>
-      <w:r>
-        <w:rPr>
-          <w:rFonts w:hint="default" w:ascii="Bodoni MT" w:hAnsi="Bodoni MT" w:eastAsia="Microsoft YaHei" w:cs="Bodoni MT"/>
-          <w:b w:val="0"/>
-          <w:bCs w:val="0"/>
-          <w:color w:val="auto"/>
-          <w:kern w:val="0"/>
-          <w:sz w:val="22"/>
-          <w:szCs w:val="22"/>
-          <w:lang w:val="en-IN" w:eastAsia="zh-CN" w:bidi="ar"/>
-        </w:rPr>
-        <w:t>F</w:t>
-      </w:r>
-    </w:p>
-    <w:p>
-      <w:pPr>
-        <w:keepNext w:val="0"/>
-        <w:keepLines w:val="0"/>
-        <w:widowControl/>
-        <w:numPr>
-          <w:ilvl w:val="0"/>
-          <w:numId w:val="11"/>
-        </w:numPr>
-        <w:suppressLineNumbers w:val="0"/>
-        <w:spacing w:before="0" w:beforeAutospacing="0" w:after="0" w:afterAutospacing="0" w:line="360" w:lineRule="auto"/>
-        <w:ind w:left="420" w:leftChars="0" w:right="0" w:hanging="420" w:firstLineChars="0"/>
-        <w:jc w:val="left"/>
-        <w:rPr>
-          <w:rFonts w:hint="default" w:ascii="Bodoni MT" w:hAnsi="Bodoni MT" w:eastAsia="Microsoft YaHei" w:cs="Bodoni MT"/>
-        </w:rPr>
-      </w:pPr>
-      <w:r>
-        <w:rPr>
-          <w:rFonts w:hint="default" w:ascii="Bodoni MT" w:hAnsi="Bodoni MT" w:eastAsia="Microsoft YaHei" w:cs="Bodoni MT"/>
-          <w:b w:val="0"/>
-          <w:bCs w:val="0"/>
-          <w:color w:val="auto"/>
-          <w:kern w:val="0"/>
-          <w:sz w:val="22"/>
-          <w:szCs w:val="22"/>
-          <w:lang w:val="en-IN" w:eastAsia="zh-CN" w:bidi="ar"/>
-        </w:rPr>
-        <w:t>F</w:t>
-      </w:r>
-    </w:p>
-    <w:p>
-      <w:pPr>
-        <w:keepNext w:val="0"/>
-        <w:keepLines w:val="0"/>
-        <w:widowControl/>
-        <w:numPr>
-          <w:ilvl w:val="0"/>
-          <w:numId w:val="11"/>
-        </w:numPr>
-        <w:suppressLineNumbers w:val="0"/>
-        <w:spacing w:before="0" w:beforeAutospacing="0" w:after="0" w:afterAutospacing="0" w:line="360" w:lineRule="auto"/>
-        <w:ind w:left="420" w:leftChars="0" w:right="0" w:hanging="420" w:firstLineChars="0"/>
-        <w:jc w:val="left"/>
-        <w:rPr>
-          <w:rFonts w:hint="default" w:ascii="Bodoni MT" w:hAnsi="Bodoni MT" w:eastAsia="Microsoft YaHei" w:cs="Bodoni MT"/>
-        </w:rPr>
-      </w:pPr>
-      <w:r>
-        <w:rPr>
-          <w:rFonts w:hint="default" w:ascii="Bodoni MT" w:hAnsi="Bodoni MT" w:eastAsia="Microsoft YaHei" w:cs="Bodoni MT"/>
-          <w:b w:val="0"/>
-          <w:bCs w:val="0"/>
-          <w:color w:val="auto"/>
-          <w:kern w:val="0"/>
-          <w:sz w:val="22"/>
-          <w:szCs w:val="22"/>
-          <w:lang w:val="en-IN" w:eastAsia="zh-CN" w:bidi="ar"/>
-        </w:rPr>
-        <w:t>F</w:t>
-      </w:r>
-    </w:p>
-    <w:p>
-      <w:pPr>
-        <w:keepNext w:val="0"/>
-        <w:keepLines w:val="0"/>
-        <w:widowControl/>
-        <w:numPr>
-          <w:ilvl w:val="0"/>
-          <w:numId w:val="11"/>
-        </w:numPr>
-        <w:suppressLineNumbers w:val="0"/>
-        <w:spacing w:before="0" w:beforeAutospacing="0" w:after="0" w:afterAutospacing="0" w:line="360" w:lineRule="auto"/>
-        <w:ind w:left="420" w:leftChars="0" w:right="0" w:hanging="420" w:firstLineChars="0"/>
-        <w:jc w:val="left"/>
-        <w:rPr>
-          <w:rFonts w:hint="default" w:ascii="Bodoni MT" w:hAnsi="Bodoni MT" w:eastAsia="Microsoft YaHei" w:cs="Bodoni MT"/>
-        </w:rPr>
-      </w:pPr>
-      <w:r>
-        <w:rPr>
-          <w:rFonts w:hint="default" w:ascii="Bodoni MT" w:hAnsi="Bodoni MT" w:eastAsia="Microsoft YaHei" w:cs="Bodoni MT"/>
-          <w:b w:val="0"/>
-          <w:bCs w:val="0"/>
-          <w:color w:val="auto"/>
-          <w:kern w:val="0"/>
-          <w:sz w:val="22"/>
-          <w:szCs w:val="22"/>
-          <w:lang w:val="en-IN" w:eastAsia="zh-CN" w:bidi="ar"/>
-        </w:rPr>
-        <w:t>F</w:t>
-      </w:r>
-    </w:p>
-    <w:p>
-      <w:pPr>
-        <w:keepNext w:val="0"/>
-        <w:keepLines w:val="0"/>
-        <w:widowControl/>
-        <w:numPr>
-          <w:ilvl w:val="0"/>
-          <w:numId w:val="11"/>
-        </w:numPr>
-        <w:suppressLineNumbers w:val="0"/>
-        <w:spacing w:before="0" w:beforeAutospacing="0" w:after="0" w:afterAutospacing="0" w:line="360" w:lineRule="auto"/>
-        <w:ind w:left="420" w:leftChars="0" w:right="0" w:hanging="420" w:firstLineChars="0"/>
-        <w:jc w:val="left"/>
-        <w:rPr>
-          <w:rFonts w:hint="default" w:ascii="Bodoni MT" w:hAnsi="Bodoni MT" w:eastAsia="Microsoft YaHei" w:cs="Bodoni MT"/>
-        </w:rPr>
-      </w:pPr>
-      <w:r>
-        <w:rPr>
-          <w:rFonts w:hint="default" w:ascii="Bodoni MT" w:hAnsi="Bodoni MT" w:eastAsia="Microsoft YaHei" w:cs="Bodoni MT"/>
-          <w:b w:val="0"/>
-          <w:bCs w:val="0"/>
-          <w:color w:val="auto"/>
-          <w:kern w:val="0"/>
-          <w:sz w:val="22"/>
-          <w:szCs w:val="22"/>
-          <w:lang w:val="en-IN" w:eastAsia="zh-CN" w:bidi="ar"/>
-        </w:rPr>
-        <w:t>F</w:t>
-      </w:r>
-    </w:p>
-    <w:p>
-      <w:pPr>
-        <w:keepNext w:val="0"/>
-        <w:keepLines w:val="0"/>
-        <w:widowControl/>
-        <w:numPr>
-          <w:ilvl w:val="0"/>
-          <w:numId w:val="11"/>
-        </w:numPr>
-        <w:suppressLineNumbers w:val="0"/>
-        <w:spacing w:before="0" w:beforeAutospacing="0" w:after="0" w:afterAutospacing="0" w:line="360" w:lineRule="auto"/>
-        <w:ind w:left="420" w:leftChars="0" w:right="0" w:hanging="420" w:firstLineChars="0"/>
-        <w:jc w:val="left"/>
-        <w:rPr>
-          <w:rFonts w:hint="default" w:ascii="Bodoni MT" w:hAnsi="Bodoni MT" w:eastAsia="Microsoft YaHei" w:cs="Bodoni MT"/>
-        </w:rPr>
-      </w:pPr>
-      <w:r>
-        <w:rPr>
-          <w:rFonts w:hint="default" w:ascii="Bodoni MT" w:hAnsi="Bodoni MT" w:eastAsia="Microsoft YaHei" w:cs="Bodoni MT"/>
-          <w:b w:val="0"/>
-          <w:bCs w:val="0"/>
-          <w:color w:val="auto"/>
-          <w:kern w:val="0"/>
-          <w:sz w:val="22"/>
-          <w:szCs w:val="22"/>
-          <w:lang w:val="en-IN" w:eastAsia="zh-CN" w:bidi="ar"/>
-        </w:rPr>
-        <w:t>F</w:t>
-      </w:r>
-    </w:p>
-    <w:p>
-      <w:pPr>
-        <w:keepNext w:val="0"/>
-        <w:keepLines w:val="0"/>
-        <w:widowControl/>
-        <w:numPr>
-          <w:ilvl w:val="0"/>
-          <w:numId w:val="11"/>
-        </w:numPr>
-        <w:suppressLineNumbers w:val="0"/>
-        <w:spacing w:before="0" w:beforeAutospacing="0" w:after="0" w:afterAutospacing="0" w:line="360" w:lineRule="auto"/>
-        <w:ind w:left="420" w:leftChars="0" w:right="0" w:hanging="420" w:firstLineChars="0"/>
-        <w:jc w:val="left"/>
-        <w:rPr>
-          <w:rFonts w:hint="default" w:ascii="Bodoni MT" w:hAnsi="Bodoni MT" w:eastAsia="Microsoft YaHei" w:cs="Bodoni MT"/>
-        </w:rPr>
-      </w:pPr>
     </w:p>
     <w:p>
       <w:pPr>
@@ -36234,117 +34927,8 @@
           <w:rFonts w:hint="default" w:ascii="Bodoni MT" w:hAnsi="Bodoni MT" w:eastAsia="Microsoft YaHei" w:cs="Bodoni MT"/>
         </w:rPr>
       </w:pPr>
-    </w:p>
-    <w:p>
-      <w:pPr>
-        <w:keepNext w:val="0"/>
-        <w:keepLines w:val="0"/>
-        <w:widowControl/>
-        <w:numPr>
-          <w:ilvl w:val="0"/>
-          <w:numId w:val="11"/>
-        </w:numPr>
-        <w:suppressLineNumbers w:val="0"/>
-        <w:spacing w:before="0" w:beforeAutospacing="0" w:after="0" w:afterAutospacing="0" w:line="360" w:lineRule="auto"/>
-        <w:ind w:left="420" w:leftChars="0" w:right="0" w:hanging="420" w:firstLineChars="0"/>
-        <w:jc w:val="left"/>
-        <w:rPr>
-          <w:rFonts w:hint="default" w:ascii="Bodoni MT" w:hAnsi="Bodoni MT" w:eastAsia="Microsoft YaHei" w:cs="Bodoni MT"/>
-        </w:rPr>
-      </w:pPr>
-      <w:r>
-        <w:rPr>
-          <w:rFonts w:hint="default" w:ascii="Bodoni MT" w:hAnsi="Bodoni MT" w:eastAsia="Microsoft YaHei" w:cs="Bodoni MT"/>
-          <w:b w:val="0"/>
-          <w:bCs w:val="0"/>
-          <w:color w:val="auto"/>
-          <w:kern w:val="0"/>
-          <w:sz w:val="22"/>
-          <w:szCs w:val="22"/>
-          <w:lang w:val="en-IN" w:eastAsia="zh-CN" w:bidi="ar"/>
-        </w:rPr>
-        <w:t>F</w:t>
-      </w:r>
-    </w:p>
-    <w:p>
-      <w:pPr>
-        <w:keepNext w:val="0"/>
-        <w:keepLines w:val="0"/>
-        <w:widowControl/>
-        <w:numPr>
-          <w:ilvl w:val="0"/>
-          <w:numId w:val="11"/>
-        </w:numPr>
-        <w:suppressLineNumbers w:val="0"/>
-        <w:spacing w:before="0" w:beforeAutospacing="0" w:after="0" w:afterAutospacing="0" w:line="360" w:lineRule="auto"/>
-        <w:ind w:left="420" w:leftChars="0" w:right="0" w:hanging="420" w:firstLineChars="0"/>
-        <w:jc w:val="left"/>
-        <w:rPr>
-          <w:rFonts w:hint="default" w:ascii="Bodoni MT" w:hAnsi="Bodoni MT" w:eastAsia="Microsoft YaHei" w:cs="Bodoni MT"/>
-        </w:rPr>
-      </w:pPr>
-      <w:r>
-        <w:rPr>
-          <w:rFonts w:hint="default" w:ascii="Bodoni MT" w:hAnsi="Bodoni MT" w:eastAsia="Microsoft YaHei" w:cs="Bodoni MT"/>
-          <w:b w:val="0"/>
-          <w:bCs w:val="0"/>
-          <w:color w:val="auto"/>
-          <w:kern w:val="0"/>
-          <w:sz w:val="22"/>
-          <w:szCs w:val="22"/>
-          <w:lang w:val="en-IN" w:eastAsia="zh-CN" w:bidi="ar"/>
-        </w:rPr>
-        <w:t>F</w:t>
-      </w:r>
-    </w:p>
-    <w:p>
-      <w:pPr>
-        <w:keepNext w:val="0"/>
-        <w:keepLines w:val="0"/>
-        <w:widowControl/>
-        <w:numPr>
-          <w:ilvl w:val="0"/>
-          <w:numId w:val="11"/>
-        </w:numPr>
-        <w:suppressLineNumbers w:val="0"/>
-        <w:spacing w:before="0" w:beforeAutospacing="0" w:after="0" w:afterAutospacing="0" w:line="360" w:lineRule="auto"/>
-        <w:ind w:left="420" w:leftChars="0" w:right="0" w:hanging="420" w:firstLineChars="0"/>
-        <w:jc w:val="left"/>
-        <w:rPr>
-          <w:rFonts w:hint="default" w:ascii="Bodoni MT" w:hAnsi="Bodoni MT" w:eastAsia="Microsoft YaHei" w:cs="Bodoni MT"/>
-        </w:rPr>
-      </w:pPr>
-      <w:r>
-        <w:rPr>
-          <w:rFonts w:hint="default" w:ascii="Bodoni MT" w:hAnsi="Bodoni MT" w:eastAsia="Microsoft YaHei" w:cs="Bodoni MT"/>
-          <w:b w:val="0"/>
-          <w:bCs w:val="0"/>
-          <w:color w:val="auto"/>
-          <w:kern w:val="0"/>
-          <w:sz w:val="22"/>
-          <w:szCs w:val="22"/>
-          <w:lang w:val="en-IN" w:eastAsia="zh-CN" w:bidi="ar"/>
-        </w:rPr>
-        <w:t>F</w:t>
-      </w:r>
-    </w:p>
-    <w:p>
-      <w:pPr>
-        <w:keepNext w:val="0"/>
-        <w:keepLines w:val="0"/>
-        <w:widowControl/>
-        <w:numPr>
-          <w:ilvl w:val="0"/>
-          <w:numId w:val="11"/>
-        </w:numPr>
-        <w:suppressLineNumbers w:val="0"/>
-        <w:spacing w:before="0" w:beforeAutospacing="0" w:after="0" w:afterAutospacing="0" w:line="360" w:lineRule="auto"/>
-        <w:ind w:left="420" w:leftChars="0" w:right="0" w:hanging="420" w:firstLineChars="0"/>
-        <w:jc w:val="left"/>
-        <w:rPr>
-          <w:rFonts w:hint="default" w:ascii="Bodoni MT" w:hAnsi="Bodoni MT" w:eastAsia="Microsoft YaHei" w:cs="Bodoni MT"/>
-        </w:rPr>
-      </w:pPr>
+      <w:bookmarkStart w:id="0" w:name="_GoBack"/>
+      <w:bookmarkEnd w:id="0"/>
     </w:p>
     <w:sectPr>
       <w:pgSz w:w="11906" w:h="16838"/>
@@ -36991,17 +35575,17 @@
     <w:lsdException w:qFormat="1" w:unhideWhenUsed="0" w:uiPriority="0" w:semiHidden="0" w:name="Table Simple 1"/>
     <w:lsdException w:qFormat="1" w:unhideWhenUsed="0" w:uiPriority="0" w:semiHidden="0" w:name="Table Simple 2"/>
     <w:lsdException w:qFormat="1" w:unhideWhenUsed="0" w:uiPriority="0" w:semiHidden="0" w:name="Table Simple 3"/>
-    <w:lsdException w:unhideWhenUsed="0" w:uiPriority="0" w:semiHidden="0" w:name="Table Classic 1"/>
+    <w:lsdException w:qFormat="1" w:unhideWhenUsed="0" w:uiPriority="0" w:semiHidden="0" w:name="Table Classic 1"/>
     <w:lsdException w:qFormat="1" w:unhideWhenUsed="0" w:uiPriority="0" w:semiHidden="0" w:name="Table Classic 2"/>
     <w:lsdException w:qFormat="1" w:unhideWhenUsed="0" w:uiPriority="0" w:semiHidden="0" w:name="Table Classic 3"/>
     <w:lsdException w:qFormat="1" w:unhideWhenUsed="0" w:uiPriority="0" w:semiHidden="0" w:name="Table Classic 4"/>
-    <w:lsdException w:unhideWhenUsed="0" w:uiPriority="0" w:semiHidden="0" w:name="Table Colorful 1"/>
+    <w:lsdException w:qFormat="1" w:unhideWhenUsed="0" w:uiPriority="0" w:semiHidden="0" w:name="Table Colorful 1"/>
     <w:lsdException w:qFormat="1" w:unhideWhenUsed="0" w:uiPriority="0" w:semiHidden="0" w:name="Table Colorful 2"/>
     <w:lsdException w:qFormat="1" w:unhideWhenUsed="0" w:uiPriority="0" w:semiHidden="0" w:name="Table Colorful 3"/>
     <w:lsdException w:qFormat="1" w:unhideWhenUsed="0" w:uiPriority="0" w:semiHidden="0" w:name="Table Columns 1"/>
     <w:lsdException w:qFormat="1" w:unhideWhenUsed="0" w:uiPriority="0" w:semiHidden="0" w:name="Table Columns 2"/>
     <w:lsdException w:qFormat="1" w:unhideWhenUsed="0" w:uiPriority="0" w:semiHidden="0" w:name="Table Columns 3"/>
-    <w:lsdException w:unhideWhenUsed="0" w:uiPriority="0" w:semiHidden="0" w:name="Table Columns 4"/>
+    <w:lsdException w:qFormat="1" w:unhideWhenUsed="0" w:uiPriority="0" w:semiHidden="0" w:name="Table Columns 4"/>
     <w:lsdException w:qFormat="1" w:unhideWhenUsed="0" w:uiPriority="0" w:semiHidden="0" w:name="Table Columns 5"/>
     <w:lsdException w:qFormat="1" w:unhideWhenUsed="0" w:uiPriority="0" w:semiHidden="0" w:name="Table Grid 1"/>
     <w:lsdException w:qFormat="1" w:unhideWhenUsed="0" w:uiPriority="0" w:semiHidden="0" w:name="Table Grid 2"/>
@@ -37022,7 +35606,7 @@
     <w:lsdException w:qFormat="1" w:unhideWhenUsed="0" w:uiPriority="0" w:semiHidden="0" w:name="Table 3D effects 1"/>
     <w:lsdException w:qFormat="1" w:unhideWhenUsed="0" w:uiPriority="0" w:semiHidden="0" w:name="Table 3D effects 2"/>
     <w:lsdException w:qFormat="1" w:unhideWhenUsed="0" w:uiPriority="0" w:semiHidden="0" w:name="Table 3D effects 3"/>
-    <w:lsdException w:unhideWhenUsed="0" w:uiPriority="0" w:semiHidden="0" w:name="Table Contemporary"/>
+    <w:lsdException w:qFormat="1" w:unhideWhenUsed="0" w:uiPriority="0" w:semiHidden="0" w:name="Table Contemporary"/>
     <w:lsdException w:qFormat="1" w:unhideWhenUsed="0" w:uiPriority="0" w:semiHidden="0" w:name="Table Elegant"/>
     <w:lsdException w:qFormat="1" w:unhideWhenUsed="0" w:uiPriority="0" w:semiHidden="0" w:name="Table Professional"/>
     <w:lsdException w:qFormat="1" w:unhideWhenUsed="0" w:uiPriority="0" w:semiHidden="0" w:name="Table Subtle 1"/>
@@ -37034,7 +35618,7 @@
     <w:lsdException w:qFormat="1" w:unhideWhenUsed="0" w:uiPriority="0" w:semiHidden="0" w:name="Table Grid"/>
     <w:lsdException w:qFormat="1" w:unhideWhenUsed="0" w:uiPriority="0" w:semiHidden="0" w:name="Table Theme"/>
     <w:lsdException w:qFormat="1" w:unhideWhenUsed="0" w:uiPriority="60" w:semiHidden="0" w:name="Light Shading"/>
-    <w:lsdException w:unhideWhenUsed="0" w:uiPriority="61" w:semiHidden="0" w:name="Light List"/>
+    <w:lsdException w:qFormat="1" w:unhideWhenUsed="0" w:uiPriority="61" w:semiHidden="0" w:name="Light List"/>
     <w:lsdException w:qFormat="1" w:unhideWhenUsed="0" w:uiPriority="62" w:semiHidden="0" w:name="Light Grid"/>
     <w:lsdException w:qFormat="1" w:unhideWhenUsed="0" w:uiPriority="63" w:semiHidden="0" w:name="Medium Shading 1"/>
     <w:lsdException w:qFormat="1" w:unhideWhenUsed="0" w:uiPriority="64" w:semiHidden="0" w:name="Medium Shading 2"/>
@@ -37048,8 +35632,8 @@
     <w:lsdException w:qFormat="1" w:unhideWhenUsed="0" w:uiPriority="72" w:semiHidden="0" w:name="Colorful List"/>
     <w:lsdException w:qFormat="1" w:unhideWhenUsed="0" w:uiPriority="73" w:semiHidden="0" w:name="Colorful Grid"/>
     <w:lsdException w:qFormat="1" w:unhideWhenUsed="0" w:uiPriority="60" w:semiHidden="0" w:name="Light Shading Accent 1"/>
-    <w:lsdException w:unhideWhenUsed="0" w:uiPriority="61" w:semiHidden="0" w:name="Light List Accent 1"/>
-    <w:lsdException w:unhideWhenUsed="0" w:uiPriority="62" w:semiHidden="0" w:name="Light Grid Accent 1"/>
+    <w:lsdException w:qFormat="1" w:unhideWhenUsed="0" w:uiPriority="61" w:semiHidden="0" w:name="Light List Accent 1"/>
+    <w:lsdException w:qFormat="1" w:unhideWhenUsed="0" w:uiPriority="62" w:semiHidden="0" w:name="Light Grid Accent 1"/>
     <w:lsdException w:qFormat="1" w:unhideWhenUsed="0" w:uiPriority="63" w:semiHidden="0" w:name="Medium Shading 1 Accent 1"/>
     <w:lsdException w:qFormat="1" w:unhideWhenUsed="0" w:uiPriority="64" w:semiHidden="0" w:name="Medium Shading 2 Accent 1"/>
     <w:lsdException w:qFormat="1" w:unhideWhenUsed="0" w:uiPriority="65" w:semiHidden="0" w:name="Medium List 1 Accent 1"/>
@@ -37062,7 +35646,7 @@
     <w:lsdException w:unhideWhenUsed="0" w:uiPriority="72" w:semiHidden="0" w:name="Colorful List Accent 1"/>
     <w:lsdException w:qFormat="1" w:unhideWhenUsed="0" w:uiPriority="73" w:semiHidden="0" w:name="Colorful Grid Accent 1"/>
     <w:lsdException w:qFormat="1" w:unhideWhenUsed="0" w:uiPriority="60" w:semiHidden="0" w:name="Light Shading Accent 2"/>
-    <w:lsdException w:unhideWhenUsed="0" w:uiPriority="61" w:semiHidden="0" w:name="Light List Accent 2"/>
+    <w:lsdException w:qFormat="1" w:unhideWhenUsed="0" w:uiPriority="61" w:semiHidden="0" w:name="Light List Accent 2"/>
     <w:lsdException w:qFormat="1" w:unhideWhenUsed="0" w:uiPriority="62" w:semiHidden="0" w:name="Light Grid Accent 2"/>
     <w:lsdException w:qFormat="1" w:unhideWhenUsed="0" w:uiPriority="63" w:semiHidden="0" w:name="Medium Shading 1 Accent 2"/>
     <w:lsdException w:qFormat="1" w:unhideWhenUsed="0" w:uiPriority="64" w:semiHidden="0" w:name="Medium Shading 2 Accent 2"/>
@@ -37076,7 +35660,7 @@
     <w:lsdException w:unhideWhenUsed="0" w:uiPriority="72" w:semiHidden="0" w:name="Colorful List Accent 2"/>
     <w:lsdException w:unhideWhenUsed="0" w:uiPriority="73" w:semiHidden="0" w:name="Colorful Grid Accent 2"/>
     <w:lsdException w:qFormat="1" w:unhideWhenUsed="0" w:uiPriority="60" w:semiHidden="0" w:name="Light Shading Accent 3"/>
-    <w:lsdException w:unhideWhenUsed="0" w:uiPriority="61" w:semiHidden="0" w:name="Light List Accent 3"/>
+    <w:lsdException w:qFormat="1" w:unhideWhenUsed="0" w:uiPriority="61" w:semiHidden="0" w:name="Light List Accent 3"/>
     <w:lsdException w:qFormat="1" w:unhideWhenUsed="0" w:uiPriority="62" w:semiHidden="0" w:name="Light Grid Accent 3"/>
     <w:lsdException w:qFormat="1" w:unhideWhenUsed="0" w:uiPriority="63" w:semiHidden="0" w:name="Medium Shading 1 Accent 3"/>
     <w:lsdException w:qFormat="1" w:unhideWhenUsed="0" w:uiPriority="64" w:semiHidden="0" w:name="Medium Shading 2 Accent 3"/>
@@ -37089,9 +35673,9 @@
     <w:lsdException w:qFormat="1" w:unhideWhenUsed="0" w:uiPriority="71" w:semiHidden="0" w:name="Colorful Shading Accent 3"/>
     <w:lsdException w:qFormat="1" w:unhideWhenUsed="0" w:uiPriority="72" w:semiHidden="0" w:name="Colorful List Accent 3"/>
     <w:lsdException w:unhideWhenUsed="0" w:uiPriority="73" w:semiHidden="0" w:name="Colorful Grid Accent 3"/>
-    <w:lsdException w:unhideWhenUsed="0" w:uiPriority="60" w:semiHidden="0" w:name="Light Shading Accent 4"/>
-    <w:lsdException w:unhideWhenUsed="0" w:uiPriority="61" w:semiHidden="0" w:name="Light List Accent 4"/>
-    <w:lsdException w:unhideWhenUsed="0" w:uiPriority="62" w:semiHidden="0" w:name="Light Grid Accent 4"/>
+    <w:lsdException w:qFormat="1" w:unhideWhenUsed="0" w:uiPriority="60" w:semiHidden="0" w:name="Light Shading Accent 4"/>
+    <w:lsdException w:qFormat="1" w:unhideWhenUsed="0" w:uiPriority="61" w:semiHidden="0" w:name="Light List Accent 4"/>
+    <w:lsdException w:qFormat="1" w:unhideWhenUsed="0" w:uiPriority="62" w:semiHidden="0" w:name="Light Grid Accent 4"/>
     <w:lsdException w:qFormat="1" w:unhideWhenUsed="0" w:uiPriority="63" w:semiHidden="0" w:name="Medium Shading 1 Accent 4"/>
     <w:lsdException w:qFormat="1" w:unhideWhenUsed="0" w:uiPriority="64" w:semiHidden="0" w:name="Medium Shading 2 Accent 4"/>
     <w:lsdException w:qFormat="1" w:unhideWhenUsed="0" w:uiPriority="65" w:semiHidden="0" w:name="Medium List 1 Accent 4"/>
@@ -37104,8 +35688,8 @@
     <w:lsdException w:unhideWhenUsed="0" w:uiPriority="72" w:semiHidden="0" w:name="Colorful List Accent 4"/>
     <w:lsdException w:unhideWhenUsed="0" w:uiPriority="73" w:semiHidden="0" w:name="Colorful Grid Accent 4"/>
     <w:lsdException w:qFormat="1" w:unhideWhenUsed="0" w:uiPriority="60" w:semiHidden="0" w:name="Light Shading Accent 5"/>
-    <w:lsdException w:unhideWhenUsed="0" w:uiPriority="61" w:semiHidden="0" w:name="Light List Accent 5"/>
-    <w:lsdException w:unhideWhenUsed="0" w:uiPriority="62" w:semiHidden="0" w:name="Light Grid Accent 5"/>
+    <w:lsdException w:qFormat="1" w:unhideWhenUsed="0" w:uiPriority="61" w:semiHidden="0" w:name="Light List Accent 5"/>
+    <w:lsdException w:qFormat="1" w:unhideWhenUsed="0" w:uiPriority="62" w:semiHidden="0" w:name="Light Grid Accent 5"/>
     <w:lsdException w:qFormat="1" w:unhideWhenUsed="0" w:uiPriority="63" w:semiHidden="0" w:name="Medium Shading 1 Accent 5"/>
     <w:lsdException w:qFormat="1" w:unhideWhenUsed="0" w:uiPriority="64" w:semiHidden="0" w:name="Medium Shading 2 Accent 5"/>
     <w:lsdException w:unhideWhenUsed="0" w:uiPriority="65" w:semiHidden="0" w:name="Medium List 1 Accent 5"/>
@@ -37118,7 +35702,7 @@
     <w:lsdException w:unhideWhenUsed="0" w:uiPriority="72" w:semiHidden="0" w:name="Colorful List Accent 5"/>
     <w:lsdException w:unhideWhenUsed="0" w:uiPriority="73" w:semiHidden="0" w:name="Colorful Grid Accent 5"/>
     <w:lsdException w:qFormat="1" w:unhideWhenUsed="0" w:uiPriority="60" w:semiHidden="0" w:name="Light Shading Accent 6"/>
-    <w:lsdException w:unhideWhenUsed="0" w:uiPriority="61" w:semiHidden="0" w:name="Light List Accent 6"/>
+    <w:lsdException w:qFormat="1" w:unhideWhenUsed="0" w:uiPriority="61" w:semiHidden="0" w:name="Light List Accent 6"/>
     <w:lsdException w:qFormat="1" w:unhideWhenUsed="0" w:uiPriority="62" w:semiHidden="0" w:name="Light Grid Accent 6"/>
     <w:lsdException w:qFormat="1" w:unhideWhenUsed="0" w:uiPriority="63" w:semiHidden="0" w:name="Medium Shading 1 Accent 6"/>
     <w:lsdException w:qFormat="1" w:unhideWhenUsed="0" w:uiPriority="64" w:semiHidden="0" w:name="Medium Shading 2 Accent 6"/>
@@ -38501,6 +37085,7 @@
   <w:style w:type="table" w:styleId="97">
     <w:name w:val="Table Classic 1"/>
     <w:basedOn w:val="12"/>
+    <w:qFormat/>
     <w:uiPriority w:val="0"/>
     <w:pPr>
       <w:widowControl w:val="0"/>
@@ -38837,6 +37422,7 @@
   <w:style w:type="table" w:styleId="101">
     <w:name w:val="Table Colorful 1"/>
     <w:basedOn w:val="12"/>
+    <w:qFormat/>
     <w:uiPriority w:val="0"/>
     <w:pPr>
       <w:widowControl w:val="0"/>
@@ -39394,6 +37980,7 @@
   <w:style w:type="table" w:styleId="107">
     <w:name w:val="Table Columns 4"/>
     <w:basedOn w:val="12"/>
+    <w:qFormat/>
     <w:uiPriority w:val="0"/>
     <w:pPr>
       <w:widowControl w:val="0"/>
@@ -39552,6 +38139,7 @@
   <w:style w:type="table" w:styleId="109">
     <w:name w:val="Table Contemporary"/>
     <w:basedOn w:val="12"/>
+    <w:qFormat/>
     <w:uiPriority w:val="0"/>
     <w:pPr>
       <w:widowControl w:val="0"/>
@@ -41830,6 +40418,7 @@
   <w:style w:type="table" w:styleId="155">
     <w:name w:val="Light Shading Accent 4"/>
     <w:basedOn w:val="12"/>
+    <w:qFormat/>
     <w:uiPriority w:val="60"/>
     <w:rPr>
       <w:color w:val="5F497A"/>
@@ -42102,6 +40691,7 @@
   <w:style w:type="table" w:styleId="158">
     <w:name w:val="Light List"/>
     <w:basedOn w:val="12"/>
+    <w:qFormat/>
     <w:uiPriority w:val="61"/>
     <w:tblPr>
       <w:tblBorders>
@@ -42181,6 +40771,7 @@
   <w:style w:type="table" w:styleId="159">
     <w:name w:val="Light List Accent 1"/>
     <w:basedOn w:val="12"/>
+    <w:qFormat/>
     <w:uiPriority w:val="61"/>
     <w:tblPr>
       <w:tblBorders>
@@ -42260,6 +40851,7 @@
   <w:style w:type="table" w:styleId="160">
     <w:name w:val="Light List Accent 2"/>
     <w:basedOn w:val="12"/>
+    <w:qFormat/>
     <w:uiPriority w:val="61"/>
     <w:tblPr>
       <w:tblBorders>
@@ -42339,6 +40931,7 @@
   <w:style w:type="table" w:styleId="161">
     <w:name w:val="Light List Accent 3"/>
     <w:basedOn w:val="12"/>
+    <w:qFormat/>
     <w:uiPriority w:val="61"/>
     <w:tblPr>
       <w:tblBorders>
@@ -42418,6 +41011,7 @@
   <w:style w:type="table" w:styleId="162">
     <w:name w:val="Light List Accent 4"/>
     <w:basedOn w:val="12"/>
+    <w:qFormat/>
     <w:uiPriority w:val="61"/>
     <w:tblPr>
       <w:tblBorders>
@@ -42497,6 +41091,7 @@
   <w:style w:type="table" w:styleId="163">
     <w:name w:val="Light List Accent 5"/>
     <w:basedOn w:val="12"/>
+    <w:qFormat/>
     <w:uiPriority w:val="61"/>
     <w:tblPr>
       <w:tblBorders>
@@ -42576,6 +41171,7 @@
   <w:style w:type="table" w:styleId="164">
     <w:name w:val="Light List Accent 6"/>
     <w:basedOn w:val="12"/>
+    <w:qFormat/>
     <w:uiPriority w:val="61"/>
     <w:tblPr>
       <w:tblBorders>
@@ -42773,6 +41369,7 @@
   <w:style w:type="table" w:styleId="166">
     <w:name w:val="Light Grid Accent 1"/>
     <w:basedOn w:val="12"/>
+    <w:qFormat/>
     <w:uiPriority w:val="62"/>
     <w:tblPr>
       <w:tblBorders>
@@ -43126,6 +41723,7 @@
   <w:style w:type="table" w:styleId="169">
     <w:name w:val="Light Grid Accent 4"/>
     <w:basedOn w:val="12"/>
+    <w:qFormat/>
     <w:uiPriority w:val="62"/>
     <w:tblPr>
       <w:tblBorders>
@@ -43243,6 +41841,7 @@
   <w:style w:type="table" w:styleId="170">
     <w:name w:val="Light Grid Accent 5"/>
     <w:basedOn w:val="12"/>
+    <w:qFormat/>
     <w:uiPriority w:val="62"/>
     <w:tblPr>
       <w:tblBorders>

--- a/docs (kubernetes)/kubernetes_for_absolute_beginners_kodekloud.docx
+++ b/docs (kubernetes)/kubernetes_for_absolute_beginners_kodekloud.docx
@@ -4767,7 +4767,21 @@
           <w:rFonts w:hint="default" w:ascii="Bodoni MT" w:hAnsi="Bodoni MT" w:eastAsia="Microsoft YaHei" w:cs="Bodoni MT"/>
           <w:lang w:val="en-US"/>
         </w:rPr>
-        <w:t xml:space="preserve"> (-link is the legacy method to link one container to another in docker)</w:t>
+        <w:t xml:space="preserve"> (</w:t>
+      </w:r>
+      <w:r>
+        <w:rPr>
+          <w:rFonts w:hint="default" w:ascii="Bodoni MT" w:hAnsi="Bodoni MT" w:eastAsia="Microsoft YaHei" w:cs="Bodoni MT"/>
+          <w:lang w:val="en-IN"/>
+        </w:rPr>
+        <w:t>-</w:t>
+      </w:r>
+      <w:r>
+        <w:rPr>
+          <w:rFonts w:hint="default" w:ascii="Bodoni MT" w:hAnsi="Bodoni MT" w:eastAsia="Microsoft YaHei" w:cs="Bodoni MT"/>
+          <w:lang w:val="en-US"/>
+        </w:rPr>
+        <w:t>-link is the legacy method to link one container to another in docker)</w:t>
       </w:r>
       <w:r>
         <w:rPr>
@@ -6947,7 +6961,7 @@
           <w:shd w:val="clear" w:color="auto" w:fill="auto"/>
           <w:lang w:val="en-IN"/>
         </w:rPr>
-        <w:t xml:space="preserve"> doesn’t’ update, just create the pods if doesn’t exist and don’t touch it later. If exist then error.</w:t>
+        <w:t xml:space="preserve"> doesn’t update, just create the pods if doesn’t exist. If exist then error.</w:t>
       </w:r>
       <w:r>
         <w:rPr>
@@ -8757,7 +8771,7 @@
           <w:iCs w:val="0"/>
           <w:lang w:val="en-IN"/>
         </w:rPr>
-        <w:t>This is mentioned to tell the ReplicaSets that which Pods come under this.</w:t>
+        <w:t>This is mentioned to tell the ReplicaSet that which Pods come under this.</w:t>
       </w:r>
     </w:p>
     <w:p>
@@ -12043,55 +12057,6 @@
     </w:p>
     <w:p>
       <w:pPr>
-        <w:keepNext w:val="0"/>
-        <w:keepLines w:val="0"/>
-        <w:widowControl/>
-        <w:numPr>
-          <w:ilvl w:val="1"/>
-          <w:numId w:val="11"/>
-        </w:numPr>
-        <w:suppressLineNumbers w:val="0"/>
-        <w:spacing w:before="0" w:beforeAutospacing="0" w:after="0" w:afterAutospacing="0" w:line="360" w:lineRule="auto"/>
-        <w:ind w:left="840" w:leftChars="0" w:right="0" w:hanging="420" w:firstLineChars="0"/>
-        <w:jc w:val="left"/>
-        <w:rPr>
-          <w:rFonts w:hint="default" w:ascii="Bodoni MT" w:hAnsi="Bodoni MT" w:eastAsia="Microsoft YaHei" w:cs="Bodoni MT"/>
-        </w:rPr>
-      </w:pPr>
-    </w:p>
-    <w:p>
-      <w:pPr>
-        <w:keepNext w:val="0"/>
-        <w:keepLines w:val="0"/>
-        <w:widowControl/>
-        <w:numPr>
-          <w:ilvl w:val="0"/>
-          <w:numId w:val="11"/>
-        </w:numPr>
-        <w:suppressLineNumbers w:val="0"/>
-        <w:spacing w:before="0" w:beforeAutospacing="0" w:after="0" w:afterAutospacing="0" w:line="360" w:lineRule="auto"/>
-        <w:ind w:left="420" w:leftChars="0" w:right="0" w:hanging="420" w:firstLineChars="0"/>
-        <w:jc w:val="left"/>
-        <w:rPr>
-          <w:rFonts w:hint="default" w:ascii="Bodoni MT" w:hAnsi="Bodoni MT" w:eastAsia="Microsoft YaHei" w:cs="Bodoni MT"/>
-        </w:rPr>
-      </w:pPr>
-      <w:r>
-        <w:rPr>
-          <w:rFonts w:hint="default" w:ascii="Bodoni MT" w:hAnsi="Bodoni MT" w:eastAsia="Microsoft YaHei" w:cs="Bodoni MT"/>
-          <w:b w:val="0"/>
-          <w:bCs w:val="0"/>
-          <w:color w:val="auto"/>
-          <w:kern w:val="0"/>
-          <w:sz w:val="22"/>
-          <w:szCs w:val="22"/>
-          <w:lang w:val="en-IN" w:eastAsia="zh-CN" w:bidi="ar"/>
-        </w:rPr>
-        <w:t>F</w:t>
-      </w:r>
-    </w:p>
-    <w:p>
-      <w:pPr>
         <w:rPr>
           <w:rFonts w:hint="default" w:ascii="Bodoni MT" w:hAnsi="Bodoni MT" w:eastAsia="Microsoft YaHei" w:cs="Bodoni MT"/>
         </w:rPr>
@@ -27190,7 +27155,7 @@
           <w:rFonts w:hint="default" w:ascii="Bodoni MT" w:hAnsi="Bodoni MT" w:cs="Bodoni MT"/>
           <w:lang w:val="en-IN"/>
         </w:rPr>
-        <w:t>In real, docker does the below</w:t>
+        <w:t>In real, docker does the below.</w:t>
       </w:r>
       <w:r>
         <w:rPr>
@@ -27211,24 +27176,45 @@
           <w:rFonts w:hint="default" w:ascii="Bodoni MT" w:hAnsi="Bodoni MT" w:cs="Bodoni MT"/>
           <w:i/>
           <w:iCs/>
-          <w:lang w:val="en-IN"/>
-        </w:rPr>
-        <w:t>memory.max, cpu.max</w:t>
-      </w:r>
-      <w:r>
-        <w:rPr>
-          <w:rFonts w:hint="default" w:ascii="Bodoni MT" w:hAnsi="Bodoni MT" w:cs="Bodoni MT"/>
-          <w:i w:val="0"/>
-          <w:iCs w:val="0"/>
-          <w:lang w:val="en-IN"/>
-        </w:rPr>
-        <w:t xml:space="preserve"> and track processes </w:t>
+          <w:u w:val="single"/>
+          <w:lang w:val="en-IN"/>
+        </w:rPr>
+        <w:t>memory.max</w:t>
       </w:r>
       <w:r>
         <w:rPr>
           <w:rFonts w:hint="default" w:ascii="Bodoni MT" w:hAnsi="Bodoni MT" w:cs="Bodoni MT"/>
           <w:i/>
           <w:iCs/>
+          <w:lang w:val="en-IN"/>
+        </w:rPr>
+        <w:t xml:space="preserve">, </w:t>
+      </w:r>
+      <w:r>
+        <w:rPr>
+          <w:rFonts w:hint="default" w:ascii="Bodoni MT" w:hAnsi="Bodoni MT" w:cs="Bodoni MT"/>
+          <w:i/>
+          <w:iCs/>
+          <w:u w:val="single"/>
+          <w:lang w:val="en-IN"/>
+        </w:rPr>
+        <w:t>cpu.max</w:t>
+      </w:r>
+      <w:r>
+        <w:rPr>
+          <w:rFonts w:hint="default" w:ascii="Bodoni MT" w:hAnsi="Bodoni MT" w:cs="Bodoni MT"/>
+          <w:i w:val="0"/>
+          <w:iCs w:val="0"/>
+          <w:lang w:val="en-IN"/>
+        </w:rPr>
+        <w:t xml:space="preserve"> and track processes </w:t>
+      </w:r>
+      <w:r>
+        <w:rPr>
+          <w:rFonts w:hint="default" w:ascii="Bodoni MT" w:hAnsi="Bodoni MT" w:cs="Bodoni MT"/>
+          <w:i/>
+          <w:iCs/>
+          <w:u w:val="single"/>
           <w:lang w:val="en-IN"/>
         </w:rPr>
         <w:t>cgroup.procs</w:t>
@@ -28066,12 +28052,12 @@
         <w:keepLines w:val="0"/>
         <w:widowControl/>
         <w:numPr>
-          <w:ilvl w:val="0"/>
-          <w:numId w:val="11"/>
-        </w:numPr>
-        <w:suppressLineNumbers w:val="0"/>
-        <w:spacing w:before="0" w:beforeAutospacing="0" w:after="0" w:afterAutospacing="0" w:line="360" w:lineRule="auto"/>
-        <w:ind w:left="420" w:leftChars="0" w:right="0" w:hanging="420" w:firstLineChars="0"/>
+          <w:ilvl w:val="1"/>
+          <w:numId w:val="11"/>
+        </w:numPr>
+        <w:suppressLineNumbers w:val="0"/>
+        <w:spacing w:before="0" w:beforeAutospacing="0" w:after="0" w:afterAutospacing="0" w:line="360" w:lineRule="auto"/>
+        <w:ind w:left="840" w:leftChars="0" w:right="0" w:hanging="420" w:firstLineChars="0"/>
         <w:jc w:val="left"/>
         <w:rPr>
           <w:rFonts w:hint="default" w:ascii="Bodoni MT" w:hAnsi="Bodoni MT" w:eastAsia="Microsoft YaHei" w:cs="Bodoni MT"/>
@@ -29572,6 +29558,7 @@
           <w:rFonts w:hint="default" w:ascii="Bodoni MT" w:hAnsi="Bodoni MT" w:eastAsia="Microsoft YaHei" w:cs="Bodoni MT"/>
           <w:b/>
           <w:bCs/>
+          <w:shd w:val="clear" w:color="FFFFFF" w:fill="D9D9D9"/>
           <w:lang w:val="en-IN"/>
         </w:rPr>
         <w:t>NodePort</w:t>
@@ -29581,9 +29568,19 @@
           <w:rFonts w:hint="default" w:ascii="Bodoni MT" w:hAnsi="Bodoni MT" w:eastAsia="Microsoft YaHei" w:cs="Bodoni MT"/>
           <w:b w:val="0"/>
           <w:bCs w:val="0"/>
-          <w:lang w:val="en-IN"/>
-        </w:rPr>
-        <w:t xml:space="preserve"> type of Service can also be used for internal (Pod to Pod) communication but not preferred  (because it contains port and targetPort; for external traffic </w:t>
+          <w:shd w:val="clear" w:color="FFFFFF" w:fill="D9D9D9"/>
+          <w:lang w:val="en-IN"/>
+        </w:rPr>
+        <w:t xml:space="preserve"> type of Service can also be used for internal (Pod to Pod) communication</w:t>
+      </w:r>
+      <w:r>
+        <w:rPr>
+          <w:rFonts w:hint="default" w:ascii="Bodoni MT" w:hAnsi="Bodoni MT" w:eastAsia="Microsoft YaHei" w:cs="Bodoni MT"/>
+          <w:b w:val="0"/>
+          <w:bCs w:val="0"/>
+          <w:lang w:val="en-IN"/>
+        </w:rPr>
+        <w:t xml:space="preserve"> but not preferred  (because it contains port and targetPort; for external traffic </w:t>
       </w:r>
       <w:r>
         <w:rPr>
@@ -29616,6 +29613,8 @@
         </w:rPr>
         <w:t>.</w:t>
       </w:r>
+      <w:bookmarkStart w:id="0" w:name="_GoBack"/>
+      <w:bookmarkEnd w:id="0"/>
       <w:r>
         <w:rPr>
           <w:rFonts w:hint="default" w:ascii="Bodoni MT" w:hAnsi="Bodoni MT" w:eastAsia="Microsoft YaHei" w:cs="Bodoni MT"/>
@@ -34927,8 +34926,6 @@
           <w:rFonts w:hint="default" w:ascii="Bodoni MT" w:hAnsi="Bodoni MT" w:eastAsia="Microsoft YaHei" w:cs="Bodoni MT"/>
         </w:rPr>
       </w:pPr>
-      <w:bookmarkStart w:id="0" w:name="_GoBack"/>
-      <w:bookmarkEnd w:id="0"/>
     </w:p>
     <w:sectPr>
       <w:pgSz w:w="11906" w:h="16838"/>
@@ -35642,8 +35639,8 @@
     <w:lsdException w:unhideWhenUsed="0" w:uiPriority="68" w:semiHidden="0" w:name="Medium Grid 2 Accent 1"/>
     <w:lsdException w:unhideWhenUsed="0" w:uiPriority="69" w:semiHidden="0" w:name="Medium Grid 3 Accent 1"/>
     <w:lsdException w:qFormat="1" w:unhideWhenUsed="0" w:uiPriority="70" w:semiHidden="0" w:name="Dark List Accent 1"/>
-    <w:lsdException w:unhideWhenUsed="0" w:uiPriority="71" w:semiHidden="0" w:name="Colorful Shading Accent 1"/>
-    <w:lsdException w:unhideWhenUsed="0" w:uiPriority="72" w:semiHidden="0" w:name="Colorful List Accent 1"/>
+    <w:lsdException w:qFormat="1" w:unhideWhenUsed="0" w:uiPriority="71" w:semiHidden="0" w:name="Colorful Shading Accent 1"/>
+    <w:lsdException w:qFormat="1" w:unhideWhenUsed="0" w:uiPriority="72" w:semiHidden="0" w:name="Colorful List Accent 1"/>
     <w:lsdException w:qFormat="1" w:unhideWhenUsed="0" w:uiPriority="73" w:semiHidden="0" w:name="Colorful Grid Accent 1"/>
     <w:lsdException w:qFormat="1" w:unhideWhenUsed="0" w:uiPriority="60" w:semiHidden="0" w:name="Light Shading Accent 2"/>
     <w:lsdException w:qFormat="1" w:unhideWhenUsed="0" w:uiPriority="61" w:semiHidden="0" w:name="Light List Accent 2"/>
@@ -35656,9 +35653,9 @@
     <w:lsdException w:qFormat="1" w:unhideWhenUsed="0" w:uiPriority="68" w:semiHidden="0" w:name="Medium Grid 2 Accent 2"/>
     <w:lsdException w:qFormat="1" w:unhideWhenUsed="0" w:uiPriority="69" w:semiHidden="0" w:name="Medium Grid 3 Accent 2"/>
     <w:lsdException w:unhideWhenUsed="0" w:uiPriority="70" w:semiHidden="0" w:name="Dark List Accent 2"/>
-    <w:lsdException w:unhideWhenUsed="0" w:uiPriority="71" w:semiHidden="0" w:name="Colorful Shading Accent 2"/>
-    <w:lsdException w:unhideWhenUsed="0" w:uiPriority="72" w:semiHidden="0" w:name="Colorful List Accent 2"/>
-    <w:lsdException w:unhideWhenUsed="0" w:uiPriority="73" w:semiHidden="0" w:name="Colorful Grid Accent 2"/>
+    <w:lsdException w:qFormat="1" w:unhideWhenUsed="0" w:uiPriority="71" w:semiHidden="0" w:name="Colorful Shading Accent 2"/>
+    <w:lsdException w:qFormat="1" w:unhideWhenUsed="0" w:uiPriority="72" w:semiHidden="0" w:name="Colorful List Accent 2"/>
+    <w:lsdException w:qFormat="1" w:unhideWhenUsed="0" w:uiPriority="73" w:semiHidden="0" w:name="Colorful Grid Accent 2"/>
     <w:lsdException w:qFormat="1" w:unhideWhenUsed="0" w:uiPriority="60" w:semiHidden="0" w:name="Light Shading Accent 3"/>
     <w:lsdException w:qFormat="1" w:unhideWhenUsed="0" w:uiPriority="61" w:semiHidden="0" w:name="Light List Accent 3"/>
     <w:lsdException w:qFormat="1" w:unhideWhenUsed="0" w:uiPriority="62" w:semiHidden="0" w:name="Light Grid Accent 3"/>
@@ -35672,7 +35669,7 @@
     <w:lsdException w:qFormat="1" w:unhideWhenUsed="0" w:uiPriority="70" w:semiHidden="0" w:name="Dark List Accent 3"/>
     <w:lsdException w:qFormat="1" w:unhideWhenUsed="0" w:uiPriority="71" w:semiHidden="0" w:name="Colorful Shading Accent 3"/>
     <w:lsdException w:qFormat="1" w:unhideWhenUsed="0" w:uiPriority="72" w:semiHidden="0" w:name="Colorful List Accent 3"/>
-    <w:lsdException w:unhideWhenUsed="0" w:uiPriority="73" w:semiHidden="0" w:name="Colorful Grid Accent 3"/>
+    <w:lsdException w:qFormat="1" w:unhideWhenUsed="0" w:uiPriority="73" w:semiHidden="0" w:name="Colorful Grid Accent 3"/>
     <w:lsdException w:qFormat="1" w:unhideWhenUsed="0" w:uiPriority="60" w:semiHidden="0" w:name="Light Shading Accent 4"/>
     <w:lsdException w:qFormat="1" w:unhideWhenUsed="0" w:uiPriority="61" w:semiHidden="0" w:name="Light List Accent 4"/>
     <w:lsdException w:qFormat="1" w:unhideWhenUsed="0" w:uiPriority="62" w:semiHidden="0" w:name="Light Grid Accent 4"/>
@@ -35685,8 +35682,8 @@
     <w:lsdException w:qFormat="1" w:unhideWhenUsed="0" w:uiPriority="69" w:semiHidden="0" w:name="Medium Grid 3 Accent 4"/>
     <w:lsdException w:unhideWhenUsed="0" w:uiPriority="70" w:semiHidden="0" w:name="Dark List Accent 4"/>
     <w:lsdException w:qFormat="1" w:unhideWhenUsed="0" w:uiPriority="71" w:semiHidden="0" w:name="Colorful Shading Accent 4"/>
-    <w:lsdException w:unhideWhenUsed="0" w:uiPriority="72" w:semiHidden="0" w:name="Colorful List Accent 4"/>
-    <w:lsdException w:unhideWhenUsed="0" w:uiPriority="73" w:semiHidden="0" w:name="Colorful Grid Accent 4"/>
+    <w:lsdException w:qFormat="1" w:unhideWhenUsed="0" w:uiPriority="72" w:semiHidden="0" w:name="Colorful List Accent 4"/>
+    <w:lsdException w:qFormat="1" w:unhideWhenUsed="0" w:uiPriority="73" w:semiHidden="0" w:name="Colorful Grid Accent 4"/>
     <w:lsdException w:qFormat="1" w:unhideWhenUsed="0" w:uiPriority="60" w:semiHidden="0" w:name="Light Shading Accent 5"/>
     <w:lsdException w:qFormat="1" w:unhideWhenUsed="0" w:uiPriority="61" w:semiHidden="0" w:name="Light List Accent 5"/>
     <w:lsdException w:qFormat="1" w:unhideWhenUsed="0" w:uiPriority="62" w:semiHidden="0" w:name="Light Grid Accent 5"/>
@@ -35697,10 +35694,10 @@
     <w:lsdException w:unhideWhenUsed="0" w:uiPriority="67" w:semiHidden="0" w:name="Medium Grid 1 Accent 5"/>
     <w:lsdException w:unhideWhenUsed="0" w:uiPriority="68" w:semiHidden="0" w:name="Medium Grid 2 Accent 5"/>
     <w:lsdException w:unhideWhenUsed="0" w:uiPriority="69" w:semiHidden="0" w:name="Medium Grid 3 Accent 5"/>
-    <w:lsdException w:unhideWhenUsed="0" w:uiPriority="70" w:semiHidden="0" w:name="Dark List Accent 5"/>
+    <w:lsdException w:qFormat="1" w:unhideWhenUsed="0" w:uiPriority="70" w:semiHidden="0" w:name="Dark List Accent 5"/>
     <w:lsdException w:qFormat="1" w:unhideWhenUsed="0" w:uiPriority="71" w:semiHidden="0" w:name="Colorful Shading Accent 5"/>
-    <w:lsdException w:unhideWhenUsed="0" w:uiPriority="72" w:semiHidden="0" w:name="Colorful List Accent 5"/>
-    <w:lsdException w:unhideWhenUsed="0" w:uiPriority="73" w:semiHidden="0" w:name="Colorful Grid Accent 5"/>
+    <w:lsdException w:qFormat="1" w:unhideWhenUsed="0" w:uiPriority="72" w:semiHidden="0" w:name="Colorful List Accent 5"/>
+    <w:lsdException w:qFormat="1" w:unhideWhenUsed="0" w:uiPriority="73" w:semiHidden="0" w:name="Colorful Grid Accent 5"/>
     <w:lsdException w:qFormat="1" w:unhideWhenUsed="0" w:uiPriority="60" w:semiHidden="0" w:name="Light Shading Accent 6"/>
     <w:lsdException w:qFormat="1" w:unhideWhenUsed="0" w:uiPriority="61" w:semiHidden="0" w:name="Light List Accent 6"/>
     <w:lsdException w:qFormat="1" w:unhideWhenUsed="0" w:uiPriority="62" w:semiHidden="0" w:name="Light Grid Accent 6"/>
@@ -35711,10 +35708,10 @@
     <w:lsdException w:qFormat="1" w:unhideWhenUsed="0" w:uiPriority="67" w:semiHidden="0" w:name="Medium Grid 1 Accent 6"/>
     <w:lsdException w:unhideWhenUsed="0" w:uiPriority="68" w:semiHidden="0" w:name="Medium Grid 2 Accent 6"/>
     <w:lsdException w:unhideWhenUsed="0" w:uiPriority="69" w:semiHidden="0" w:name="Medium Grid 3 Accent 6"/>
-    <w:lsdException w:unhideWhenUsed="0" w:uiPriority="70" w:semiHidden="0" w:name="Dark List Accent 6"/>
-    <w:lsdException w:unhideWhenUsed="0" w:uiPriority="71" w:semiHidden="0" w:name="Colorful Shading Accent 6"/>
+    <w:lsdException w:qFormat="1" w:unhideWhenUsed="0" w:uiPriority="70" w:semiHidden="0" w:name="Dark List Accent 6"/>
+    <w:lsdException w:qFormat="1" w:unhideWhenUsed="0" w:uiPriority="71" w:semiHidden="0" w:name="Colorful Shading Accent 6"/>
     <w:lsdException w:qFormat="1" w:unhideWhenUsed="0" w:uiPriority="72" w:semiHidden="0" w:name="Colorful List Accent 6"/>
-    <w:lsdException w:unhideWhenUsed="0" w:uiPriority="73" w:semiHidden="0" w:name="Colorful Grid Accent 6"/>
+    <w:lsdException w:qFormat="1" w:unhideWhenUsed="0" w:uiPriority="73" w:semiHidden="0" w:name="Colorful Grid Accent 6"/>
   </w:latentStyles>
   <w:style w:type="paragraph" w:default="1" w:styleId="1">
     <w:name w:val="Normal"/>
@@ -47628,6 +47625,7 @@
   <w:style w:type="table" w:styleId="226">
     <w:name w:val="Dark List Accent 5"/>
     <w:basedOn w:val="12"/>
+    <w:qFormat/>
     <w:uiPriority w:val="70"/>
     <w:rPr>
       <w:color w:val="FFFFFF"/>
@@ -47731,6 +47729,7 @@
   <w:style w:type="table" w:styleId="227">
     <w:name w:val="Dark List Accent 6"/>
     <w:basedOn w:val="12"/>
+    <w:qFormat/>
     <w:uiPriority w:val="70"/>
     <w:rPr>
       <w:color w:val="FFFFFF"/>
@@ -47944,6 +47943,7 @@
   <w:style w:type="table" w:styleId="229">
     <w:name w:val="Colorful Shading Accent 1"/>
     <w:basedOn w:val="12"/>
+    <w:qFormat/>
     <w:uiPriority w:val="71"/>
     <w:rPr>
       <w:color w:val="000000"/>
@@ -48053,6 +48053,7 @@
   <w:style w:type="table" w:styleId="230">
     <w:name w:val="Colorful Shading Accent 2"/>
     <w:basedOn w:val="12"/>
+    <w:qFormat/>
     <w:uiPriority w:val="71"/>
     <w:rPr>
       <w:color w:val="000000"/>
@@ -48482,6 +48483,7 @@
   <w:style w:type="table" w:styleId="234">
     <w:name w:val="Colorful Shading Accent 6"/>
     <w:basedOn w:val="12"/>
+    <w:qFormat/>
     <w:uiPriority w:val="71"/>
     <w:rPr>
       <w:color w:val="000000"/>
@@ -48667,6 +48669,7 @@
   <w:style w:type="table" w:styleId="236">
     <w:name w:val="Colorful List Accent 1"/>
     <w:basedOn w:val="12"/>
+    <w:qFormat/>
     <w:uiPriority w:val="72"/>
     <w:rPr>
       <w:color w:val="000000"/>
@@ -48742,6 +48745,7 @@
   <w:style w:type="table" w:styleId="237">
     <w:name w:val="Colorful List Accent 2"/>
     <w:basedOn w:val="12"/>
+    <w:qFormat/>
     <w:uiPriority w:val="72"/>
     <w:rPr>
       <w:color w:val="000000"/>
@@ -48893,6 +48897,7 @@
   <w:style w:type="table" w:styleId="239">
     <w:name w:val="Colorful List Accent 4"/>
     <w:basedOn w:val="12"/>
+    <w:qFormat/>
     <w:uiPriority w:val="72"/>
     <w:rPr>
       <w:color w:val="000000"/>
@@ -48968,6 +48973,7 @@
   <w:style w:type="table" w:styleId="240">
     <w:name w:val="Colorful List Accent 5"/>
     <w:basedOn w:val="12"/>
+    <w:qFormat/>
     <w:uiPriority w:val="72"/>
     <w:rPr>
       <w:color w:val="000000"/>
@@ -49255,6 +49261,7 @@
   <w:style w:type="table" w:styleId="244">
     <w:name w:val="Colorful Grid Accent 2"/>
     <w:basedOn w:val="12"/>
+    <w:qFormat/>
     <w:uiPriority w:val="73"/>
     <w:rPr>
       <w:color w:val="000000"/>
@@ -49322,6 +49329,7 @@
   <w:style w:type="table" w:styleId="245">
     <w:name w:val="Colorful Grid Accent 3"/>
     <w:basedOn w:val="12"/>
+    <w:qFormat/>
     <w:uiPriority w:val="73"/>
     <w:rPr>
       <w:color w:val="000000"/>
@@ -49389,6 +49397,7 @@
   <w:style w:type="table" w:styleId="246">
     <w:name w:val="Colorful Grid Accent 4"/>
     <w:basedOn w:val="12"/>
+    <w:qFormat/>
     <w:uiPriority w:val="73"/>
     <w:rPr>
       <w:color w:val="000000"/>
@@ -49456,6 +49465,7 @@
   <w:style w:type="table" w:styleId="247">
     <w:name w:val="Colorful Grid Accent 5"/>
     <w:basedOn w:val="12"/>
+    <w:qFormat/>
     <w:uiPriority w:val="73"/>
     <w:rPr>
       <w:color w:val="000000"/>
@@ -49523,6 +49533,7 @@
   <w:style w:type="table" w:styleId="248">
     <w:name w:val="Colorful Grid Accent 6"/>
     <w:basedOn w:val="12"/>
+    <w:qFormat/>
     <w:uiPriority w:val="73"/>
     <w:rPr>
       <w:color w:val="000000"/>

--- a/docs (kubernetes)/kubernetes_for_absolute_beginners_kodekloud.docx
+++ b/docs (kubernetes)/kubernetes_for_absolute_beginners_kodekloud.docx
@@ -6284,77 +6284,6 @@
       <w:r>
         <w:rPr>
           <w:rFonts w:hint="default" w:ascii="Bodoni MT" w:hAnsi="Bodoni MT" w:eastAsia="Microsoft YaHei" w:cs="Bodoni MT"/>
-        </w:rPr>
-        <w:drawing>
-          <wp:inline distT="0" distB="0" distL="114300" distR="114300">
-            <wp:extent cx="943610" cy="312420"/>
-            <wp:effectExtent l="0" t="0" r="8890" b="5080"/>
-            <wp:docPr id="19" name="Picture 6"/>
-            <wp:cNvGraphicFramePr>
-              <a:graphicFrameLocks xmlns:a="http://schemas.openxmlformats.org/drawingml/2006/main" noChangeAspect="1"/>
-            </wp:cNvGraphicFramePr>
-            <a:graphic xmlns:a="http://schemas.openxmlformats.org/drawingml/2006/main">
-              <a:graphicData uri="http://schemas.openxmlformats.org/drawingml/2006/picture">
-                <pic:pic xmlns:pic="http://schemas.openxmlformats.org/drawingml/2006/picture">
-                  <pic:nvPicPr>
-                    <pic:cNvPr id="19" name="Picture 6"/>
-                    <pic:cNvPicPr>
-                      <a:picLocks noChangeAspect="1"/>
-                    </pic:cNvPicPr>
-                  </pic:nvPicPr>
-                  <pic:blipFill>
-                    <a:blip r:embed="rId20"/>
-                    <a:stretch>
-                      <a:fillRect/>
-                    </a:stretch>
-                  </pic:blipFill>
-                  <pic:spPr>
-                    <a:xfrm>
-                      <a:off x="0" y="0"/>
-                      <a:ext cx="943610" cy="312420"/>
-                    </a:xfrm>
-                    <a:prstGeom prst="rect">
-                      <a:avLst/>
-                    </a:prstGeom>
-                    <a:noFill/>
-                    <a:ln>
-                      <a:noFill/>
-                    </a:ln>
-                  </pic:spPr>
-                </pic:pic>
-              </a:graphicData>
-            </a:graphic>
-          </wp:inline>
-        </w:drawing>
-      </w:r>
-      <w:r>
-        <w:rPr>
-          <w:rFonts w:hint="default" w:ascii="Bodoni MT" w:hAnsi="Bodoni MT" w:eastAsia="Microsoft YaHei" w:cs="Bodoni MT"/>
-          <w:lang w:val="en-IN"/>
-        </w:rPr>
-        <w:t>, it says -- I want 3 pods running.</w:t>
-      </w:r>
-    </w:p>
-    <w:p>
-      <w:pPr>
-        <w:keepNext w:val="0"/>
-        <w:keepLines w:val="0"/>
-        <w:widowControl/>
-        <w:numPr>
-          <w:ilvl w:val="2"/>
-          <w:numId w:val="11"/>
-        </w:numPr>
-        <w:suppressLineNumbers w:val="0"/>
-        <w:spacing w:before="0" w:beforeAutospacing="0" w:after="0" w:afterAutospacing="0" w:line="360" w:lineRule="auto"/>
-        <w:ind w:left="1260" w:leftChars="0" w:right="0" w:hanging="420" w:firstLineChars="0"/>
-        <w:jc w:val="left"/>
-        <w:rPr>
-          <w:rFonts w:hint="default" w:ascii="Bodoni MT" w:hAnsi="Bodoni MT" w:eastAsia="Microsoft YaHei" w:cs="Bodoni MT"/>
-        </w:rPr>
-      </w:pPr>
-      <w:r>
-        <w:rPr>
-          <w:rFonts w:hint="default" w:ascii="Bodoni MT" w:hAnsi="Bodoni MT" w:eastAsia="Microsoft YaHei" w:cs="Bodoni MT"/>
           <w:lang w:val="en-IN"/>
         </w:rPr>
         <w:t>Specs defines: which container? which image? how it should run?</w:t>
@@ -6579,7 +6508,7 @@
                     </pic:cNvPicPr>
                   </pic:nvPicPr>
                   <pic:blipFill>
-                    <a:blip r:embed="rId21"/>
+                    <a:blip r:embed="rId20"/>
                     <a:stretch>
                       <a:fillRect/>
                     </a:stretch>
@@ -7666,7 +7595,7 @@
                     </pic:cNvPicPr>
                   </pic:nvPicPr>
                   <pic:blipFill>
-                    <a:blip r:embed="rId22"/>
+                    <a:blip r:embed="rId21"/>
                     <a:srcRect l="9863" t="15752" r="26115" b="18560"/>
                     <a:stretch>
                       <a:fillRect/>
@@ -7731,7 +7660,7 @@
                     </pic:cNvPicPr>
                   </pic:nvPicPr>
                   <pic:blipFill>
-                    <a:blip r:embed="rId23"/>
+                    <a:blip r:embed="rId22"/>
                     <a:stretch>
                       <a:fillRect/>
                     </a:stretch>
@@ -8242,7 +8171,7 @@
                     </pic:cNvPicPr>
                   </pic:nvPicPr>
                   <pic:blipFill>
-                    <a:blip r:embed="rId24"/>
+                    <a:blip r:embed="rId23"/>
                     <a:stretch>
                       <a:fillRect/>
                     </a:stretch>
@@ -9012,7 +8941,7 @@
                     </pic:cNvPicPr>
                   </pic:nvPicPr>
                   <pic:blipFill>
-                    <a:blip r:embed="rId25"/>
+                    <a:blip r:embed="rId24"/>
                     <a:stretch>
                       <a:fillRect/>
                     </a:stretch>
@@ -9107,7 +9036,7 @@
                     </pic:cNvPicPr>
                   </pic:nvPicPr>
                   <pic:blipFill>
-                    <a:blip r:embed="rId26"/>
+                    <a:blip r:embed="rId25"/>
                     <a:stretch>
                       <a:fillRect/>
                     </a:stretch>
@@ -9840,7 +9769,7 @@
                     </pic:cNvPicPr>
                   </pic:nvPicPr>
                   <pic:blipFill>
-                    <a:blip r:embed="rId27"/>
+                    <a:blip r:embed="rId26"/>
                     <a:stretch>
                       <a:fillRect/>
                     </a:stretch>
@@ -9943,7 +9872,7 @@
                     </pic:cNvPicPr>
                   </pic:nvPicPr>
                   <pic:blipFill>
-                    <a:blip r:embed="rId28"/>
+                    <a:blip r:embed="rId27"/>
                     <a:srcRect l="3417" t="9168" r="45947" b="84381"/>
                     <a:stretch>
                       <a:fillRect/>
@@ -10014,7 +9943,7 @@
                     </pic:cNvPicPr>
                   </pic:nvPicPr>
                   <pic:blipFill>
-                    <a:blip r:embed="rId28"/>
+                    <a:blip r:embed="rId27"/>
                     <a:srcRect l="3467" t="9191" r="46770" b="84381"/>
                     <a:stretch>
                       <a:fillRect/>
@@ -10085,7 +10014,7 @@
                     </pic:cNvPicPr>
                   </pic:nvPicPr>
                   <pic:blipFill>
-                    <a:blip r:embed="rId28"/>
+                    <a:blip r:embed="rId27"/>
                     <a:srcRect t="40014" b="42317"/>
                     <a:stretch>
                       <a:fillRect/>
@@ -10156,7 +10085,7 @@
                     </pic:cNvPicPr>
                   </pic:nvPicPr>
                   <pic:blipFill>
-                    <a:blip r:embed="rId28"/>
+                    <a:blip r:embed="rId27"/>
                     <a:srcRect t="71504" r="44899" b="21424"/>
                     <a:stretch>
                       <a:fillRect/>
@@ -10227,7 +10156,7 @@
                     </pic:cNvPicPr>
                   </pic:nvPicPr>
                   <pic:blipFill>
-                    <a:blip r:embed="rId28"/>
+                    <a:blip r:embed="rId27"/>
                     <a:srcRect l="3592" t="92099" r="34173"/>
                     <a:stretch>
                       <a:fillRect/>
@@ -10722,7 +10651,7 @@
                     </pic:cNvPicPr>
                   </pic:nvPicPr>
                   <pic:blipFill>
-                    <a:blip r:embed="rId29"/>
+                    <a:blip r:embed="rId28"/>
                     <a:stretch>
                       <a:fillRect/>
                     </a:stretch>
@@ -10845,7 +10774,7 @@
                     </pic:cNvPicPr>
                   </pic:nvPicPr>
                   <pic:blipFill>
-                    <a:blip r:embed="rId30"/>
+                    <a:blip r:embed="rId29"/>
                     <a:stretch>
                       <a:fillRect/>
                     </a:stretch>
@@ -10898,7 +10827,7 @@
                     </pic:cNvPicPr>
                   </pic:nvPicPr>
                   <pic:blipFill>
-                    <a:blip r:embed="rId31"/>
+                    <a:blip r:embed="rId30"/>
                     <a:stretch>
                       <a:fillRect/>
                     </a:stretch>
@@ -11026,7 +10955,7 @@
                     </pic:cNvPicPr>
                   </pic:nvPicPr>
                   <pic:blipFill>
-                    <a:blip r:embed="rId32"/>
+                    <a:blip r:embed="rId31"/>
                     <a:stretch>
                       <a:fillRect/>
                     </a:stretch>
@@ -11168,7 +11097,7 @@
                     </pic:cNvPicPr>
                   </pic:nvPicPr>
                   <pic:blipFill>
-                    <a:blip r:embed="rId33"/>
+                    <a:blip r:embed="rId32"/>
                     <a:stretch>
                       <a:fillRect/>
                     </a:stretch>
@@ -11307,7 +11236,7 @@
                     </pic:cNvPicPr>
                   </pic:nvPicPr>
                   <pic:blipFill>
-                    <a:blip r:embed="rId34"/>
+                    <a:blip r:embed="rId33"/>
                     <a:stretch>
                       <a:fillRect/>
                     </a:stretch>
@@ -11359,7 +11288,7 @@
                     </pic:cNvPicPr>
                   </pic:nvPicPr>
                   <pic:blipFill>
-                    <a:blip r:embed="rId35"/>
+                    <a:blip r:embed="rId34"/>
                     <a:stretch>
                       <a:fillRect/>
                     </a:stretch>
@@ -11491,7 +11420,7 @@
                     </pic:cNvPicPr>
                   </pic:nvPicPr>
                   <pic:blipFill>
-                    <a:blip r:embed="rId36"/>
+                    <a:blip r:embed="rId35"/>
                     <a:stretch>
                       <a:fillRect/>
                     </a:stretch>
@@ -11569,7 +11498,7 @@
                     </pic:cNvPicPr>
                   </pic:nvPicPr>
                   <pic:blipFill>
-                    <a:blip r:embed="rId37"/>
+                    <a:blip r:embed="rId36"/>
                     <a:stretch>
                       <a:fillRect/>
                     </a:stretch>
@@ -11887,7 +11816,7 @@
                     </pic:cNvPicPr>
                   </pic:nvPicPr>
                   <pic:blipFill>
-                    <a:blip r:embed="rId38"/>
+                    <a:blip r:embed="rId37"/>
                     <a:stretch>
                       <a:fillRect/>
                     </a:stretch>
@@ -11991,7 +11920,7 @@
                     </pic:cNvPicPr>
                   </pic:nvPicPr>
                   <pic:blipFill>
-                    <a:blip r:embed="rId39"/>
+                    <a:blip r:embed="rId38"/>
                     <a:stretch>
                       <a:fillRect/>
                     </a:stretch>
@@ -12762,7 +12691,7 @@
                     </pic:cNvPicPr>
                   </pic:nvPicPr>
                   <pic:blipFill>
-                    <a:blip r:embed="rId40"/>
+                    <a:blip r:embed="rId39"/>
                     <a:srcRect l="9959" t="5144" r="11647" b="42349"/>
                     <a:stretch>
                       <a:fillRect/>
@@ -13167,7 +13096,7 @@
                     </pic:cNvPicPr>
                   </pic:nvPicPr>
                   <pic:blipFill>
-                    <a:blip r:embed="rId41"/>
+                    <a:blip r:embed="rId40"/>
                     <a:stretch>
                       <a:fillRect/>
                     </a:stretch>
@@ -13358,7 +13287,7 @@
                     </pic:cNvPicPr>
                   </pic:nvPicPr>
                   <pic:blipFill>
-                    <a:blip r:embed="rId42"/>
+                    <a:blip r:embed="rId41"/>
                     <a:stretch>
                       <a:fillRect/>
                     </a:stretch>
@@ -13625,7 +13554,7 @@
                     </pic:cNvPicPr>
                   </pic:nvPicPr>
                   <pic:blipFill>
-                    <a:blip r:embed="rId43"/>
+                    <a:blip r:embed="rId42"/>
                     <a:stretch>
                       <a:fillRect/>
                     </a:stretch>
@@ -13978,7 +13907,7 @@
                     </pic:cNvPicPr>
                   </pic:nvPicPr>
                   <pic:blipFill>
-                    <a:blip r:embed="rId44"/>
+                    <a:blip r:embed="rId43"/>
                     <a:stretch>
                       <a:fillRect/>
                     </a:stretch>
@@ -14042,7 +13971,7 @@
                     </pic:cNvPicPr>
                   </pic:nvPicPr>
                   <pic:blipFill>
-                    <a:blip r:embed="rId45"/>
+                    <a:blip r:embed="rId44"/>
                     <a:stretch>
                       <a:fillRect/>
                     </a:stretch>
@@ -14088,7 +14017,7 @@
                     </pic:cNvPicPr>
                   </pic:nvPicPr>
                   <pic:blipFill>
-                    <a:blip r:embed="rId46"/>
+                    <a:blip r:embed="rId45"/>
                     <a:stretch>
                       <a:fillRect/>
                     </a:stretch>
@@ -14519,7 +14448,7 @@
                     </pic:cNvPicPr>
                   </pic:nvPicPr>
                   <pic:blipFill>
-                    <a:blip r:embed="rId47"/>
+                    <a:blip r:embed="rId46"/>
                     <a:stretch>
                       <a:fillRect/>
                     </a:stretch>
@@ -14585,7 +14514,7 @@
                     </pic:cNvPicPr>
                   </pic:nvPicPr>
                   <pic:blipFill>
-                    <a:blip r:embed="rId48"/>
+                    <a:blip r:embed="rId47"/>
                     <a:stretch>
                       <a:fillRect/>
                     </a:stretch>
@@ -14830,7 +14759,7 @@
                     </pic:cNvPicPr>
                   </pic:nvPicPr>
                   <pic:blipFill>
-                    <a:blip r:embed="rId49"/>
+                    <a:blip r:embed="rId48"/>
                     <a:stretch>
                       <a:fillRect/>
                     </a:stretch>
@@ -14896,7 +14825,7 @@
                     </pic:cNvPicPr>
                   </pic:nvPicPr>
                   <pic:blipFill>
-                    <a:blip r:embed="rId50"/>
+                    <a:blip r:embed="rId49"/>
                     <a:stretch>
                       <a:fillRect/>
                     </a:stretch>
@@ -15375,7 +15304,7 @@
                     </pic:cNvPicPr>
                   </pic:nvPicPr>
                   <pic:blipFill>
-                    <a:blip r:embed="rId51"/>
+                    <a:blip r:embed="rId50"/>
                     <a:srcRect l="591" t="30111" r="3798" b="19203"/>
                     <a:stretch>
                       <a:fillRect/>
@@ -15596,7 +15525,7 @@
                     </pic:cNvPicPr>
                   </pic:nvPicPr>
                   <pic:blipFill>
-                    <a:blip r:embed="rId52"/>
+                    <a:blip r:embed="rId51"/>
                     <a:stretch>
                       <a:fillRect/>
                     </a:stretch>
@@ -15648,7 +15577,7 @@
                     </pic:cNvPicPr>
                   </pic:nvPicPr>
                   <pic:blipFill>
-                    <a:blip r:embed="rId53"/>
+                    <a:blip r:embed="rId52"/>
                     <a:stretch>
                       <a:fillRect/>
                     </a:stretch>
@@ -15772,7 +15701,7 @@
                     </pic:cNvPicPr>
                   </pic:nvPicPr>
                   <pic:blipFill>
-                    <a:blip r:embed="rId54"/>
+                    <a:blip r:embed="rId53"/>
                     <a:stretch>
                       <a:fillRect/>
                     </a:stretch>
@@ -15836,7 +15765,7 @@
                     </pic:cNvPicPr>
                   </pic:nvPicPr>
                   <pic:blipFill>
-                    <a:blip r:embed="rId55"/>
+                    <a:blip r:embed="rId54"/>
                     <a:stretch>
                       <a:fillRect/>
                     </a:stretch>
@@ -16023,7 +15952,7 @@
                     </pic:cNvPicPr>
                   </pic:nvPicPr>
                   <pic:blipFill>
-                    <a:blip r:embed="rId56"/>
+                    <a:blip r:embed="rId55"/>
                     <a:stretch>
                       <a:fillRect/>
                     </a:stretch>
@@ -16075,7 +16004,7 @@
                     </pic:cNvPicPr>
                   </pic:nvPicPr>
                   <pic:blipFill>
-                    <a:blip r:embed="rId57"/>
+                    <a:blip r:embed="rId56"/>
                     <a:stretch>
                       <a:fillRect/>
                     </a:stretch>
@@ -16189,7 +16118,7 @@
                     </pic:cNvPicPr>
                   </pic:nvPicPr>
                   <pic:blipFill>
-                    <a:blip r:embed="rId58"/>
+                    <a:blip r:embed="rId57"/>
                     <a:stretch>
                       <a:fillRect/>
                     </a:stretch>
@@ -16278,7 +16207,7 @@
                     </pic:cNvPicPr>
                   </pic:nvPicPr>
                   <pic:blipFill>
-                    <a:blip r:embed="rId59"/>
+                    <a:blip r:embed="rId58"/>
                     <a:stretch>
                       <a:fillRect/>
                     </a:stretch>
@@ -16412,7 +16341,7 @@
                     </pic:cNvPicPr>
                   </pic:nvPicPr>
                   <pic:blipFill>
-                    <a:blip r:embed="rId60"/>
+                    <a:blip r:embed="rId59"/>
                     <a:stretch>
                       <a:fillRect/>
                     </a:stretch>
@@ -16501,7 +16430,7 @@
                     </pic:cNvPicPr>
                   </pic:nvPicPr>
                   <pic:blipFill>
-                    <a:blip r:embed="rId61"/>
+                    <a:blip r:embed="rId60"/>
                     <a:stretch>
                       <a:fillRect/>
                     </a:stretch>
@@ -16608,7 +16537,7 @@
                     </pic:cNvPicPr>
                   </pic:nvPicPr>
                   <pic:blipFill>
-                    <a:blip r:embed="rId62"/>
+                    <a:blip r:embed="rId61"/>
                     <a:stretch>
                       <a:fillRect/>
                     </a:stretch>
@@ -16729,7 +16658,7 @@
                     </pic:cNvPicPr>
                   </pic:nvPicPr>
                   <pic:blipFill>
-                    <a:blip r:embed="rId63"/>
+                    <a:blip r:embed="rId62"/>
                     <a:stretch>
                       <a:fillRect/>
                     </a:stretch>
@@ -17253,7 +17182,7 @@
                     </pic:cNvPicPr>
                   </pic:nvPicPr>
                   <pic:blipFill>
-                    <a:blip r:embed="rId64"/>
+                    <a:blip r:embed="rId63"/>
                     <a:stretch>
                       <a:fillRect/>
                     </a:stretch>
@@ -17328,7 +17257,7 @@
                     </pic:cNvPicPr>
                   </pic:nvPicPr>
                   <pic:blipFill>
-                    <a:blip r:embed="rId65"/>
+                    <a:blip r:embed="rId64"/>
                     <a:stretch>
                       <a:fillRect/>
                     </a:stretch>
@@ -17445,7 +17374,7 @@
                     </pic:cNvPicPr>
                   </pic:nvPicPr>
                   <pic:blipFill>
-                    <a:blip r:embed="rId66"/>
+                    <a:blip r:embed="rId65"/>
                     <a:stretch>
                       <a:fillRect/>
                     </a:stretch>
@@ -17552,7 +17481,7 @@
                     </pic:cNvPicPr>
                   </pic:nvPicPr>
                   <pic:blipFill>
-                    <a:blip r:embed="rId67"/>
+                    <a:blip r:embed="rId66"/>
                     <a:stretch>
                       <a:fillRect/>
                     </a:stretch>
@@ -17667,7 +17596,7 @@
                     </pic:cNvPicPr>
                   </pic:nvPicPr>
                   <pic:blipFill>
-                    <a:blip r:embed="rId68"/>
+                    <a:blip r:embed="rId67"/>
                     <a:stretch>
                       <a:fillRect/>
                     </a:stretch>
@@ -17895,7 +17824,7 @@
                     </pic:cNvPicPr>
                   </pic:nvPicPr>
                   <pic:blipFill>
-                    <a:blip r:embed="rId69"/>
+                    <a:blip r:embed="rId68"/>
                     <a:stretch>
                       <a:fillRect/>
                     </a:stretch>
@@ -17959,7 +17888,7 @@
                     </pic:cNvPicPr>
                   </pic:nvPicPr>
                   <pic:blipFill>
-                    <a:blip r:embed="rId70"/>
+                    <a:blip r:embed="rId69"/>
                     <a:stretch>
                       <a:fillRect/>
                     </a:stretch>
@@ -18140,7 +18069,7 @@
                     </pic:cNvPicPr>
                   </pic:nvPicPr>
                   <pic:blipFill>
-                    <a:blip r:embed="rId71"/>
+                    <a:blip r:embed="rId70"/>
                     <a:stretch>
                       <a:fillRect/>
                     </a:stretch>
@@ -18230,7 +18159,7 @@
                     </pic:cNvPicPr>
                   </pic:nvPicPr>
                   <pic:blipFill>
-                    <a:blip r:embed="rId72"/>
+                    <a:blip r:embed="rId71"/>
                     <a:stretch>
                       <a:fillRect/>
                     </a:stretch>
@@ -18334,7 +18263,7 @@
                     </pic:cNvPicPr>
                   </pic:nvPicPr>
                   <pic:blipFill>
-                    <a:blip r:embed="rId73"/>
+                    <a:blip r:embed="rId72"/>
                     <a:stretch>
                       <a:fillRect/>
                     </a:stretch>
@@ -18975,7 +18904,7 @@
                     </pic:cNvPicPr>
                   </pic:nvPicPr>
                   <pic:blipFill>
-                    <a:blip r:embed="rId74"/>
+                    <a:blip r:embed="rId73"/>
                     <a:stretch>
                       <a:fillRect/>
                     </a:stretch>
@@ -19238,7 +19167,7 @@
                     </pic:cNvPicPr>
                   </pic:nvPicPr>
                   <pic:blipFill>
-                    <a:blip r:embed="rId75"/>
+                    <a:blip r:embed="rId74"/>
                     <a:stretch>
                       <a:fillRect/>
                     </a:stretch>
@@ -19352,7 +19281,7 @@
                     </pic:cNvPicPr>
                   </pic:nvPicPr>
                   <pic:blipFill>
-                    <a:blip r:embed="rId76"/>
+                    <a:blip r:embed="rId75"/>
                     <a:srcRect l="16024" t="30990" r="15023" b="36648"/>
                     <a:stretch>
                       <a:fillRect/>
@@ -19497,7 +19426,7 @@
                     </pic:cNvPicPr>
                   </pic:nvPicPr>
                   <pic:blipFill>
-                    <a:blip r:embed="rId77"/>
+                    <a:blip r:embed="rId76"/>
                     <a:stretch>
                       <a:fillRect/>
                     </a:stretch>
@@ -19722,7 +19651,7 @@
                     </pic:cNvPicPr>
                   </pic:nvPicPr>
                   <pic:blipFill>
-                    <a:blip r:embed="rId78"/>
+                    <a:blip r:embed="rId77"/>
                     <a:stretch>
                       <a:fillRect/>
                     </a:stretch>
@@ -20407,7 +20336,7 @@
                     </pic:cNvPicPr>
                   </pic:nvPicPr>
                   <pic:blipFill>
-                    <a:blip r:embed="rId79"/>
+                    <a:blip r:embed="rId78"/>
                     <a:stretch>
                       <a:fillRect/>
                     </a:stretch>
@@ -20460,7 +20389,7 @@
                     </pic:cNvPicPr>
                   </pic:nvPicPr>
                   <pic:blipFill>
-                    <a:blip r:embed="rId80"/>
+                    <a:blip r:embed="rId79"/>
                     <a:stretch>
                       <a:fillRect/>
                     </a:stretch>
@@ -21440,7 +21369,7 @@
                     </pic:cNvPicPr>
                   </pic:nvPicPr>
                   <pic:blipFill>
-                    <a:blip r:embed="rId81"/>
+                    <a:blip r:embed="rId80"/>
                     <a:stretch>
                       <a:fillRect/>
                     </a:stretch>
@@ -21500,7 +21429,7 @@
                     </pic:cNvPicPr>
                   </pic:nvPicPr>
                   <pic:blipFill>
-                    <a:blip r:embed="rId82"/>
+                    <a:blip r:embed="rId81"/>
                     <a:stretch>
                       <a:fillRect/>
                     </a:stretch>
@@ -21593,7 +21522,7 @@
                     </pic:cNvPicPr>
                   </pic:nvPicPr>
                   <pic:blipFill>
-                    <a:blip r:embed="rId83"/>
+                    <a:blip r:embed="rId82"/>
                     <a:stretch>
                       <a:fillRect/>
                     </a:stretch>
@@ -21811,7 +21740,7 @@
                     </pic:cNvPicPr>
                   </pic:nvPicPr>
                   <pic:blipFill>
-                    <a:blip r:embed="rId84"/>
+                    <a:blip r:embed="rId83"/>
                     <a:srcRect l="17577" t="25652" r="32409" b="11444"/>
                     <a:stretch>
                       <a:fillRect/>
@@ -21934,7 +21863,7 @@
                     </pic:cNvPicPr>
                   </pic:nvPicPr>
                   <pic:blipFill>
-                    <a:blip r:embed="rId85"/>
+                    <a:blip r:embed="rId84"/>
                     <a:stretch>
                       <a:fillRect/>
                     </a:stretch>
@@ -21987,7 +21916,7 @@
                     </pic:cNvPicPr>
                   </pic:nvPicPr>
                   <pic:blipFill>
-                    <a:blip r:embed="rId86"/>
+                    <a:blip r:embed="rId85"/>
                     <a:stretch>
                       <a:fillRect/>
                     </a:stretch>
@@ -22258,7 +22187,7 @@
                     </pic:cNvPicPr>
                   </pic:nvPicPr>
                   <pic:blipFill>
-                    <a:blip r:embed="rId87"/>
+                    <a:blip r:embed="rId86"/>
                     <a:stretch>
                       <a:fillRect/>
                     </a:stretch>
@@ -22310,7 +22239,7 @@
                     </pic:cNvPicPr>
                   </pic:nvPicPr>
                   <pic:blipFill>
-                    <a:blip r:embed="rId88"/>
+                    <a:blip r:embed="rId87"/>
                     <a:stretch>
                       <a:fillRect/>
                     </a:stretch>
@@ -22426,7 +22355,7 @@
                     </pic:cNvPicPr>
                   </pic:nvPicPr>
                   <pic:blipFill>
-                    <a:blip r:embed="rId89"/>
+                    <a:blip r:embed="rId88"/>
                     <a:stretch>
                       <a:fillRect/>
                     </a:stretch>
@@ -22479,7 +22408,7 @@
                     </pic:cNvPicPr>
                   </pic:nvPicPr>
                   <pic:blipFill>
-                    <a:blip r:embed="rId90"/>
+                    <a:blip r:embed="rId89"/>
                     <a:stretch>
                       <a:fillRect/>
                     </a:stretch>
@@ -22623,7 +22552,7 @@
                     </pic:cNvPicPr>
                   </pic:nvPicPr>
                   <pic:blipFill>
-                    <a:blip r:embed="rId91"/>
+                    <a:blip r:embed="rId90"/>
                     <a:stretch>
                       <a:fillRect/>
                     </a:stretch>
@@ -22689,7 +22618,7 @@
                     </pic:cNvPicPr>
                   </pic:nvPicPr>
                   <pic:blipFill>
-                    <a:blip r:embed="rId92"/>
+                    <a:blip r:embed="rId91"/>
                     <a:stretch>
                       <a:fillRect/>
                     </a:stretch>
@@ -22866,7 +22795,7 @@
                     </pic:cNvPicPr>
                   </pic:nvPicPr>
                   <pic:blipFill>
-                    <a:blip r:embed="rId93"/>
+                    <a:blip r:embed="rId92"/>
                     <a:srcRect l="904" t="1286" r="868" b="6815"/>
                     <a:stretch>
                       <a:fillRect/>
@@ -23080,7 +23009,7 @@
           <w:szCs w:val="22"/>
           <w:lang w:val="en-IN"/>
         </w:rPr>
-        <w:t xml:space="preserve">Node’s ips are: </w:t>
+        <w:t xml:space="preserve">Node’s IPs are: </w:t>
       </w:r>
       <w:r>
         <w:rPr>
@@ -23195,7 +23124,7 @@
           <w:szCs w:val="22"/>
           <w:lang w:val="en-IN"/>
         </w:rPr>
-        <w:t>So, we have now 8 combinations. Each node’s ips with 2 ports.</w:t>
+        <w:t>So, we have now 8 combinations. Each node’s IPs with 2 ports.</w:t>
       </w:r>
     </w:p>
     <w:p>
@@ -23557,7 +23486,7 @@
                     </pic:cNvPicPr>
                   </pic:nvPicPr>
                   <pic:blipFill>
-                    <a:blip r:embed="rId94"/>
+                    <a:blip r:embed="rId93"/>
                     <a:stretch>
                       <a:fillRect/>
                     </a:stretch>
@@ -23762,7 +23691,7 @@
                     </pic:cNvPicPr>
                   </pic:nvPicPr>
                   <pic:blipFill>
-                    <a:blip r:embed="rId95"/>
+                    <a:blip r:embed="rId94"/>
                     <a:srcRect r="18531"/>
                     <a:stretch>
                       <a:fillRect/>
@@ -23878,7 +23807,7 @@
           <w:iCs w:val="0"/>
           <w:lang w:val="en-IN"/>
         </w:rPr>
-        <w:t xml:space="preserve"> it upates the </w:t>
+        <w:t xml:space="preserve"> it updates the </w:t>
       </w:r>
       <w:r>
         <w:rPr>
@@ -23896,7 +23825,7 @@
           <w:iCs w:val="0"/>
           <w:lang w:val="en-IN"/>
         </w:rPr>
-        <w:t xml:space="preserve"> cacha.</w:t>
+        <w:t xml:space="preserve"> cache.</w:t>
       </w:r>
     </w:p>
     <w:p>
@@ -23941,7 +23870,7 @@
           <w:iCs w:val="0"/>
           <w:lang w:val="en-IN"/>
         </w:rPr>
-        <w:t xml:space="preserve"> and store in the persistenct data storage which is </w:t>
+        <w:t xml:space="preserve"> and store in the persistent data storage which is </w:t>
       </w:r>
       <w:r>
         <w:rPr>
@@ -24822,7 +24751,7 @@
                     </pic:cNvPicPr>
                   </pic:nvPicPr>
                   <pic:blipFill>
-                    <a:blip r:embed="rId96"/>
+                    <a:blip r:embed="rId95"/>
                     <a:srcRect l="9513" t="15517" r="8994" b="25032"/>
                     <a:stretch>
                       <a:fillRect/>
@@ -25251,7 +25180,7 @@
                     </pic:cNvPicPr>
                   </pic:nvPicPr>
                   <pic:blipFill>
-                    <a:blip r:embed="rId97"/>
+                    <a:blip r:embed="rId96"/>
                     <a:stretch>
                       <a:fillRect/>
                     </a:stretch>
@@ -25891,7 +25820,7 @@
                     </pic:cNvPicPr>
                   </pic:nvPicPr>
                   <pic:blipFill>
-                    <a:blip r:embed="rId98"/>
+                    <a:blip r:embed="rId97"/>
                     <a:stretch>
                       <a:fillRect/>
                     </a:stretch>
@@ -26113,7 +26042,7 @@
                     </pic:cNvPicPr>
                   </pic:nvPicPr>
                   <pic:blipFill>
-                    <a:blip r:embed="rId99"/>
+                    <a:blip r:embed="rId98"/>
                     <a:stretch>
                       <a:fillRect/>
                     </a:stretch>
@@ -26224,7 +26153,7 @@
                     </pic:cNvPicPr>
                   </pic:nvPicPr>
                   <pic:blipFill>
-                    <a:blip r:embed="rId100"/>
+                    <a:blip r:embed="rId99"/>
                     <a:stretch>
                       <a:fillRect/>
                     </a:stretch>
@@ -26804,7 +26733,7 @@
                     </pic:cNvPicPr>
                   </pic:nvPicPr>
                   <pic:blipFill>
-                    <a:blip r:embed="rId101"/>
+                    <a:blip r:embed="rId100"/>
                     <a:stretch>
                       <a:fillRect/>
                     </a:stretch>
@@ -27095,7 +27024,7 @@
                     </pic:cNvPicPr>
                   </pic:nvPicPr>
                   <pic:blipFill>
-                    <a:blip r:embed="rId102"/>
+                    <a:blip r:embed="rId101"/>
                     <a:stretch>
                       <a:fillRect/>
                     </a:stretch>
@@ -27257,7 +27186,7 @@
                     </pic:cNvPicPr>
                   </pic:nvPicPr>
                   <pic:blipFill>
-                    <a:blip r:embed="rId103"/>
+                    <a:blip r:embed="rId102"/>
                     <a:stretch>
                       <a:fillRect/>
                     </a:stretch>
@@ -27606,7 +27535,7 @@
                     </pic:cNvPicPr>
                   </pic:nvPicPr>
                   <pic:blipFill>
-                    <a:blip r:embed="rId104"/>
+                    <a:blip r:embed="rId103"/>
                     <a:stretch>
                       <a:fillRect/>
                     </a:stretch>
@@ -28697,7 +28626,7 @@
                     </pic:cNvPicPr>
                   </pic:nvPicPr>
                   <pic:blipFill>
-                    <a:blip r:embed="rId105"/>
+                    <a:blip r:embed="rId104"/>
                     <a:stretch>
                       <a:fillRect/>
                     </a:stretch>
@@ -28757,7 +28686,7 @@
                     </pic:cNvPicPr>
                   </pic:nvPicPr>
                   <pic:blipFill>
-                    <a:blip r:embed="rId106"/>
+                    <a:blip r:embed="rId105"/>
                     <a:stretch>
                       <a:fillRect/>
                     </a:stretch>
@@ -29249,7 +29178,7 @@
                     </pic:cNvPicPr>
                   </pic:nvPicPr>
                   <pic:blipFill>
-                    <a:blip r:embed="rId107"/>
+                    <a:blip r:embed="rId106"/>
                     <a:stretch>
                       <a:fillRect/>
                     </a:stretch>
@@ -29327,7 +29256,7 @@
                     </pic:cNvPicPr>
                   </pic:nvPicPr>
                   <pic:blipFill>
-                    <a:blip r:embed="rId108"/>
+                    <a:blip r:embed="rId107"/>
                     <a:stretch>
                       <a:fillRect/>
                     </a:stretch>
@@ -29613,8 +29542,6 @@
         </w:rPr>
         <w:t>.</w:t>
       </w:r>
-      <w:bookmarkStart w:id="0" w:name="_GoBack"/>
-      <w:bookmarkEnd w:id="0"/>
       <w:r>
         <w:rPr>
           <w:rFonts w:hint="default" w:ascii="Bodoni MT" w:hAnsi="Bodoni MT" w:eastAsia="Microsoft YaHei" w:cs="Bodoni MT"/>
@@ -29783,7 +29710,7 @@
           <w:rFonts w:hint="default" w:ascii="Bodoni MT" w:hAnsi="Bodoni MT" w:eastAsia="Microsoft YaHei" w:cs="Bodoni MT"/>
           <w:lang w:val="en-IN"/>
         </w:rPr>
-        <w:t xml:space="preserve">If there are multiple containers running inside same Pod, then all the containrs will be having </w:t>
+        <w:t xml:space="preserve">If there are multiple containers running inside same Pod, then all the containers will be having </w:t>
       </w:r>
       <w:r>
         <w:rPr>
@@ -30002,7 +29929,7 @@
                     </pic:cNvPicPr>
                   </pic:nvPicPr>
                   <pic:blipFill>
-                    <a:blip r:embed="rId109"/>
+                    <a:blip r:embed="rId108"/>
                     <a:stretch>
                       <a:fillRect/>
                     </a:stretch>
@@ -31265,7 +31192,7 @@
                     </pic:cNvPicPr>
                   </pic:nvPicPr>
                   <pic:blipFill>
-                    <a:blip r:embed="rId110"/>
+                    <a:blip r:embed="rId109"/>
                     <a:stretch>
                       <a:fillRect/>
                     </a:stretch>
@@ -31388,7 +31315,7 @@
                     </pic:cNvPicPr>
                   </pic:nvPicPr>
                   <pic:blipFill>
-                    <a:blip r:embed="rId111"/>
+                    <a:blip r:embed="rId110"/>
                     <a:stretch>
                       <a:fillRect/>
                     </a:stretch>
@@ -31468,13 +31395,6 @@
         <w:jc w:val="left"/>
         <w:rPr>
           <w:rFonts w:hint="default" w:ascii="Bodoni MT" w:hAnsi="Bodoni MT" w:eastAsia="Microsoft YaHei" w:cs="Bodoni MT"/>
-          <w:color w:val="E7E6E6" w:themeColor="background2"/>
-          <w:highlight w:val="darkRed"/>
-          <w14:textFill>
-            <w14:solidFill>
-              <w14:schemeClr w14:val="bg2"/>
-            </w14:solidFill>
-          </w14:textFill>
         </w:rPr>
       </w:pPr>
       <w:r>
@@ -31584,24 +31504,8 @@
         </w:rPr>
         <w:t>because both are in different namespace. Have to see why and how</w:t>
       </w:r>
-    </w:p>
-    <w:p>
-      <w:pPr>
-        <w:keepNext w:val="0"/>
-        <w:keepLines w:val="0"/>
-        <w:widowControl/>
-        <w:numPr>
-          <w:ilvl w:val="1"/>
-          <w:numId w:val="11"/>
-        </w:numPr>
-        <w:suppressLineNumbers w:val="0"/>
-        <w:spacing w:before="0" w:beforeAutospacing="0" w:after="0" w:afterAutospacing="0" w:line="360" w:lineRule="auto"/>
-        <w:ind w:left="840" w:leftChars="0" w:right="0" w:hanging="420" w:firstLineChars="0"/>
-        <w:jc w:val="left"/>
-        <w:rPr>
-          <w:rFonts w:hint="default" w:ascii="Bodoni MT" w:hAnsi="Bodoni MT" w:eastAsia="Microsoft YaHei" w:cs="Bodoni MT"/>
-        </w:rPr>
-      </w:pPr>
+      <w:bookmarkStart w:id="0" w:name="_GoBack"/>
+      <w:bookmarkEnd w:id="0"/>
     </w:p>
     <w:p>
       <w:pPr>
@@ -31753,7 +31657,7 @@
                     </pic:cNvPicPr>
                   </pic:nvPicPr>
                   <pic:blipFill>
-                    <a:blip r:embed="rId112"/>
+                    <a:blip r:embed="rId111"/>
                     <a:stretch>
                       <a:fillRect/>
                     </a:stretch>
@@ -31874,7 +31778,7 @@
                     </pic:cNvPicPr>
                   </pic:nvPicPr>
                   <pic:blipFill>
-                    <a:blip r:embed="rId113"/>
+                    <a:blip r:embed="rId112"/>
                     <a:stretch>
                       <a:fillRect/>
                     </a:stretch>
@@ -31945,7 +31849,7 @@
                     </pic:cNvPicPr>
                   </pic:nvPicPr>
                   <pic:blipFill>
-                    <a:blip r:embed="rId114"/>
+                    <a:blip r:embed="rId113"/>
                     <a:stretch>
                       <a:fillRect/>
                     </a:stretch>
@@ -32016,7 +31920,7 @@
                     </pic:cNvPicPr>
                   </pic:nvPicPr>
                   <pic:blipFill>
-                    <a:blip r:embed="rId115"/>
+                    <a:blip r:embed="rId114"/>
                     <a:stretch>
                       <a:fillRect/>
                     </a:stretch>
@@ -32225,7 +32129,7 @@
                     </pic:cNvPicPr>
                   </pic:nvPicPr>
                   <pic:blipFill>
-                    <a:blip r:embed="rId116"/>
+                    <a:blip r:embed="rId115"/>
                     <a:stretch>
                       <a:fillRect/>
                     </a:stretch>
@@ -32346,7 +32250,7 @@
                     </pic:cNvPicPr>
                   </pic:nvPicPr>
                   <pic:blipFill>
-                    <a:blip r:embed="rId117"/>
+                    <a:blip r:embed="rId116"/>
                     <a:stretch>
                       <a:fillRect/>
                     </a:stretch>
@@ -32569,7 +32473,7 @@
                     </pic:cNvPicPr>
                   </pic:nvPicPr>
                   <pic:blipFill>
-                    <a:blip r:embed="rId118"/>
+                    <a:blip r:embed="rId117"/>
                     <a:stretch>
                       <a:fillRect/>
                     </a:stretch>
@@ -32672,7 +32576,7 @@
                     </pic:cNvPicPr>
                   </pic:nvPicPr>
                   <pic:blipFill>
-                    <a:blip r:embed="rId119"/>
+                    <a:blip r:embed="rId118"/>
                     <a:stretch>
                       <a:fillRect/>
                     </a:stretch>
@@ -32975,7 +32879,7 @@
                     </pic:cNvPicPr>
                   </pic:nvPicPr>
                   <pic:blipFill>
-                    <a:blip r:embed="rId120"/>
+                    <a:blip r:embed="rId119"/>
                     <a:stretch>
                       <a:fillRect/>
                     </a:stretch>
@@ -33252,7 +33156,7 @@
                     </pic:cNvPicPr>
                   </pic:nvPicPr>
                   <pic:blipFill>
-                    <a:blip r:embed="rId121"/>
+                    <a:blip r:embed="rId120"/>
                     <a:stretch>
                       <a:fillRect/>
                     </a:stretch>
@@ -33432,7 +33336,7 @@
                     </pic:cNvPicPr>
                   </pic:nvPicPr>
                   <pic:blipFill>
-                    <a:blip r:embed="rId122"/>
+                    <a:blip r:embed="rId121"/>
                     <a:stretch>
                       <a:fillRect/>
                     </a:stretch>
@@ -33756,7 +33660,7 @@
                     </pic:cNvPicPr>
                   </pic:nvPicPr>
                   <pic:blipFill>
-                    <a:blip r:embed="rId123"/>
+                    <a:blip r:embed="rId122"/>
                     <a:stretch>
                       <a:fillRect/>
                     </a:stretch>
@@ -34059,7 +33963,7 @@
                     </pic:cNvPicPr>
                   </pic:nvPicPr>
                   <pic:blipFill>
-                    <a:blip r:embed="rId124"/>
+                    <a:blip r:embed="rId123"/>
                     <a:stretch>
                       <a:fillRect/>
                     </a:stretch>
@@ -34298,7 +34202,7 @@
                     </pic:cNvPicPr>
                   </pic:nvPicPr>
                   <pic:blipFill>
-                    <a:blip r:embed="rId124"/>
+                    <a:blip r:embed="rId123"/>
                     <a:stretch>
                       <a:fillRect/>
                     </a:stretch>
@@ -34758,7 +34662,7 @@
                     </pic:cNvPicPr>
                   </pic:nvPicPr>
                   <pic:blipFill>
-                    <a:blip r:embed="rId125"/>
+                    <a:blip r:embed="rId124"/>
                     <a:stretch>
                       <a:fillRect/>
                     </a:stretch>
@@ -35621,9 +35525,9 @@
     <w:lsdException w:qFormat="1" w:unhideWhenUsed="0" w:uiPriority="64" w:semiHidden="0" w:name="Medium Shading 2"/>
     <w:lsdException w:qFormat="1" w:unhideWhenUsed="0" w:uiPriority="65" w:semiHidden="0" w:name="Medium List 1"/>
     <w:lsdException w:unhideWhenUsed="0" w:uiPriority="66" w:semiHidden="0" w:name="Medium List 2"/>
-    <w:lsdException w:unhideWhenUsed="0" w:uiPriority="67" w:semiHidden="0" w:name="Medium Grid 1"/>
+    <w:lsdException w:qFormat="1" w:unhideWhenUsed="0" w:uiPriority="67" w:semiHidden="0" w:name="Medium Grid 1"/>
     <w:lsdException w:qFormat="1" w:unhideWhenUsed="0" w:uiPriority="68" w:semiHidden="0" w:name="Medium Grid 2"/>
-    <w:lsdException w:unhideWhenUsed="0" w:uiPriority="69" w:semiHidden="0" w:name="Medium Grid 3"/>
+    <w:lsdException w:qFormat="1" w:unhideWhenUsed="0" w:uiPriority="69" w:semiHidden="0" w:name="Medium Grid 3"/>
     <w:lsdException w:qFormat="1" w:unhideWhenUsed="0" w:uiPriority="70" w:semiHidden="0" w:name="Dark List"/>
     <w:lsdException w:qFormat="1" w:unhideWhenUsed="0" w:uiPriority="71" w:semiHidden="0" w:name="Colorful Shading"/>
     <w:lsdException w:qFormat="1" w:unhideWhenUsed="0" w:uiPriority="72" w:semiHidden="0" w:name="Colorful List"/>
@@ -35634,10 +35538,10 @@
     <w:lsdException w:qFormat="1" w:unhideWhenUsed="0" w:uiPriority="63" w:semiHidden="0" w:name="Medium Shading 1 Accent 1"/>
     <w:lsdException w:qFormat="1" w:unhideWhenUsed="0" w:uiPriority="64" w:semiHidden="0" w:name="Medium Shading 2 Accent 1"/>
     <w:lsdException w:qFormat="1" w:unhideWhenUsed="0" w:uiPriority="65" w:semiHidden="0" w:name="Medium List 1 Accent 1"/>
-    <w:lsdException w:unhideWhenUsed="0" w:uiPriority="66" w:semiHidden="0" w:name="Medium List 2 Accent 1"/>
+    <w:lsdException w:qFormat="1" w:unhideWhenUsed="0" w:uiPriority="66" w:semiHidden="0" w:name="Medium List 2 Accent 1"/>
     <w:lsdException w:unhideWhenUsed="0" w:uiPriority="67" w:semiHidden="0" w:name="Medium Grid 1 Accent 1"/>
-    <w:lsdException w:unhideWhenUsed="0" w:uiPriority="68" w:semiHidden="0" w:name="Medium Grid 2 Accent 1"/>
-    <w:lsdException w:unhideWhenUsed="0" w:uiPriority="69" w:semiHidden="0" w:name="Medium Grid 3 Accent 1"/>
+    <w:lsdException w:qFormat="1" w:unhideWhenUsed="0" w:uiPriority="68" w:semiHidden="0" w:name="Medium Grid 2 Accent 1"/>
+    <w:lsdException w:qFormat="1" w:unhideWhenUsed="0" w:uiPriority="69" w:semiHidden="0" w:name="Medium Grid 3 Accent 1"/>
     <w:lsdException w:qFormat="1" w:unhideWhenUsed="0" w:uiPriority="70" w:semiHidden="0" w:name="Dark List Accent 1"/>
     <w:lsdException w:qFormat="1" w:unhideWhenUsed="0" w:uiPriority="71" w:semiHidden="0" w:name="Colorful Shading Accent 1"/>
     <w:lsdException w:qFormat="1" w:unhideWhenUsed="0" w:uiPriority="72" w:semiHidden="0" w:name="Colorful List Accent 1"/>
@@ -35648,11 +35552,11 @@
     <w:lsdException w:qFormat="1" w:unhideWhenUsed="0" w:uiPriority="63" w:semiHidden="0" w:name="Medium Shading 1 Accent 2"/>
     <w:lsdException w:qFormat="1" w:unhideWhenUsed="0" w:uiPriority="64" w:semiHidden="0" w:name="Medium Shading 2 Accent 2"/>
     <w:lsdException w:qFormat="1" w:unhideWhenUsed="0" w:uiPriority="65" w:semiHidden="0" w:name="Medium List 1 Accent 2"/>
-    <w:lsdException w:unhideWhenUsed="0" w:uiPriority="66" w:semiHidden="0" w:name="Medium List 2 Accent 2"/>
-    <w:lsdException w:unhideWhenUsed="0" w:uiPriority="67" w:semiHidden="0" w:name="Medium Grid 1 Accent 2"/>
+    <w:lsdException w:qFormat="1" w:unhideWhenUsed="0" w:uiPriority="66" w:semiHidden="0" w:name="Medium List 2 Accent 2"/>
+    <w:lsdException w:qFormat="1" w:unhideWhenUsed="0" w:uiPriority="67" w:semiHidden="0" w:name="Medium Grid 1 Accent 2"/>
     <w:lsdException w:qFormat="1" w:unhideWhenUsed="0" w:uiPriority="68" w:semiHidden="0" w:name="Medium Grid 2 Accent 2"/>
     <w:lsdException w:qFormat="1" w:unhideWhenUsed="0" w:uiPriority="69" w:semiHidden="0" w:name="Medium Grid 3 Accent 2"/>
-    <w:lsdException w:unhideWhenUsed="0" w:uiPriority="70" w:semiHidden="0" w:name="Dark List Accent 2"/>
+    <w:lsdException w:qFormat="1" w:unhideWhenUsed="0" w:uiPriority="70" w:semiHidden="0" w:name="Dark List Accent 2"/>
     <w:lsdException w:qFormat="1" w:unhideWhenUsed="0" w:uiPriority="71" w:semiHidden="0" w:name="Colorful Shading Accent 2"/>
     <w:lsdException w:qFormat="1" w:unhideWhenUsed="0" w:uiPriority="72" w:semiHidden="0" w:name="Colorful List Accent 2"/>
     <w:lsdException w:qFormat="1" w:unhideWhenUsed="0" w:uiPriority="73" w:semiHidden="0" w:name="Colorful Grid Accent 2"/>
@@ -35677,10 +35581,10 @@
     <w:lsdException w:qFormat="1" w:unhideWhenUsed="0" w:uiPriority="64" w:semiHidden="0" w:name="Medium Shading 2 Accent 4"/>
     <w:lsdException w:qFormat="1" w:unhideWhenUsed="0" w:uiPriority="65" w:semiHidden="0" w:name="Medium List 1 Accent 4"/>
     <w:lsdException w:qFormat="1" w:unhideWhenUsed="0" w:uiPriority="66" w:semiHidden="0" w:name="Medium List 2 Accent 4"/>
-    <w:lsdException w:unhideWhenUsed="0" w:uiPriority="67" w:semiHidden="0" w:name="Medium Grid 1 Accent 4"/>
-    <w:lsdException w:unhideWhenUsed="0" w:uiPriority="68" w:semiHidden="0" w:name="Medium Grid 2 Accent 4"/>
+    <w:lsdException w:qFormat="1" w:unhideWhenUsed="0" w:uiPriority="67" w:semiHidden="0" w:name="Medium Grid 1 Accent 4"/>
+    <w:lsdException w:qFormat="1" w:unhideWhenUsed="0" w:uiPriority="68" w:semiHidden="0" w:name="Medium Grid 2 Accent 4"/>
     <w:lsdException w:qFormat="1" w:unhideWhenUsed="0" w:uiPriority="69" w:semiHidden="0" w:name="Medium Grid 3 Accent 4"/>
-    <w:lsdException w:unhideWhenUsed="0" w:uiPriority="70" w:semiHidden="0" w:name="Dark List Accent 4"/>
+    <w:lsdException w:qFormat="1" w:unhideWhenUsed="0" w:uiPriority="70" w:semiHidden="0" w:name="Dark List Accent 4"/>
     <w:lsdException w:qFormat="1" w:unhideWhenUsed="0" w:uiPriority="71" w:semiHidden="0" w:name="Colorful Shading Accent 4"/>
     <w:lsdException w:qFormat="1" w:unhideWhenUsed="0" w:uiPriority="72" w:semiHidden="0" w:name="Colorful List Accent 4"/>
     <w:lsdException w:qFormat="1" w:unhideWhenUsed="0" w:uiPriority="73" w:semiHidden="0" w:name="Colorful Grid Accent 4"/>
@@ -35690,8 +35594,8 @@
     <w:lsdException w:qFormat="1" w:unhideWhenUsed="0" w:uiPriority="63" w:semiHidden="0" w:name="Medium Shading 1 Accent 5"/>
     <w:lsdException w:qFormat="1" w:unhideWhenUsed="0" w:uiPriority="64" w:semiHidden="0" w:name="Medium Shading 2 Accent 5"/>
     <w:lsdException w:unhideWhenUsed="0" w:uiPriority="65" w:semiHidden="0" w:name="Medium List 1 Accent 5"/>
-    <w:lsdException w:unhideWhenUsed="0" w:uiPriority="66" w:semiHidden="0" w:name="Medium List 2 Accent 5"/>
-    <w:lsdException w:unhideWhenUsed="0" w:uiPriority="67" w:semiHidden="0" w:name="Medium Grid 1 Accent 5"/>
+    <w:lsdException w:qFormat="1" w:unhideWhenUsed="0" w:uiPriority="66" w:semiHidden="0" w:name="Medium List 2 Accent 5"/>
+    <w:lsdException w:qFormat="1" w:unhideWhenUsed="0" w:uiPriority="67" w:semiHidden="0" w:name="Medium Grid 1 Accent 5"/>
     <w:lsdException w:unhideWhenUsed="0" w:uiPriority="68" w:semiHidden="0" w:name="Medium Grid 2 Accent 5"/>
     <w:lsdException w:unhideWhenUsed="0" w:uiPriority="69" w:semiHidden="0" w:name="Medium Grid 3 Accent 5"/>
     <w:lsdException w:qFormat="1" w:unhideWhenUsed="0" w:uiPriority="70" w:semiHidden="0" w:name="Dark List Accent 5"/>
@@ -35704,10 +35608,10 @@
     <w:lsdException w:qFormat="1" w:unhideWhenUsed="0" w:uiPriority="63" w:semiHidden="0" w:name="Medium Shading 1 Accent 6"/>
     <w:lsdException w:qFormat="1" w:unhideWhenUsed="0" w:uiPriority="64" w:semiHidden="0" w:name="Medium Shading 2 Accent 6"/>
     <w:lsdException w:unhideWhenUsed="0" w:uiPriority="65" w:semiHidden="0" w:name="Medium List 1 Accent 6"/>
-    <w:lsdException w:unhideWhenUsed="0" w:uiPriority="66" w:semiHidden="0" w:name="Medium List 2 Accent 6"/>
+    <w:lsdException w:qFormat="1" w:unhideWhenUsed="0" w:uiPriority="66" w:semiHidden="0" w:name="Medium List 2 Accent 6"/>
     <w:lsdException w:qFormat="1" w:unhideWhenUsed="0" w:uiPriority="67" w:semiHidden="0" w:name="Medium Grid 1 Accent 6"/>
-    <w:lsdException w:unhideWhenUsed="0" w:uiPriority="68" w:semiHidden="0" w:name="Medium Grid 2 Accent 6"/>
-    <w:lsdException w:unhideWhenUsed="0" w:uiPriority="69" w:semiHidden="0" w:name="Medium Grid 3 Accent 6"/>
+    <w:lsdException w:qFormat="1" w:unhideWhenUsed="0" w:uiPriority="68" w:semiHidden="0" w:name="Medium Grid 2 Accent 6"/>
+    <w:lsdException w:qFormat="1" w:unhideWhenUsed="0" w:uiPriority="69" w:semiHidden="0" w:name="Medium Grid 3 Accent 6"/>
     <w:lsdException w:qFormat="1" w:unhideWhenUsed="0" w:uiPriority="70" w:semiHidden="0" w:name="Dark List Accent 6"/>
     <w:lsdException w:qFormat="1" w:unhideWhenUsed="0" w:uiPriority="71" w:semiHidden="0" w:name="Colorful Shading Accent 6"/>
     <w:lsdException w:qFormat="1" w:unhideWhenUsed="0" w:uiPriority="72" w:semiHidden="0" w:name="Colorful List Accent 6"/>
@@ -44308,6 +44212,7 @@
   <w:style w:type="table" w:styleId="194">
     <w:name w:val="Medium List 2 Accent 1"/>
     <w:basedOn w:val="12"/>
+    <w:qFormat/>
     <w:uiPriority w:val="66"/>
     <w:rPr>
       <w:rFonts w:ascii="SimSun" w:hAnsi="SimSun" w:eastAsia="Courier New" w:cs="Times New Roman"/>
@@ -44423,6 +44328,7 @@
   <w:style w:type="table" w:styleId="195">
     <w:name w:val="Medium List 2 Accent 2"/>
     <w:basedOn w:val="12"/>
+    <w:qFormat/>
     <w:uiPriority w:val="66"/>
     <w:rPr>
       <w:rFonts w:ascii="SimSun" w:hAnsi="SimSun" w:eastAsia="Courier New" w:cs="Times New Roman"/>
@@ -44769,6 +44675,7 @@
   <w:style w:type="table" w:styleId="198">
     <w:name w:val="Medium List 2 Accent 5"/>
     <w:basedOn w:val="12"/>
+    <w:qFormat/>
     <w:uiPriority w:val="66"/>
     <w:rPr>
       <w:rFonts w:ascii="SimSun" w:hAnsi="SimSun" w:eastAsia="Courier New" w:cs="Times New Roman"/>
@@ -44884,6 +44791,7 @@
   <w:style w:type="table" w:styleId="199">
     <w:name w:val="Medium List 2 Accent 6"/>
     <w:basedOn w:val="12"/>
+    <w:qFormat/>
     <w:uiPriority w:val="66"/>
     <w:rPr>
       <w:rFonts w:ascii="SimSun" w:hAnsi="SimSun" w:eastAsia="Courier New" w:cs="Times New Roman"/>
@@ -44999,6 +44907,7 @@
   <w:style w:type="table" w:styleId="200">
     <w:name w:val="Medium Grid 1"/>
     <w:basedOn w:val="12"/>
+    <w:qFormat/>
     <w:uiPriority w:val="67"/>
     <w:tblPr>
       <w:tblBorders>
@@ -45119,6 +45028,7 @@
   <w:style w:type="table" w:styleId="202">
     <w:name w:val="Medium Grid 1 Accent 2"/>
     <w:basedOn w:val="12"/>
+    <w:qFormat/>
     <w:uiPriority w:val="67"/>
     <w:tblPr>
       <w:tblBorders>
@@ -45240,6 +45150,7 @@
   <w:style w:type="table" w:styleId="204">
     <w:name w:val="Medium Grid 1 Accent 4"/>
     <w:basedOn w:val="12"/>
+    <w:qFormat/>
     <w:uiPriority w:val="67"/>
     <w:tblPr>
       <w:tblBorders>
@@ -45300,6 +45211,7 @@
   <w:style w:type="table" w:styleId="205">
     <w:name w:val="Medium Grid 1 Accent 5"/>
     <w:basedOn w:val="12"/>
+    <w:qFormat/>
     <w:uiPriority w:val="67"/>
     <w:tblPr>
       <w:tblBorders>
@@ -45534,6 +45446,7 @@
   <w:style w:type="table" w:styleId="208">
     <w:name w:val="Medium Grid 2 Accent 1"/>
     <w:basedOn w:val="12"/>
+    <w:qFormat/>
     <w:uiPriority w:val="68"/>
     <w:rPr>
       <w:rFonts w:ascii="SimSun" w:hAnsi="SimSun" w:eastAsia="Courier New" w:cs="Times New Roman"/>
@@ -45872,6 +45785,7 @@
   <w:style w:type="table" w:styleId="211">
     <w:name w:val="Medium Grid 2 Accent 4"/>
     <w:basedOn w:val="12"/>
+    <w:qFormat/>
     <w:uiPriority w:val="68"/>
     <w:rPr>
       <w:rFonts w:ascii="SimSun" w:hAnsi="SimSun" w:eastAsia="Courier New" w:cs="Times New Roman"/>
@@ -46096,6 +46010,7 @@
   <w:style w:type="table" w:styleId="213">
     <w:name w:val="Medium Grid 2 Accent 6"/>
     <w:basedOn w:val="12"/>
+    <w:qFormat/>
     <w:uiPriority w:val="68"/>
     <w:rPr>
       <w:rFonts w:ascii="SimSun" w:hAnsi="SimSun" w:eastAsia="Courier New" w:cs="Times New Roman"/>
@@ -46208,6 +46123,7 @@
   <w:style w:type="table" w:styleId="214">
     <w:name w:val="Medium Grid 3"/>
     <w:basedOn w:val="12"/>
+    <w:qFormat/>
     <w:uiPriority w:val="69"/>
     <w:tblPr>
       <w:tblBorders>
@@ -46336,6 +46252,7 @@
   <w:style w:type="table" w:styleId="215">
     <w:name w:val="Medium Grid 3 Accent 1"/>
     <w:basedOn w:val="12"/>
+    <w:qFormat/>
     <w:uiPriority w:val="69"/>
     <w:tblPr>
       <w:tblBorders>
@@ -46979,6 +46896,7 @@
   <w:style w:type="table" w:styleId="220">
     <w:name w:val="Medium Grid 3 Accent 6"/>
     <w:basedOn w:val="12"/>
+    <w:qFormat/>
     <w:uiPriority w:val="69"/>
     <w:tblPr>
       <w:tblBorders>
@@ -47315,6 +47233,7 @@
   <w:style w:type="table" w:styleId="223">
     <w:name w:val="Dark List Accent 2"/>
     <w:basedOn w:val="12"/>
+    <w:qFormat/>
     <w:uiPriority w:val="70"/>
     <w:rPr>
       <w:color w:val="FFFFFF"/>
@@ -47522,6 +47441,7 @@
   <w:style w:type="table" w:styleId="225">
     <w:name w:val="Dark List Accent 4"/>
     <w:basedOn w:val="12"/>
+    <w:qFormat/>
     <w:uiPriority w:val="70"/>
     <w:rPr>
       <w:color w:val="FFFFFF"/>
